--- a/8.资源管理/2.运行记录类文件/JXTX-08-07-运维服务工具自评估报告.docx
+++ b/8.资源管理/2.运行记录类文件/JXTX-08-07-运维服务工具自评估报告.docx
@@ -21,8 +21,7 @@
         <w:spacing w:before="3120" w:beforeLines="1000"/>
         <w:textAlignment w:val="baseline"/>
       </w:pPr>
-      <w:bookmarkStart w:id="2" w:name="_GoBack"/>
-      <w:bookmarkStart w:id="0" w:name="_Toc25714"/>
+      <w:bookmarkStart w:id="0" w:name="_Toc14894"/>
       <w:r>
         <w:drawing>
           <wp:anchor distT="0" distB="0" distL="114300" distR="114300" simplePos="0" relativeHeight="251661312" behindDoc="1" locked="0" layoutInCell="1" allowOverlap="1">
@@ -74,7 +73,6 @@
           </wp:anchor>
         </w:drawing>
       </w:r>
-      <w:bookmarkEnd w:id="2"/>
       <w:r>
         <w:drawing>
           <wp:anchor distT="0" distB="0" distL="114300" distR="114300" simplePos="0" relativeHeight="251660288" behindDoc="1" locked="0" layoutInCell="1" allowOverlap="1">
@@ -212,7 +210,7 @@
           <w:lang w:val="en-US" w:eastAsia="zh-CN"/>
         </w:rPr>
       </w:pPr>
-      <w:bookmarkStart w:id="1" w:name="_Toc28417"/>
+      <w:bookmarkStart w:id="1" w:name="_Toc4725"/>
       <w:r>
         <w:rPr>
           <w:rFonts w:hint="eastAsia"/>
@@ -2102,7 +2100,7 @@
               <w:rFonts w:hint="eastAsia" w:ascii="宋体" w:hAnsi="宋体" w:eastAsia="宋体" w:cs="宋体"/>
               <w:szCs w:val="24"/>
             </w:rPr>
-            <w:instrText xml:space="preserve"> HYPERLINK \l _Toc25714 </w:instrText>
+            <w:instrText xml:space="preserve"> HYPERLINK \l _Toc14894 </w:instrText>
           </w:r>
           <w:r>
             <w:rPr>
@@ -2125,7 +2123,7 @@
             <w:fldChar w:fldCharType="begin"/>
           </w:r>
           <w:r>
-            <w:instrText xml:space="preserve"> PAGEREF _Toc25714 \h </w:instrText>
+            <w:instrText xml:space="preserve"> PAGEREF _Toc14894 \h </w:instrText>
           </w:r>
           <w:r>
             <w:fldChar w:fldCharType="separate"/>
@@ -2163,7 +2161,7 @@
               <w:rFonts w:hint="eastAsia" w:ascii="宋体" w:hAnsi="宋体" w:eastAsia="宋体" w:cs="宋体"/>
               <w:szCs w:val="24"/>
             </w:rPr>
-            <w:instrText xml:space="preserve"> HYPERLINK \l _Toc28417 </w:instrText>
+            <w:instrText xml:space="preserve"> HYPERLINK \l _Toc4725 </w:instrText>
           </w:r>
           <w:r>
             <w:rPr>
@@ -2186,7 +2184,7 @@
             <w:fldChar w:fldCharType="begin"/>
           </w:r>
           <w:r>
-            <w:instrText xml:space="preserve"> PAGEREF _Toc28417 \h </w:instrText>
+            <w:instrText xml:space="preserve"> PAGEREF _Toc4725 \h </w:instrText>
           </w:r>
           <w:r>
             <w:fldChar w:fldCharType="separate"/>
@@ -2224,7 +2222,7 @@
               <w:rFonts w:hint="eastAsia" w:ascii="宋体" w:hAnsi="宋体" w:eastAsia="宋体" w:cs="宋体"/>
               <w:szCs w:val="24"/>
             </w:rPr>
-            <w:instrText xml:space="preserve"> HYPERLINK \l _Toc2289 </w:instrText>
+            <w:instrText xml:space="preserve"> HYPERLINK \l _Toc21293 </w:instrText>
           </w:r>
           <w:r>
             <w:rPr>
@@ -2235,12 +2233,17 @@
           </w:r>
           <w:r>
             <w:rPr>
-              <w:rFonts w:hint="default"/>
+              <w:rFonts w:hint="default" w:ascii="宋体" w:hAnsi="宋体" w:eastAsia="宋体" w:cs="宋体"/>
+              <w:szCs w:val="24"/>
             </w:rPr>
             <w:t xml:space="preserve">1. </w:t>
           </w:r>
           <w:r>
-            <w:t>目的</w:t>
+            <w:rPr>
+              <w:rFonts w:hint="eastAsia" w:ascii="宋体" w:hAnsi="宋体" w:eastAsia="宋体" w:cs="宋体"/>
+              <w:szCs w:val="24"/>
+            </w:rPr>
+            <w:t>过程管理工具</w:t>
           </w:r>
           <w:r>
             <w:tab/>
@@ -2249,7 +2252,75 @@
             <w:fldChar w:fldCharType="begin"/>
           </w:r>
           <w:r>
-            <w:instrText xml:space="preserve"> PAGEREF _Toc2289 \h </w:instrText>
+            <w:instrText xml:space="preserve"> PAGEREF _Toc21293 \h </w:instrText>
+          </w:r>
+          <w:r>
+            <w:fldChar w:fldCharType="separate"/>
+          </w:r>
+          <w:r>
+            <w:t>4</w:t>
+          </w:r>
+          <w:r>
+            <w:fldChar w:fldCharType="end"/>
+          </w:r>
+          <w:r>
+            <w:rPr>
+              <w:rFonts w:hint="eastAsia" w:ascii="宋体" w:hAnsi="宋体" w:eastAsia="宋体" w:cs="宋体"/>
+              <w:szCs w:val="24"/>
+            </w:rPr>
+            <w:fldChar w:fldCharType="end"/>
+          </w:r>
+        </w:p>
+        <w:p>
+          <w:pPr>
+            <w:pStyle w:val="16"/>
+            <w:tabs>
+              <w:tab w:val="right" w:leader="dot" w:pos="8306"/>
+            </w:tabs>
+          </w:pPr>
+          <w:r>
+            <w:rPr>
+              <w:rFonts w:hint="eastAsia" w:ascii="宋体" w:hAnsi="宋体" w:eastAsia="宋体" w:cs="宋体"/>
+              <w:szCs w:val="24"/>
+            </w:rPr>
+            <w:fldChar w:fldCharType="begin"/>
+          </w:r>
+          <w:r>
+            <w:rPr>
+              <w:rFonts w:hint="eastAsia" w:ascii="宋体" w:hAnsi="宋体" w:eastAsia="宋体" w:cs="宋体"/>
+              <w:szCs w:val="24"/>
+            </w:rPr>
+            <w:instrText xml:space="preserve"> HYPERLINK \l _Toc25739 </w:instrText>
+          </w:r>
+          <w:r>
+            <w:rPr>
+              <w:rFonts w:hint="eastAsia" w:ascii="宋体" w:hAnsi="宋体" w:eastAsia="宋体" w:cs="宋体"/>
+              <w:szCs w:val="24"/>
+            </w:rPr>
+            <w:fldChar w:fldCharType="separate"/>
+          </w:r>
+          <w:r>
+            <w:rPr>
+              <w:rFonts w:hint="default" w:ascii="宋体" w:hAnsi="宋体" w:eastAsia="宋体" w:cs="宋体"/>
+              <w:szCs w:val="24"/>
+            </w:rPr>
+            <w:t xml:space="preserve">2. </w:t>
+          </w:r>
+          <w:r>
+            <w:rPr>
+              <w:rFonts w:hint="eastAsia" w:ascii="宋体" w:hAnsi="宋体" w:eastAsia="宋体" w:cs="宋体"/>
+              <w:szCs w:val="24"/>
+            </w:rPr>
+            <w:t>监控工具</w:t>
+          </w:r>
+          <w:r>
+            <w:tab/>
+          </w:r>
+          <w:r>
+            <w:fldChar w:fldCharType="begin"/>
+          </w:r>
+          <w:r>
+            <w:instrText xml:space="preserve"> PAGEREF _Toc25739 \h </w:instrText>
           </w:r>
           <w:r>
             <w:fldChar w:fldCharType="separate"/>
@@ -2347,22 +2418,8 @@
         </w:rPr>
         <w:br w:type="page"/>
       </w:r>
-    </w:p>
-    <w:p>
-      <w:pPr>
-        <w:pStyle w:val="29"/>
-        <w:rPr>
-          <w:rFonts w:hint="default" w:eastAsia="宋体"/>
-          <w:lang w:val="en-US" w:eastAsia="zh-CN"/>
-        </w:rPr>
-      </w:pPr>
-      <w:r>
-        <w:rPr>
-          <w:rFonts w:hint="eastAsia"/>
-          <w:lang w:val="en-US" w:eastAsia="zh-CN"/>
-        </w:rPr>
-        <w:t>对运维工具使用情况进行评估,为后期工作提供指导意见</w:t>
-      </w:r>
+      <w:bookmarkStart w:id="4" w:name="_GoBack"/>
+      <w:bookmarkEnd w:id="4"/>
     </w:p>
     <w:tbl>
       <w:tblPr>
@@ -2765,182 +2822,123 @@
         <w:tc>
           <w:tcPr>
             <w:tcW w:w="1275" w:type="dxa"/>
-            <w:vMerge w:val="restart"/>
-          </w:tcPr>
-          <w:p>
-            <w:pPr>
-              <w:pStyle w:val="27"/>
-              <w:spacing w:line="261" w:lineRule="auto"/>
-            </w:pPr>
-          </w:p>
-          <w:p>
-            <w:pPr>
-              <w:pStyle w:val="27"/>
-              <w:spacing w:line="261" w:lineRule="auto"/>
-            </w:pPr>
-          </w:p>
-          <w:p>
-            <w:pPr>
-              <w:pStyle w:val="27"/>
-              <w:spacing w:line="261" w:lineRule="auto"/>
-            </w:pPr>
-          </w:p>
-          <w:p>
-            <w:pPr>
-              <w:pStyle w:val="27"/>
-              <w:spacing w:line="262" w:lineRule="auto"/>
-            </w:pPr>
-          </w:p>
-          <w:p>
-            <w:pPr>
-              <w:spacing w:before="78" w:line="243" w:lineRule="auto"/>
-              <w:ind w:left="404" w:right="154" w:hanging="241"/>
+            <w:vAlign w:val="center"/>
+          </w:tcPr>
+          <w:p>
+            <w:pPr>
+              <w:pStyle w:val="2"/>
+              <w:bidi w:val="0"/>
               <w:rPr>
                 <w:rFonts w:ascii="宋体" w:hAnsi="宋体" w:eastAsia="宋体" w:cs="宋体"/>
                 <w:sz w:val="24"/>
                 <w:szCs w:val="24"/>
               </w:rPr>
             </w:pPr>
-            <w:r>
-              <w:rPr>
-                <w:rFonts w:ascii="宋体" w:hAnsi="宋体" w:eastAsia="宋体" w:cs="宋体"/>
-                <w:b/>
-                <w:bCs/>
-                <w:spacing w:val="-5"/>
-                <w:sz w:val="24"/>
-                <w:szCs w:val="24"/>
-              </w:rPr>
-              <w:t>过程管理</w:t>
-            </w:r>
-            <w:r>
-              <w:rPr>
-                <w:rFonts w:ascii="宋体" w:hAnsi="宋体" w:eastAsia="宋体" w:cs="宋体"/>
-                <w:b/>
-                <w:bCs/>
-                <w:spacing w:val="-9"/>
-                <w:sz w:val="24"/>
-                <w:szCs w:val="24"/>
-              </w:rPr>
-              <w:t>工具</w:t>
-            </w:r>
-          </w:p>
-        </w:tc>
-        <w:tc>
-          <w:tcPr>
-            <w:tcW w:w="1307" w:type="dxa"/>
-          </w:tcPr>
-          <w:p>
-            <w:pPr>
-              <w:pStyle w:val="27"/>
-              <w:spacing w:line="296" w:lineRule="auto"/>
-            </w:pPr>
-          </w:p>
-          <w:p>
-            <w:pPr>
-              <w:pStyle w:val="27"/>
-              <w:spacing w:line="297" w:lineRule="auto"/>
-            </w:pPr>
-          </w:p>
-          <w:p>
-            <w:pPr>
-              <w:pStyle w:val="27"/>
-              <w:spacing w:line="297" w:lineRule="auto"/>
-            </w:pPr>
-          </w:p>
-          <w:p>
-            <w:pPr>
-              <w:spacing w:line="219" w:lineRule="auto"/>
-              <w:ind w:left="184"/>
-              <w:rPr>
-                <w:rFonts w:hint="default" w:ascii="宋体" w:hAnsi="宋体" w:eastAsia="宋体" w:cs="宋体"/>
-                <w:sz w:val="24"/>
-                <w:szCs w:val="24"/>
-                <w:lang w:val="en-US" w:eastAsia="zh-CN"/>
-              </w:rPr>
-            </w:pPr>
-            <w:r>
-              <w:rPr>
-                <w:rFonts w:hint="eastAsia"/>
-                <w:lang w:val="en-US" w:eastAsia="zh-CN"/>
-              </w:rPr>
-              <w:t>DASUSM平台</w:t>
-            </w:r>
-          </w:p>
-        </w:tc>
-        <w:tc>
-          <w:tcPr>
-            <w:tcW w:w="2874" w:type="dxa"/>
-          </w:tcPr>
-          <w:p>
-            <w:pPr>
-              <w:spacing w:before="12" w:line="234" w:lineRule="auto"/>
-              <w:ind w:left="118" w:right="107" w:firstLine="6"/>
-              <w:rPr>
-                <w:rFonts w:ascii="宋体" w:hAnsi="宋体" w:eastAsia="宋体" w:cs="宋体"/>
-                <w:sz w:val="24"/>
-                <w:szCs w:val="24"/>
-              </w:rPr>
-            </w:pPr>
+            <w:bookmarkStart w:id="2" w:name="_Toc21293"/>
             <w:r>
               <w:rPr>
                 <w:rFonts w:hint="eastAsia" w:ascii="宋体" w:hAnsi="宋体" w:eastAsia="宋体" w:cs="宋体"/>
                 <w:sz w:val="24"/>
                 <w:szCs w:val="24"/>
               </w:rPr>
-              <w:t>DASUSM（明御 ® 运维审计与风险控制系统）集成了运维会话审计、身份权限管理、资产集中管控、工单流程管理等核心功能，还包含实时操作监控、风险策略告警、合规报表输出等模块，能够帮助企业对运维操作进行全流程安全管控与审计溯源，实现 “操作可追溯</w:t>
-            </w:r>
-          </w:p>
-        </w:tc>
-        <w:tc>
-          <w:tcPr>
-            <w:tcW w:w="2543" w:type="dxa"/>
+              <w:t>过程管理工具</w:t>
+            </w:r>
+            <w:bookmarkEnd w:id="2"/>
+          </w:p>
+        </w:tc>
+        <w:tc>
+          <w:tcPr>
+            <w:tcW w:w="1307" w:type="dxa"/>
+            <w:vAlign w:val="center"/>
           </w:tcPr>
           <w:p>
             <w:pPr>
               <w:spacing w:before="12" w:line="234" w:lineRule="auto"/>
               <w:ind w:left="118" w:right="107" w:firstLine="6"/>
               <w:rPr>
+                <w:rFonts w:hint="default" w:ascii="宋体" w:hAnsi="宋体" w:eastAsia="宋体" w:cs="宋体"/>
+                <w:sz w:val="21"/>
+                <w:szCs w:val="21"/>
+                <w:lang w:val="en-US" w:eastAsia="zh-CN"/>
+              </w:rPr>
+            </w:pPr>
+            <w:r>
+              <w:rPr>
                 <w:rFonts w:hint="eastAsia" w:ascii="宋体" w:hAnsi="宋体" w:eastAsia="宋体" w:cs="宋体"/>
-                <w:sz w:val="24"/>
-                <w:szCs w:val="24"/>
-                <w:lang w:val="en-US" w:eastAsia="zh-CN"/>
-              </w:rPr>
-            </w:pPr>
-            <w:r>
-              <w:rPr>
-                <w:rFonts w:hint="eastAsia" w:ascii="宋体" w:hAnsi="宋体" w:cs="宋体"/>
-                <w:sz w:val="24"/>
-                <w:szCs w:val="24"/>
-                <w:lang w:val="en-US" w:eastAsia="zh-CN"/>
-              </w:rPr>
-              <w:t>晋城市数据局</w:t>
-            </w:r>
-            <w:r>
-              <w:rPr>
-                <w:rFonts w:hint="eastAsia" w:ascii="宋体" w:hAnsi="宋体" w:eastAsia="宋体" w:cs="宋体"/>
-                <w:sz w:val="24"/>
-                <w:szCs w:val="24"/>
-                <w:lang w:val="en-US" w:eastAsia="zh-CN"/>
-              </w:rPr>
-              <w:t>2025大数据应用平台运维服务项目</w:t>
-            </w:r>
-          </w:p>
+                <w:sz w:val="21"/>
+                <w:szCs w:val="21"/>
+                <w:lang w:val="en-US" w:eastAsia="zh-CN"/>
+              </w:rPr>
+              <w:t>通服信息化服务平台</w:t>
+            </w:r>
+          </w:p>
+        </w:tc>
+        <w:tc>
+          <w:tcPr>
+            <w:tcW w:w="2874" w:type="dxa"/>
+          </w:tcPr>
           <w:p>
             <w:pPr>
               <w:spacing w:before="12" w:line="234" w:lineRule="auto"/>
               <w:ind w:left="118" w:right="107" w:firstLine="6"/>
               <w:rPr>
                 <w:rFonts w:hint="eastAsia" w:ascii="宋体" w:hAnsi="宋体" w:eastAsia="宋体" w:cs="宋体"/>
-                <w:sz w:val="24"/>
-                <w:szCs w:val="24"/>
-                <w:lang w:val="en-US" w:eastAsia="zh-CN"/>
+                <w:sz w:val="21"/>
+                <w:szCs w:val="21"/>
               </w:rPr>
             </w:pPr>
             <w:r>
               <w:rPr>
                 <w:rFonts w:hint="eastAsia" w:ascii="宋体" w:hAnsi="宋体" w:eastAsia="宋体" w:cs="宋体"/>
-                <w:sz w:val="24"/>
-                <w:szCs w:val="24"/>
+                <w:sz w:val="21"/>
+                <w:szCs w:val="21"/>
+              </w:rPr>
+              <w:t>集成了工单全生命周期管理、统一服务门户、多系统协同处理与全景数据报表分析四大核心能力。平台构建了从“申告-受理-处理-办结-评价”的完整闭环流程，并融合了公告发布、模板库管理与服务满意度监测等模块，旨在为企业内部用户与运维团队提供标准化、透明化、高效化的统一服务入口与运营支撑。</w:t>
+            </w:r>
+          </w:p>
+        </w:tc>
+        <w:tc>
+          <w:tcPr>
+            <w:tcW w:w="2543" w:type="dxa"/>
+            <w:vAlign w:val="center"/>
+          </w:tcPr>
+          <w:p>
+            <w:pPr>
+              <w:spacing w:before="12" w:line="234" w:lineRule="auto"/>
+              <w:ind w:left="118" w:right="107" w:firstLine="6"/>
+              <w:rPr>
+                <w:rFonts w:hint="eastAsia" w:ascii="宋体" w:hAnsi="宋体" w:eastAsia="宋体" w:cs="宋体"/>
+                <w:sz w:val="21"/>
+                <w:szCs w:val="21"/>
+                <w:lang w:val="en-US" w:eastAsia="zh-CN"/>
+              </w:rPr>
+            </w:pPr>
+            <w:r>
+              <w:rPr>
+                <w:rFonts w:hint="eastAsia" w:ascii="宋体" w:hAnsi="宋体" w:eastAsia="宋体" w:cs="宋体"/>
+                <w:sz w:val="21"/>
+                <w:szCs w:val="21"/>
+                <w:lang w:val="en-US" w:eastAsia="zh-CN"/>
+              </w:rPr>
+              <w:t>晋城市数据局2025大数据应用平台运维服务项目</w:t>
+            </w:r>
+          </w:p>
+          <w:p>
+            <w:pPr>
+              <w:spacing w:before="12" w:line="234" w:lineRule="auto"/>
+              <w:ind w:left="118" w:right="107" w:firstLine="6"/>
+              <w:rPr>
+                <w:rFonts w:hint="eastAsia" w:ascii="宋体" w:hAnsi="宋体" w:eastAsia="宋体" w:cs="宋体"/>
+                <w:sz w:val="21"/>
+                <w:szCs w:val="21"/>
+                <w:lang w:val="en-US" w:eastAsia="zh-CN"/>
+              </w:rPr>
+            </w:pPr>
+            <w:r>
+              <w:rPr>
+                <w:rFonts w:hint="eastAsia" w:ascii="宋体" w:hAnsi="宋体" w:eastAsia="宋体" w:cs="宋体"/>
+                <w:sz w:val="21"/>
+                <w:szCs w:val="21"/>
                 <w:lang w:val="en-US" w:eastAsia="zh-CN"/>
               </w:rPr>
               <w:t>产业互联网共享服务平台运维</w:t>
@@ -2950,31 +2948,27 @@
         <w:tc>
           <w:tcPr>
             <w:tcW w:w="1986" w:type="dxa"/>
-          </w:tcPr>
-          <w:p>
-            <w:pPr>
-              <w:pStyle w:val="27"/>
-            </w:pPr>
-          </w:p>
+            <w:vAlign w:val="center"/>
+          </w:tcPr>
           <w:p>
             <w:pPr>
               <w:spacing w:before="78" w:line="220" w:lineRule="auto"/>
               <w:ind w:left="560"/>
               <w:rPr>
-                <w:rFonts w:hint="default" w:ascii="宋体" w:hAnsi="宋体" w:eastAsia="宋体" w:cs="宋体"/>
-                <w:sz w:val="24"/>
-                <w:szCs w:val="24"/>
-                <w:lang w:val="en-US" w:eastAsia="zh-CN"/>
-              </w:rPr>
-            </w:pPr>
-            <w:r>
-              <w:rPr>
-                <w:rFonts w:hint="eastAsia" w:ascii="宋体" w:hAnsi="宋体" w:cs="宋体"/>
-                <w:sz w:val="24"/>
-                <w:szCs w:val="24"/>
-                <w:lang w:val="en-US" w:eastAsia="zh-CN"/>
-              </w:rPr>
-              <w:t>外购</w:t>
+                <w:rFonts w:hint="eastAsia" w:ascii="宋体" w:hAnsi="宋体" w:eastAsia="宋体" w:cs="宋体"/>
+                <w:sz w:val="21"/>
+                <w:szCs w:val="21"/>
+                <w:lang w:val="en-US" w:eastAsia="zh-CN"/>
+              </w:rPr>
+            </w:pPr>
+            <w:r>
+              <w:rPr>
+                <w:rFonts w:hint="eastAsia" w:ascii="宋体" w:hAnsi="宋体" w:eastAsia="宋体" w:cs="宋体"/>
+                <w:sz w:val="21"/>
+                <w:szCs w:val="21"/>
+                <w:lang w:val="en-US" w:eastAsia="zh-CN"/>
+              </w:rPr>
+              <w:t>自研</w:t>
             </w:r>
           </w:p>
         </w:tc>
@@ -2987,358 +2981,80 @@
               <w:spacing w:before="12" w:line="234" w:lineRule="auto"/>
               <w:ind w:left="118" w:right="107" w:firstLine="6"/>
               <w:rPr>
-                <w:rFonts w:hint="default" w:ascii="宋体" w:hAnsi="宋体" w:eastAsia="宋体" w:cs="宋体"/>
-                <w:sz w:val="24"/>
-                <w:szCs w:val="24"/>
-                <w:lang w:val="en-US" w:eastAsia="zh-CN"/>
-              </w:rPr>
-            </w:pPr>
-            <w:r>
-              <w:rPr>
-                <w:rFonts w:hint="default" w:ascii="宋体" w:hAnsi="宋体" w:eastAsia="宋体" w:cs="宋体"/>
-                <w:sz w:val="24"/>
-                <w:szCs w:val="24"/>
-              </w:rPr>
-              <w:t>对ECS、RDS、SLB等云产品的资源负载、性能指标进行实时监控，如快速定位CPU利用率 100% 的云服务器并及时优化，保障业务系统稳定运行</w:t>
-            </w:r>
-            <w:r>
-              <w:rPr>
                 <w:rFonts w:hint="eastAsia" w:ascii="宋体" w:hAnsi="宋体" w:eastAsia="宋体" w:cs="宋体"/>
-                <w:sz w:val="24"/>
-                <w:szCs w:val="24"/>
+                <w:sz w:val="21"/>
+                <w:szCs w:val="21"/>
+                <w:lang w:val="en-US" w:eastAsia="zh-CN"/>
+              </w:rPr>
+            </w:pPr>
+            <w:r>
+              <w:rPr>
+                <w:rFonts w:hint="eastAsia" w:ascii="宋体" w:hAnsi="宋体" w:eastAsia="宋体" w:cs="宋体"/>
+                <w:sz w:val="21"/>
+                <w:szCs w:val="21"/>
+              </w:rPr>
+              <w:t>系统投入应用后，成功构建了集工单流转、跨系统协同、数据分析和合规审计于一体的智能化运营支撑平台，实现了服务流程全线上化闭环管理、运维资源高效协同与集中调度，并依托实时数据看板与满意度报表驱动运营决策持续优化，全面提升了企业跨地域、多系统运维服务的响应效率、处理质量与安全管控水平</w:t>
+            </w:r>
+            <w:r>
+              <w:rPr>
+                <w:rFonts w:hint="eastAsia" w:ascii="宋体" w:hAnsi="宋体" w:eastAsia="宋体" w:cs="宋体"/>
+                <w:sz w:val="21"/>
+                <w:szCs w:val="21"/>
                 <w:lang w:eastAsia="zh-CN"/>
               </w:rPr>
               <w:t>。</w:t>
             </w:r>
-            <w:r>
-              <w:rPr>
-                <w:rFonts w:hint="default" w:ascii="宋体" w:hAnsi="宋体" w:eastAsia="宋体" w:cs="宋体"/>
-                <w:sz w:val="24"/>
-                <w:szCs w:val="24"/>
-              </w:rPr>
-              <w:t>借助其安全模块成功拦截了针对政务服务平台的 SQL 注入</w:t>
-            </w:r>
           </w:p>
         </w:tc>
         <w:tc>
           <w:tcPr>
             <w:tcW w:w="1343" w:type="dxa"/>
-          </w:tcPr>
-          <w:p>
-            <w:pPr>
-              <w:pStyle w:val="27"/>
-              <w:spacing w:line="261" w:lineRule="auto"/>
-            </w:pPr>
-          </w:p>
-          <w:p>
-            <w:pPr>
-              <w:pStyle w:val="27"/>
-              <w:spacing w:line="261" w:lineRule="auto"/>
-            </w:pPr>
-          </w:p>
-          <w:p>
-            <w:pPr>
-              <w:pStyle w:val="27"/>
-              <w:spacing w:line="262" w:lineRule="auto"/>
-            </w:pPr>
-          </w:p>
-          <w:p>
-            <w:pPr>
-              <w:pStyle w:val="27"/>
-              <w:spacing w:line="262" w:lineRule="auto"/>
-            </w:pPr>
-          </w:p>
+            <w:vAlign w:val="center"/>
+          </w:tcPr>
           <w:p>
             <w:pPr>
               <w:spacing w:before="26" w:line="239" w:lineRule="auto"/>
               <w:ind w:left="120"/>
               <w:rPr>
-                <w:rFonts w:hint="default" w:ascii="宋体" w:hAnsi="宋体" w:eastAsia="宋体" w:cs="宋体"/>
-                <w:sz w:val="24"/>
-                <w:szCs w:val="24"/>
-                <w:lang w:val="en-US" w:eastAsia="zh-CN"/>
-              </w:rPr>
-            </w:pPr>
-            <w:r>
-              <w:rPr>
-                <w:rFonts w:hint="eastAsia" w:ascii="宋体" w:hAnsi="宋体" w:cs="宋体"/>
+                <w:rFonts w:hint="eastAsia" w:ascii="宋体" w:hAnsi="宋体" w:eastAsia="宋体" w:cs="宋体"/>
                 <w:spacing w:val="-2"/>
-                <w:sz w:val="24"/>
-                <w:szCs w:val="24"/>
+                <w:sz w:val="21"/>
+                <w:szCs w:val="21"/>
+                <w:lang w:val="en-US" w:eastAsia="zh-CN"/>
+              </w:rPr>
+            </w:pPr>
+            <w:r>
+              <w:rPr>
+                <w:rFonts w:hint="eastAsia" w:ascii="宋体" w:hAnsi="宋体" w:eastAsia="宋体" w:cs="宋体"/>
+                <w:spacing w:val="-2"/>
+                <w:sz w:val="21"/>
+                <w:szCs w:val="21"/>
                 <w:lang w:val="en-US" w:eastAsia="zh-CN"/>
               </w:rPr>
               <w:t>徐超超</w:t>
             </w:r>
-            <w:r>
-              <w:rPr>
-                <w:rFonts w:ascii="宋体" w:hAnsi="宋体" w:eastAsia="宋体" w:cs="宋体"/>
-                <w:spacing w:val="-2"/>
-                <w:sz w:val="24"/>
-                <w:szCs w:val="24"/>
-              </w:rPr>
-              <w:t>$1.11.$3</w:t>
-            </w:r>
-          </w:p>
-        </w:tc>
-      </w:tr>
-      <w:tr>
-        <w:tblPrEx>
-          <w:tblBorders>
-            <w:top w:val="single" w:color="000000" w:sz="2" w:space="0"/>
-            <w:left w:val="single" w:color="000000" w:sz="2" w:space="0"/>
-            <w:bottom w:val="single" w:color="000000" w:sz="2" w:space="0"/>
-            <w:right w:val="single" w:color="000000" w:sz="2" w:space="0"/>
-            <w:insideH w:val="single" w:color="000000" w:sz="2" w:space="0"/>
-            <w:insideV w:val="single" w:color="000000" w:sz="2" w:space="0"/>
-          </w:tblBorders>
-          <w:tblCellMar>
-            <w:top w:w="0" w:type="dxa"/>
-            <w:left w:w="0" w:type="dxa"/>
-            <w:bottom w:w="0" w:type="dxa"/>
-            <w:right w:w="0" w:type="dxa"/>
-          </w:tblCellMar>
-        </w:tblPrEx>
-        <w:trPr>
-          <w:trHeight w:val="1972" w:hRule="atLeast"/>
-        </w:trPr>
-        <w:tc>
-          <w:tcPr>
-            <w:tcW w:w="1275" w:type="dxa"/>
-            <w:vMerge w:val="continue"/>
-          </w:tcPr>
-          <w:p>
-            <w:pPr>
-              <w:spacing w:before="78" w:line="243" w:lineRule="auto"/>
-              <w:ind w:left="404" w:right="154" w:hanging="241"/>
-              <w:rPr>
-                <w:rFonts w:ascii="宋体" w:hAnsi="宋体" w:eastAsia="宋体" w:cs="宋体"/>
-                <w:b/>
-                <w:bCs/>
-                <w:spacing w:val="-5"/>
-                <w:sz w:val="24"/>
-                <w:szCs w:val="24"/>
-              </w:rPr>
-            </w:pPr>
-          </w:p>
-        </w:tc>
-        <w:tc>
-          <w:tcPr>
-            <w:tcW w:w="1307" w:type="dxa"/>
-          </w:tcPr>
-          <w:p>
-            <w:pPr>
-              <w:spacing w:line="219" w:lineRule="auto"/>
-              <w:ind w:left="184"/>
-              <w:rPr>
-                <w:rFonts w:hint="eastAsia"/>
-                <w:lang w:val="en-US" w:eastAsia="zh-CN"/>
-              </w:rPr>
-            </w:pPr>
-          </w:p>
-          <w:p>
-            <w:pPr>
-              <w:spacing w:line="219" w:lineRule="auto"/>
-              <w:ind w:left="184"/>
-              <w:rPr>
-                <w:rFonts w:hint="eastAsia"/>
-                <w:lang w:val="en-US" w:eastAsia="zh-CN"/>
-              </w:rPr>
-            </w:pPr>
-          </w:p>
-          <w:p>
-            <w:pPr>
-              <w:spacing w:line="219" w:lineRule="auto"/>
-              <w:ind w:left="184"/>
-              <w:rPr>
-                <w:rFonts w:hint="default"/>
-                <w:lang w:val="en-US" w:eastAsia="zh-CN"/>
-              </w:rPr>
-            </w:pPr>
-            <w:r>
-              <w:rPr>
-                <w:rFonts w:hint="eastAsia"/>
-                <w:lang w:val="en-US" w:eastAsia="zh-CN"/>
-              </w:rPr>
-              <w:t>禅道项目管理工具</w:t>
-            </w:r>
-          </w:p>
-        </w:tc>
-        <w:tc>
-          <w:tcPr>
-            <w:tcW w:w="2874" w:type="dxa"/>
-          </w:tcPr>
-          <w:p>
-            <w:pPr>
-              <w:spacing w:before="12" w:line="234" w:lineRule="auto"/>
-              <w:ind w:left="118" w:right="107" w:firstLine="6"/>
-              <w:rPr>
-                <w:rFonts w:hint="eastAsia" w:ascii="宋体" w:hAnsi="宋体" w:eastAsia="宋体" w:cs="宋体"/>
-                <w:sz w:val="24"/>
-                <w:szCs w:val="24"/>
-              </w:rPr>
-            </w:pPr>
-            <w:r>
-              <w:rPr>
-                <w:rFonts w:hint="eastAsia" w:ascii="宋体" w:hAnsi="宋体" w:eastAsia="宋体" w:cs="宋体"/>
-                <w:sz w:val="24"/>
-                <w:szCs w:val="24"/>
-              </w:rPr>
-              <w:t>集成了需求管理、任务分解、缺陷跟踪、测试用例管理 等核心功能，还包含 项目计划与进度看板、燃尽图、团队协作 等模块，能够帮助团队对项目全生命周期进行结构化、可视化的管控，实现 “过程全透明、进度可跟踪、责任可追溯” 的高效协同。</w:t>
-            </w:r>
-          </w:p>
-        </w:tc>
-        <w:tc>
-          <w:tcPr>
-            <w:tcW w:w="2543" w:type="dxa"/>
-          </w:tcPr>
-          <w:p>
-            <w:pPr>
-              <w:spacing w:before="12" w:line="234" w:lineRule="auto"/>
-              <w:ind w:left="118" w:right="107" w:firstLine="6"/>
-              <w:rPr>
-                <w:rFonts w:hint="eastAsia" w:ascii="宋体" w:hAnsi="宋体" w:eastAsia="宋体" w:cs="宋体"/>
-                <w:sz w:val="24"/>
-                <w:szCs w:val="24"/>
-                <w:lang w:val="en-US" w:eastAsia="zh-CN"/>
-              </w:rPr>
-            </w:pPr>
-            <w:r>
-              <w:rPr>
-                <w:rFonts w:hint="eastAsia" w:ascii="宋体" w:hAnsi="宋体" w:cs="宋体"/>
-                <w:sz w:val="24"/>
-                <w:szCs w:val="24"/>
-                <w:lang w:val="en-US" w:eastAsia="zh-CN"/>
-              </w:rPr>
-              <w:t>晋城市数据局</w:t>
-            </w:r>
-            <w:r>
-              <w:rPr>
-                <w:rFonts w:hint="eastAsia" w:ascii="宋体" w:hAnsi="宋体" w:eastAsia="宋体" w:cs="宋体"/>
-                <w:sz w:val="24"/>
-                <w:szCs w:val="24"/>
-                <w:lang w:val="en-US" w:eastAsia="zh-CN"/>
-              </w:rPr>
-              <w:t>2025大数据应用平台运维服务项目</w:t>
-            </w:r>
-          </w:p>
-          <w:p>
-            <w:pPr>
-              <w:spacing w:before="12" w:line="234" w:lineRule="auto"/>
-              <w:ind w:left="118" w:right="107" w:firstLine="6"/>
-              <w:rPr>
-                <w:rFonts w:hint="eastAsia" w:ascii="宋体" w:hAnsi="宋体" w:eastAsia="宋体" w:cs="宋体"/>
-                <w:sz w:val="24"/>
-                <w:szCs w:val="24"/>
-                <w:lang w:val="en-US" w:eastAsia="zh-CN"/>
-              </w:rPr>
-            </w:pPr>
-            <w:r>
-              <w:rPr>
-                <w:rFonts w:hint="eastAsia" w:ascii="宋体" w:hAnsi="宋体" w:eastAsia="宋体" w:cs="宋体"/>
-                <w:sz w:val="24"/>
-                <w:szCs w:val="24"/>
-                <w:lang w:val="en-US" w:eastAsia="zh-CN"/>
-              </w:rPr>
-              <w:t>产业互联网共享服务平台运维</w:t>
-            </w:r>
-          </w:p>
-        </w:tc>
-        <w:tc>
-          <w:tcPr>
-            <w:tcW w:w="1986" w:type="dxa"/>
-          </w:tcPr>
-          <w:p>
-            <w:pPr>
-              <w:spacing w:before="78" w:line="220" w:lineRule="auto"/>
-              <w:ind w:left="560"/>
-              <w:rPr>
-                <w:rFonts w:hint="eastAsia" w:ascii="宋体" w:hAnsi="宋体" w:cs="宋体"/>
-                <w:sz w:val="24"/>
-                <w:szCs w:val="24"/>
-                <w:lang w:val="en-US" w:eastAsia="zh-CN"/>
-              </w:rPr>
-            </w:pPr>
-          </w:p>
-          <w:p>
-            <w:pPr>
-              <w:spacing w:before="78" w:line="220" w:lineRule="auto"/>
-              <w:ind w:left="560"/>
-              <w:rPr>
-                <w:rFonts w:hint="default" w:ascii="宋体" w:hAnsi="宋体" w:cs="宋体"/>
-                <w:sz w:val="24"/>
-                <w:szCs w:val="24"/>
-                <w:lang w:val="en-US" w:eastAsia="zh-CN"/>
-              </w:rPr>
-            </w:pPr>
-            <w:r>
-              <w:rPr>
-                <w:rFonts w:hint="eastAsia" w:ascii="宋体" w:hAnsi="宋体" w:cs="宋体"/>
-                <w:sz w:val="24"/>
-                <w:szCs w:val="24"/>
-                <w:lang w:val="en-US" w:eastAsia="zh-CN"/>
-              </w:rPr>
-              <w:t>开源</w:t>
-            </w:r>
-          </w:p>
-        </w:tc>
-        <w:tc>
-          <w:tcPr>
-            <w:tcW w:w="3196" w:type="dxa"/>
-          </w:tcPr>
-          <w:p>
-            <w:pPr>
-              <w:spacing w:before="12" w:line="234" w:lineRule="auto"/>
-              <w:ind w:left="118" w:right="107" w:firstLine="6"/>
-              <w:rPr>
-                <w:rFonts w:hint="default" w:ascii="宋体" w:hAnsi="宋体" w:eastAsia="宋体" w:cs="宋体"/>
-                <w:sz w:val="24"/>
-                <w:szCs w:val="24"/>
-              </w:rPr>
-            </w:pPr>
-            <w:r>
-              <w:rPr>
-                <w:rFonts w:hint="default" w:ascii="宋体" w:hAnsi="宋体" w:eastAsia="宋体" w:cs="宋体"/>
-                <w:sz w:val="24"/>
-                <w:szCs w:val="24"/>
-              </w:rPr>
-              <w:t>项目计划、任务进度、缺陷修复进行全过程跟踪管理。如快速定位并协同处理因需求变更导致的开发任务阻塞，确保关键里程碑的按时达成，保障项目交付物有序推进。借助其测试与缺陷管理模块，高效跟进并闭环了在上线前测试阶段发现的多个核心功能问题，保障了系统交付质量</w:t>
-            </w:r>
-          </w:p>
-        </w:tc>
-        <w:tc>
-          <w:tcPr>
-            <w:tcW w:w="1343" w:type="dxa"/>
-          </w:tcPr>
+          </w:p>
           <w:p>
             <w:pPr>
               <w:spacing w:before="26" w:line="239" w:lineRule="auto"/>
               <w:ind w:left="120"/>
               <w:rPr>
-                <w:rFonts w:hint="eastAsia" w:ascii="宋体" w:hAnsi="宋体" w:cs="宋体"/>
+                <w:rFonts w:hint="eastAsia" w:ascii="宋体" w:hAnsi="宋体" w:eastAsia="宋体" w:cs="宋体"/>
                 <w:spacing w:val="-2"/>
-                <w:sz w:val="24"/>
-                <w:szCs w:val="24"/>
-                <w:lang w:val="en-US" w:eastAsia="zh-CN"/>
-              </w:rPr>
-            </w:pPr>
-            <w:r>
-              <w:rPr>
-                <w:rFonts w:hint="eastAsia" w:ascii="宋体" w:hAnsi="宋体" w:cs="宋体"/>
+                <w:sz w:val="21"/>
+                <w:szCs w:val="21"/>
+                <w:lang w:val="en-US" w:eastAsia="zh-CN"/>
+              </w:rPr>
+            </w:pPr>
+            <w:r>
+              <w:rPr>
+                <w:rFonts w:hint="eastAsia" w:ascii="宋体" w:hAnsi="宋体" w:eastAsia="宋体" w:cs="宋体"/>
                 <w:spacing w:val="-2"/>
-                <w:sz w:val="24"/>
-                <w:szCs w:val="24"/>
-                <w:lang w:val="en-US" w:eastAsia="zh-CN"/>
-              </w:rPr>
-              <w:t>徐超超</w:t>
-            </w:r>
-            <w:r>
-              <w:rPr>
-                <w:rFonts w:ascii="宋体" w:hAnsi="宋体" w:eastAsia="宋体" w:cs="宋体"/>
-                <w:spacing w:val="-2"/>
-                <w:sz w:val="24"/>
-                <w:szCs w:val="24"/>
-              </w:rPr>
-              <w:t>$1.11.$3</w:t>
+                <w:sz w:val="21"/>
+                <w:szCs w:val="21"/>
+                <w:lang w:val="en-US" w:eastAsia="zh-CN"/>
+              </w:rPr>
+              <w:t>2025.11.20</w:t>
             </w:r>
           </w:p>
         </w:tc>
@@ -3366,180 +3082,157 @@
         <w:tc>
           <w:tcPr>
             <w:tcW w:w="1275" w:type="dxa"/>
-          </w:tcPr>
-          <w:p>
-            <w:pPr>
-              <w:pStyle w:val="27"/>
-            </w:pPr>
-          </w:p>
-          <w:p>
-            <w:pPr>
-              <w:pStyle w:val="27"/>
-            </w:pPr>
-          </w:p>
-          <w:p>
-            <w:pPr>
-              <w:spacing w:before="78" w:line="220" w:lineRule="auto"/>
-              <w:ind w:left="163"/>
+            <w:vAlign w:val="center"/>
+          </w:tcPr>
+          <w:p>
+            <w:pPr>
+              <w:pStyle w:val="2"/>
+              <w:bidi w:val="0"/>
               <w:rPr>
                 <w:rFonts w:ascii="宋体" w:hAnsi="宋体" w:eastAsia="宋体" w:cs="宋体"/>
                 <w:sz w:val="24"/>
                 <w:szCs w:val="24"/>
               </w:rPr>
             </w:pPr>
-            <w:r>
-              <w:rPr>
-                <w:rFonts w:ascii="宋体" w:hAnsi="宋体" w:eastAsia="宋体" w:cs="宋体"/>
-                <w:b/>
-                <w:bCs/>
-                <w:spacing w:val="-5"/>
-                <w:sz w:val="24"/>
-                <w:szCs w:val="24"/>
-              </w:rPr>
-              <w:t>监控工具</w:t>
-            </w:r>
-          </w:p>
-        </w:tc>
-        <w:tc>
-          <w:tcPr>
-            <w:tcW w:w="1307" w:type="dxa"/>
-          </w:tcPr>
-          <w:p>
-            <w:pPr>
-              <w:pStyle w:val="27"/>
-              <w:spacing w:line="262" w:lineRule="auto"/>
-            </w:pPr>
-          </w:p>
-          <w:p>
-            <w:pPr>
-              <w:pStyle w:val="27"/>
-              <w:spacing w:line="262" w:lineRule="auto"/>
-            </w:pPr>
-          </w:p>
-          <w:p>
-            <w:pPr>
-              <w:pStyle w:val="27"/>
-              <w:spacing w:line="262" w:lineRule="auto"/>
-            </w:pPr>
-          </w:p>
-          <w:p>
-            <w:pPr>
-              <w:pStyle w:val="27"/>
-              <w:spacing w:line="262" w:lineRule="auto"/>
-            </w:pPr>
-          </w:p>
-          <w:p>
-            <w:pPr>
-              <w:spacing w:before="78" w:line="242" w:lineRule="auto"/>
-              <w:ind w:left="179" w:right="119" w:hanging="73"/>
-              <w:rPr>
-                <w:rFonts w:hint="default" w:ascii="宋体" w:hAnsi="宋体" w:eastAsia="宋体" w:cs="宋体"/>
-                <w:sz w:val="24"/>
-                <w:szCs w:val="24"/>
-                <w:lang w:val="en-US" w:eastAsia="zh-CN"/>
-              </w:rPr>
-            </w:pPr>
-            <w:r>
-              <w:rPr>
-                <w:rFonts w:hint="eastAsia" w:ascii="宋体" w:hAnsi="宋体" w:cs="宋体"/>
-                <w:sz w:val="24"/>
-                <w:szCs w:val="24"/>
-                <w:lang w:val="en-US" w:eastAsia="zh-CN"/>
-              </w:rPr>
-              <w:t>阿里云飞天企业版</w:t>
-            </w:r>
-          </w:p>
-        </w:tc>
-        <w:tc>
-          <w:tcPr>
-            <w:tcW w:w="2874" w:type="dxa"/>
-          </w:tcPr>
-          <w:p>
-            <w:pPr>
-              <w:spacing w:before="12" w:line="234" w:lineRule="auto"/>
-              <w:ind w:left="118" w:right="107" w:firstLine="6"/>
-              <w:rPr>
-                <w:rFonts w:ascii="宋体" w:hAnsi="宋体" w:eastAsia="宋体" w:cs="宋体"/>
-                <w:sz w:val="24"/>
-                <w:szCs w:val="24"/>
-              </w:rPr>
-            </w:pPr>
+            <w:bookmarkStart w:id="3" w:name="_Toc25739"/>
             <w:r>
               <w:rPr>
                 <w:rFonts w:hint="eastAsia" w:ascii="宋体" w:hAnsi="宋体" w:eastAsia="宋体" w:cs="宋体"/>
                 <w:sz w:val="24"/>
                 <w:szCs w:val="24"/>
               </w:rPr>
-              <w:t>集成了云服务器（ECS）、云数据库（RDS）、负载均衡（SLB）、对象存储（OSS）等多种云产品的管理功能，还包含数据管理服务（DMS）、运维审计、监控等模块，能够帮助企业对云计算资源进行集中化、精细化的运营与管理，适用于政务、企业数字化转型等场景</w:t>
-            </w:r>
-          </w:p>
-        </w:tc>
-        <w:tc>
-          <w:tcPr>
-            <w:tcW w:w="2543" w:type="dxa"/>
+              <w:t>监控工具</w:t>
+            </w:r>
+            <w:bookmarkEnd w:id="3"/>
+          </w:p>
+        </w:tc>
+        <w:tc>
+          <w:tcPr>
+            <w:tcW w:w="1307" w:type="dxa"/>
+            <w:vAlign w:val="center"/>
           </w:tcPr>
           <w:p>
             <w:pPr>
               <w:spacing w:before="12" w:line="234" w:lineRule="auto"/>
               <w:ind w:left="118" w:right="107" w:firstLine="6"/>
               <w:rPr>
+                <w:rFonts w:hint="default" w:ascii="宋体" w:hAnsi="宋体" w:eastAsia="宋体" w:cs="宋体"/>
+                <w:sz w:val="21"/>
+                <w:szCs w:val="21"/>
+                <w:lang w:val="en-US" w:eastAsia="zh-CN"/>
+              </w:rPr>
+            </w:pPr>
+            <w:r>
+              <w:rPr>
                 <w:rFonts w:hint="eastAsia" w:ascii="宋体" w:hAnsi="宋体" w:eastAsia="宋体" w:cs="宋体"/>
-                <w:sz w:val="24"/>
-                <w:szCs w:val="24"/>
-              </w:rPr>
-            </w:pPr>
-            <w:r>
-              <w:rPr>
-                <w:rFonts w:hint="eastAsia" w:ascii="宋体" w:hAnsi="宋体" w:cs="宋体"/>
-                <w:sz w:val="24"/>
-                <w:szCs w:val="24"/>
-                <w:lang w:val="en-US" w:eastAsia="zh-CN"/>
-              </w:rPr>
-              <w:t>晋城市数据局</w:t>
-            </w:r>
-            <w:r>
-              <w:rPr>
-                <w:rFonts w:hint="eastAsia" w:ascii="宋体" w:hAnsi="宋体" w:eastAsia="宋体" w:cs="宋体"/>
-                <w:sz w:val="24"/>
-                <w:szCs w:val="24"/>
-              </w:rPr>
-              <w:t>2025大数据应用平台运维服务项目</w:t>
-            </w:r>
-          </w:p>
+                <w:sz w:val="21"/>
+                <w:szCs w:val="21"/>
+                <w:lang w:val="en-US" w:eastAsia="zh-CN"/>
+              </w:rPr>
+              <w:t>运维安全与数据库审计管控平台</w:t>
+            </w:r>
+          </w:p>
+        </w:tc>
+        <w:tc>
+          <w:tcPr>
+            <w:tcW w:w="2874" w:type="dxa"/>
+          </w:tcPr>
           <w:p>
             <w:pPr>
               <w:spacing w:before="12" w:line="234" w:lineRule="auto"/>
               <w:ind w:left="118" w:right="107" w:firstLine="6"/>
               <w:rPr>
                 <w:rFonts w:hint="eastAsia" w:ascii="宋体" w:hAnsi="宋体" w:eastAsia="宋体" w:cs="宋体"/>
-                <w:sz w:val="24"/>
-                <w:szCs w:val="24"/>
+                <w:sz w:val="21"/>
+                <w:szCs w:val="21"/>
               </w:rPr>
             </w:pPr>
             <w:r>
               <w:rPr>
                 <w:rFonts w:hint="eastAsia" w:ascii="宋体" w:hAnsi="宋体" w:eastAsia="宋体" w:cs="宋体"/>
-                <w:sz w:val="24"/>
-                <w:szCs w:val="24"/>
-              </w:rPr>
-              <w:t>产业互联网共享服务平台运维</w:t>
-            </w:r>
-          </w:p>
+                <w:sz w:val="21"/>
+                <w:szCs w:val="21"/>
+                <w:lang w:val="en-US" w:eastAsia="zh-CN"/>
+              </w:rPr>
+              <w:t>集成了服务器、</w:t>
+            </w:r>
+            <w:r>
+              <w:rPr>
+                <w:rFonts w:hint="eastAsia" w:ascii="宋体" w:hAnsi="宋体" w:eastAsia="宋体" w:cs="宋体"/>
+                <w:sz w:val="21"/>
+                <w:szCs w:val="21"/>
+              </w:rPr>
+              <w:t>数据库（RDS）、负载均衡（SLB）、对象存储（OSS）等多种云产品的管理功能，还包含数据管理服务（DMS）、运维审计、监控等模块，能够帮助企业对云计算资源进行集中化、精细化的运营与管理，适用于政务、企业数字化转型等场景</w:t>
+            </w:r>
+          </w:p>
+        </w:tc>
+        <w:tc>
+          <w:tcPr>
+            <w:tcW w:w="2543" w:type="dxa"/>
+            <w:vAlign w:val="center"/>
+          </w:tcPr>
           <w:p>
             <w:pPr>
               <w:spacing w:before="12" w:line="234" w:lineRule="auto"/>
               <w:ind w:left="118" w:right="107" w:firstLine="6"/>
               <w:rPr>
                 <w:rFonts w:hint="eastAsia" w:ascii="宋体" w:hAnsi="宋体" w:eastAsia="宋体" w:cs="宋体"/>
-                <w:sz w:val="24"/>
-                <w:szCs w:val="24"/>
+                <w:sz w:val="21"/>
+                <w:szCs w:val="21"/>
               </w:rPr>
             </w:pPr>
             <w:r>
               <w:rPr>
                 <w:rFonts w:hint="eastAsia" w:ascii="宋体" w:hAnsi="宋体" w:eastAsia="宋体" w:cs="宋体"/>
-                <w:sz w:val="24"/>
-                <w:szCs w:val="24"/>
+                <w:sz w:val="21"/>
+                <w:szCs w:val="21"/>
+                <w:lang w:val="en-US" w:eastAsia="zh-CN"/>
+              </w:rPr>
+              <w:t>晋城市数据局</w:t>
+            </w:r>
+            <w:r>
+              <w:rPr>
+                <w:rFonts w:hint="eastAsia" w:ascii="宋体" w:hAnsi="宋体" w:eastAsia="宋体" w:cs="宋体"/>
+                <w:sz w:val="21"/>
+                <w:szCs w:val="21"/>
+              </w:rPr>
+              <w:t>2025大数据应用平台运维服务项目</w:t>
+            </w:r>
+          </w:p>
+          <w:p>
+            <w:pPr>
+              <w:spacing w:before="12" w:line="234" w:lineRule="auto"/>
+              <w:ind w:left="118" w:right="107" w:firstLine="6"/>
+              <w:rPr>
+                <w:rFonts w:hint="eastAsia" w:ascii="宋体" w:hAnsi="宋体" w:eastAsia="宋体" w:cs="宋体"/>
+                <w:sz w:val="21"/>
+                <w:szCs w:val="21"/>
+              </w:rPr>
+            </w:pPr>
+            <w:r>
+              <w:rPr>
+                <w:rFonts w:hint="eastAsia" w:ascii="宋体" w:hAnsi="宋体" w:eastAsia="宋体" w:cs="宋体"/>
+                <w:sz w:val="21"/>
+                <w:szCs w:val="21"/>
+              </w:rPr>
+              <w:t>产业互联网共享服务平台运维</w:t>
+            </w:r>
+          </w:p>
+          <w:p>
+            <w:pPr>
+              <w:spacing w:before="12" w:line="234" w:lineRule="auto"/>
+              <w:ind w:left="118" w:right="107" w:firstLine="6"/>
+              <w:rPr>
+                <w:rFonts w:hint="eastAsia" w:ascii="宋体" w:hAnsi="宋体" w:eastAsia="宋体" w:cs="宋体"/>
+                <w:sz w:val="21"/>
+                <w:szCs w:val="21"/>
+              </w:rPr>
+            </w:pPr>
+            <w:r>
+              <w:rPr>
+                <w:rFonts w:hint="eastAsia" w:ascii="宋体" w:hAnsi="宋体" w:eastAsia="宋体" w:cs="宋体"/>
+                <w:sz w:val="21"/>
+                <w:szCs w:val="21"/>
               </w:rPr>
               <w:t>晋城市产业互联网数字化共享服务平台</w:t>
             </w:r>
@@ -3548,29 +3241,25 @@
         <w:tc>
           <w:tcPr>
             <w:tcW w:w="1986" w:type="dxa"/>
-          </w:tcPr>
-          <w:p>
-            <w:pPr>
-              <w:pStyle w:val="27"/>
-            </w:pPr>
-          </w:p>
+            <w:vAlign w:val="center"/>
+          </w:tcPr>
           <w:p>
             <w:pPr>
               <w:spacing w:before="78" w:line="221" w:lineRule="auto"/>
               <w:ind w:left="521"/>
               <w:rPr>
                 <w:rFonts w:hint="eastAsia" w:ascii="宋体" w:hAnsi="宋体" w:eastAsia="宋体" w:cs="宋体"/>
-                <w:sz w:val="24"/>
-                <w:szCs w:val="24"/>
+                <w:sz w:val="21"/>
+                <w:szCs w:val="21"/>
                 <w:lang w:eastAsia="zh-CN"/>
               </w:rPr>
             </w:pPr>
             <w:r>
               <w:rPr>
-                <w:rFonts w:hint="eastAsia" w:ascii="宋体" w:hAnsi="宋体" w:cs="宋体"/>
+                <w:rFonts w:hint="eastAsia" w:ascii="宋体" w:hAnsi="宋体" w:eastAsia="宋体" w:cs="宋体"/>
                 <w:spacing w:val="-3"/>
-                <w:sz w:val="24"/>
-                <w:szCs w:val="24"/>
+                <w:sz w:val="21"/>
+                <w:szCs w:val="21"/>
                 <w:lang w:val="en-US" w:eastAsia="zh-CN"/>
               </w:rPr>
               <w:t>外购</w:t>
@@ -3587,78 +3276,76 @@
               <w:ind w:left="118" w:right="107" w:firstLine="6"/>
               <w:rPr>
                 <w:rFonts w:hint="eastAsia" w:ascii="宋体" w:hAnsi="宋体" w:eastAsia="宋体" w:cs="宋体"/>
-                <w:sz w:val="24"/>
-                <w:szCs w:val="24"/>
-                <w:lang w:val="en-US" w:eastAsia="zh-CN"/>
-              </w:rPr>
-            </w:pPr>
-            <w:r>
-              <w:rPr>
-                <w:rFonts w:hint="default" w:ascii="宋体" w:hAnsi="宋体" w:eastAsia="宋体" w:cs="宋体"/>
-                <w:sz w:val="24"/>
-                <w:szCs w:val="24"/>
-              </w:rPr>
-              <w:t>通过身份认证与权限管控，将运维人员对核心数据库的权限精确到 “仅可执行查询语句、不可删改”；对所有运维会话进行录像与指令审计，在一次误操作事件中，通过回放某 DBA 的操作会话，快速定位到 “误删表” 的具体指令与时间，结合备份机制实现数据恢复</w:t>
+                <w:sz w:val="21"/>
+                <w:szCs w:val="21"/>
+                <w:lang w:val="en-US" w:eastAsia="zh-CN"/>
+              </w:rPr>
+            </w:pPr>
+            <w:r>
+              <w:rPr>
+                <w:rFonts w:hint="eastAsia" w:ascii="宋体" w:hAnsi="宋体" w:eastAsia="宋体" w:cs="宋体"/>
+                <w:i w:val="0"/>
+                <w:iCs w:val="0"/>
+                <w:caps w:val="0"/>
+                <w:color w:val="0F1115"/>
+                <w:spacing w:val="0"/>
+                <w:sz w:val="21"/>
+                <w:szCs w:val="21"/>
+                <w:shd w:val="clear" w:fill="FFFFFF"/>
+              </w:rPr>
+              <w:t>该监控与治理工具集已全面应用于生产环境，形成了一套覆盖“服务状态-应用性能-安全防护-数据操作”的立体化监控体系。其中，服务网格与实例健康监控实现了微服务运行状态的实时可视与预警；内网安全防护模块常态化保障了终端与连接安全；同时，通过推行统一的MySQL设计规范并集成Archery SQL审核平台，所有数据库变更均实现了线上化、流程化与审计化管控，有效提升了系统稳定性、安全性与运维操作的合规性。</w:t>
             </w:r>
           </w:p>
         </w:tc>
         <w:tc>
           <w:tcPr>
             <w:tcW w:w="1343" w:type="dxa"/>
-          </w:tcPr>
-          <w:p>
-            <w:pPr>
-              <w:pStyle w:val="27"/>
-              <w:spacing w:line="261" w:lineRule="auto"/>
-            </w:pPr>
-          </w:p>
-          <w:p>
-            <w:pPr>
-              <w:pStyle w:val="27"/>
-              <w:spacing w:line="262" w:lineRule="auto"/>
-            </w:pPr>
-          </w:p>
-          <w:p>
-            <w:pPr>
-              <w:pStyle w:val="27"/>
-              <w:spacing w:line="262" w:lineRule="auto"/>
-            </w:pPr>
-          </w:p>
-          <w:p>
-            <w:pPr>
-              <w:pStyle w:val="27"/>
-              <w:spacing w:line="262" w:lineRule="auto"/>
-            </w:pPr>
-          </w:p>
+            <w:vAlign w:val="center"/>
+          </w:tcPr>
           <w:p>
             <w:pPr>
               <w:spacing w:before="26" w:line="239" w:lineRule="auto"/>
               <w:ind w:left="120"/>
               <w:rPr>
-                <w:rFonts w:hint="default" w:ascii="宋体" w:hAnsi="宋体" w:eastAsia="宋体" w:cs="宋体"/>
-                <w:sz w:val="24"/>
-                <w:szCs w:val="24"/>
-                <w:lang w:val="en-US" w:eastAsia="zh-CN"/>
-              </w:rPr>
-            </w:pPr>
-            <w:r>
-              <w:rPr>
-                <w:rFonts w:hint="eastAsia" w:ascii="宋体" w:hAnsi="宋体" w:cs="宋体"/>
+                <w:rFonts w:hint="eastAsia" w:ascii="宋体" w:hAnsi="宋体" w:eastAsia="宋体" w:cs="宋体"/>
                 <w:spacing w:val="-2"/>
-                <w:sz w:val="24"/>
-                <w:szCs w:val="24"/>
+                <w:sz w:val="21"/>
+                <w:szCs w:val="21"/>
+                <w:lang w:val="en-US" w:eastAsia="zh-CN"/>
+              </w:rPr>
+            </w:pPr>
+            <w:r>
+              <w:rPr>
+                <w:rFonts w:hint="eastAsia" w:ascii="宋体" w:hAnsi="宋体" w:eastAsia="宋体" w:cs="宋体"/>
+                <w:spacing w:val="-2"/>
+                <w:sz w:val="21"/>
+                <w:szCs w:val="21"/>
                 <w:lang w:val="en-US" w:eastAsia="zh-CN"/>
               </w:rPr>
               <w:t>徐超超</w:t>
             </w:r>
-            <w:r>
-              <w:rPr>
-                <w:rFonts w:ascii="宋体" w:hAnsi="宋体" w:eastAsia="宋体" w:cs="宋体"/>
+          </w:p>
+          <w:p>
+            <w:pPr>
+              <w:spacing w:before="26" w:line="239" w:lineRule="auto"/>
+              <w:ind w:left="120"/>
+              <w:rPr>
+                <w:rFonts w:hint="eastAsia" w:ascii="宋体" w:hAnsi="宋体" w:eastAsia="宋体" w:cs="宋体"/>
                 <w:spacing w:val="-2"/>
-                <w:sz w:val="24"/>
-                <w:szCs w:val="24"/>
-              </w:rPr>
-              <w:t>$1.11.$3</w:t>
+                <w:sz w:val="21"/>
+                <w:szCs w:val="21"/>
+                <w:lang w:val="en-US" w:eastAsia="zh-CN"/>
+              </w:rPr>
+            </w:pPr>
+            <w:r>
+              <w:rPr>
+                <w:rFonts w:hint="eastAsia" w:ascii="宋体" w:hAnsi="宋体" w:eastAsia="宋体" w:cs="宋体"/>
+                <w:spacing w:val="-2"/>
+                <w:sz w:val="21"/>
+                <w:szCs w:val="21"/>
+                <w:lang w:val="en-US" w:eastAsia="zh-CN"/>
+              </w:rPr>
+              <w:t>2025.11.20</w:t>
             </w:r>
           </w:p>
         </w:tc>

--- a/8.资源管理/2.运行记录类文件/JXTX-08-07-运维服务工具自评估报告.docx
+++ b/8.资源管理/2.运行记录类文件/JXTX-08-07-运维服务工具自评估报告.docx
@@ -21,7 +21,7 @@
         <w:spacing w:before="3120" w:beforeLines="1000"/>
         <w:textAlignment w:val="baseline"/>
       </w:pPr>
-      <w:bookmarkStart w:id="0" w:name="_Toc14894"/>
+      <w:bookmarkStart w:id="0" w:name="_Toc31390"/>
       <w:r>
         <w:drawing>
           <wp:anchor distT="0" distB="0" distL="114300" distR="114300" simplePos="0" relativeHeight="251661312" behindDoc="1" locked="0" layoutInCell="1" allowOverlap="1">
@@ -210,7 +210,7 @@
           <w:lang w:val="en-US" w:eastAsia="zh-CN"/>
         </w:rPr>
       </w:pPr>
-      <w:bookmarkStart w:id="1" w:name="_Toc4725"/>
+      <w:bookmarkStart w:id="1" w:name="_Toc17351"/>
       <w:r>
         <w:rPr>
           <w:rFonts w:hint="eastAsia"/>
@@ -351,12 +351,6 @@
             <w:insideH w:val="none" w:color="auto" w:sz="0" w:space="0"/>
             <w:insideV w:val="none" w:color="auto" w:sz="0" w:space="0"/>
           </w:tblBorders>
-          <w:tblCellMar>
-            <w:top w:w="0" w:type="dxa"/>
-            <w:left w:w="108" w:type="dxa"/>
-            <w:bottom w:w="0" w:type="dxa"/>
-            <w:right w:w="108" w:type="dxa"/>
-          </w:tblCellMar>
         </w:tblPrEx>
         <w:trPr>
           <w:trHeight w:val="810" w:hRule="atLeast"/>
@@ -2100,7 +2094,7 @@
               <w:rFonts w:hint="eastAsia" w:ascii="宋体" w:hAnsi="宋体" w:eastAsia="宋体" w:cs="宋体"/>
               <w:szCs w:val="24"/>
             </w:rPr>
-            <w:instrText xml:space="preserve"> HYPERLINK \l _Toc14894 </w:instrText>
+            <w:instrText xml:space="preserve"> HYPERLINK \l _Toc31390 </w:instrText>
           </w:r>
           <w:r>
             <w:rPr>
@@ -2123,7 +2117,7 @@
             <w:fldChar w:fldCharType="begin"/>
           </w:r>
           <w:r>
-            <w:instrText xml:space="preserve"> PAGEREF _Toc14894 \h </w:instrText>
+            <w:instrText xml:space="preserve"> PAGEREF _Toc31390 \h </w:instrText>
           </w:r>
           <w:r>
             <w:fldChar w:fldCharType="separate"/>
@@ -2161,7 +2155,7 @@
               <w:rFonts w:hint="eastAsia" w:ascii="宋体" w:hAnsi="宋体" w:eastAsia="宋体" w:cs="宋体"/>
               <w:szCs w:val="24"/>
             </w:rPr>
-            <w:instrText xml:space="preserve"> HYPERLINK \l _Toc4725 </w:instrText>
+            <w:instrText xml:space="preserve"> HYPERLINK \l _Toc17351 </w:instrText>
           </w:r>
           <w:r>
             <w:rPr>
@@ -2184,7 +2178,7 @@
             <w:fldChar w:fldCharType="begin"/>
           </w:r>
           <w:r>
-            <w:instrText xml:space="preserve"> PAGEREF _Toc4725 \h </w:instrText>
+            <w:instrText xml:space="preserve"> PAGEREF _Toc17351 \h </w:instrText>
           </w:r>
           <w:r>
             <w:fldChar w:fldCharType="separate"/>
@@ -2222,7 +2216,7 @@
               <w:rFonts w:hint="eastAsia" w:ascii="宋体" w:hAnsi="宋体" w:eastAsia="宋体" w:cs="宋体"/>
               <w:szCs w:val="24"/>
             </w:rPr>
-            <w:instrText xml:space="preserve"> HYPERLINK \l _Toc21293 </w:instrText>
+            <w:instrText xml:space="preserve"> HYPERLINK \l _Toc8475 </w:instrText>
           </w:r>
           <w:r>
             <w:rPr>
@@ -2252,7 +2246,7 @@
             <w:fldChar w:fldCharType="begin"/>
           </w:r>
           <w:r>
-            <w:instrText xml:space="preserve"> PAGEREF _Toc21293 \h </w:instrText>
+            <w:instrText xml:space="preserve"> PAGEREF _Toc8475 \h </w:instrText>
           </w:r>
           <w:r>
             <w:fldChar w:fldCharType="separate"/>
@@ -2290,7 +2284,7 @@
               <w:rFonts w:hint="eastAsia" w:ascii="宋体" w:hAnsi="宋体" w:eastAsia="宋体" w:cs="宋体"/>
               <w:szCs w:val="24"/>
             </w:rPr>
-            <w:instrText xml:space="preserve"> HYPERLINK \l _Toc25739 </w:instrText>
+            <w:instrText xml:space="preserve"> HYPERLINK \l _Toc26534 </w:instrText>
           </w:r>
           <w:r>
             <w:rPr>
@@ -2320,7 +2314,7 @@
             <w:fldChar w:fldCharType="begin"/>
           </w:r>
           <w:r>
-            <w:instrText xml:space="preserve"> PAGEREF _Toc25739 \h </w:instrText>
+            <w:instrText xml:space="preserve"> PAGEREF _Toc26534 \h </w:instrText>
           </w:r>
           <w:r>
             <w:fldChar w:fldCharType="separate"/>
@@ -2418,8 +2412,6 @@
         </w:rPr>
         <w:br w:type="page"/>
       </w:r>
-      <w:bookmarkStart w:id="4" w:name="_GoBack"/>
-      <w:bookmarkEnd w:id="4"/>
     </w:p>
     <w:tbl>
       <w:tblPr>
@@ -2834,7 +2826,7 @@
                 <w:szCs w:val="24"/>
               </w:rPr>
             </w:pPr>
-            <w:bookmarkStart w:id="2" w:name="_Toc21293"/>
+            <w:bookmarkStart w:id="2" w:name="_Toc8475"/>
             <w:r>
               <w:rPr>
                 <w:rFonts w:hint="eastAsia" w:ascii="宋体" w:hAnsi="宋体" w:eastAsia="宋体" w:cs="宋体"/>
@@ -2915,33 +2907,11 @@
             </w:pPr>
             <w:r>
               <w:rPr>
-                <w:rFonts w:hint="eastAsia" w:ascii="宋体" w:hAnsi="宋体" w:eastAsia="宋体" w:cs="宋体"/>
-                <w:sz w:val="21"/>
-                <w:szCs w:val="21"/>
-                <w:lang w:val="en-US" w:eastAsia="zh-CN"/>
-              </w:rPr>
-              <w:t>晋城市数据局2025大数据应用平台运维服务项目</w:t>
-            </w:r>
-          </w:p>
-          <w:p>
-            <w:pPr>
-              <w:spacing w:before="12" w:line="234" w:lineRule="auto"/>
-              <w:ind w:left="118" w:right="107" w:firstLine="6"/>
-              <w:rPr>
-                <w:rFonts w:hint="eastAsia" w:ascii="宋体" w:hAnsi="宋体" w:eastAsia="宋体" w:cs="宋体"/>
-                <w:sz w:val="21"/>
-                <w:szCs w:val="21"/>
-                <w:lang w:val="en-US" w:eastAsia="zh-CN"/>
-              </w:rPr>
-            </w:pPr>
-            <w:r>
-              <w:rPr>
-                <w:rFonts w:hint="eastAsia" w:ascii="宋体" w:hAnsi="宋体" w:eastAsia="宋体" w:cs="宋体"/>
-                <w:sz w:val="21"/>
-                <w:szCs w:val="21"/>
-                <w:lang w:val="en-US" w:eastAsia="zh-CN"/>
-              </w:rPr>
-              <w:t>产业互联网共享服务平台运维</w:t>
+                <w:rFonts w:ascii="宋体" w:hAnsi="宋体" w:eastAsia="宋体" w:cs="宋体"/>
+                <w:sz w:val="24"/>
+                <w:szCs w:val="24"/>
+              </w:rPr>
+              <w:t>翔云系统运维及知识管理体系建设项目</w:t>
             </w:r>
           </w:p>
         </w:tc>
@@ -3094,7 +3064,7 @@
                 <w:szCs w:val="24"/>
               </w:rPr>
             </w:pPr>
-            <w:bookmarkStart w:id="3" w:name="_Toc25739"/>
+            <w:bookmarkStart w:id="3" w:name="_Toc26534"/>
             <w:r>
               <w:rPr>
                 <w:rFonts w:hint="eastAsia" w:ascii="宋体" w:hAnsi="宋体" w:eastAsia="宋体" w:cs="宋体"/>
@@ -3183,59 +3153,14 @@
             </w:pPr>
             <w:r>
               <w:rPr>
-                <w:rFonts w:hint="eastAsia" w:ascii="宋体" w:hAnsi="宋体" w:eastAsia="宋体" w:cs="宋体"/>
-                <w:sz w:val="21"/>
-                <w:szCs w:val="21"/>
-                <w:lang w:val="en-US" w:eastAsia="zh-CN"/>
-              </w:rPr>
-              <w:t>晋城市数据局</w:t>
-            </w:r>
-            <w:r>
-              <w:rPr>
-                <w:rFonts w:hint="eastAsia" w:ascii="宋体" w:hAnsi="宋体" w:eastAsia="宋体" w:cs="宋体"/>
-                <w:sz w:val="21"/>
-                <w:szCs w:val="21"/>
-              </w:rPr>
-              <w:t>2025大数据应用平台运维服务项目</w:t>
-            </w:r>
-          </w:p>
-          <w:p>
-            <w:pPr>
-              <w:spacing w:before="12" w:line="234" w:lineRule="auto"/>
-              <w:ind w:left="118" w:right="107" w:firstLine="6"/>
-              <w:rPr>
-                <w:rFonts w:hint="eastAsia" w:ascii="宋体" w:hAnsi="宋体" w:eastAsia="宋体" w:cs="宋体"/>
-                <w:sz w:val="21"/>
-                <w:szCs w:val="21"/>
-              </w:rPr>
-            </w:pPr>
-            <w:r>
-              <w:rPr>
-                <w:rFonts w:hint="eastAsia" w:ascii="宋体" w:hAnsi="宋体" w:eastAsia="宋体" w:cs="宋体"/>
-                <w:sz w:val="21"/>
-                <w:szCs w:val="21"/>
-              </w:rPr>
-              <w:t>产业互联网共享服务平台运维</w:t>
-            </w:r>
-          </w:p>
-          <w:p>
-            <w:pPr>
-              <w:spacing w:before="12" w:line="234" w:lineRule="auto"/>
-              <w:ind w:left="118" w:right="107" w:firstLine="6"/>
-              <w:rPr>
-                <w:rFonts w:hint="eastAsia" w:ascii="宋体" w:hAnsi="宋体" w:eastAsia="宋体" w:cs="宋体"/>
-                <w:sz w:val="21"/>
-                <w:szCs w:val="21"/>
-              </w:rPr>
-            </w:pPr>
-            <w:r>
-              <w:rPr>
-                <w:rFonts w:hint="eastAsia" w:ascii="宋体" w:hAnsi="宋体" w:eastAsia="宋体" w:cs="宋体"/>
-                <w:sz w:val="21"/>
-                <w:szCs w:val="21"/>
-              </w:rPr>
-              <w:t>晋城市产业互联网数字化共享服务平台</w:t>
-            </w:r>
+                <w:rFonts w:ascii="宋体" w:hAnsi="宋体" w:eastAsia="宋体" w:cs="宋体"/>
+                <w:sz w:val="24"/>
+                <w:szCs w:val="24"/>
+              </w:rPr>
+              <w:t>翔云系统运维及知识管理体系建设项目</w:t>
+            </w:r>
+            <w:bookmarkStart w:id="4" w:name="_GoBack"/>
+            <w:bookmarkEnd w:id="4"/>
           </w:p>
         </w:tc>
         <w:tc>

--- a/8.资源管理/2.运行记录类文件/JXTX-08-07-运维服务工具自评估报告.docx
+++ b/8.资源管理/2.运行记录类文件/JXTX-08-07-运维服务工具自评估报告.docx
@@ -1,10 +1,11 @@
 
 <file path=word/document.xml><?xml version="1.0" encoding="utf-8"?>
-<w:document xmlns:wpc="http://schemas.microsoft.com/office/word/2010/wordprocessingCanvas" xmlns:mc="http://schemas.openxmlformats.org/markup-compatibility/2006" xmlns:o="urn:schemas-microsoft-com:office:office" xmlns:r="http://schemas.openxmlformats.org/officeDocument/2006/relationships" xmlns:m="http://schemas.openxmlformats.org/officeDocument/2006/math" xmlns:v="urn:schemas-microsoft-com:vml" xmlns:wp14="http://schemas.microsoft.com/office/word/2010/wordprocessingDrawing" xmlns:wp="http://schemas.openxmlformats.org/drawingml/2006/wordprocessingDrawing" xmlns:w="http://schemas.openxmlformats.org/wordprocessingml/2006/main" xmlns:w14="http://schemas.microsoft.com/office/word/2010/wordml" xmlns:w10="urn:schemas-microsoft-com:office:word" xmlns:w15="http://schemas.microsoft.com/office/word/2012/wordml" xmlns:wpg="http://schemas.microsoft.com/office/word/2010/wordprocessingGroup" xmlns:wpi="http://schemas.microsoft.com/office/word/2010/wordprocessingInk" xmlns:wne="http://schemas.microsoft.com/office/word/2006/wordml" xmlns:wps="http://schemas.microsoft.com/office/word/2010/wordprocessingShape" xmlns:wpsCustomData="http://www.wps.cn/officeDocument/2013/wpsCustomData" mc:Ignorable="w14 w15 wp14">
+<w:document xmlns:wpc="http://schemas.microsoft.com/office/word/2010/wordprocessingCanvas" xmlns:mc="http://schemas.openxmlformats.org/markup-compatibility/2006" xmlns:o="urn:schemas-microsoft-com:office:office" xmlns:r="http://schemas.openxmlformats.org/officeDocument/2006/relationships" xmlns:m="http://schemas.openxmlformats.org/officeDocument/2006/math" xmlns:v="urn:schemas-microsoft-com:vml" xmlns:wp14="http://schemas.microsoft.com/office/word/2010/wordprocessingDrawing" xmlns:wp="http://schemas.openxmlformats.org/drawingml/2006/wordprocessingDrawing" xmlns:w10="urn:schemas-microsoft-com:office:word" xmlns:w="http://schemas.openxmlformats.org/wordprocessingml/2006/main" xmlns:w14="http://schemas.microsoft.com/office/word/2010/wordml" xmlns:w15="http://schemas.microsoft.com/office/word/2012/wordml" xmlns:wne="http://schemas.microsoft.com/office/word/2006/wordml" xmlns:wpg="http://schemas.microsoft.com/office/word/2010/wordprocessingGroup" xmlns:wpi="http://schemas.microsoft.com/office/word/2010/wordprocessingInk" xmlns:wps="http://schemas.microsoft.com/office/word/2010/wordprocessingShape" mc:Ignorable="w14 w15 wp14">
+  <!-- Generated by Aspose.Words for .NET 13.3.0.1 -->
   <w:body>
     <w:p>
       <w:pPr>
-        <w:pStyle w:val="24"/>
+        <w:pStyle w:val="a"/>
         <w:keepNext w:val="0"/>
         <w:keepLines w:val="0"/>
         <w:pageBreakBefore w:val="0"/>
@@ -24,7 +25,7 @@
       <w:bookmarkStart w:id="0" w:name="_Toc31390"/>
       <w:r>
         <w:drawing>
-          <wp:anchor distT="0" distB="0" distL="114300" distR="114300" simplePos="0" relativeHeight="251661312" behindDoc="1" locked="0" layoutInCell="1" allowOverlap="1">
+          <wp:anchor distT="0" distB="0" distL="114300" distR="114300" simplePos="0" relativeHeight="251660288" behindDoc="1" locked="0" layoutInCell="1" allowOverlap="1">
             <wp:simplePos x="0" y="0"/>
             <wp:positionH relativeFrom="column">
               <wp:posOffset>-19050</wp:posOffset>
@@ -49,7 +50,7 @@
                     </pic:cNvPicPr>
                   </pic:nvPicPr>
                   <pic:blipFill>
-                    <a:blip r:embed="rId7"/>
+                    <a:blip xmlns:r="http://schemas.openxmlformats.org/officeDocument/2006/relationships" r:embed="rId4"/>
                     <a:stretch>
                       <a:fillRect/>
                     </a:stretch>
@@ -75,7 +76,7 @@
       </w:r>
       <w:r>
         <w:drawing>
-          <wp:anchor distT="0" distB="0" distL="114300" distR="114300" simplePos="0" relativeHeight="251660288" behindDoc="1" locked="0" layoutInCell="1" allowOverlap="1">
+          <wp:anchor distT="0" distB="0" distL="114300" distR="114300" simplePos="0" relativeHeight="251659264" behindDoc="1" locked="0" layoutInCell="1" allowOverlap="1">
             <wp:simplePos x="0" y="0"/>
             <wp:positionH relativeFrom="column">
               <wp:posOffset>0</wp:posOffset>
@@ -100,7 +101,7 @@
                     </pic:cNvPicPr>
                   </pic:nvPicPr>
                   <pic:blipFill>
-                    <a:blip r:embed="rId8"/>
+                    <a:blip xmlns:r="http://schemas.openxmlformats.org/officeDocument/2006/relationships" r:embed="rId5"/>
                     <a:stretch>
                       <a:fillRect/>
                     </a:stretch>
@@ -130,7 +131,7 @@
           <w:lang w:val="en-US" w:eastAsia="zh-CN"/>
         </w:rPr>
         <w:drawing>
-          <wp:anchor distT="0" distB="0" distL="114300" distR="114300" simplePos="0" relativeHeight="251659264" behindDoc="1" locked="0" layoutInCell="1" allowOverlap="1">
+          <wp:anchor distT="0" distB="0" distL="114300" distR="114300" simplePos="0" relativeHeight="251658240" behindDoc="1" locked="0" layoutInCell="1" allowOverlap="1">
             <wp:simplePos x="0" y="0"/>
             <wp:positionH relativeFrom="column">
               <wp:posOffset>635</wp:posOffset>
@@ -155,7 +156,7 @@
                     </pic:cNvPicPr>
                   </pic:nvPicPr>
                   <pic:blipFill>
-                    <a:blip r:embed="rId9">
+                    <a:blip xmlns:r="http://schemas.openxmlformats.org/officeDocument/2006/relationships" r:embed="rId6">
                       <a:alphaModFix amt="58000"/>
                       <a:lum contrast="-52000"/>
                     </a:blip>
@@ -189,7 +190,7 @@
     </w:p>
     <w:p>
       <w:pPr>
-        <w:pStyle w:val="25"/>
+        <w:pStyle w:val="a0"/>
         <w:keepNext w:val="0"/>
         <w:keepLines w:val="0"/>
         <w:pageBreakBefore w:val="0"/>
@@ -236,11 +237,11 @@
         <w:adjustRightInd w:val="0"/>
         <w:snapToGrid w:val="0"/>
         <w:spacing w:after="624" w:afterLines="200" w:line="219" w:lineRule="auto"/>
-        <w:ind w:left="0" w:leftChars="0" w:right="0" w:rightChars="0" w:firstLine="0" w:firstLineChars="0"/>
+        <w:ind w:left="0" w:right="0" w:firstLine="0" w:leftChars="0" w:rightChars="0" w:firstLineChars="0"/>
         <w:jc w:val="center"/>
         <w:textAlignment w:val="baseline"/>
         <w:rPr>
-          <w:rFonts w:hint="eastAsia" w:ascii="宋体" w:hAnsi="宋体" w:eastAsia="宋体" w:cs="宋体"/>
+          <w:rFonts w:ascii="宋体" w:eastAsia="宋体" w:hAnsi="宋体" w:cs="宋体" w:hint="eastAsia"/>
           <w:sz w:val="24"/>
           <w:szCs w:val="24"/>
           <w:lang w:val="en-US" w:eastAsia="zh-CN"/>
@@ -248,7 +249,7 @@
       </w:pPr>
       <w:r>
         <w:rPr>
-          <w:rFonts w:ascii="宋体" w:hAnsi="宋体" w:eastAsia="宋体" w:cs="宋体"/>
+          <w:rFonts w:ascii="宋体" w:eastAsia="宋体" w:hAnsi="宋体" w:cs="宋体"/>
           <w:b/>
           <w:bCs/>
           <w:spacing w:val="-3"/>
@@ -259,7 +260,7 @@
       </w:r>
       <w:r>
         <w:rPr>
-          <w:rFonts w:hint="eastAsia" w:ascii="宋体" w:hAnsi="宋体" w:eastAsia="宋体" w:cs="宋体"/>
+          <w:rFonts w:ascii="宋体" w:eastAsia="宋体" w:hAnsi="宋体" w:cs="宋体" w:hint="eastAsia"/>
           <w:b/>
           <w:bCs/>
           <w:spacing w:val="-3"/>
@@ -271,7 +272,7 @@
       </w:r>
       <w:r>
         <w:rPr>
-          <w:rFonts w:ascii="宋体" w:hAnsi="宋体" w:eastAsia="宋体" w:cs="宋体"/>
+          <w:rFonts w:ascii="宋体" w:eastAsia="宋体" w:hAnsi="宋体" w:cs="宋体"/>
           <w:b/>
           <w:bCs/>
           <w:spacing w:val="-3"/>
@@ -282,7 +283,7 @@
       </w:r>
       <w:r>
         <w:rPr>
-          <w:rFonts w:hint="eastAsia" w:ascii="宋体" w:hAnsi="宋体" w:cs="宋体"/>
+          <w:rFonts w:ascii="宋体" w:hAnsi="宋体" w:cs="宋体" w:hint="eastAsia"/>
           <w:b/>
           <w:bCs/>
           <w:spacing w:val="-3"/>
@@ -294,7 +295,7 @@
       </w:r>
       <w:r>
         <w:rPr>
-          <w:rFonts w:ascii="宋体" w:hAnsi="宋体" w:eastAsia="宋体" w:cs="宋体"/>
+          <w:rFonts w:ascii="宋体" w:eastAsia="宋体" w:hAnsi="宋体" w:cs="宋体"/>
           <w:b/>
           <w:bCs/>
           <w:spacing w:val="-3"/>
@@ -305,7 +306,7 @@
       </w:r>
       <w:r>
         <w:rPr>
-          <w:rFonts w:hint="eastAsia" w:ascii="宋体" w:hAnsi="宋体" w:cs="宋体"/>
+          <w:rFonts w:ascii="宋体" w:hAnsi="宋体" w:cs="宋体" w:hint="eastAsia"/>
           <w:b/>
           <w:bCs/>
           <w:spacing w:val="-3"/>
@@ -318,18 +319,17 @@
     </w:p>
     <w:tbl>
       <w:tblPr>
-        <w:tblStyle w:val="21"/>
+        <w:tblStyle w:val="TableGrid"/>
         <w:tblW w:w="0" w:type="auto"/>
         <w:jc w:val="center"/>
         <w:tblBorders>
-          <w:top w:val="none" w:color="auto" w:sz="0" w:space="0"/>
-          <w:left w:val="none" w:color="auto" w:sz="0" w:space="0"/>
-          <w:bottom w:val="none" w:color="auto" w:sz="0" w:space="0"/>
-          <w:right w:val="none" w:color="auto" w:sz="0" w:space="0"/>
-          <w:insideH w:val="none" w:color="auto" w:sz="0" w:space="0"/>
-          <w:insideV w:val="none" w:color="auto" w:sz="0" w:space="0"/>
+          <w:top w:val="nil"/>
+          <w:left w:val="nil"/>
+          <w:bottom w:val="nil"/>
+          <w:right w:val="nil"/>
+          <w:insideH w:val="nil"/>
+          <w:insideV w:val="nil"/>
         </w:tblBorders>
-        <w:tblLayout w:type="autofit"/>
         <w:tblCellMar>
           <w:top w:w="0" w:type="dxa"/>
           <w:left w:w="108" w:type="dxa"/>
@@ -343,17 +343,25 @@
       </w:tblGrid>
       <w:tr>
         <w:tblPrEx>
+          <w:tblW w:w="0" w:type="auto"/>
+          <w:jc w:val="center"/>
           <w:tblBorders>
-            <w:top w:val="none" w:color="auto" w:sz="0" w:space="0"/>
-            <w:left w:val="none" w:color="auto" w:sz="0" w:space="0"/>
-            <w:bottom w:val="none" w:color="auto" w:sz="0" w:space="0"/>
-            <w:right w:val="none" w:color="auto" w:sz="0" w:space="0"/>
-            <w:insideH w:val="none" w:color="auto" w:sz="0" w:space="0"/>
-            <w:insideV w:val="none" w:color="auto" w:sz="0" w:space="0"/>
+            <w:top w:val="nil"/>
+            <w:left w:val="nil"/>
+            <w:bottom w:val="nil"/>
+            <w:right w:val="nil"/>
+            <w:insideH w:val="nil"/>
+            <w:insideV w:val="nil"/>
           </w:tblBorders>
+          <w:tblCellMar>
+            <w:top w:w="0" w:type="dxa"/>
+            <w:left w:w="108" w:type="dxa"/>
+            <w:bottom w:w="0" w:type="dxa"/>
+            <w:right w:w="108" w:type="dxa"/>
+          </w:tblCellMar>
         </w:tblPrEx>
         <w:trPr>
-          <w:trHeight w:val="810" w:hRule="atLeast"/>
+          <w:trHeight w:val="810"/>
           <w:jc w:val="center"/>
         </w:trPr>
         <w:tc>
@@ -391,7 +399,7 @@
             </w:r>
             <w:r>
               <w:rPr>
-                <w:rFonts w:hint="default" w:asciiTheme="minorAscii" w:hAnsiTheme="minorAscii" w:eastAsiaTheme="minorEastAsia"/>
+                <w:rFonts w:asciiTheme="minorAscii" w:eastAsiaTheme="minorEastAsia" w:hAnsiTheme="minorAscii" w:hint="default"/>
                 <w:spacing w:val="227"/>
                 <w:sz w:val="21"/>
                 <w:vertAlign w:val="baseline"/>
@@ -445,7 +453,7 @@
             </w:r>
             <w:r>
               <w:rPr>
-                <w:rFonts w:hint="eastAsia" w:asciiTheme="minorAscii" w:hAnsiTheme="minorAscii" w:eastAsiaTheme="minorEastAsia"/>
+                <w:rFonts w:asciiTheme="minorAscii" w:eastAsiaTheme="minorEastAsia" w:hAnsiTheme="minorAscii" w:hint="eastAsia"/>
                 <w:spacing w:val="227"/>
                 <w:sz w:val="21"/>
                 <w:vertAlign w:val="baseline"/>
@@ -467,14 +475,8 @@
       </w:tr>
       <w:tr>
         <w:tblPrEx>
-          <w:tblBorders>
-            <w:top w:val="none" w:color="auto" w:sz="0" w:space="0"/>
-            <w:left w:val="none" w:color="auto" w:sz="0" w:space="0"/>
-            <w:bottom w:val="none" w:color="auto" w:sz="0" w:space="0"/>
-            <w:right w:val="none" w:color="auto" w:sz="0" w:space="0"/>
-            <w:insideH w:val="none" w:color="auto" w:sz="0" w:space="0"/>
-            <w:insideV w:val="none" w:color="auto" w:sz="0" w:space="0"/>
-          </w:tblBorders>
+          <w:tblW w:w="0" w:type="auto"/>
+          <w:jc w:val="center"/>
           <w:tblCellMar>
             <w:top w:w="0" w:type="dxa"/>
             <w:left w:w="108" w:type="dxa"/>
@@ -483,7 +485,7 @@
           </w:tblCellMar>
         </w:tblPrEx>
         <w:trPr>
-          <w:trHeight w:val="810" w:hRule="atLeast"/>
+          <w:trHeight w:val="810"/>
           <w:jc w:val="center"/>
         </w:trPr>
         <w:tc>
@@ -507,7 +509,7 @@
               <w:snapToGrid w:val="0"/>
               <w:textAlignment w:val="baseline"/>
               <w:rPr>
-                <w:rFonts w:hint="default" w:ascii="Arial" w:hAnsi="Arial" w:eastAsia="Arial" w:cs="Arial"/>
+                <w:rFonts w:ascii="Arial" w:eastAsia="Arial" w:hAnsi="Arial" w:cs="Arial" w:hint="default"/>
                 <w:snapToGrid w:val="0"/>
                 <w:color w:val="000000"/>
                 <w:kern w:val="0"/>
@@ -539,7 +541,7 @@
             </w:r>
             <w:r>
               <w:rPr>
-                <w:rFonts w:hint="default" w:asciiTheme="minorAscii" w:hAnsiTheme="minorAscii" w:eastAsiaTheme="minorEastAsia"/>
+                <w:rFonts w:asciiTheme="minorAscii" w:eastAsiaTheme="minorEastAsia" w:hAnsiTheme="minorAscii" w:hint="default"/>
                 <w:spacing w:val="227"/>
                 <w:sz w:val="21"/>
                 <w:vertAlign w:val="baseline"/>
@@ -592,7 +594,7 @@
               <w:snapToGrid w:val="0"/>
               <w:textAlignment w:val="baseline"/>
               <w:rPr>
-                <w:rFonts w:hint="default" w:ascii="Arial" w:hAnsi="Arial" w:eastAsia="Arial" w:cs="Arial"/>
+                <w:rFonts w:ascii="Arial" w:eastAsia="Arial" w:hAnsi="Arial" w:cs="Arial" w:hint="default"/>
                 <w:snapToGrid w:val="0"/>
                 <w:color w:val="000000"/>
                 <w:kern w:val="0"/>
@@ -612,7 +614,7 @@
             </w:r>
             <w:r>
               <w:rPr>
-                <w:rFonts w:hint="eastAsia" w:asciiTheme="minorAscii" w:hAnsiTheme="minorAscii" w:eastAsiaTheme="minorEastAsia"/>
+                <w:rFonts w:asciiTheme="minorAscii" w:eastAsiaTheme="minorEastAsia" w:hAnsiTheme="minorAscii" w:hint="eastAsia"/>
                 <w:spacing w:val="227"/>
                 <w:sz w:val="21"/>
                 <w:vertAlign w:val="baseline"/>
@@ -634,14 +636,8 @@
       </w:tr>
       <w:tr>
         <w:tblPrEx>
-          <w:tblBorders>
-            <w:top w:val="none" w:color="auto" w:sz="0" w:space="0"/>
-            <w:left w:val="none" w:color="auto" w:sz="0" w:space="0"/>
-            <w:bottom w:val="none" w:color="auto" w:sz="0" w:space="0"/>
-            <w:right w:val="none" w:color="auto" w:sz="0" w:space="0"/>
-            <w:insideH w:val="none" w:color="auto" w:sz="0" w:space="0"/>
-            <w:insideV w:val="none" w:color="auto" w:sz="0" w:space="0"/>
-          </w:tblBorders>
+          <w:tblW w:w="0" w:type="auto"/>
+          <w:jc w:val="center"/>
           <w:tblCellMar>
             <w:top w:w="0" w:type="dxa"/>
             <w:left w:w="108" w:type="dxa"/>
@@ -650,7 +646,7 @@
           </w:tblCellMar>
         </w:tblPrEx>
         <w:trPr>
-          <w:trHeight w:val="635" w:hRule="atLeast"/>
+          <w:trHeight w:val="635"/>
           <w:jc w:val="center"/>
         </w:trPr>
         <w:tc>
@@ -700,7 +696,7 @@
             </w:r>
             <w:r>
               <w:rPr>
-                <w:rFonts w:hint="eastAsia" w:asciiTheme="minorAscii" w:hAnsiTheme="minorAscii" w:eastAsiaTheme="minorEastAsia"/>
+                <w:rFonts w:asciiTheme="minorAscii" w:eastAsiaTheme="minorEastAsia" w:hAnsiTheme="minorAscii" w:hint="eastAsia"/>
                 <w:spacing w:val="227"/>
                 <w:sz w:val="21"/>
                 <w:vertAlign w:val="baseline"/>
@@ -753,7 +749,7 @@
             </w:r>
             <w:r>
               <w:rPr>
-                <w:rFonts w:hint="eastAsia" w:asciiTheme="minorAscii" w:hAnsiTheme="minorAscii" w:eastAsiaTheme="minorEastAsia"/>
+                <w:rFonts w:asciiTheme="minorAscii" w:eastAsiaTheme="minorEastAsia" w:hAnsiTheme="minorAscii" w:hint="eastAsia"/>
                 <w:spacing w:val="227"/>
                 <w:sz w:val="21"/>
                 <w:vertAlign w:val="baseline"/>
@@ -812,14 +808,14 @@
         <w:ind w:left="3634"/>
         <w:textAlignment w:val="baseline"/>
         <w:rPr>
-          <w:rFonts w:ascii="宋体" w:hAnsi="宋体" w:eastAsia="宋体" w:cs="宋体"/>
+          <w:rFonts w:ascii="宋体" w:eastAsia="宋体" w:hAnsi="宋体" w:cs="宋体"/>
           <w:sz w:val="31"/>
           <w:szCs w:val="31"/>
         </w:rPr>
       </w:pPr>
       <w:r>
         <w:rPr>
-          <w:rFonts w:ascii="宋体" w:hAnsi="宋体" w:eastAsia="宋体" w:cs="宋体"/>
+          <w:rFonts w:ascii="宋体" w:eastAsia="宋体" w:hAnsi="宋体" w:cs="宋体"/>
           <w:b/>
           <w:bCs/>
           <w:spacing w:val="4"/>
@@ -831,16 +827,16 @@
     </w:p>
     <w:tbl>
       <w:tblPr>
-        <w:tblStyle w:val="26"/>
+        <w:tblStyle w:val="TableNormal0"/>
         <w:tblW w:w="8214" w:type="dxa"/>
         <w:jc w:val="center"/>
         <w:tblBorders>
-          <w:top w:val="single" w:color="000000" w:sz="2" w:space="0"/>
-          <w:left w:val="single" w:color="000000" w:sz="2" w:space="0"/>
-          <w:bottom w:val="single" w:color="000000" w:sz="2" w:space="0"/>
-          <w:right w:val="single" w:color="000000" w:sz="2" w:space="0"/>
-          <w:insideH w:val="single" w:color="000000" w:sz="2" w:space="0"/>
-          <w:insideV w:val="single" w:color="000000" w:sz="2" w:space="0"/>
+          <w:top w:val="single" w:sz="2" w:space="0" w:color="000000"/>
+          <w:left w:val="single" w:sz="2" w:space="0" w:color="000000"/>
+          <w:bottom w:val="single" w:sz="2" w:space="0" w:color="000000"/>
+          <w:right w:val="single" w:sz="2" w:space="0" w:color="000000"/>
+          <w:insideH w:val="single" w:sz="2" w:space="0" w:color="000000"/>
+          <w:insideV w:val="single" w:sz="2" w:space="0" w:color="000000"/>
         </w:tblBorders>
         <w:tblLayout w:type="fixed"/>
         <w:tblCellMar>
@@ -860,14 +856,17 @@
       </w:tblGrid>
       <w:tr>
         <w:tblPrEx>
+          <w:tblW w:w="8214" w:type="dxa"/>
+          <w:jc w:val="center"/>
           <w:tblBorders>
-            <w:top w:val="single" w:color="000000" w:sz="2" w:space="0"/>
-            <w:left w:val="single" w:color="000000" w:sz="2" w:space="0"/>
-            <w:bottom w:val="single" w:color="000000" w:sz="2" w:space="0"/>
-            <w:right w:val="single" w:color="000000" w:sz="2" w:space="0"/>
-            <w:insideH w:val="single" w:color="000000" w:sz="2" w:space="0"/>
-            <w:insideV w:val="single" w:color="000000" w:sz="2" w:space="0"/>
+            <w:top w:val="single" w:sz="2" w:space="0" w:color="000000"/>
+            <w:left w:val="single" w:sz="2" w:space="0" w:color="000000"/>
+            <w:bottom w:val="single" w:sz="2" w:space="0" w:color="000000"/>
+            <w:right w:val="single" w:sz="2" w:space="0" w:color="000000"/>
+            <w:insideH w:val="single" w:sz="2" w:space="0" w:color="000000"/>
+            <w:insideV w:val="single" w:sz="2" w:space="0" w:color="000000"/>
           </w:tblBorders>
+          <w:tblLayout w:type="fixed"/>
           <w:tblCellMar>
             <w:top w:w="0" w:type="dxa"/>
             <w:left w:w="0" w:type="dxa"/>
@@ -876,7 +875,7 @@
           </w:tblCellMar>
         </w:tblPrEx>
         <w:trPr>
-          <w:trHeight w:val="593" w:hRule="atLeast"/>
+          <w:trHeight w:val="593"/>
           <w:jc w:val="center"/>
         </w:trPr>
         <w:tc>
@@ -898,18 +897,18 @@
               <w:adjustRightInd w:val="0"/>
               <w:snapToGrid w:val="0"/>
               <w:spacing w:before="176" w:line="228" w:lineRule="auto"/>
-              <w:ind w:left="0" w:leftChars="0" w:right="0" w:rightChars="0" w:firstLine="0" w:firstLineChars="0"/>
+              <w:ind w:left="0" w:right="0" w:firstLine="0" w:leftChars="0" w:rightChars="0" w:firstLineChars="0"/>
               <w:jc w:val="center"/>
               <w:textAlignment w:val="baseline"/>
               <w:rPr>
-                <w:rFonts w:ascii="宋体" w:hAnsi="宋体" w:eastAsia="宋体" w:cs="宋体"/>
-                <w:sz w:val="20"/>
-                <w:szCs w:val="20"/>
-              </w:rPr>
-            </w:pPr>
-            <w:r>
-              <w:rPr>
-                <w:rFonts w:hint="eastAsia" w:ascii="宋体" w:hAnsi="宋体" w:cs="宋体"/>
+                <w:rFonts w:ascii="宋体" w:eastAsia="宋体" w:hAnsi="宋体" w:cs="宋体"/>
+                <w:sz w:val="20"/>
+                <w:szCs w:val="20"/>
+              </w:rPr>
+            </w:pPr>
+            <w:r>
+              <w:rPr>
+                <w:rFonts w:ascii="宋体" w:hAnsi="宋体" w:cs="宋体" w:hint="eastAsia"/>
                 <w:spacing w:val="-14"/>
                 <w:sz w:val="20"/>
                 <w:szCs w:val="20"/>
@@ -919,7 +918,7 @@
             </w:r>
             <w:r>
               <w:rPr>
-                <w:rFonts w:ascii="宋体" w:hAnsi="宋体" w:eastAsia="宋体" w:cs="宋体"/>
+                <w:rFonts w:ascii="宋体" w:eastAsia="宋体" w:hAnsi="宋体" w:cs="宋体"/>
                 <w:spacing w:val="-14"/>
                 <w:sz w:val="20"/>
                 <w:szCs w:val="20"/>
@@ -947,18 +946,18 @@
               <w:adjustRightInd w:val="0"/>
               <w:snapToGrid w:val="0"/>
               <w:spacing w:before="175" w:line="227" w:lineRule="auto"/>
-              <w:ind w:left="0" w:leftChars="0" w:right="0" w:rightChars="0" w:firstLine="0" w:firstLineChars="0"/>
+              <w:ind w:left="0" w:right="0" w:firstLine="0" w:leftChars="0" w:rightChars="0" w:firstLineChars="0"/>
               <w:jc w:val="center"/>
               <w:textAlignment w:val="baseline"/>
               <w:rPr>
-                <w:rFonts w:ascii="宋体" w:hAnsi="宋体" w:eastAsia="宋体" w:cs="宋体"/>
-                <w:sz w:val="20"/>
-                <w:szCs w:val="20"/>
-              </w:rPr>
-            </w:pPr>
-            <w:r>
-              <w:rPr>
-                <w:rFonts w:ascii="宋体" w:hAnsi="宋体" w:eastAsia="宋体" w:cs="宋体"/>
+                <w:rFonts w:ascii="宋体" w:eastAsia="宋体" w:hAnsi="宋体" w:cs="宋体"/>
+                <w:sz w:val="20"/>
+                <w:szCs w:val="20"/>
+              </w:rPr>
+            </w:pPr>
+            <w:r>
+              <w:rPr>
+                <w:rFonts w:ascii="宋体" w:eastAsia="宋体" w:hAnsi="宋体" w:cs="宋体"/>
                 <w:spacing w:val="4"/>
                 <w:sz w:val="20"/>
                 <w:szCs w:val="20"/>
@@ -986,18 +985,18 @@
               <w:adjustRightInd w:val="0"/>
               <w:snapToGrid w:val="0"/>
               <w:spacing w:before="175" w:line="228" w:lineRule="auto"/>
-              <w:ind w:left="0" w:leftChars="0" w:right="0" w:rightChars="0" w:firstLine="0" w:firstLineChars="0"/>
+              <w:ind w:left="0" w:right="0" w:firstLine="0" w:leftChars="0" w:rightChars="0" w:firstLineChars="0"/>
               <w:jc w:val="center"/>
               <w:textAlignment w:val="baseline"/>
               <w:rPr>
-                <w:rFonts w:ascii="宋体" w:hAnsi="宋体" w:eastAsia="宋体" w:cs="宋体"/>
-                <w:sz w:val="20"/>
-                <w:szCs w:val="20"/>
-              </w:rPr>
-            </w:pPr>
-            <w:r>
-              <w:rPr>
-                <w:rFonts w:ascii="宋体" w:hAnsi="宋体" w:eastAsia="宋体" w:cs="宋体"/>
+                <w:rFonts w:ascii="宋体" w:eastAsia="宋体" w:hAnsi="宋体" w:cs="宋体"/>
+                <w:sz w:val="20"/>
+                <w:szCs w:val="20"/>
+              </w:rPr>
+            </w:pPr>
+            <w:r>
+              <w:rPr>
+                <w:rFonts w:ascii="宋体" w:eastAsia="宋体" w:hAnsi="宋体" w:cs="宋体"/>
                 <w:spacing w:val="7"/>
                 <w:sz w:val="20"/>
                 <w:szCs w:val="20"/>
@@ -1025,11 +1024,11 @@
               <w:adjustRightInd w:val="0"/>
               <w:snapToGrid w:val="0"/>
               <w:spacing w:before="175" w:line="228" w:lineRule="auto"/>
-              <w:ind w:left="0" w:leftChars="0" w:right="0" w:rightChars="0" w:firstLine="0" w:firstLineChars="0"/>
+              <w:ind w:left="0" w:right="0" w:firstLine="0" w:leftChars="0" w:rightChars="0" w:firstLineChars="0"/>
               <w:jc w:val="center"/>
               <w:textAlignment w:val="baseline"/>
               <w:rPr>
-                <w:rFonts w:hint="eastAsia" w:ascii="宋体" w:hAnsi="宋体" w:eastAsia="宋体" w:cs="宋体"/>
+                <w:rFonts w:ascii="宋体" w:eastAsia="宋体" w:hAnsi="宋体" w:cs="宋体" w:hint="eastAsia"/>
                 <w:spacing w:val="7"/>
                 <w:sz w:val="20"/>
                 <w:szCs w:val="20"/>
@@ -1038,7 +1037,7 @@
             </w:pPr>
             <w:r>
               <w:rPr>
-                <w:rFonts w:hint="eastAsia" w:ascii="宋体" w:hAnsi="宋体" w:cs="宋体"/>
+                <w:rFonts w:ascii="宋体" w:hAnsi="宋体" w:cs="宋体" w:hint="eastAsia"/>
                 <w:spacing w:val="7"/>
                 <w:sz w:val="20"/>
                 <w:szCs w:val="20"/>
@@ -1067,11 +1066,11 @@
               <w:adjustRightInd w:val="0"/>
               <w:snapToGrid w:val="0"/>
               <w:spacing w:before="175" w:line="228" w:lineRule="auto"/>
-              <w:ind w:left="0" w:leftChars="0" w:right="0" w:rightChars="0" w:firstLine="0" w:firstLineChars="0"/>
+              <w:ind w:left="0" w:right="0" w:firstLine="0" w:leftChars="0" w:rightChars="0" w:firstLineChars="0"/>
               <w:jc w:val="center"/>
               <w:textAlignment w:val="baseline"/>
               <w:rPr>
-                <w:rFonts w:hint="default" w:ascii="宋体" w:hAnsi="宋体" w:cs="宋体"/>
+                <w:rFonts w:ascii="宋体" w:hAnsi="宋体" w:cs="宋体" w:hint="default"/>
                 <w:spacing w:val="7"/>
                 <w:sz w:val="20"/>
                 <w:szCs w:val="20"/>
@@ -1080,7 +1079,7 @@
             </w:pPr>
             <w:r>
               <w:rPr>
-                <w:rFonts w:hint="eastAsia" w:ascii="宋体" w:hAnsi="宋体" w:cs="宋体"/>
+                <w:rFonts w:ascii="宋体" w:hAnsi="宋体" w:cs="宋体" w:hint="eastAsia"/>
                 <w:spacing w:val="7"/>
                 <w:sz w:val="20"/>
                 <w:szCs w:val="20"/>
@@ -1109,18 +1108,18 @@
               <w:adjustRightInd w:val="0"/>
               <w:snapToGrid w:val="0"/>
               <w:spacing w:before="176" w:line="229" w:lineRule="auto"/>
-              <w:ind w:left="0" w:leftChars="0" w:right="0" w:rightChars="0" w:firstLine="0" w:firstLineChars="0"/>
+              <w:ind w:left="0" w:right="0" w:firstLine="0" w:leftChars="0" w:rightChars="0" w:firstLineChars="0"/>
               <w:jc w:val="center"/>
               <w:textAlignment w:val="baseline"/>
               <w:rPr>
-                <w:rFonts w:ascii="宋体" w:hAnsi="宋体" w:eastAsia="宋体" w:cs="宋体"/>
-                <w:sz w:val="20"/>
-                <w:szCs w:val="20"/>
-              </w:rPr>
-            </w:pPr>
-            <w:r>
-              <w:rPr>
-                <w:rFonts w:ascii="宋体" w:hAnsi="宋体" w:eastAsia="宋体" w:cs="宋体"/>
+                <w:rFonts w:ascii="宋体" w:eastAsia="宋体" w:hAnsi="宋体" w:cs="宋体"/>
+                <w:sz w:val="20"/>
+                <w:szCs w:val="20"/>
+              </w:rPr>
+            </w:pPr>
+            <w:r>
+              <w:rPr>
+                <w:rFonts w:ascii="宋体" w:eastAsia="宋体" w:hAnsi="宋体" w:cs="宋体"/>
                 <w:spacing w:val="7"/>
                 <w:sz w:val="20"/>
                 <w:szCs w:val="20"/>
@@ -1132,14 +1131,9 @@
       </w:tr>
       <w:tr>
         <w:tblPrEx>
-          <w:tblBorders>
-            <w:top w:val="single" w:color="000000" w:sz="2" w:space="0"/>
-            <w:left w:val="single" w:color="000000" w:sz="2" w:space="0"/>
-            <w:bottom w:val="single" w:color="000000" w:sz="2" w:space="0"/>
-            <w:right w:val="single" w:color="000000" w:sz="2" w:space="0"/>
-            <w:insideH w:val="single" w:color="000000" w:sz="2" w:space="0"/>
-            <w:insideV w:val="single" w:color="000000" w:sz="2" w:space="0"/>
-          </w:tblBorders>
+          <w:tblW w:w="8214" w:type="dxa"/>
+          <w:jc w:val="center"/>
+          <w:tblLayout w:type="fixed"/>
           <w:tblCellMar>
             <w:top w:w="0" w:type="dxa"/>
             <w:left w:w="0" w:type="dxa"/>
@@ -1148,7 +1142,7 @@
           </w:tblCellMar>
         </w:tblPrEx>
         <w:trPr>
-          <w:trHeight w:val="516" w:hRule="atLeast"/>
+          <w:trHeight w:val="516"/>
           <w:jc w:val="center"/>
         </w:trPr>
         <w:tc>
@@ -1170,11 +1164,11 @@
               <w:adjustRightInd w:val="0"/>
               <w:snapToGrid w:val="0"/>
               <w:spacing w:before="173" w:line="267" w:lineRule="exact"/>
-              <w:ind w:left="0" w:leftChars="0" w:right="0" w:rightChars="0" w:firstLine="0" w:firstLineChars="0"/>
+              <w:ind w:left="0" w:right="0" w:firstLine="0" w:leftChars="0" w:rightChars="0" w:firstLineChars="0"/>
               <w:jc w:val="center"/>
               <w:textAlignment w:val="baseline"/>
               <w:rPr>
-                <w:rFonts w:hint="default" w:ascii="宋体" w:hAnsi="宋体" w:eastAsia="宋体" w:cs="宋体"/>
+                <w:rFonts w:ascii="宋体" w:eastAsia="宋体" w:hAnsi="宋体" w:cs="宋体" w:hint="default"/>
                 <w:sz w:val="20"/>
                 <w:szCs w:val="20"/>
                 <w:lang w:val="en-US"/>
@@ -1182,7 +1176,7 @@
             </w:pPr>
             <w:r>
               <w:rPr>
-                <w:rFonts w:ascii="宋体" w:hAnsi="宋体" w:eastAsia="宋体" w:cs="宋体"/>
+                <w:rFonts w:ascii="宋体" w:eastAsia="宋体" w:hAnsi="宋体" w:cs="宋体"/>
                 <w:spacing w:val="3"/>
                 <w:position w:val="1"/>
                 <w:sz w:val="20"/>
@@ -1192,7 +1186,7 @@
             </w:r>
             <w:r>
               <w:rPr>
-                <w:rFonts w:hint="eastAsia" w:ascii="宋体" w:hAnsi="宋体" w:cs="宋体"/>
+                <w:rFonts w:ascii="宋体" w:hAnsi="宋体" w:cs="宋体" w:hint="eastAsia"/>
                 <w:spacing w:val="3"/>
                 <w:position w:val="1"/>
                 <w:sz w:val="20"/>
@@ -1203,7 +1197,7 @@
             </w:r>
             <w:r>
               <w:rPr>
-                <w:rFonts w:ascii="宋体" w:hAnsi="宋体" w:eastAsia="宋体" w:cs="宋体"/>
+                <w:rFonts w:ascii="宋体" w:eastAsia="宋体" w:hAnsi="宋体" w:cs="宋体"/>
                 <w:spacing w:val="3"/>
                 <w:position w:val="1"/>
                 <w:sz w:val="20"/>
@@ -1213,7 +1207,7 @@
             </w:r>
             <w:r>
               <w:rPr>
-                <w:rFonts w:hint="eastAsia" w:ascii="宋体" w:hAnsi="宋体" w:cs="宋体"/>
+                <w:rFonts w:ascii="宋体" w:hAnsi="宋体" w:cs="宋体" w:hint="eastAsia"/>
                 <w:spacing w:val="3"/>
                 <w:position w:val="1"/>
                 <w:sz w:val="20"/>
@@ -1243,18 +1237,18 @@
               <w:adjustRightInd w:val="0"/>
               <w:snapToGrid w:val="0"/>
               <w:spacing w:before="173" w:line="267" w:lineRule="exact"/>
-              <w:ind w:left="0" w:leftChars="0" w:right="0" w:rightChars="0" w:firstLine="0" w:firstLineChars="0"/>
+              <w:ind w:left="0" w:right="0" w:firstLine="0" w:leftChars="0" w:rightChars="0" w:firstLineChars="0"/>
               <w:jc w:val="center"/>
               <w:textAlignment w:val="baseline"/>
               <w:rPr>
-                <w:rFonts w:ascii="宋体" w:hAnsi="宋体" w:eastAsia="宋体" w:cs="宋体"/>
-                <w:sz w:val="20"/>
-                <w:szCs w:val="20"/>
-              </w:rPr>
-            </w:pPr>
-            <w:r>
-              <w:rPr>
-                <w:rFonts w:ascii="宋体" w:hAnsi="宋体" w:eastAsia="宋体" w:cs="宋体"/>
+                <w:rFonts w:ascii="宋体" w:eastAsia="宋体" w:hAnsi="宋体" w:cs="宋体"/>
+                <w:sz w:val="20"/>
+                <w:szCs w:val="20"/>
+              </w:rPr>
+            </w:pPr>
+            <w:r>
+              <w:rPr>
+                <w:rFonts w:ascii="宋体" w:eastAsia="宋体" w:hAnsi="宋体" w:cs="宋体"/>
                 <w:spacing w:val="4"/>
                 <w:position w:val="1"/>
                 <w:sz w:val="20"/>
@@ -1283,18 +1277,18 @@
               <w:adjustRightInd w:val="0"/>
               <w:snapToGrid w:val="0"/>
               <w:spacing w:before="172" w:line="228" w:lineRule="auto"/>
-              <w:ind w:left="0" w:leftChars="0" w:right="0" w:rightChars="0" w:firstLine="0" w:firstLineChars="0"/>
+              <w:ind w:left="0" w:right="0" w:firstLine="0" w:leftChars="0" w:rightChars="0" w:firstLineChars="0"/>
               <w:jc w:val="center"/>
               <w:textAlignment w:val="baseline"/>
               <w:rPr>
-                <w:rFonts w:ascii="宋体" w:hAnsi="宋体" w:eastAsia="宋体" w:cs="宋体"/>
-                <w:sz w:val="20"/>
-                <w:szCs w:val="20"/>
-              </w:rPr>
-            </w:pPr>
-            <w:r>
-              <w:rPr>
-                <w:rFonts w:ascii="宋体" w:hAnsi="宋体" w:eastAsia="宋体" w:cs="宋体"/>
+                <w:rFonts w:ascii="宋体" w:eastAsia="宋体" w:hAnsi="宋体" w:cs="宋体"/>
+                <w:sz w:val="20"/>
+                <w:szCs w:val="20"/>
+              </w:rPr>
+            </w:pPr>
+            <w:r>
+              <w:rPr>
+                <w:rFonts w:ascii="宋体" w:eastAsia="宋体" w:hAnsi="宋体" w:cs="宋体"/>
                 <w:spacing w:val="200"/>
                 <w:kern w:val="0"/>
                 <w:sz w:val="20"/>
@@ -1304,7 +1298,7 @@
             </w:r>
             <w:r>
               <w:rPr>
-                <w:rFonts w:ascii="宋体" w:hAnsi="宋体" w:eastAsia="宋体" w:cs="宋体"/>
+                <w:rFonts w:ascii="宋体" w:eastAsia="宋体" w:hAnsi="宋体" w:cs="宋体"/>
                 <w:spacing w:val="0"/>
                 <w:kern w:val="0"/>
                 <w:sz w:val="20"/>
@@ -1333,11 +1327,11 @@
               <w:adjustRightInd w:val="0"/>
               <w:snapToGrid w:val="0"/>
               <w:spacing w:before="173" w:line="229" w:lineRule="auto"/>
-              <w:ind w:left="0" w:leftChars="0" w:right="0" w:rightChars="0" w:firstLine="0" w:firstLineChars="0"/>
+              <w:ind w:left="0" w:right="0" w:firstLine="0" w:leftChars="0" w:rightChars="0" w:firstLineChars="0"/>
               <w:jc w:val="center"/>
               <w:textAlignment w:val="baseline"/>
               <w:rPr>
-                <w:rFonts w:ascii="宋体" w:hAnsi="宋体" w:eastAsia="宋体" w:cs="宋体"/>
+                <w:rFonts w:ascii="宋体" w:eastAsia="宋体" w:hAnsi="宋体" w:cs="宋体"/>
                 <w:spacing w:val="200"/>
                 <w:kern w:val="0"/>
                 <w:sz w:val="20"/>
@@ -1346,7 +1340,7 @@
             </w:pPr>
             <w:r>
               <w:rPr>
-                <w:rFonts w:hint="eastAsia" w:asciiTheme="minorAscii" w:hAnsiTheme="minorAscii" w:eastAsiaTheme="minorEastAsia"/>
+                <w:rFonts w:asciiTheme="minorAscii" w:eastAsiaTheme="minorEastAsia" w:hAnsiTheme="minorAscii" w:hint="eastAsia"/>
                 <w:spacing w:val="0"/>
                 <w:kern w:val="0"/>
                 <w:sz w:val="21"/>
@@ -1376,11 +1370,11 @@
               <w:adjustRightInd w:val="0"/>
               <w:snapToGrid w:val="0"/>
               <w:spacing w:before="172" w:line="228" w:lineRule="auto"/>
-              <w:ind w:left="0" w:leftChars="0" w:right="0" w:rightChars="0" w:firstLine="0" w:firstLineChars="0"/>
+              <w:ind w:left="0" w:right="0" w:firstLine="0" w:leftChars="0" w:rightChars="0" w:firstLineChars="0"/>
               <w:jc w:val="center"/>
               <w:textAlignment w:val="baseline"/>
               <w:rPr>
-                <w:rFonts w:ascii="宋体" w:hAnsi="宋体" w:eastAsia="宋体" w:cs="宋体"/>
+                <w:rFonts w:ascii="宋体" w:eastAsia="宋体" w:hAnsi="宋体" w:cs="宋体"/>
                 <w:spacing w:val="200"/>
                 <w:kern w:val="0"/>
                 <w:sz w:val="20"/>
@@ -1389,7 +1383,7 @@
             </w:pPr>
             <w:r>
               <w:rPr>
-                <w:rFonts w:hint="eastAsia" w:ascii="宋体" w:hAnsi="宋体" w:eastAsia="宋体" w:cs="宋体"/>
+                <w:rFonts w:ascii="宋体" w:eastAsia="宋体" w:hAnsi="宋体" w:cs="宋体" w:hint="eastAsia"/>
                 <w:spacing w:val="200"/>
                 <w:kern w:val="0"/>
                 <w:sz w:val="20"/>
@@ -1399,7 +1393,7 @@
             </w:r>
             <w:r>
               <w:rPr>
-                <w:rFonts w:hint="eastAsia" w:asciiTheme="minorAscii" w:hAnsiTheme="minorAscii" w:eastAsiaTheme="minorEastAsia"/>
+                <w:rFonts w:asciiTheme="minorAscii" w:eastAsiaTheme="minorEastAsia" w:hAnsiTheme="minorAscii" w:hint="eastAsia"/>
                 <w:spacing w:val="0"/>
                 <w:kern w:val="0"/>
                 <w:sz w:val="21"/>
@@ -1429,18 +1423,18 @@
               <w:adjustRightInd w:val="0"/>
               <w:snapToGrid w:val="0"/>
               <w:spacing w:before="173" w:line="229" w:lineRule="auto"/>
-              <w:ind w:left="0" w:leftChars="0" w:right="0" w:rightChars="0" w:firstLine="0" w:firstLineChars="0"/>
+              <w:ind w:left="0" w:right="0" w:firstLine="0" w:leftChars="0" w:rightChars="0" w:firstLineChars="0"/>
               <w:jc w:val="center"/>
               <w:textAlignment w:val="baseline"/>
               <w:rPr>
-                <w:rFonts w:ascii="宋体" w:hAnsi="宋体" w:eastAsia="宋体" w:cs="宋体"/>
-                <w:sz w:val="20"/>
-                <w:szCs w:val="20"/>
-              </w:rPr>
-            </w:pPr>
-            <w:r>
-              <w:rPr>
-                <w:rFonts w:hint="eastAsia" w:asciiTheme="minorAscii" w:hAnsiTheme="minorAscii" w:eastAsiaTheme="minorEastAsia"/>
+                <w:rFonts w:ascii="宋体" w:eastAsia="宋体" w:hAnsi="宋体" w:cs="宋体"/>
+                <w:sz w:val="20"/>
+                <w:szCs w:val="20"/>
+              </w:rPr>
+            </w:pPr>
+            <w:r>
+              <w:rPr>
+                <w:rFonts w:asciiTheme="minorAscii" w:eastAsiaTheme="minorEastAsia" w:hAnsiTheme="minorAscii" w:hint="eastAsia"/>
                 <w:spacing w:val="0"/>
                 <w:kern w:val="0"/>
                 <w:sz w:val="21"/>
@@ -1454,14 +1448,9 @@
       </w:tr>
       <w:tr>
         <w:tblPrEx>
-          <w:tblBorders>
-            <w:top w:val="single" w:color="000000" w:sz="2" w:space="0"/>
-            <w:left w:val="single" w:color="000000" w:sz="2" w:space="0"/>
-            <w:bottom w:val="single" w:color="000000" w:sz="2" w:space="0"/>
-            <w:right w:val="single" w:color="000000" w:sz="2" w:space="0"/>
-            <w:insideH w:val="single" w:color="000000" w:sz="2" w:space="0"/>
-            <w:insideV w:val="single" w:color="000000" w:sz="2" w:space="0"/>
-          </w:tblBorders>
+          <w:tblW w:w="8214" w:type="dxa"/>
+          <w:jc w:val="center"/>
+          <w:tblLayout w:type="fixed"/>
           <w:tblCellMar>
             <w:top w:w="0" w:type="dxa"/>
             <w:left w:w="0" w:type="dxa"/>
@@ -1470,7 +1459,7 @@
           </w:tblCellMar>
         </w:tblPrEx>
         <w:trPr>
-          <w:trHeight w:val="556" w:hRule="atLeast"/>
+          <w:trHeight w:val="556"/>
           <w:jc w:val="center"/>
         </w:trPr>
         <w:tc>
@@ -1479,7 +1468,7 @@
           </w:tcPr>
           <w:p>
             <w:pPr>
-              <w:pStyle w:val="27"/>
+              <w:pStyle w:val="TableText"/>
               <w:keepNext w:val="0"/>
               <w:keepLines w:val="0"/>
               <w:pageBreakBefore w:val="0"/>
@@ -1492,7 +1481,7 @@
               <w:bidi w:val="0"/>
               <w:adjustRightInd w:val="0"/>
               <w:snapToGrid w:val="0"/>
-              <w:ind w:left="0" w:leftChars="0" w:right="0" w:rightChars="0" w:firstLine="0" w:firstLineChars="0"/>
+              <w:ind w:left="0" w:right="0" w:firstLine="0" w:leftChars="0" w:rightChars="0" w:firstLineChars="0"/>
               <w:jc w:val="center"/>
               <w:textAlignment w:val="baseline"/>
             </w:pPr>
@@ -1504,7 +1493,7 @@
           </w:tcPr>
           <w:p>
             <w:pPr>
-              <w:pStyle w:val="27"/>
+              <w:pStyle w:val="TableText"/>
               <w:keepNext w:val="0"/>
               <w:keepLines w:val="0"/>
               <w:pageBreakBefore w:val="0"/>
@@ -1517,7 +1506,7 @@
               <w:bidi w:val="0"/>
               <w:adjustRightInd w:val="0"/>
               <w:snapToGrid w:val="0"/>
-              <w:ind w:left="0" w:leftChars="0" w:right="0" w:rightChars="0" w:firstLine="0" w:firstLineChars="0"/>
+              <w:ind w:left="0" w:right="0" w:firstLine="0" w:leftChars="0" w:rightChars="0" w:firstLineChars="0"/>
               <w:jc w:val="center"/>
               <w:textAlignment w:val="baseline"/>
             </w:pPr>
@@ -1529,7 +1518,7 @@
           </w:tcPr>
           <w:p>
             <w:pPr>
-              <w:pStyle w:val="27"/>
+              <w:pStyle w:val="TableText"/>
               <w:keepNext w:val="0"/>
               <w:keepLines w:val="0"/>
               <w:pageBreakBefore w:val="0"/>
@@ -1542,7 +1531,7 @@
               <w:bidi w:val="0"/>
               <w:adjustRightInd w:val="0"/>
               <w:snapToGrid w:val="0"/>
-              <w:ind w:left="0" w:leftChars="0" w:right="0" w:rightChars="0" w:firstLine="0" w:firstLineChars="0"/>
+              <w:ind w:left="0" w:right="0" w:firstLine="0" w:leftChars="0" w:rightChars="0" w:firstLineChars="0"/>
               <w:jc w:val="center"/>
               <w:textAlignment w:val="baseline"/>
             </w:pPr>
@@ -1554,7 +1543,7 @@
           </w:tcPr>
           <w:p>
             <w:pPr>
-              <w:pStyle w:val="27"/>
+              <w:pStyle w:val="TableText"/>
               <w:keepNext w:val="0"/>
               <w:keepLines w:val="0"/>
               <w:pageBreakBefore w:val="0"/>
@@ -1567,7 +1556,7 @@
               <w:bidi w:val="0"/>
               <w:adjustRightInd w:val="0"/>
               <w:snapToGrid w:val="0"/>
-              <w:ind w:left="0" w:leftChars="0" w:right="0" w:rightChars="0" w:firstLine="0" w:firstLineChars="0"/>
+              <w:ind w:left="0" w:right="0" w:firstLine="0" w:leftChars="0" w:rightChars="0" w:firstLineChars="0"/>
               <w:jc w:val="center"/>
               <w:textAlignment w:val="baseline"/>
             </w:pPr>
@@ -1579,7 +1568,7 @@
           </w:tcPr>
           <w:p>
             <w:pPr>
-              <w:pStyle w:val="27"/>
+              <w:pStyle w:val="TableText"/>
               <w:keepNext w:val="0"/>
               <w:keepLines w:val="0"/>
               <w:pageBreakBefore w:val="0"/>
@@ -1592,7 +1581,7 @@
               <w:bidi w:val="0"/>
               <w:adjustRightInd w:val="0"/>
               <w:snapToGrid w:val="0"/>
-              <w:ind w:left="0" w:leftChars="0" w:right="0" w:rightChars="0" w:firstLine="0" w:firstLineChars="0"/>
+              <w:ind w:left="0" w:right="0" w:firstLine="0" w:leftChars="0" w:rightChars="0" w:firstLineChars="0"/>
               <w:jc w:val="center"/>
               <w:textAlignment w:val="baseline"/>
             </w:pPr>
@@ -1604,7 +1593,7 @@
           </w:tcPr>
           <w:p>
             <w:pPr>
-              <w:pStyle w:val="27"/>
+              <w:pStyle w:val="TableText"/>
               <w:keepNext w:val="0"/>
               <w:keepLines w:val="0"/>
               <w:pageBreakBefore w:val="0"/>
@@ -1617,7 +1606,7 @@
               <w:bidi w:val="0"/>
               <w:adjustRightInd w:val="0"/>
               <w:snapToGrid w:val="0"/>
-              <w:ind w:left="0" w:leftChars="0" w:right="0" w:rightChars="0" w:firstLine="0" w:firstLineChars="0"/>
+              <w:ind w:left="0" w:right="0" w:firstLine="0" w:leftChars="0" w:rightChars="0" w:firstLineChars="0"/>
               <w:jc w:val="center"/>
               <w:textAlignment w:val="baseline"/>
             </w:pPr>
@@ -1626,14 +1615,9 @@
       </w:tr>
       <w:tr>
         <w:tblPrEx>
-          <w:tblBorders>
-            <w:top w:val="single" w:color="000000" w:sz="2" w:space="0"/>
-            <w:left w:val="single" w:color="000000" w:sz="2" w:space="0"/>
-            <w:bottom w:val="single" w:color="000000" w:sz="2" w:space="0"/>
-            <w:right w:val="single" w:color="000000" w:sz="2" w:space="0"/>
-            <w:insideH w:val="single" w:color="000000" w:sz="2" w:space="0"/>
-            <w:insideV w:val="single" w:color="000000" w:sz="2" w:space="0"/>
-          </w:tblBorders>
+          <w:tblW w:w="8214" w:type="dxa"/>
+          <w:jc w:val="center"/>
+          <w:tblLayout w:type="fixed"/>
           <w:tblCellMar>
             <w:top w:w="0" w:type="dxa"/>
             <w:left w:w="0" w:type="dxa"/>
@@ -1642,7 +1626,7 @@
           </w:tblCellMar>
         </w:tblPrEx>
         <w:trPr>
-          <w:trHeight w:val="556" w:hRule="atLeast"/>
+          <w:trHeight w:val="556"/>
           <w:jc w:val="center"/>
         </w:trPr>
         <w:tc>
@@ -1651,7 +1635,7 @@
           </w:tcPr>
           <w:p>
             <w:pPr>
-              <w:pStyle w:val="27"/>
+              <w:pStyle w:val="TableText"/>
               <w:keepNext w:val="0"/>
               <w:keepLines w:val="0"/>
               <w:pageBreakBefore w:val="0"/>
@@ -1664,7 +1648,7 @@
               <w:bidi w:val="0"/>
               <w:adjustRightInd w:val="0"/>
               <w:snapToGrid w:val="0"/>
-              <w:ind w:left="0" w:leftChars="0" w:right="0" w:rightChars="0" w:firstLine="0" w:firstLineChars="0"/>
+              <w:ind w:left="0" w:right="0" w:firstLine="0" w:leftChars="0" w:rightChars="0" w:firstLineChars="0"/>
               <w:jc w:val="center"/>
               <w:textAlignment w:val="baseline"/>
             </w:pPr>
@@ -1676,7 +1660,7 @@
           </w:tcPr>
           <w:p>
             <w:pPr>
-              <w:pStyle w:val="27"/>
+              <w:pStyle w:val="TableText"/>
               <w:keepNext w:val="0"/>
               <w:keepLines w:val="0"/>
               <w:pageBreakBefore w:val="0"/>
@@ -1689,7 +1673,7 @@
               <w:bidi w:val="0"/>
               <w:adjustRightInd w:val="0"/>
               <w:snapToGrid w:val="0"/>
-              <w:ind w:left="0" w:leftChars="0" w:right="0" w:rightChars="0" w:firstLine="0" w:firstLineChars="0"/>
+              <w:ind w:left="0" w:right="0" w:firstLine="0" w:leftChars="0" w:rightChars="0" w:firstLineChars="0"/>
               <w:jc w:val="center"/>
               <w:textAlignment w:val="baseline"/>
             </w:pPr>
@@ -1701,7 +1685,7 @@
           </w:tcPr>
           <w:p>
             <w:pPr>
-              <w:pStyle w:val="27"/>
+              <w:pStyle w:val="TableText"/>
               <w:keepNext w:val="0"/>
               <w:keepLines w:val="0"/>
               <w:pageBreakBefore w:val="0"/>
@@ -1714,7 +1698,7 @@
               <w:bidi w:val="0"/>
               <w:adjustRightInd w:val="0"/>
               <w:snapToGrid w:val="0"/>
-              <w:ind w:left="0" w:leftChars="0" w:right="0" w:rightChars="0" w:firstLine="0" w:firstLineChars="0"/>
+              <w:ind w:left="0" w:right="0" w:firstLine="0" w:leftChars="0" w:rightChars="0" w:firstLineChars="0"/>
               <w:jc w:val="center"/>
               <w:textAlignment w:val="baseline"/>
             </w:pPr>
@@ -1726,7 +1710,7 @@
           </w:tcPr>
           <w:p>
             <w:pPr>
-              <w:pStyle w:val="27"/>
+              <w:pStyle w:val="TableText"/>
               <w:keepNext w:val="0"/>
               <w:keepLines w:val="0"/>
               <w:pageBreakBefore w:val="0"/>
@@ -1739,7 +1723,7 @@
               <w:bidi w:val="0"/>
               <w:adjustRightInd w:val="0"/>
               <w:snapToGrid w:val="0"/>
-              <w:ind w:left="0" w:leftChars="0" w:right="0" w:rightChars="0" w:firstLine="0" w:firstLineChars="0"/>
+              <w:ind w:left="0" w:right="0" w:firstLine="0" w:leftChars="0" w:rightChars="0" w:firstLineChars="0"/>
               <w:jc w:val="center"/>
               <w:textAlignment w:val="baseline"/>
             </w:pPr>
@@ -1751,7 +1735,7 @@
           </w:tcPr>
           <w:p>
             <w:pPr>
-              <w:pStyle w:val="27"/>
+              <w:pStyle w:val="TableText"/>
               <w:keepNext w:val="0"/>
               <w:keepLines w:val="0"/>
               <w:pageBreakBefore w:val="0"/>
@@ -1764,7 +1748,7 @@
               <w:bidi w:val="0"/>
               <w:adjustRightInd w:val="0"/>
               <w:snapToGrid w:val="0"/>
-              <w:ind w:left="0" w:leftChars="0" w:right="0" w:rightChars="0" w:firstLine="0" w:firstLineChars="0"/>
+              <w:ind w:left="0" w:right="0" w:firstLine="0" w:leftChars="0" w:rightChars="0" w:firstLineChars="0"/>
               <w:jc w:val="center"/>
               <w:textAlignment w:val="baseline"/>
             </w:pPr>
@@ -1776,7 +1760,7 @@
           </w:tcPr>
           <w:p>
             <w:pPr>
-              <w:pStyle w:val="27"/>
+              <w:pStyle w:val="TableText"/>
               <w:keepNext w:val="0"/>
               <w:keepLines w:val="0"/>
               <w:pageBreakBefore w:val="0"/>
@@ -1789,7 +1773,7 @@
               <w:bidi w:val="0"/>
               <w:adjustRightInd w:val="0"/>
               <w:snapToGrid w:val="0"/>
-              <w:ind w:left="0" w:leftChars="0" w:right="0" w:rightChars="0" w:firstLine="0" w:firstLineChars="0"/>
+              <w:ind w:left="0" w:right="0" w:firstLine="0" w:leftChars="0" w:rightChars="0" w:firstLineChars="0"/>
               <w:jc w:val="center"/>
               <w:textAlignment w:val="baseline"/>
             </w:pPr>
@@ -1798,14 +1782,9 @@
       </w:tr>
       <w:tr>
         <w:tblPrEx>
-          <w:tblBorders>
-            <w:top w:val="single" w:color="000000" w:sz="2" w:space="0"/>
-            <w:left w:val="single" w:color="000000" w:sz="2" w:space="0"/>
-            <w:bottom w:val="single" w:color="000000" w:sz="2" w:space="0"/>
-            <w:right w:val="single" w:color="000000" w:sz="2" w:space="0"/>
-            <w:insideH w:val="single" w:color="000000" w:sz="2" w:space="0"/>
-            <w:insideV w:val="single" w:color="000000" w:sz="2" w:space="0"/>
-          </w:tblBorders>
+          <w:tblW w:w="8214" w:type="dxa"/>
+          <w:jc w:val="center"/>
+          <w:tblLayout w:type="fixed"/>
           <w:tblCellMar>
             <w:top w:w="0" w:type="dxa"/>
             <w:left w:w="0" w:type="dxa"/>
@@ -1814,7 +1793,7 @@
           </w:tblCellMar>
         </w:tblPrEx>
         <w:trPr>
-          <w:trHeight w:val="557" w:hRule="atLeast"/>
+          <w:trHeight w:val="557"/>
           <w:jc w:val="center"/>
         </w:trPr>
         <w:tc>
@@ -1823,7 +1802,7 @@
           </w:tcPr>
           <w:p>
             <w:pPr>
-              <w:pStyle w:val="27"/>
+              <w:pStyle w:val="TableText"/>
               <w:keepNext w:val="0"/>
               <w:keepLines w:val="0"/>
               <w:pageBreakBefore w:val="0"/>
@@ -1836,7 +1815,7 @@
               <w:bidi w:val="0"/>
               <w:adjustRightInd w:val="0"/>
               <w:snapToGrid w:val="0"/>
-              <w:ind w:left="0" w:leftChars="0" w:right="0" w:rightChars="0" w:firstLine="0" w:firstLineChars="0"/>
+              <w:ind w:left="0" w:right="0" w:firstLine="0" w:leftChars="0" w:rightChars="0" w:firstLineChars="0"/>
               <w:jc w:val="center"/>
               <w:textAlignment w:val="baseline"/>
             </w:pPr>
@@ -1848,7 +1827,7 @@
           </w:tcPr>
           <w:p>
             <w:pPr>
-              <w:pStyle w:val="27"/>
+              <w:pStyle w:val="TableText"/>
               <w:keepNext w:val="0"/>
               <w:keepLines w:val="0"/>
               <w:pageBreakBefore w:val="0"/>
@@ -1861,7 +1840,7 @@
               <w:bidi w:val="0"/>
               <w:adjustRightInd w:val="0"/>
               <w:snapToGrid w:val="0"/>
-              <w:ind w:left="0" w:leftChars="0" w:right="0" w:rightChars="0" w:firstLine="0" w:firstLineChars="0"/>
+              <w:ind w:left="0" w:right="0" w:firstLine="0" w:leftChars="0" w:rightChars="0" w:firstLineChars="0"/>
               <w:jc w:val="center"/>
               <w:textAlignment w:val="baseline"/>
             </w:pPr>
@@ -1873,7 +1852,7 @@
           </w:tcPr>
           <w:p>
             <w:pPr>
-              <w:pStyle w:val="27"/>
+              <w:pStyle w:val="TableText"/>
               <w:keepNext w:val="0"/>
               <w:keepLines w:val="0"/>
               <w:pageBreakBefore w:val="0"/>
@@ -1886,7 +1865,7 @@
               <w:bidi w:val="0"/>
               <w:adjustRightInd w:val="0"/>
               <w:snapToGrid w:val="0"/>
-              <w:ind w:left="0" w:leftChars="0" w:right="0" w:rightChars="0" w:firstLine="0" w:firstLineChars="0"/>
+              <w:ind w:left="0" w:right="0" w:firstLine="0" w:leftChars="0" w:rightChars="0" w:firstLineChars="0"/>
               <w:jc w:val="center"/>
               <w:textAlignment w:val="baseline"/>
             </w:pPr>
@@ -1898,7 +1877,7 @@
           </w:tcPr>
           <w:p>
             <w:pPr>
-              <w:pStyle w:val="27"/>
+              <w:pStyle w:val="TableText"/>
               <w:keepNext w:val="0"/>
               <w:keepLines w:val="0"/>
               <w:pageBreakBefore w:val="0"/>
@@ -1911,7 +1890,7 @@
               <w:bidi w:val="0"/>
               <w:adjustRightInd w:val="0"/>
               <w:snapToGrid w:val="0"/>
-              <w:ind w:left="0" w:leftChars="0" w:right="0" w:rightChars="0" w:firstLine="0" w:firstLineChars="0"/>
+              <w:ind w:left="0" w:right="0" w:firstLine="0" w:leftChars="0" w:rightChars="0" w:firstLineChars="0"/>
               <w:jc w:val="center"/>
               <w:textAlignment w:val="baseline"/>
             </w:pPr>
@@ -1923,7 +1902,7 @@
           </w:tcPr>
           <w:p>
             <w:pPr>
-              <w:pStyle w:val="27"/>
+              <w:pStyle w:val="TableText"/>
               <w:keepNext w:val="0"/>
               <w:keepLines w:val="0"/>
               <w:pageBreakBefore w:val="0"/>
@@ -1936,7 +1915,7 @@
               <w:bidi w:val="0"/>
               <w:adjustRightInd w:val="0"/>
               <w:snapToGrid w:val="0"/>
-              <w:ind w:left="0" w:leftChars="0" w:right="0" w:rightChars="0" w:firstLine="0" w:firstLineChars="0"/>
+              <w:ind w:left="0" w:right="0" w:firstLine="0" w:leftChars="0" w:rightChars="0" w:firstLineChars="0"/>
               <w:jc w:val="center"/>
               <w:textAlignment w:val="baseline"/>
             </w:pPr>
@@ -1948,7 +1927,7 @@
           </w:tcPr>
           <w:p>
             <w:pPr>
-              <w:pStyle w:val="27"/>
+              <w:pStyle w:val="TableText"/>
               <w:keepNext w:val="0"/>
               <w:keepLines w:val="0"/>
               <w:pageBreakBefore w:val="0"/>
@@ -1961,7 +1940,7 @@
               <w:bidi w:val="0"/>
               <w:adjustRightInd w:val="0"/>
               <w:snapToGrid w:val="0"/>
-              <w:ind w:left="0" w:leftChars="0" w:right="0" w:rightChars="0" w:firstLine="0" w:firstLineChars="0"/>
+              <w:ind w:left="0" w:right="0" w:firstLine="0" w:leftChars="0" w:rightChars="0" w:firstLineChars="0"/>
               <w:jc w:val="center"/>
               <w:textAlignment w:val="baseline"/>
             </w:pPr>
@@ -1992,7 +1971,7 @@
     <w:sdt>
       <w:sdtPr>
         <w:rPr>
-          <w:rFonts w:ascii="宋体" w:hAnsi="宋体" w:eastAsia="宋体" w:cs="Arial"/>
+          <w:rFonts w:ascii="宋体" w:eastAsia="宋体" w:hAnsi="宋体" w:cs="Arial"/>
           <w:snapToGrid w:val="0"/>
           <w:color w:val="000000"/>
           <w:kern w:val="0"/>
@@ -2008,7 +1987,7 @@
       </w:sdtPr>
       <w:sdtEndPr>
         <w:rPr>
-          <w:rFonts w:hint="eastAsia" w:ascii="宋体" w:hAnsi="宋体" w:eastAsia="宋体" w:cs="宋体"/>
+          <w:rFonts w:ascii="宋体" w:eastAsia="宋体" w:hAnsi="宋体" w:cs="宋体" w:hint="eastAsia"/>
           <w:snapToGrid w:val="0"/>
           <w:color w:val="000000"/>
           <w:kern w:val="0"/>
@@ -2033,18 +2012,18 @@
             <w:adjustRightInd w:val="0"/>
             <w:snapToGrid w:val="0"/>
             <w:spacing w:before="0" w:beforeLines="0" w:after="0" w:afterLines="0" w:line="240" w:lineRule="auto"/>
-            <w:ind w:left="0" w:leftChars="0" w:right="0" w:rightChars="0" w:firstLine="0" w:firstLineChars="0"/>
+            <w:ind w:left="0" w:right="0" w:firstLine="0" w:leftChars="0" w:rightChars="0" w:firstLineChars="0"/>
             <w:jc w:val="center"/>
             <w:textAlignment w:val="baseline"/>
             <w:rPr>
-              <w:rFonts w:hint="eastAsia" w:ascii="宋体" w:hAnsi="宋体" w:eastAsia="宋体" w:cs="宋体"/>
+              <w:rFonts w:ascii="宋体" w:eastAsia="宋体" w:hAnsi="宋体" w:cs="宋体" w:hint="eastAsia"/>
               <w:sz w:val="24"/>
               <w:szCs w:val="24"/>
             </w:rPr>
           </w:pPr>
           <w:r>
             <w:rPr>
-              <w:rFonts w:hint="eastAsia" w:ascii="宋体" w:hAnsi="宋体" w:eastAsia="宋体" w:cs="宋体"/>
+              <w:rFonts w:ascii="宋体" w:eastAsia="宋体" w:hAnsi="宋体" w:cs="宋体" w:hint="eastAsia"/>
               <w:sz w:val="24"/>
               <w:szCs w:val="24"/>
             </w:rPr>
@@ -2053,14 +2032,14 @@
         </w:p>
         <w:p>
           <w:pPr>
-            <w:pStyle w:val="16"/>
+            <w:pStyle w:val="TOC1"/>
             <w:tabs>
               <w:tab w:val="right" w:leader="dot" w:pos="8306"/>
             </w:tabs>
           </w:pPr>
           <w:r>
             <w:rPr>
-              <w:rFonts w:hint="eastAsia" w:ascii="宋体" w:hAnsi="宋体" w:eastAsia="宋体" w:cs="宋体"/>
+              <w:rFonts w:ascii="宋体" w:eastAsia="宋体" w:hAnsi="宋体" w:cs="宋体" w:hint="eastAsia"/>
               <w:sz w:val="24"/>
               <w:szCs w:val="24"/>
             </w:rPr>
@@ -2068,7 +2047,7 @@
           </w:r>
           <w:r>
             <w:rPr>
-              <w:rFonts w:hint="eastAsia" w:ascii="宋体" w:hAnsi="宋体" w:eastAsia="宋体" w:cs="宋体"/>
+              <w:rFonts w:ascii="宋体" w:eastAsia="宋体" w:hAnsi="宋体" w:cs="宋体" w:hint="eastAsia"/>
               <w:sz w:val="24"/>
               <w:szCs w:val="24"/>
             </w:rPr>
@@ -2076,7 +2055,7 @@
           </w:r>
           <w:r>
             <w:rPr>
-              <w:rFonts w:hint="eastAsia" w:ascii="宋体" w:hAnsi="宋体" w:eastAsia="宋体" w:cs="宋体"/>
+              <w:rFonts w:ascii="宋体" w:eastAsia="宋体" w:hAnsi="宋体" w:cs="宋体" w:hint="eastAsia"/>
               <w:sz w:val="24"/>
               <w:szCs w:val="24"/>
             </w:rPr>
@@ -2084,21 +2063,21 @@
           </w:r>
           <w:r>
             <w:rPr>
-              <w:rFonts w:hint="eastAsia" w:ascii="宋体" w:hAnsi="宋体" w:eastAsia="宋体" w:cs="宋体"/>
+              <w:rFonts w:ascii="宋体" w:eastAsia="宋体" w:hAnsi="宋体" w:cs="宋体" w:hint="eastAsia"/>
               <w:szCs w:val="24"/>
             </w:rPr>
             <w:fldChar w:fldCharType="begin"/>
           </w:r>
           <w:r>
             <w:rPr>
-              <w:rFonts w:hint="eastAsia" w:ascii="宋体" w:hAnsi="宋体" w:eastAsia="宋体" w:cs="宋体"/>
+              <w:rFonts w:ascii="宋体" w:eastAsia="宋体" w:hAnsi="宋体" w:cs="宋体" w:hint="eastAsia"/>
               <w:szCs w:val="24"/>
             </w:rPr>
             <w:instrText xml:space="preserve"> HYPERLINK \l _Toc31390 </w:instrText>
           </w:r>
           <w:r>
             <w:rPr>
-              <w:rFonts w:hint="eastAsia" w:ascii="宋体" w:hAnsi="宋体" w:eastAsia="宋体" w:cs="宋体"/>
+              <w:rFonts w:ascii="宋体" w:eastAsia="宋体" w:hAnsi="宋体" w:cs="宋体" w:hint="eastAsia"/>
               <w:szCs w:val="24"/>
             </w:rPr>
             <w:fldChar w:fldCharType="separate"/>
@@ -2130,7 +2109,7 @@
           </w:r>
           <w:r>
             <w:rPr>
-              <w:rFonts w:hint="eastAsia" w:ascii="宋体" w:hAnsi="宋体" w:eastAsia="宋体" w:cs="宋体"/>
+              <w:rFonts w:ascii="宋体" w:eastAsia="宋体" w:hAnsi="宋体" w:cs="宋体" w:hint="eastAsia"/>
               <w:szCs w:val="24"/>
             </w:rPr>
             <w:fldChar w:fldCharType="end"/>
@@ -2138,28 +2117,28 @@
         </w:p>
         <w:p>
           <w:pPr>
-            <w:pStyle w:val="16"/>
+            <w:pStyle w:val="TOC1"/>
             <w:tabs>
               <w:tab w:val="right" w:leader="dot" w:pos="8306"/>
             </w:tabs>
           </w:pPr>
           <w:r>
             <w:rPr>
-              <w:rFonts w:hint="eastAsia" w:ascii="宋体" w:hAnsi="宋体" w:eastAsia="宋体" w:cs="宋体"/>
+              <w:rFonts w:ascii="宋体" w:eastAsia="宋体" w:hAnsi="宋体" w:cs="宋体" w:hint="eastAsia"/>
               <w:szCs w:val="24"/>
             </w:rPr>
             <w:fldChar w:fldCharType="begin"/>
           </w:r>
           <w:r>
             <w:rPr>
-              <w:rFonts w:hint="eastAsia" w:ascii="宋体" w:hAnsi="宋体" w:eastAsia="宋体" w:cs="宋体"/>
+              <w:rFonts w:ascii="宋体" w:eastAsia="宋体" w:hAnsi="宋体" w:cs="宋体" w:hint="eastAsia"/>
               <w:szCs w:val="24"/>
             </w:rPr>
             <w:instrText xml:space="preserve"> HYPERLINK \l _Toc17351 </w:instrText>
           </w:r>
           <w:r>
             <w:rPr>
-              <w:rFonts w:hint="eastAsia" w:ascii="宋体" w:hAnsi="宋体" w:eastAsia="宋体" w:cs="宋体"/>
+              <w:rFonts w:ascii="宋体" w:eastAsia="宋体" w:hAnsi="宋体" w:cs="宋体" w:hint="eastAsia"/>
               <w:szCs w:val="24"/>
             </w:rPr>
             <w:fldChar w:fldCharType="separate"/>
@@ -2191,7 +2170,7 @@
           </w:r>
           <w:r>
             <w:rPr>
-              <w:rFonts w:hint="eastAsia" w:ascii="宋体" w:hAnsi="宋体" w:eastAsia="宋体" w:cs="宋体"/>
+              <w:rFonts w:ascii="宋体" w:eastAsia="宋体" w:hAnsi="宋体" w:cs="宋体" w:hint="eastAsia"/>
               <w:szCs w:val="24"/>
             </w:rPr>
             <w:fldChar w:fldCharType="end"/>
@@ -2199,42 +2178,42 @@
         </w:p>
         <w:p>
           <w:pPr>
-            <w:pStyle w:val="16"/>
+            <w:pStyle w:val="TOC1"/>
             <w:tabs>
               <w:tab w:val="right" w:leader="dot" w:pos="8306"/>
             </w:tabs>
           </w:pPr>
           <w:r>
             <w:rPr>
-              <w:rFonts w:hint="eastAsia" w:ascii="宋体" w:hAnsi="宋体" w:eastAsia="宋体" w:cs="宋体"/>
+              <w:rFonts w:ascii="宋体" w:eastAsia="宋体" w:hAnsi="宋体" w:cs="宋体" w:hint="eastAsia"/>
               <w:szCs w:val="24"/>
             </w:rPr>
             <w:fldChar w:fldCharType="begin"/>
           </w:r>
           <w:r>
             <w:rPr>
-              <w:rFonts w:hint="eastAsia" w:ascii="宋体" w:hAnsi="宋体" w:eastAsia="宋体" w:cs="宋体"/>
+              <w:rFonts w:ascii="宋体" w:eastAsia="宋体" w:hAnsi="宋体" w:cs="宋体" w:hint="eastAsia"/>
               <w:szCs w:val="24"/>
             </w:rPr>
             <w:instrText xml:space="preserve"> HYPERLINK \l _Toc8475 </w:instrText>
           </w:r>
           <w:r>
             <w:rPr>
-              <w:rFonts w:hint="eastAsia" w:ascii="宋体" w:hAnsi="宋体" w:eastAsia="宋体" w:cs="宋体"/>
+              <w:rFonts w:ascii="宋体" w:eastAsia="宋体" w:hAnsi="宋体" w:cs="宋体" w:hint="eastAsia"/>
               <w:szCs w:val="24"/>
             </w:rPr>
             <w:fldChar w:fldCharType="separate"/>
           </w:r>
           <w:r>
             <w:rPr>
-              <w:rFonts w:hint="default" w:ascii="宋体" w:hAnsi="宋体" w:eastAsia="宋体" w:cs="宋体"/>
+              <w:rFonts w:ascii="宋体" w:eastAsia="宋体" w:hAnsi="宋体" w:cs="宋体" w:hint="default"/>
               <w:szCs w:val="24"/>
             </w:rPr>
             <w:t xml:space="preserve">1. </w:t>
           </w:r>
           <w:r>
             <w:rPr>
-              <w:rFonts w:hint="eastAsia" w:ascii="宋体" w:hAnsi="宋体" w:eastAsia="宋体" w:cs="宋体"/>
+              <w:rFonts w:ascii="宋体" w:eastAsia="宋体" w:hAnsi="宋体" w:cs="宋体" w:hint="eastAsia"/>
               <w:szCs w:val="24"/>
             </w:rPr>
             <w:t>过程管理工具</w:t>
@@ -2259,7 +2238,7 @@
           </w:r>
           <w:r>
             <w:rPr>
-              <w:rFonts w:hint="eastAsia" w:ascii="宋体" w:hAnsi="宋体" w:eastAsia="宋体" w:cs="宋体"/>
+              <w:rFonts w:ascii="宋体" w:eastAsia="宋体" w:hAnsi="宋体" w:cs="宋体" w:hint="eastAsia"/>
               <w:szCs w:val="24"/>
             </w:rPr>
             <w:fldChar w:fldCharType="end"/>
@@ -2267,42 +2246,42 @@
         </w:p>
         <w:p>
           <w:pPr>
-            <w:pStyle w:val="16"/>
+            <w:pStyle w:val="TOC1"/>
             <w:tabs>
               <w:tab w:val="right" w:leader="dot" w:pos="8306"/>
             </w:tabs>
           </w:pPr>
           <w:r>
             <w:rPr>
-              <w:rFonts w:hint="eastAsia" w:ascii="宋体" w:hAnsi="宋体" w:eastAsia="宋体" w:cs="宋体"/>
+              <w:rFonts w:ascii="宋体" w:eastAsia="宋体" w:hAnsi="宋体" w:cs="宋体" w:hint="eastAsia"/>
               <w:szCs w:val="24"/>
             </w:rPr>
             <w:fldChar w:fldCharType="begin"/>
           </w:r>
           <w:r>
             <w:rPr>
-              <w:rFonts w:hint="eastAsia" w:ascii="宋体" w:hAnsi="宋体" w:eastAsia="宋体" w:cs="宋体"/>
+              <w:rFonts w:ascii="宋体" w:eastAsia="宋体" w:hAnsi="宋体" w:cs="宋体" w:hint="eastAsia"/>
               <w:szCs w:val="24"/>
             </w:rPr>
             <w:instrText xml:space="preserve"> HYPERLINK \l _Toc26534 </w:instrText>
           </w:r>
           <w:r>
             <w:rPr>
-              <w:rFonts w:hint="eastAsia" w:ascii="宋体" w:hAnsi="宋体" w:eastAsia="宋体" w:cs="宋体"/>
+              <w:rFonts w:ascii="宋体" w:eastAsia="宋体" w:hAnsi="宋体" w:cs="宋体" w:hint="eastAsia"/>
               <w:szCs w:val="24"/>
             </w:rPr>
             <w:fldChar w:fldCharType="separate"/>
           </w:r>
           <w:r>
             <w:rPr>
-              <w:rFonts w:hint="default" w:ascii="宋体" w:hAnsi="宋体" w:eastAsia="宋体" w:cs="宋体"/>
+              <w:rFonts w:ascii="宋体" w:eastAsia="宋体" w:hAnsi="宋体" w:cs="宋体" w:hint="default"/>
               <w:szCs w:val="24"/>
             </w:rPr>
             <w:t xml:space="preserve">2. </w:t>
           </w:r>
           <w:r>
             <w:rPr>
-              <w:rFonts w:hint="eastAsia" w:ascii="宋体" w:hAnsi="宋体" w:eastAsia="宋体" w:cs="宋体"/>
+              <w:rFonts w:ascii="宋体" w:eastAsia="宋体" w:hAnsi="宋体" w:cs="宋体" w:hint="eastAsia"/>
               <w:szCs w:val="24"/>
             </w:rPr>
             <w:t>监控工具</w:t>
@@ -2327,7 +2306,7 @@
           </w:r>
           <w:r>
             <w:rPr>
-              <w:rFonts w:hint="eastAsia" w:ascii="宋体" w:hAnsi="宋体" w:eastAsia="宋体" w:cs="宋体"/>
+              <w:rFonts w:ascii="宋体" w:eastAsia="宋体" w:hAnsi="宋体" w:cs="宋体" w:hint="eastAsia"/>
               <w:szCs w:val="24"/>
             </w:rPr>
             <w:fldChar w:fldCharType="end"/>
@@ -2349,7 +2328,7 @@
             <w:snapToGrid w:val="0"/>
             <w:textAlignment w:val="baseline"/>
             <w:rPr>
-              <w:rFonts w:hint="eastAsia" w:ascii="宋体" w:hAnsi="宋体" w:eastAsia="宋体" w:cs="宋体"/>
+              <w:rFonts w:ascii="宋体" w:eastAsia="宋体" w:hAnsi="宋体" w:cs="宋体" w:hint="eastAsia"/>
               <w:snapToGrid w:val="0"/>
               <w:color w:val="000000"/>
               <w:kern w:val="0"/>
@@ -2360,7 +2339,7 @@
           </w:pPr>
           <w:r>
             <w:rPr>
-              <w:rFonts w:hint="eastAsia" w:ascii="宋体" w:hAnsi="宋体" w:eastAsia="宋体" w:cs="宋体"/>
+              <w:rFonts w:ascii="宋体" w:eastAsia="宋体" w:hAnsi="宋体" w:cs="宋体" w:hint="eastAsia"/>
               <w:szCs w:val="24"/>
             </w:rPr>
             <w:fldChar w:fldCharType="end"/>
@@ -2384,7 +2363,7 @@
         <w:snapToGrid w:val="0"/>
         <w:textAlignment w:val="baseline"/>
         <w:rPr>
-          <w:rFonts w:ascii="Arial" w:hAnsi="Arial" w:eastAsia="Arial" w:cs="Arial"/>
+          <w:rFonts w:ascii="Arial" w:eastAsia="Arial" w:hAnsi="Arial" w:cs="Arial"/>
           <w:snapToGrid w:val="0"/>
           <w:color w:val="000000"/>
           <w:kern w:val="0"/>
@@ -2393,16 +2372,16 @@
           <w:lang w:val="en-US" w:eastAsia="en-US" w:bidi="ar-SA"/>
         </w:rPr>
         <w:sectPr>
-          <w:headerReference r:id="rId5" w:type="default"/>
+          <w:headerReference w:type="default" r:id="rId7"/>
           <w:pgSz w:w="11906" w:h="16838"/>
           <w:pgMar w:top="1417" w:right="1800" w:bottom="1440" w:left="1800" w:header="1140" w:footer="992" w:gutter="0"/>
-          <w:cols w:space="425" w:num="1"/>
+          <w:cols w:num="1" w:space="425"/>
           <w:docGrid w:type="lines" w:linePitch="312" w:charSpace="0"/>
         </w:sectPr>
       </w:pPr>
       <w:r>
         <w:rPr>
-          <w:rFonts w:ascii="Arial" w:hAnsi="Arial" w:eastAsia="Arial" w:cs="Arial"/>
+          <w:rFonts w:ascii="Arial" w:eastAsia="Arial" w:hAnsi="Arial" w:cs="Arial"/>
           <w:snapToGrid w:val="0"/>
           <w:color w:val="000000"/>
           <w:kern w:val="0"/>
@@ -2415,16 +2394,16 @@
     </w:p>
     <w:tbl>
       <w:tblPr>
-        <w:tblStyle w:val="26"/>
+        <w:tblStyle w:val="TableNormal0"/>
         <w:tblW w:w="14524" w:type="dxa"/>
         <w:tblInd w:w="2" w:type="dxa"/>
         <w:tblBorders>
-          <w:top w:val="single" w:color="000000" w:sz="2" w:space="0"/>
-          <w:left w:val="single" w:color="000000" w:sz="2" w:space="0"/>
-          <w:bottom w:val="single" w:color="000000" w:sz="2" w:space="0"/>
-          <w:right w:val="single" w:color="000000" w:sz="2" w:space="0"/>
-          <w:insideH w:val="single" w:color="000000" w:sz="2" w:space="0"/>
-          <w:insideV w:val="single" w:color="000000" w:sz="2" w:space="0"/>
+          <w:top w:val="single" w:sz="2" w:space="0" w:color="000000"/>
+          <w:left w:val="single" w:sz="2" w:space="0" w:color="000000"/>
+          <w:bottom w:val="single" w:sz="2" w:space="0" w:color="000000"/>
+          <w:right w:val="single" w:sz="2" w:space="0" w:color="000000"/>
+          <w:insideH w:val="single" w:sz="2" w:space="0" w:color="000000"/>
+          <w:insideV w:val="single" w:sz="2" w:space="0" w:color="000000"/>
         </w:tblBorders>
         <w:tblLayout w:type="fixed"/>
         <w:tblCellMar>
@@ -2445,14 +2424,17 @@
       </w:tblGrid>
       <w:tr>
         <w:tblPrEx>
+          <w:tblW w:w="14524" w:type="dxa"/>
+          <w:tblInd w:w="2" w:type="dxa"/>
           <w:tblBorders>
-            <w:top w:val="single" w:color="000000" w:sz="2" w:space="0"/>
-            <w:left w:val="single" w:color="000000" w:sz="2" w:space="0"/>
-            <w:bottom w:val="single" w:color="000000" w:sz="2" w:space="0"/>
-            <w:right w:val="single" w:color="000000" w:sz="2" w:space="0"/>
-            <w:insideH w:val="single" w:color="000000" w:sz="2" w:space="0"/>
-            <w:insideV w:val="single" w:color="000000" w:sz="2" w:space="0"/>
+            <w:top w:val="single" w:sz="2" w:space="0" w:color="000000"/>
+            <w:left w:val="single" w:sz="2" w:space="0" w:color="000000"/>
+            <w:bottom w:val="single" w:sz="2" w:space="0" w:color="000000"/>
+            <w:right w:val="single" w:sz="2" w:space="0" w:color="000000"/>
+            <w:insideH w:val="single" w:sz="2" w:space="0" w:color="000000"/>
+            <w:insideV w:val="single" w:sz="2" w:space="0" w:color="000000"/>
           </w:tblBorders>
+          <w:tblLayout w:type="fixed"/>
           <w:tblCellMar>
             <w:top w:w="0" w:type="dxa"/>
             <w:left w:w="0" w:type="dxa"/>
@@ -2461,7 +2443,7 @@
           </w:tblCellMar>
         </w:tblPrEx>
         <w:trPr>
-          <w:trHeight w:val="951" w:hRule="atLeast"/>
+          <w:trHeight w:val="951"/>
         </w:trPr>
         <w:tc>
           <w:tcPr>
@@ -2473,14 +2455,14 @@
               <w:spacing w:before="215" w:line="289" w:lineRule="auto"/>
               <w:ind w:left="538" w:right="110" w:hanging="422"/>
               <w:rPr>
-                <w:rFonts w:ascii="宋体" w:hAnsi="宋体" w:eastAsia="宋体" w:cs="宋体"/>
-                <w:sz w:val="20"/>
-                <w:szCs w:val="20"/>
-              </w:rPr>
-            </w:pPr>
-            <w:r>
-              <w:rPr>
-                <w:rFonts w:ascii="宋体" w:hAnsi="宋体" w:eastAsia="宋体" w:cs="宋体"/>
+                <w:rFonts w:ascii="宋体" w:eastAsia="宋体" w:hAnsi="宋体" w:cs="宋体"/>
+                <w:sz w:val="20"/>
+                <w:szCs w:val="20"/>
+              </w:rPr>
+            </w:pPr>
+            <w:r>
+              <w:rPr>
+                <w:rFonts w:ascii="宋体" w:eastAsia="宋体" w:hAnsi="宋体" w:cs="宋体"/>
                 <w:b/>
                 <w:bCs/>
                 <w:spacing w:val="6"/>
@@ -2491,7 +2473,7 @@
             </w:r>
             <w:r>
               <w:rPr>
-                <w:rFonts w:ascii="宋体" w:hAnsi="宋体" w:eastAsia="宋体" w:cs="宋体"/>
+                <w:rFonts w:ascii="宋体" w:eastAsia="宋体" w:hAnsi="宋体" w:cs="宋体"/>
                 <w:b/>
                 <w:bCs/>
                 <w:spacing w:val="-2"/>
@@ -2509,7 +2491,7 @@
           </w:tcPr>
           <w:p>
             <w:pPr>
-              <w:pStyle w:val="27"/>
+              <w:pStyle w:val="TableText"/>
               <w:spacing w:line="303" w:lineRule="auto"/>
             </w:pPr>
           </w:p>
@@ -2518,14 +2500,14 @@
               <w:spacing w:before="65" w:line="229" w:lineRule="auto"/>
               <w:ind w:left="238"/>
               <w:rPr>
-                <w:rFonts w:ascii="宋体" w:hAnsi="宋体" w:eastAsia="宋体" w:cs="宋体"/>
-                <w:sz w:val="20"/>
-                <w:szCs w:val="20"/>
-              </w:rPr>
-            </w:pPr>
-            <w:r>
-              <w:rPr>
-                <w:rFonts w:ascii="宋体" w:hAnsi="宋体" w:eastAsia="宋体" w:cs="宋体"/>
+                <w:rFonts w:ascii="宋体" w:eastAsia="宋体" w:hAnsi="宋体" w:cs="宋体"/>
+                <w:sz w:val="20"/>
+                <w:szCs w:val="20"/>
+              </w:rPr>
+            </w:pPr>
+            <w:r>
+              <w:rPr>
+                <w:rFonts w:ascii="宋体" w:eastAsia="宋体" w:hAnsi="宋体" w:cs="宋体"/>
                 <w:b/>
                 <w:bCs/>
                 <w:spacing w:val="5"/>
@@ -2546,14 +2528,14 @@
               <w:spacing w:before="214" w:line="229" w:lineRule="auto"/>
               <w:ind w:left="528"/>
               <w:rPr>
-                <w:rFonts w:ascii="宋体" w:hAnsi="宋体" w:eastAsia="宋体" w:cs="宋体"/>
-                <w:sz w:val="20"/>
-                <w:szCs w:val="20"/>
-              </w:rPr>
-            </w:pPr>
-            <w:r>
-              <w:rPr>
-                <w:rFonts w:ascii="宋体" w:hAnsi="宋体" w:eastAsia="宋体" w:cs="宋体"/>
+                <w:rFonts w:ascii="宋体" w:eastAsia="宋体" w:hAnsi="宋体" w:cs="宋体"/>
+                <w:sz w:val="20"/>
+                <w:szCs w:val="20"/>
+              </w:rPr>
+            </w:pPr>
+            <w:r>
+              <w:rPr>
+                <w:rFonts w:ascii="宋体" w:eastAsia="宋体" w:hAnsi="宋体" w:cs="宋体"/>
                 <w:b/>
                 <w:bCs/>
                 <w:spacing w:val="6"/>
@@ -2568,14 +2550,14 @@
               <w:spacing w:before="63" w:line="228" w:lineRule="auto"/>
               <w:ind w:left="121"/>
               <w:rPr>
-                <w:rFonts w:ascii="宋体" w:hAnsi="宋体" w:eastAsia="宋体" w:cs="宋体"/>
-                <w:sz w:val="20"/>
-                <w:szCs w:val="20"/>
-              </w:rPr>
-            </w:pPr>
-            <w:r>
-              <w:rPr>
-                <w:rFonts w:ascii="宋体" w:hAnsi="宋体" w:eastAsia="宋体" w:cs="宋体"/>
+                <w:rFonts w:ascii="宋体" w:eastAsia="宋体" w:hAnsi="宋体" w:cs="宋体"/>
+                <w:sz w:val="20"/>
+                <w:szCs w:val="20"/>
+              </w:rPr>
+            </w:pPr>
+            <w:r>
+              <w:rPr>
+                <w:rFonts w:ascii="宋体" w:eastAsia="宋体" w:hAnsi="宋体" w:cs="宋体"/>
                 <w:b/>
                 <w:bCs/>
                 <w:spacing w:val="4"/>
@@ -2595,7 +2577,7 @@
             <w:pPr>
               <w:spacing w:before="214" w:line="228" w:lineRule="auto"/>
               <w:rPr>
-                <w:rFonts w:ascii="宋体" w:hAnsi="宋体" w:eastAsia="宋体" w:cs="宋体"/>
+                <w:rFonts w:ascii="宋体" w:eastAsia="宋体" w:hAnsi="宋体" w:cs="宋体"/>
                 <w:b/>
                 <w:bCs/>
                 <w:spacing w:val="6"/>
@@ -2605,7 +2587,7 @@
             </w:pPr>
             <w:r>
               <w:rPr>
-                <w:rFonts w:ascii="宋体" w:hAnsi="宋体" w:eastAsia="宋体" w:cs="宋体"/>
+                <w:rFonts w:ascii="宋体" w:eastAsia="宋体" w:hAnsi="宋体" w:cs="宋体"/>
                 <w:b/>
                 <w:bCs/>
                 <w:spacing w:val="6"/>
@@ -2619,14 +2601,14 @@
             <w:pPr>
               <w:spacing w:before="214" w:line="228" w:lineRule="auto"/>
               <w:rPr>
-                <w:rFonts w:ascii="宋体" w:hAnsi="宋体" w:eastAsia="宋体" w:cs="宋体"/>
-                <w:sz w:val="20"/>
-                <w:szCs w:val="20"/>
-              </w:rPr>
-            </w:pPr>
-            <w:r>
-              <w:rPr>
-                <w:rFonts w:ascii="宋体" w:hAnsi="宋体" w:eastAsia="宋体" w:cs="宋体"/>
+                <w:rFonts w:ascii="宋体" w:eastAsia="宋体" w:hAnsi="宋体" w:cs="宋体"/>
+                <w:sz w:val="20"/>
+                <w:szCs w:val="20"/>
+              </w:rPr>
+            </w:pPr>
+            <w:r>
+              <w:rPr>
+                <w:rFonts w:ascii="宋体" w:eastAsia="宋体" w:hAnsi="宋体" w:cs="宋体"/>
                 <w:b/>
                 <w:bCs/>
                 <w:spacing w:val="6"/>
@@ -2646,14 +2628,14 @@
             <w:pPr>
               <w:spacing w:before="58" w:line="228" w:lineRule="auto"/>
               <w:rPr>
-                <w:rFonts w:ascii="宋体" w:hAnsi="宋体" w:eastAsia="宋体" w:cs="宋体"/>
-                <w:sz w:val="20"/>
-                <w:szCs w:val="20"/>
-              </w:rPr>
-            </w:pPr>
-            <w:r>
-              <w:rPr>
-                <w:rFonts w:ascii="宋体" w:hAnsi="宋体" w:eastAsia="宋体" w:cs="宋体"/>
+                <w:rFonts w:ascii="宋体" w:eastAsia="宋体" w:hAnsi="宋体" w:cs="宋体"/>
+                <w:sz w:val="20"/>
+                <w:szCs w:val="20"/>
+              </w:rPr>
+            </w:pPr>
+            <w:r>
+              <w:rPr>
+                <w:rFonts w:ascii="宋体" w:eastAsia="宋体" w:hAnsi="宋体" w:cs="宋体"/>
                 <w:b/>
                 <w:bCs/>
                 <w:spacing w:val="5"/>
@@ -2668,14 +2650,14 @@
               <w:spacing w:before="66" w:line="263" w:lineRule="auto"/>
               <w:ind w:right="18"/>
               <w:rPr>
-                <w:rFonts w:ascii="宋体" w:hAnsi="宋体" w:eastAsia="宋体" w:cs="宋体"/>
-                <w:sz w:val="20"/>
-                <w:szCs w:val="20"/>
-              </w:rPr>
-            </w:pPr>
-            <w:r>
-              <w:rPr>
-                <w:rFonts w:ascii="宋体" w:hAnsi="宋体" w:eastAsia="宋体" w:cs="宋体"/>
+                <w:rFonts w:ascii="宋体" w:eastAsia="宋体" w:hAnsi="宋体" w:cs="宋体"/>
+                <w:sz w:val="20"/>
+                <w:szCs w:val="20"/>
+              </w:rPr>
+            </w:pPr>
+            <w:r>
+              <w:rPr>
+                <w:rFonts w:ascii="宋体" w:eastAsia="宋体" w:hAnsi="宋体" w:cs="宋体"/>
                 <w:b/>
                 <w:bCs/>
                 <w:spacing w:val="-1"/>
@@ -2686,7 +2668,7 @@
             </w:r>
             <w:r>
               <w:rPr>
-                <w:rFonts w:ascii="宋体" w:hAnsi="宋体" w:eastAsia="宋体" w:cs="宋体"/>
+                <w:rFonts w:ascii="宋体" w:eastAsia="宋体" w:hAnsi="宋体" w:cs="宋体"/>
                 <w:spacing w:val="-44"/>
                 <w:sz w:val="20"/>
                 <w:szCs w:val="20"/>
@@ -2695,7 +2677,7 @@
             </w:r>
             <w:r>
               <w:rPr>
-                <w:rFonts w:ascii="宋体" w:hAnsi="宋体" w:eastAsia="宋体" w:cs="宋体"/>
+                <w:rFonts w:ascii="宋体" w:eastAsia="宋体" w:hAnsi="宋体" w:cs="宋体"/>
                 <w:b/>
                 <w:bCs/>
                 <w:spacing w:val="-1"/>
@@ -2706,7 +2688,7 @@
             </w:r>
             <w:r>
               <w:rPr>
-                <w:rFonts w:ascii="宋体" w:hAnsi="宋体" w:eastAsia="宋体" w:cs="宋体"/>
+                <w:rFonts w:ascii="宋体" w:eastAsia="宋体" w:hAnsi="宋体" w:cs="宋体"/>
                 <w:b/>
                 <w:bCs/>
                 <w:spacing w:val="3"/>
@@ -2724,7 +2706,7 @@
           </w:tcPr>
           <w:p>
             <w:pPr>
-              <w:pStyle w:val="27"/>
+              <w:pStyle w:val="TableText"/>
               <w:spacing w:line="303" w:lineRule="auto"/>
             </w:pPr>
           </w:p>
@@ -2733,14 +2715,14 @@
               <w:spacing w:before="65" w:line="226" w:lineRule="auto"/>
               <w:ind w:left="761"/>
               <w:rPr>
-                <w:rFonts w:ascii="宋体" w:hAnsi="宋体" w:eastAsia="宋体" w:cs="宋体"/>
-                <w:sz w:val="20"/>
-                <w:szCs w:val="20"/>
-              </w:rPr>
-            </w:pPr>
-            <w:r>
-              <w:rPr>
-                <w:rFonts w:ascii="宋体" w:hAnsi="宋体" w:eastAsia="宋体" w:cs="宋体"/>
+                <w:rFonts w:ascii="宋体" w:eastAsia="宋体" w:hAnsi="宋体" w:cs="宋体"/>
+                <w:sz w:val="20"/>
+                <w:szCs w:val="20"/>
+              </w:rPr>
+            </w:pPr>
+            <w:r>
+              <w:rPr>
+                <w:rFonts w:ascii="宋体" w:eastAsia="宋体" w:hAnsi="宋体" w:cs="宋体"/>
                 <w:b/>
                 <w:bCs/>
                 <w:spacing w:val="7"/>
@@ -2761,14 +2743,14 @@
               <w:spacing w:before="215" w:line="290" w:lineRule="auto"/>
               <w:ind w:left="476" w:right="302" w:hanging="169"/>
               <w:rPr>
-                <w:rFonts w:ascii="宋体" w:hAnsi="宋体" w:eastAsia="宋体" w:cs="宋体"/>
-                <w:sz w:val="20"/>
-                <w:szCs w:val="20"/>
-              </w:rPr>
-            </w:pPr>
-            <w:r>
-              <w:rPr>
-                <w:rFonts w:ascii="宋体" w:hAnsi="宋体" w:eastAsia="宋体" w:cs="宋体"/>
+                <w:rFonts w:ascii="宋体" w:eastAsia="宋体" w:hAnsi="宋体" w:cs="宋体"/>
+                <w:sz w:val="20"/>
+                <w:szCs w:val="20"/>
+              </w:rPr>
+            </w:pPr>
+            <w:r>
+              <w:rPr>
+                <w:rFonts w:ascii="宋体" w:eastAsia="宋体" w:hAnsi="宋体" w:cs="宋体"/>
                 <w:b/>
                 <w:bCs/>
                 <w:spacing w:val="4"/>
@@ -2779,7 +2761,7 @@
             </w:r>
             <w:r>
               <w:rPr>
-                <w:rFonts w:ascii="宋体" w:hAnsi="宋体" w:eastAsia="宋体" w:cs="宋体"/>
+                <w:rFonts w:ascii="宋体" w:eastAsia="宋体" w:hAnsi="宋体" w:cs="宋体"/>
                 <w:b/>
                 <w:bCs/>
                 <w:spacing w:val="-1"/>
@@ -2793,14 +2775,9 @@
       </w:tr>
       <w:tr>
         <w:tblPrEx>
-          <w:tblBorders>
-            <w:top w:val="single" w:color="000000" w:sz="2" w:space="0"/>
-            <w:left w:val="single" w:color="000000" w:sz="2" w:space="0"/>
-            <w:bottom w:val="single" w:color="000000" w:sz="2" w:space="0"/>
-            <w:right w:val="single" w:color="000000" w:sz="2" w:space="0"/>
-            <w:insideH w:val="single" w:color="000000" w:sz="2" w:space="0"/>
-            <w:insideV w:val="single" w:color="000000" w:sz="2" w:space="0"/>
-          </w:tblBorders>
+          <w:tblW w:w="14524" w:type="dxa"/>
+          <w:tblInd w:w="2" w:type="dxa"/>
+          <w:tblLayout w:type="fixed"/>
           <w:tblCellMar>
             <w:top w:w="0" w:type="dxa"/>
             <w:left w:w="0" w:type="dxa"/>
@@ -2809,7 +2786,7 @@
           </w:tblCellMar>
         </w:tblPrEx>
         <w:trPr>
-          <w:trHeight w:val="1972" w:hRule="atLeast"/>
+          <w:trHeight w:val="1972"/>
         </w:trPr>
         <w:tc>
           <w:tcPr>
@@ -2818,10 +2795,10 @@
           </w:tcPr>
           <w:p>
             <w:pPr>
-              <w:pStyle w:val="2"/>
+              <w:pStyle w:val="Heading1"/>
               <w:bidi w:val="0"/>
               <w:rPr>
-                <w:rFonts w:ascii="宋体" w:hAnsi="宋体" w:eastAsia="宋体" w:cs="宋体"/>
+                <w:rFonts w:ascii="宋体" w:eastAsia="宋体" w:hAnsi="宋体" w:cs="宋体"/>
                 <w:sz w:val="24"/>
                 <w:szCs w:val="24"/>
               </w:rPr>
@@ -2829,7 +2806,7 @@
             <w:bookmarkStart w:id="2" w:name="_Toc8475"/>
             <w:r>
               <w:rPr>
-                <w:rFonts w:hint="eastAsia" w:ascii="宋体" w:hAnsi="宋体" w:eastAsia="宋体" w:cs="宋体"/>
+                <w:rFonts w:ascii="宋体" w:eastAsia="宋体" w:hAnsi="宋体" w:cs="宋体" w:hint="eastAsia"/>
                 <w:sz w:val="24"/>
                 <w:szCs w:val="24"/>
               </w:rPr>
@@ -2848,7 +2825,7 @@
               <w:spacing w:before="12" w:line="234" w:lineRule="auto"/>
               <w:ind w:left="118" w:right="107" w:firstLine="6"/>
               <w:rPr>
-                <w:rFonts w:hint="default" w:ascii="宋体" w:hAnsi="宋体" w:eastAsia="宋体" w:cs="宋体"/>
+                <w:rFonts w:ascii="宋体" w:eastAsia="宋体" w:hAnsi="宋体" w:cs="宋体" w:hint="default"/>
                 <w:sz w:val="21"/>
                 <w:szCs w:val="21"/>
                 <w:lang w:val="en-US" w:eastAsia="zh-CN"/>
@@ -2856,7 +2833,7 @@
             </w:pPr>
             <w:r>
               <w:rPr>
-                <w:rFonts w:hint="eastAsia" w:ascii="宋体" w:hAnsi="宋体" w:eastAsia="宋体" w:cs="宋体"/>
+                <w:rFonts w:ascii="宋体" w:eastAsia="宋体" w:hAnsi="宋体" w:cs="宋体" w:hint="eastAsia"/>
                 <w:sz w:val="21"/>
                 <w:szCs w:val="21"/>
                 <w:lang w:val="en-US" w:eastAsia="zh-CN"/>
@@ -2874,14 +2851,14 @@
               <w:spacing w:before="12" w:line="234" w:lineRule="auto"/>
               <w:ind w:left="118" w:right="107" w:firstLine="6"/>
               <w:rPr>
-                <w:rFonts w:hint="eastAsia" w:ascii="宋体" w:hAnsi="宋体" w:eastAsia="宋体" w:cs="宋体"/>
+                <w:rFonts w:ascii="宋体" w:eastAsia="宋体" w:hAnsi="宋体" w:cs="宋体" w:hint="eastAsia"/>
                 <w:sz w:val="21"/>
                 <w:szCs w:val="21"/>
               </w:rPr>
             </w:pPr>
             <w:r>
               <w:rPr>
-                <w:rFonts w:hint="eastAsia" w:ascii="宋体" w:hAnsi="宋体" w:eastAsia="宋体" w:cs="宋体"/>
+                <w:rFonts w:ascii="宋体" w:eastAsia="宋体" w:hAnsi="宋体" w:cs="宋体" w:hint="eastAsia"/>
                 <w:sz w:val="21"/>
                 <w:szCs w:val="21"/>
               </w:rPr>
@@ -2899,7 +2876,7 @@
               <w:spacing w:before="12" w:line="234" w:lineRule="auto"/>
               <w:ind w:left="118" w:right="107" w:firstLine="6"/>
               <w:rPr>
-                <w:rFonts w:hint="eastAsia" w:ascii="宋体" w:hAnsi="宋体" w:eastAsia="宋体" w:cs="宋体"/>
+                <w:rFonts w:ascii="宋体" w:eastAsia="宋体" w:hAnsi="宋体" w:cs="宋体" w:hint="eastAsia"/>
                 <w:sz w:val="21"/>
                 <w:szCs w:val="21"/>
                 <w:lang w:val="en-US" w:eastAsia="zh-CN"/>
@@ -2907,7 +2884,7 @@
             </w:pPr>
             <w:r>
               <w:rPr>
-                <w:rFonts w:ascii="宋体" w:hAnsi="宋体" w:eastAsia="宋体" w:cs="宋体"/>
+                <w:rFonts w:ascii="宋体" w:eastAsia="宋体" w:hAnsi="宋体" w:cs="宋体"/>
                 <w:sz w:val="24"/>
                 <w:szCs w:val="24"/>
               </w:rPr>
@@ -2925,7 +2902,7 @@
               <w:spacing w:before="78" w:line="220" w:lineRule="auto"/>
               <w:ind w:left="560"/>
               <w:rPr>
-                <w:rFonts w:hint="eastAsia" w:ascii="宋体" w:hAnsi="宋体" w:eastAsia="宋体" w:cs="宋体"/>
+                <w:rFonts w:ascii="宋体" w:eastAsia="宋体" w:hAnsi="宋体" w:cs="宋体" w:hint="eastAsia"/>
                 <w:sz w:val="21"/>
                 <w:szCs w:val="21"/>
                 <w:lang w:val="en-US" w:eastAsia="zh-CN"/>
@@ -2933,7 +2910,7 @@
             </w:pPr>
             <w:r>
               <w:rPr>
-                <w:rFonts w:hint="eastAsia" w:ascii="宋体" w:hAnsi="宋体" w:eastAsia="宋体" w:cs="宋体"/>
+                <w:rFonts w:ascii="宋体" w:eastAsia="宋体" w:hAnsi="宋体" w:cs="宋体" w:hint="eastAsia"/>
                 <w:sz w:val="21"/>
                 <w:szCs w:val="21"/>
                 <w:lang w:val="en-US" w:eastAsia="zh-CN"/>
@@ -2951,7 +2928,7 @@
               <w:spacing w:before="12" w:line="234" w:lineRule="auto"/>
               <w:ind w:left="118" w:right="107" w:firstLine="6"/>
               <w:rPr>
-                <w:rFonts w:hint="eastAsia" w:ascii="宋体" w:hAnsi="宋体" w:eastAsia="宋体" w:cs="宋体"/>
+                <w:rFonts w:ascii="宋体" w:eastAsia="宋体" w:hAnsi="宋体" w:cs="宋体" w:hint="eastAsia"/>
                 <w:sz w:val="21"/>
                 <w:szCs w:val="21"/>
                 <w:lang w:val="en-US" w:eastAsia="zh-CN"/>
@@ -2959,7 +2936,7 @@
             </w:pPr>
             <w:r>
               <w:rPr>
-                <w:rFonts w:hint="eastAsia" w:ascii="宋体" w:hAnsi="宋体" w:eastAsia="宋体" w:cs="宋体"/>
+                <w:rFonts w:ascii="宋体" w:eastAsia="宋体" w:hAnsi="宋体" w:cs="宋体" w:hint="eastAsia"/>
                 <w:sz w:val="21"/>
                 <w:szCs w:val="21"/>
               </w:rPr>
@@ -2967,7 +2944,7 @@
             </w:r>
             <w:r>
               <w:rPr>
-                <w:rFonts w:hint="eastAsia" w:ascii="宋体" w:hAnsi="宋体" w:eastAsia="宋体" w:cs="宋体"/>
+                <w:rFonts w:ascii="宋体" w:eastAsia="宋体" w:hAnsi="宋体" w:cs="宋体" w:hint="eastAsia"/>
                 <w:sz w:val="21"/>
                 <w:szCs w:val="21"/>
                 <w:lang w:eastAsia="zh-CN"/>
@@ -2986,7 +2963,7 @@
               <w:spacing w:before="26" w:line="239" w:lineRule="auto"/>
               <w:ind w:left="120"/>
               <w:rPr>
-                <w:rFonts w:hint="eastAsia" w:ascii="宋体" w:hAnsi="宋体" w:eastAsia="宋体" w:cs="宋体"/>
+                <w:rFonts w:ascii="宋体" w:eastAsia="宋体" w:hAnsi="宋体" w:cs="宋体" w:hint="eastAsia"/>
                 <w:spacing w:val="-2"/>
                 <w:sz w:val="21"/>
                 <w:szCs w:val="21"/>
@@ -2995,7 +2972,7 @@
             </w:pPr>
             <w:r>
               <w:rPr>
-                <w:rFonts w:hint="eastAsia" w:ascii="宋体" w:hAnsi="宋体" w:eastAsia="宋体" w:cs="宋体"/>
+                <w:rFonts w:ascii="宋体" w:eastAsia="宋体" w:hAnsi="宋体" w:cs="宋体" w:hint="eastAsia"/>
                 <w:spacing w:val="-2"/>
                 <w:sz w:val="21"/>
                 <w:szCs w:val="21"/>
@@ -3009,7 +2986,7 @@
               <w:spacing w:before="26" w:line="239" w:lineRule="auto"/>
               <w:ind w:left="120"/>
               <w:rPr>
-                <w:rFonts w:hint="eastAsia" w:ascii="宋体" w:hAnsi="宋体" w:eastAsia="宋体" w:cs="宋体"/>
+                <w:rFonts w:ascii="宋体" w:eastAsia="宋体" w:hAnsi="宋体" w:cs="宋体" w:hint="eastAsia"/>
                 <w:spacing w:val="-2"/>
                 <w:sz w:val="21"/>
                 <w:szCs w:val="21"/>
@@ -3018,7 +2995,7 @@
             </w:pPr>
             <w:r>
               <w:rPr>
-                <w:rFonts w:hint="eastAsia" w:ascii="宋体" w:hAnsi="宋体" w:eastAsia="宋体" w:cs="宋体"/>
+                <w:rFonts w:ascii="宋体" w:eastAsia="宋体" w:hAnsi="宋体" w:cs="宋体" w:hint="eastAsia"/>
                 <w:spacing w:val="-2"/>
                 <w:sz w:val="21"/>
                 <w:szCs w:val="21"/>
@@ -3031,14 +3008,9 @@
       </w:tr>
       <w:tr>
         <w:tblPrEx>
-          <w:tblBorders>
-            <w:top w:val="single" w:color="000000" w:sz="2" w:space="0"/>
-            <w:left w:val="single" w:color="000000" w:sz="2" w:space="0"/>
-            <w:bottom w:val="single" w:color="000000" w:sz="2" w:space="0"/>
-            <w:right w:val="single" w:color="000000" w:sz="2" w:space="0"/>
-            <w:insideH w:val="single" w:color="000000" w:sz="2" w:space="0"/>
-            <w:insideV w:val="single" w:color="000000" w:sz="2" w:space="0"/>
-          </w:tblBorders>
+          <w:tblW w:w="14524" w:type="dxa"/>
+          <w:tblInd w:w="2" w:type="dxa"/>
+          <w:tblLayout w:type="fixed"/>
           <w:tblCellMar>
             <w:top w:w="0" w:type="dxa"/>
             <w:left w:w="0" w:type="dxa"/>
@@ -3047,7 +3019,7 @@
           </w:tblCellMar>
         </w:tblPrEx>
         <w:trPr>
-          <w:trHeight w:val="2879" w:hRule="atLeast"/>
+          <w:trHeight w:val="2879"/>
         </w:trPr>
         <w:tc>
           <w:tcPr>
@@ -3056,10 +3028,10 @@
           </w:tcPr>
           <w:p>
             <w:pPr>
-              <w:pStyle w:val="2"/>
+              <w:pStyle w:val="Heading1"/>
               <w:bidi w:val="0"/>
               <w:rPr>
-                <w:rFonts w:ascii="宋体" w:hAnsi="宋体" w:eastAsia="宋体" w:cs="宋体"/>
+                <w:rFonts w:ascii="宋体" w:eastAsia="宋体" w:hAnsi="宋体" w:cs="宋体"/>
                 <w:sz w:val="24"/>
                 <w:szCs w:val="24"/>
               </w:rPr>
@@ -3067,7 +3039,7 @@
             <w:bookmarkStart w:id="3" w:name="_Toc26534"/>
             <w:r>
               <w:rPr>
-                <w:rFonts w:hint="eastAsia" w:ascii="宋体" w:hAnsi="宋体" w:eastAsia="宋体" w:cs="宋体"/>
+                <w:rFonts w:ascii="宋体" w:eastAsia="宋体" w:hAnsi="宋体" w:cs="宋体" w:hint="eastAsia"/>
                 <w:sz w:val="24"/>
                 <w:szCs w:val="24"/>
               </w:rPr>
@@ -3086,7 +3058,7 @@
               <w:spacing w:before="12" w:line="234" w:lineRule="auto"/>
               <w:ind w:left="118" w:right="107" w:firstLine="6"/>
               <w:rPr>
-                <w:rFonts w:hint="default" w:ascii="宋体" w:hAnsi="宋体" w:eastAsia="宋体" w:cs="宋体"/>
+                <w:rFonts w:ascii="宋体" w:eastAsia="宋体" w:hAnsi="宋体" w:cs="宋体" w:hint="default"/>
                 <w:sz w:val="21"/>
                 <w:szCs w:val="21"/>
                 <w:lang w:val="en-US" w:eastAsia="zh-CN"/>
@@ -3094,7 +3066,7 @@
             </w:pPr>
             <w:r>
               <w:rPr>
-                <w:rFonts w:hint="eastAsia" w:ascii="宋体" w:hAnsi="宋体" w:eastAsia="宋体" w:cs="宋体"/>
+                <w:rFonts w:ascii="宋体" w:eastAsia="宋体" w:hAnsi="宋体" w:cs="宋体" w:hint="eastAsia"/>
                 <w:sz w:val="21"/>
                 <w:szCs w:val="21"/>
                 <w:lang w:val="en-US" w:eastAsia="zh-CN"/>
@@ -3112,14 +3084,14 @@
               <w:spacing w:before="12" w:line="234" w:lineRule="auto"/>
               <w:ind w:left="118" w:right="107" w:firstLine="6"/>
               <w:rPr>
-                <w:rFonts w:hint="eastAsia" w:ascii="宋体" w:hAnsi="宋体" w:eastAsia="宋体" w:cs="宋体"/>
+                <w:rFonts w:ascii="宋体" w:eastAsia="宋体" w:hAnsi="宋体" w:cs="宋体" w:hint="eastAsia"/>
                 <w:sz w:val="21"/>
                 <w:szCs w:val="21"/>
               </w:rPr>
             </w:pPr>
             <w:r>
               <w:rPr>
-                <w:rFonts w:hint="eastAsia" w:ascii="宋体" w:hAnsi="宋体" w:eastAsia="宋体" w:cs="宋体"/>
+                <w:rFonts w:ascii="宋体" w:eastAsia="宋体" w:hAnsi="宋体" w:cs="宋体" w:hint="eastAsia"/>
                 <w:sz w:val="21"/>
                 <w:szCs w:val="21"/>
                 <w:lang w:val="en-US" w:eastAsia="zh-CN"/>
@@ -3128,7 +3100,7 @@
             </w:r>
             <w:r>
               <w:rPr>
-                <w:rFonts w:hint="eastAsia" w:ascii="宋体" w:hAnsi="宋体" w:eastAsia="宋体" w:cs="宋体"/>
+                <w:rFonts w:ascii="宋体" w:eastAsia="宋体" w:hAnsi="宋体" w:cs="宋体" w:hint="eastAsia"/>
                 <w:sz w:val="21"/>
                 <w:szCs w:val="21"/>
               </w:rPr>
@@ -3146,14 +3118,14 @@
               <w:spacing w:before="12" w:line="234" w:lineRule="auto"/>
               <w:ind w:left="118" w:right="107" w:firstLine="6"/>
               <w:rPr>
-                <w:rFonts w:hint="eastAsia" w:ascii="宋体" w:hAnsi="宋体" w:eastAsia="宋体" w:cs="宋体"/>
+                <w:rFonts w:ascii="宋体" w:eastAsia="宋体" w:hAnsi="宋体" w:cs="宋体" w:hint="eastAsia"/>
                 <w:sz w:val="21"/>
                 <w:szCs w:val="21"/>
               </w:rPr>
             </w:pPr>
             <w:r>
               <w:rPr>
-                <w:rFonts w:ascii="宋体" w:hAnsi="宋体" w:eastAsia="宋体" w:cs="宋体"/>
+                <w:rFonts w:ascii="宋体" w:eastAsia="宋体" w:hAnsi="宋体" w:cs="宋体"/>
                 <w:sz w:val="24"/>
                 <w:szCs w:val="24"/>
               </w:rPr>
@@ -3173,7 +3145,7 @@
               <w:spacing w:before="78" w:line="221" w:lineRule="auto"/>
               <w:ind w:left="521"/>
               <w:rPr>
-                <w:rFonts w:hint="eastAsia" w:ascii="宋体" w:hAnsi="宋体" w:eastAsia="宋体" w:cs="宋体"/>
+                <w:rFonts w:ascii="宋体" w:eastAsia="宋体" w:hAnsi="宋体" w:cs="宋体" w:hint="eastAsia"/>
                 <w:sz w:val="21"/>
                 <w:szCs w:val="21"/>
                 <w:lang w:eastAsia="zh-CN"/>
@@ -3181,7 +3153,7 @@
             </w:pPr>
             <w:r>
               <w:rPr>
-                <w:rFonts w:hint="eastAsia" w:ascii="宋体" w:hAnsi="宋体" w:eastAsia="宋体" w:cs="宋体"/>
+                <w:rFonts w:ascii="宋体" w:eastAsia="宋体" w:hAnsi="宋体" w:cs="宋体" w:hint="eastAsia"/>
                 <w:spacing w:val="-3"/>
                 <w:sz w:val="21"/>
                 <w:szCs w:val="21"/>
@@ -3200,7 +3172,7 @@
               <w:spacing w:before="12" w:line="234" w:lineRule="auto"/>
               <w:ind w:left="118" w:right="107" w:firstLine="6"/>
               <w:rPr>
-                <w:rFonts w:hint="eastAsia" w:ascii="宋体" w:hAnsi="宋体" w:eastAsia="宋体" w:cs="宋体"/>
+                <w:rFonts w:ascii="宋体" w:eastAsia="宋体" w:hAnsi="宋体" w:cs="宋体" w:hint="eastAsia"/>
                 <w:sz w:val="21"/>
                 <w:szCs w:val="21"/>
                 <w:lang w:val="en-US" w:eastAsia="zh-CN"/>
@@ -3208,7 +3180,7 @@
             </w:pPr>
             <w:r>
               <w:rPr>
-                <w:rFonts w:hint="eastAsia" w:ascii="宋体" w:hAnsi="宋体" w:eastAsia="宋体" w:cs="宋体"/>
+                <w:rFonts w:ascii="宋体" w:eastAsia="宋体" w:hAnsi="宋体" w:cs="宋体" w:hint="eastAsia"/>
                 <w:i w:val="0"/>
                 <w:iCs w:val="0"/>
                 <w:caps w:val="0"/>
@@ -3216,7 +3188,7 @@
                 <w:spacing w:val="0"/>
                 <w:sz w:val="21"/>
                 <w:szCs w:val="21"/>
-                <w:shd w:val="clear" w:fill="FFFFFF"/>
+                <w:shd w:val="clear" w:color="auto" w:fill="FFFFFF"/>
               </w:rPr>
               <w:t>该监控与治理工具集已全面应用于生产环境，形成了一套覆盖“服务状态-应用性能-安全防护-数据操作”的立体化监控体系。其中，服务网格与实例健康监控实现了微服务运行状态的实时可视与预警；内网安全防护模块常态化保障了终端与连接安全；同时，通过推行统一的MySQL设计规范并集成Archery SQL审核平台，所有数据库变更均实现了线上化、流程化与审计化管控，有效提升了系统稳定性、安全性与运维操作的合规性。</w:t>
             </w:r>
@@ -3232,7 +3204,7 @@
               <w:spacing w:before="26" w:line="239" w:lineRule="auto"/>
               <w:ind w:left="120"/>
               <w:rPr>
-                <w:rFonts w:hint="eastAsia" w:ascii="宋体" w:hAnsi="宋体" w:eastAsia="宋体" w:cs="宋体"/>
+                <w:rFonts w:ascii="宋体" w:eastAsia="宋体" w:hAnsi="宋体" w:cs="宋体" w:hint="eastAsia"/>
                 <w:spacing w:val="-2"/>
                 <w:sz w:val="21"/>
                 <w:szCs w:val="21"/>
@@ -3241,7 +3213,7 @@
             </w:pPr>
             <w:r>
               <w:rPr>
-                <w:rFonts w:hint="eastAsia" w:ascii="宋体" w:hAnsi="宋体" w:eastAsia="宋体" w:cs="宋体"/>
+                <w:rFonts w:ascii="宋体" w:eastAsia="宋体" w:hAnsi="宋体" w:cs="宋体" w:hint="eastAsia"/>
                 <w:spacing w:val="-2"/>
                 <w:sz w:val="21"/>
                 <w:szCs w:val="21"/>
@@ -3255,7 +3227,7 @@
               <w:spacing w:before="26" w:line="239" w:lineRule="auto"/>
               <w:ind w:left="120"/>
               <w:rPr>
-                <w:rFonts w:hint="eastAsia" w:ascii="宋体" w:hAnsi="宋体" w:eastAsia="宋体" w:cs="宋体"/>
+                <w:rFonts w:ascii="宋体" w:eastAsia="宋体" w:hAnsi="宋体" w:cs="宋体" w:hint="eastAsia"/>
                 <w:spacing w:val="-2"/>
                 <w:sz w:val="21"/>
                 <w:szCs w:val="21"/>
@@ -3264,7 +3236,7 @@
             </w:pPr>
             <w:r>
               <w:rPr>
-                <w:rFonts w:hint="eastAsia" w:ascii="宋体" w:hAnsi="宋体" w:eastAsia="宋体" w:cs="宋体"/>
+                <w:rFonts w:ascii="宋体" w:eastAsia="宋体" w:hAnsi="宋体" w:cs="宋体" w:hint="eastAsia"/>
                 <w:spacing w:val="-2"/>
                 <w:sz w:val="21"/>
                 <w:szCs w:val="21"/>
@@ -3278,8 +3250,8 @@
     </w:tbl>
     <w:p>
       <w:pPr>
-        <w:pStyle w:val="29"/>
-        <w:ind w:left="0" w:leftChars="0" w:firstLine="0" w:firstLineChars="0"/>
+        <w:pStyle w:val="a1"/>
+        <w:ind w:left="0" w:firstLine="0" w:leftChars="0" w:firstLineChars="0"/>
         <w:rPr>
           <w:rFonts w:hint="default"/>
           <w:lang w:val="en-US" w:eastAsia="zh-CN"/>
@@ -3289,70 +3261,20 @@
     <w:sectPr>
       <w:pgSz w:w="16838" w:h="11906" w:orient="landscape"/>
       <w:pgMar w:top="1800" w:right="1417" w:bottom="1800" w:left="1440" w:header="1140" w:footer="992" w:gutter="0"/>
-      <w:cols w:space="425" w:num="1"/>
+      <w:cols w:num="1" w:space="425"/>
       <w:docGrid w:type="lines" w:linePitch="312" w:charSpace="0"/>
     </w:sectPr>
   </w:body>
 </w:document>
 </file>
 
-<file path=word/endnotes.xml><?xml version="1.0" encoding="utf-8"?>
-<w:endnotes xmlns:wpc="http://schemas.microsoft.com/office/word/2010/wordprocessingCanvas" xmlns:mc="http://schemas.openxmlformats.org/markup-compatibility/2006" xmlns:o="urn:schemas-microsoft-com:office:office" xmlns:r="http://schemas.openxmlformats.org/officeDocument/2006/relationships" xmlns:m="http://schemas.openxmlformats.org/officeDocument/2006/math" xmlns:v="urn:schemas-microsoft-com:vml" xmlns:wp14="http://schemas.microsoft.com/office/word/2010/wordprocessingDrawing" xmlns:wp="http://schemas.openxmlformats.org/drawingml/2006/wordprocessingDrawing" xmlns:w="http://schemas.openxmlformats.org/wordprocessingml/2006/main" xmlns:w14="http://schemas.microsoft.com/office/word/2010/wordml" xmlns:w15="http://schemas.microsoft.com/office/word/2012/wordml" xmlns:w10="urn:schemas-microsoft-com:office:word" xmlns:wpg="http://schemas.microsoft.com/office/word/2010/wordprocessingGroup" xmlns:wpi="http://schemas.microsoft.com/office/word/2010/wordprocessingInk" xmlns:wne="http://schemas.microsoft.com/office/word/2006/wordml" xmlns:wps="http://schemas.microsoft.com/office/word/2010/wordprocessingShape" xmlns:wpsCustomData="http://www.wps.cn/officeDocument/2013/wpsCustomData" mc:Ignorable="w14 w15 wp14">
-  <w:endnote w:type="separator" w:id="0">
-    <w:p>
-      <w:pPr>
-        <w:spacing w:line="240" w:lineRule="auto"/>
-      </w:pPr>
-      <w:r>
-        <w:separator/>
-      </w:r>
-    </w:p>
-  </w:endnote>
-  <w:endnote w:type="continuationSeparator" w:id="1">
-    <w:p>
-      <w:pPr>
-        <w:spacing w:line="240" w:lineRule="auto"/>
-      </w:pPr>
-      <w:r>
-        <w:continuationSeparator/>
-      </w:r>
-    </w:p>
-  </w:endnote>
-</w:endnotes>
-</file>
-
-<file path=word/footnotes.xml><?xml version="1.0" encoding="utf-8"?>
-<w:footnotes xmlns:wpc="http://schemas.microsoft.com/office/word/2010/wordprocessingCanvas" xmlns:mc="http://schemas.openxmlformats.org/markup-compatibility/2006" xmlns:o="urn:schemas-microsoft-com:office:office" xmlns:r="http://schemas.openxmlformats.org/officeDocument/2006/relationships" xmlns:m="http://schemas.openxmlformats.org/officeDocument/2006/math" xmlns:v="urn:schemas-microsoft-com:vml" xmlns:wp14="http://schemas.microsoft.com/office/word/2010/wordprocessingDrawing" xmlns:wp="http://schemas.openxmlformats.org/drawingml/2006/wordprocessingDrawing" xmlns:w="http://schemas.openxmlformats.org/wordprocessingml/2006/main" xmlns:w14="http://schemas.microsoft.com/office/word/2010/wordml" xmlns:w15="http://schemas.microsoft.com/office/word/2012/wordml" xmlns:w10="urn:schemas-microsoft-com:office:word" xmlns:wpg="http://schemas.microsoft.com/office/word/2010/wordprocessingGroup" xmlns:wpi="http://schemas.microsoft.com/office/word/2010/wordprocessingInk" xmlns:wne="http://schemas.microsoft.com/office/word/2006/wordml" xmlns:wps="http://schemas.microsoft.com/office/word/2010/wordprocessingShape" xmlns:wpsCustomData="http://www.wps.cn/officeDocument/2013/wpsCustomData" mc:Ignorable="w14 w15 wp14">
-  <w:footnote w:type="separator" w:id="0">
-    <w:p>
-      <w:pPr>
-        <w:spacing w:line="360" w:lineRule="auto"/>
-      </w:pPr>
-      <w:r>
-        <w:separator/>
-      </w:r>
-    </w:p>
-  </w:footnote>
-  <w:footnote w:type="continuationSeparator" w:id="1">
-    <w:p>
-      <w:pPr>
-        <w:spacing w:line="360" w:lineRule="auto"/>
-      </w:pPr>
-      <w:r>
-        <w:continuationSeparator/>
-      </w:r>
-    </w:p>
-  </w:footnote>
-</w:footnotes>
-</file>
-
 <file path=word/header1.xml><?xml version="1.0" encoding="utf-8"?>
-<w:hdr xmlns:wpc="http://schemas.microsoft.com/office/word/2010/wordprocessingCanvas" xmlns:mc="http://schemas.openxmlformats.org/markup-compatibility/2006" xmlns:o="urn:schemas-microsoft-com:office:office" xmlns:r="http://schemas.openxmlformats.org/officeDocument/2006/relationships" xmlns:m="http://schemas.openxmlformats.org/officeDocument/2006/math" xmlns:v="urn:schemas-microsoft-com:vml" xmlns:wp14="http://schemas.microsoft.com/office/word/2010/wordprocessingDrawing" xmlns:wp="http://schemas.openxmlformats.org/drawingml/2006/wordprocessingDrawing" xmlns:w10="urn:schemas-microsoft-com:office:word" xmlns:w="http://schemas.openxmlformats.org/wordprocessingml/2006/main" xmlns:w14="http://schemas.microsoft.com/office/word/2010/wordml" xmlns:w15="http://schemas.microsoft.com/office/word/2012/wordml" xmlns:wpg="http://schemas.microsoft.com/office/word/2010/wordprocessingGroup" xmlns:wpi="http://schemas.microsoft.com/office/word/2010/wordprocessingInk" xmlns:wne="http://schemas.microsoft.com/office/word/2006/wordml" xmlns:wps="http://schemas.microsoft.com/office/word/2010/wordprocessingShape" xmlns:wpsCustomData="http://www.wps.cn/officeDocument/2013/wpsCustomData" mc:Ignorable="w14 w15 wp14">
+<w:hdr xmlns:wpc="http://schemas.microsoft.com/office/word/2010/wordprocessingCanvas" xmlns:mc="http://schemas.openxmlformats.org/markup-compatibility/2006" xmlns:o="urn:schemas-microsoft-com:office:office" xmlns:r="http://schemas.openxmlformats.org/officeDocument/2006/relationships" xmlns:m="http://schemas.openxmlformats.org/officeDocument/2006/math" xmlns:v="urn:schemas-microsoft-com:vml" xmlns:wp14="http://schemas.microsoft.com/office/word/2010/wordprocessingDrawing" xmlns:wp="http://schemas.openxmlformats.org/drawingml/2006/wordprocessingDrawing" xmlns:w10="urn:schemas-microsoft-com:office:word" xmlns:w="http://schemas.openxmlformats.org/wordprocessingml/2006/main" xmlns:w14="http://schemas.microsoft.com/office/word/2010/wordml" xmlns:w15="http://schemas.microsoft.com/office/word/2012/wordml" xmlns:wne="http://schemas.microsoft.com/office/word/2006/wordml" xmlns:wpg="http://schemas.microsoft.com/office/word/2010/wordprocessingGroup" xmlns:wpi="http://schemas.microsoft.com/office/word/2010/wordprocessingInk" xmlns:wps="http://schemas.microsoft.com/office/word/2010/wordprocessingShape" mc:Ignorable="w14 w15 wp14">
   <w:p>
     <w:pPr>
-      <w:pStyle w:val="15"/>
+      <w:pStyle w:val="Header"/>
       <w:pBdr>
-        <w:bottom w:val="single" w:color="auto" w:sz="4" w:space="1"/>
+        <w:bottom w:val="single" w:sz="4" w:space="1" w:color="auto"/>
       </w:pBdr>
       <w:tabs>
         <w:tab w:val="left" w:pos="335"/>
@@ -3360,27 +3282,27 @@
       </w:tabs>
       <w:jc w:val="right"/>
       <w:rPr>
-        <w:rFonts w:hint="eastAsia" w:eastAsiaTheme="minorEastAsia"/>
+        <w:rFonts w:eastAsiaTheme="minorEastAsia" w:hint="eastAsia"/>
         <w:lang w:eastAsia="zh-CN"/>
       </w:rPr>
     </w:pPr>
     <w:r>
       <w:rPr>
-        <w:rFonts w:hint="eastAsia" w:eastAsiaTheme="minorEastAsia"/>
+        <w:rFonts w:eastAsiaTheme="minorEastAsia" w:hint="eastAsia"/>
         <w:lang w:val="en-US" w:eastAsia="zh-CN"/>
       </w:rPr>
       <w:tab/>
     </w:r>
     <w:r>
       <w:rPr>
-        <w:rFonts w:hint="eastAsia" w:eastAsiaTheme="minorEastAsia"/>
+        <w:rFonts w:eastAsiaTheme="minorEastAsia" w:hint="eastAsia"/>
         <w:lang w:val="en-US" w:eastAsia="zh-CN"/>
       </w:rPr>
       <w:tab/>
     </w:r>
     <w:r>
       <w:rPr>
-        <w:rFonts w:hint="eastAsia" w:eastAsiaTheme="minorEastAsia"/>
+        <w:rFonts w:eastAsiaTheme="minorEastAsia" w:hint="eastAsia"/>
         <w:lang w:val="en-US" w:eastAsia="zh-CN"/>
       </w:rPr>
       <w:t>江西通信产业服务有限公司</w:t>
@@ -3390,15 +3312,15 @@
 </file>
 
 <file path=word/numbering.xml><?xml version="1.0" encoding="utf-8"?>
-<w:numbering xmlns:wpc="http://schemas.microsoft.com/office/word/2010/wordprocessingCanvas" xmlns:mc="http://schemas.openxmlformats.org/markup-compatibility/2006" xmlns:o="urn:schemas-microsoft-com:office:office" xmlns:r="http://schemas.openxmlformats.org/officeDocument/2006/relationships" xmlns:m="http://schemas.openxmlformats.org/officeDocument/2006/math" xmlns:v="urn:schemas-microsoft-com:vml" xmlns:wp14="http://schemas.microsoft.com/office/word/2010/wordprocessingDrawing" xmlns:wp="http://schemas.openxmlformats.org/drawingml/2006/wordprocessingDrawing" xmlns:w10="urn:schemas-microsoft-com:office:word" xmlns:w="http://schemas.openxmlformats.org/wordprocessingml/2006/main" xmlns:w14="http://schemas.microsoft.com/office/word/2010/wordml" xmlns:wpg="http://schemas.microsoft.com/office/word/2010/wordprocessingGroup" xmlns:wpi="http://schemas.microsoft.com/office/word/2010/wordprocessingInk" xmlns:wne="http://schemas.microsoft.com/office/word/2006/wordml" xmlns:wps="http://schemas.microsoft.com/office/word/2010/wordprocessingShape" xmlns:wpsCustomData="http://www.wps.cn/officeDocument/2013/wpsCustomData" mc:Ignorable="w14 wp14">
+<w:numbering xmlns:wpc="http://schemas.microsoft.com/office/word/2010/wordprocessingCanvas" xmlns:mc="http://schemas.openxmlformats.org/markup-compatibility/2006" xmlns:o="urn:schemas-microsoft-com:office:office" xmlns:r="http://schemas.openxmlformats.org/officeDocument/2006/relationships" xmlns:m="http://schemas.openxmlformats.org/officeDocument/2006/math" xmlns:v="urn:schemas-microsoft-com:vml" xmlns:wp14="http://schemas.microsoft.com/office/word/2010/wordprocessingDrawing" xmlns:wp="http://schemas.openxmlformats.org/drawingml/2006/wordprocessingDrawing" xmlns:w10="urn:schemas-microsoft-com:office:word" xmlns:w="http://schemas.openxmlformats.org/wordprocessingml/2006/main" xmlns:w14="http://schemas.microsoft.com/office/word/2010/wordml" xmlns:w15="http://schemas.microsoft.com/office/word/2012/wordml" xmlns:wne="http://schemas.microsoft.com/office/word/2006/wordml" xmlns:wpg="http://schemas.microsoft.com/office/word/2010/wordprocessingGroup" xmlns:wpi="http://schemas.microsoft.com/office/word/2010/wordprocessingInk" xmlns:wps="http://schemas.microsoft.com/office/word/2010/wordprocessingShape" mc:Ignorable="w14 w15 wp14">
   <w:abstractNum w:abstractNumId="0">
     <w:nsid w:val="8E964DCE"/>
     <w:multiLevelType w:val="multilevel"/>
     <w:tmpl w:val="8E964DCE"/>
-    <w:lvl w:ilvl="0" w:tentative="0">
+    <w:lvl w:ilvl="0">
       <w:start w:val="1"/>
       <w:numFmt w:val="decimal"/>
-      <w:pStyle w:val="2"/>
+      <w:pStyle w:val="Heading1"/>
       <w:lvlText w:val="%1."/>
       <w:lvlJc w:val="left"/>
       <w:pPr>
@@ -3408,10 +3330,10 @@
         <w:rFonts w:hint="default"/>
       </w:rPr>
     </w:lvl>
-    <w:lvl w:ilvl="1" w:tentative="0">
+    <w:lvl w:ilvl="1">
       <w:start w:val="1"/>
       <w:numFmt w:val="decimal"/>
-      <w:pStyle w:val="3"/>
+      <w:pStyle w:val="Heading2"/>
       <w:lvlText w:val="%1.%2."/>
       <w:lvlJc w:val="left"/>
       <w:pPr>
@@ -3421,10 +3343,10 @@
         <w:rFonts w:hint="default"/>
       </w:rPr>
     </w:lvl>
-    <w:lvl w:ilvl="2" w:tentative="0">
+    <w:lvl w:ilvl="2">
       <w:start w:val="1"/>
       <w:numFmt w:val="decimal"/>
-      <w:pStyle w:val="4"/>
+      <w:pStyle w:val="Heading3"/>
       <w:lvlText w:val="%1.%2.%3."/>
       <w:lvlJc w:val="left"/>
       <w:pPr>
@@ -3434,10 +3356,10 @@
         <w:rFonts w:hint="default"/>
       </w:rPr>
     </w:lvl>
-    <w:lvl w:ilvl="3" w:tentative="0">
+    <w:lvl w:ilvl="3">
       <w:start w:val="1"/>
       <w:numFmt w:val="decimal"/>
-      <w:pStyle w:val="5"/>
+      <w:pStyle w:val="Heading4"/>
       <w:lvlText w:val="%1.%2.%3.%4."/>
       <w:lvlJc w:val="left"/>
       <w:pPr>
@@ -3447,10 +3369,10 @@
         <w:rFonts w:hint="default"/>
       </w:rPr>
     </w:lvl>
-    <w:lvl w:ilvl="4" w:tentative="0">
+    <w:lvl w:ilvl="4">
       <w:start w:val="1"/>
       <w:numFmt w:val="decimal"/>
-      <w:pStyle w:val="6"/>
+      <w:pStyle w:val="Heading5"/>
       <w:lvlText w:val="%1.%2.%3.%4.%5."/>
       <w:lvlJc w:val="left"/>
       <w:pPr>
@@ -3460,10 +3382,10 @@
         <w:rFonts w:hint="default"/>
       </w:rPr>
     </w:lvl>
-    <w:lvl w:ilvl="5" w:tentative="0">
+    <w:lvl w:ilvl="5">
       <w:start w:val="1"/>
       <w:numFmt w:val="decimal"/>
-      <w:pStyle w:val="7"/>
+      <w:pStyle w:val="Heading6"/>
       <w:lvlText w:val="%1.%2.%3.%4.%5.%6."/>
       <w:lvlJc w:val="left"/>
       <w:pPr>
@@ -3473,10 +3395,10 @@
         <w:rFonts w:hint="default"/>
       </w:rPr>
     </w:lvl>
-    <w:lvl w:ilvl="6" w:tentative="0">
+    <w:lvl w:ilvl="6">
       <w:start w:val="1"/>
       <w:numFmt w:val="decimal"/>
-      <w:pStyle w:val="8"/>
+      <w:pStyle w:val="Heading7"/>
       <w:lvlText w:val="%1.%2.%3.%4.%5.%6.%7."/>
       <w:lvlJc w:val="left"/>
       <w:pPr>
@@ -3486,10 +3408,10 @@
         <w:rFonts w:hint="default"/>
       </w:rPr>
     </w:lvl>
-    <w:lvl w:ilvl="7" w:tentative="0">
+    <w:lvl w:ilvl="7">
       <w:start w:val="1"/>
       <w:numFmt w:val="decimal"/>
-      <w:pStyle w:val="9"/>
+      <w:pStyle w:val="Heading8"/>
       <w:lvlText w:val="%1.%2.%3.%4.%5.%6.%7.%8."/>
       <w:lvlJc w:val="left"/>
       <w:pPr>
@@ -3499,10 +3421,10 @@
         <w:rFonts w:hint="default"/>
       </w:rPr>
     </w:lvl>
-    <w:lvl w:ilvl="8" w:tentative="0">
+    <w:lvl w:ilvl="8">
       <w:start w:val="1"/>
       <w:numFmt w:val="decimal"/>
-      <w:pStyle w:val="10"/>
+      <w:pStyle w:val="Heading9"/>
       <w:lvlText w:val="%1.%2.%3.%4.%5.%6.%7.%8.%9."/>
       <w:lvlJc w:val="left"/>
       <w:pPr>
@@ -3520,269 +3442,267 @@
 </file>
 
 <file path=word/styles.xml><?xml version="1.0" encoding="utf-8"?>
-<w:styles xmlns:mc="http://schemas.openxmlformats.org/markup-compatibility/2006" xmlns:o="urn:schemas-microsoft-com:office:office" xmlns:r="http://schemas.openxmlformats.org/officeDocument/2006/relationships" xmlns:m="http://schemas.openxmlformats.org/officeDocument/2006/math" xmlns:v="urn:schemas-microsoft-com:vml" xmlns:w="http://schemas.openxmlformats.org/wordprocessingml/2006/main" xmlns:w14="http://schemas.microsoft.com/office/word/2010/wordml" xmlns:w10="urn:schemas-microsoft-com:office:word" xmlns:sl="http://schemas.openxmlformats.org/schemaLibrary/2006/main" xmlns:wpsCustomData="http://www.wps.cn/officeDocument/2013/wpsCustomData" mc:Ignorable="w14">
+<w:styles xmlns:mc="http://schemas.openxmlformats.org/markup-compatibility/2006" xmlns:r="http://schemas.openxmlformats.org/officeDocument/2006/relationships" xmlns:w="http://schemas.openxmlformats.org/wordprocessingml/2006/main" xmlns:w14="http://schemas.microsoft.com/office/word/2010/wordml" xmlns:w15="http://schemas.microsoft.com/office/word/2012/wordml" mc:Ignorable="w14 w15">
   <w:docDefaults>
     <w:rPrDefault>
       <w:rPr>
-        <w:rFonts w:ascii="Times New Roman" w:hAnsi="Times New Roman" w:eastAsia="宋体" w:cs="Times New Roman"/>
+        <w:rFonts w:ascii="Times New Roman" w:eastAsia="宋体" w:hAnsi="Times New Roman" w:cs="Times New Roman"/>
       </w:rPr>
     </w:rPrDefault>
     <w:pPrDefault/>
   </w:docDefaults>
-  <w:latentStyles w:count="260" w:defQFormat="0" w:defUnhideWhenUsed="1" w:defSemiHidden="1" w:defUIPriority="99" w:defLockedState="0">
-    <w:lsdException w:qFormat="1" w:unhideWhenUsed="0" w:uiPriority="0" w:semiHidden="0" w:name="Normal"/>
-    <w:lsdException w:qFormat="1" w:unhideWhenUsed="0" w:uiPriority="0" w:semiHidden="0" w:name="heading 1"/>
-    <w:lsdException w:qFormat="1" w:uiPriority="0" w:semiHidden="0" w:name="heading 2"/>
-    <w:lsdException w:qFormat="1" w:uiPriority="0" w:name="heading 3"/>
-    <w:lsdException w:qFormat="1" w:uiPriority="0" w:semiHidden="0" w:name="heading 4"/>
-    <w:lsdException w:qFormat="1" w:uiPriority="0" w:name="heading 5"/>
-    <w:lsdException w:qFormat="1" w:uiPriority="0" w:name="heading 6"/>
-    <w:lsdException w:qFormat="1" w:uiPriority="0" w:name="heading 7"/>
-    <w:lsdException w:qFormat="1" w:uiPriority="0" w:name="heading 8"/>
-    <w:lsdException w:qFormat="1" w:uiPriority="0" w:name="heading 9"/>
-    <w:lsdException w:unhideWhenUsed="0" w:uiPriority="0" w:semiHidden="0" w:name="index 1"/>
-    <w:lsdException w:unhideWhenUsed="0" w:uiPriority="0" w:semiHidden="0" w:name="index 2"/>
-    <w:lsdException w:unhideWhenUsed="0" w:uiPriority="0" w:semiHidden="0" w:name="index 3"/>
-    <w:lsdException w:unhideWhenUsed="0" w:uiPriority="0" w:semiHidden="0" w:name="index 4"/>
-    <w:lsdException w:unhideWhenUsed="0" w:uiPriority="0" w:semiHidden="0" w:name="index 5"/>
-    <w:lsdException w:unhideWhenUsed="0" w:uiPriority="0" w:semiHidden="0" w:name="index 6"/>
-    <w:lsdException w:unhideWhenUsed="0" w:uiPriority="0" w:semiHidden="0" w:name="index 7"/>
-    <w:lsdException w:unhideWhenUsed="0" w:uiPriority="0" w:semiHidden="0" w:name="index 8"/>
-    <w:lsdException w:unhideWhenUsed="0" w:uiPriority="0" w:semiHidden="0" w:name="index 9"/>
-    <w:lsdException w:qFormat="1" w:unhideWhenUsed="0" w:uiPriority="0" w:semiHidden="0" w:name="toc 1"/>
-    <w:lsdException w:qFormat="1" w:unhideWhenUsed="0" w:uiPriority="0" w:semiHidden="0" w:name="toc 2"/>
-    <w:lsdException w:qFormat="1" w:unhideWhenUsed="0" w:uiPriority="0" w:semiHidden="0" w:name="toc 3"/>
-    <w:lsdException w:unhideWhenUsed="0" w:uiPriority="0" w:semiHidden="0" w:name="toc 4"/>
-    <w:lsdException w:unhideWhenUsed="0" w:uiPriority="0" w:semiHidden="0" w:name="toc 5"/>
-    <w:lsdException w:unhideWhenUsed="0" w:uiPriority="0" w:semiHidden="0" w:name="toc 6"/>
-    <w:lsdException w:unhideWhenUsed="0" w:uiPriority="0" w:semiHidden="0" w:name="toc 7"/>
-    <w:lsdException w:unhideWhenUsed="0" w:uiPriority="0" w:semiHidden="0" w:name="toc 8"/>
-    <w:lsdException w:unhideWhenUsed="0" w:uiPriority="0" w:semiHidden="0" w:name="toc 9"/>
-    <w:lsdException w:unhideWhenUsed="0" w:uiPriority="0" w:semiHidden="0" w:name="Normal Indent"/>
-    <w:lsdException w:unhideWhenUsed="0" w:uiPriority="0" w:semiHidden="0" w:name="footnote text"/>
-    <w:lsdException w:qFormat="1" w:unhideWhenUsed="0" w:uiPriority="0" w:semiHidden="0" w:name="annotation text"/>
-    <w:lsdException w:qFormat="1" w:unhideWhenUsed="0" w:uiPriority="0" w:semiHidden="0" w:name="header"/>
-    <w:lsdException w:qFormat="1" w:unhideWhenUsed="0" w:uiPriority="0" w:semiHidden="0" w:name="footer"/>
-    <w:lsdException w:unhideWhenUsed="0" w:uiPriority="0" w:semiHidden="0" w:name="index heading"/>
-    <w:lsdException w:qFormat="1" w:uiPriority="0" w:name="caption"/>
-    <w:lsdException w:unhideWhenUsed="0" w:uiPriority="0" w:semiHidden="0" w:name="table of figures"/>
-    <w:lsdException w:unhideWhenUsed="0" w:uiPriority="0" w:semiHidden="0" w:name="envelope address"/>
-    <w:lsdException w:unhideWhenUsed="0" w:uiPriority="0" w:semiHidden="0" w:name="envelope return"/>
-    <w:lsdException w:unhideWhenUsed="0" w:uiPriority="0" w:semiHidden="0" w:name="footnote reference"/>
-    <w:lsdException w:unhideWhenUsed="0" w:uiPriority="0" w:semiHidden="0" w:name="annotation reference"/>
-    <w:lsdException w:unhideWhenUsed="0" w:uiPriority="0" w:semiHidden="0" w:name="line number"/>
-    <w:lsdException w:unhideWhenUsed="0" w:uiPriority="0" w:semiHidden="0" w:name="page number"/>
-    <w:lsdException w:unhideWhenUsed="0" w:uiPriority="0" w:semiHidden="0" w:name="endnote reference"/>
-    <w:lsdException w:unhideWhenUsed="0" w:uiPriority="0" w:semiHidden="0" w:name="endnote text"/>
-    <w:lsdException w:unhideWhenUsed="0" w:uiPriority="0" w:semiHidden="0" w:name="table of authorities"/>
-    <w:lsdException w:unhideWhenUsed="0" w:uiPriority="0" w:semiHidden="0" w:name="macro"/>
-    <w:lsdException w:unhideWhenUsed="0" w:uiPriority="0" w:semiHidden="0" w:name="toa heading"/>
-    <w:lsdException w:unhideWhenUsed="0" w:uiPriority="0" w:semiHidden="0" w:name="List"/>
-    <w:lsdException w:unhideWhenUsed="0" w:uiPriority="0" w:semiHidden="0" w:name="List Bullet"/>
-    <w:lsdException w:unhideWhenUsed="0" w:uiPriority="0" w:semiHidden="0" w:name="List Number"/>
-    <w:lsdException w:unhideWhenUsed="0" w:uiPriority="0" w:semiHidden="0" w:name="List 2"/>
-    <w:lsdException w:unhideWhenUsed="0" w:uiPriority="0" w:semiHidden="0" w:name="List 3"/>
-    <w:lsdException w:unhideWhenUsed="0" w:uiPriority="0" w:semiHidden="0" w:name="List 4"/>
-    <w:lsdException w:unhideWhenUsed="0" w:uiPriority="0" w:semiHidden="0" w:name="List 5"/>
-    <w:lsdException w:unhideWhenUsed="0" w:uiPriority="0" w:semiHidden="0" w:name="List Bullet 2"/>
-    <w:lsdException w:unhideWhenUsed="0" w:uiPriority="0" w:semiHidden="0" w:name="List Bullet 3"/>
-    <w:lsdException w:unhideWhenUsed="0" w:uiPriority="0" w:semiHidden="0" w:name="List Bullet 4"/>
-    <w:lsdException w:unhideWhenUsed="0" w:uiPriority="0" w:semiHidden="0" w:name="List Bullet 5"/>
-    <w:lsdException w:unhideWhenUsed="0" w:uiPriority="0" w:semiHidden="0" w:name="List Number 2"/>
-    <w:lsdException w:unhideWhenUsed="0" w:uiPriority="0" w:semiHidden="0" w:name="List Number 3"/>
-    <w:lsdException w:unhideWhenUsed="0" w:uiPriority="0" w:semiHidden="0" w:name="List Number 4"/>
-    <w:lsdException w:unhideWhenUsed="0" w:uiPriority="0" w:semiHidden="0" w:name="List Number 5"/>
-    <w:lsdException w:qFormat="1" w:unhideWhenUsed="0" w:uiPriority="0" w:semiHidden="0" w:name="Title"/>
-    <w:lsdException w:unhideWhenUsed="0" w:uiPriority="0" w:semiHidden="0" w:name="Closing"/>
-    <w:lsdException w:unhideWhenUsed="0" w:uiPriority="0" w:semiHidden="0" w:name="Signature"/>
-    <w:lsdException w:qFormat="1" w:unhideWhenUsed="0" w:uiPriority="0" w:name="Default Paragraph Font"/>
-    <w:lsdException w:qFormat="1" w:unhideWhenUsed="0" w:uiPriority="0" w:name="Body Text"/>
-    <w:lsdException w:unhideWhenUsed="0" w:uiPriority="0" w:semiHidden="0" w:name="Body Text Indent"/>
-    <w:lsdException w:unhideWhenUsed="0" w:uiPriority="0" w:semiHidden="0" w:name="List Continue"/>
-    <w:lsdException w:unhideWhenUsed="0" w:uiPriority="0" w:semiHidden="0" w:name="List Continue 2"/>
-    <w:lsdException w:unhideWhenUsed="0" w:uiPriority="0" w:semiHidden="0" w:name="List Continue 3"/>
-    <w:lsdException w:unhideWhenUsed="0" w:uiPriority="0" w:semiHidden="0" w:name="List Continue 4"/>
-    <w:lsdException w:unhideWhenUsed="0" w:uiPriority="0" w:semiHidden="0" w:name="List Continue 5"/>
-    <w:lsdException w:unhideWhenUsed="0" w:uiPriority="0" w:semiHidden="0" w:name="Message Header"/>
-    <w:lsdException w:qFormat="1" w:unhideWhenUsed="0" w:uiPriority="0" w:semiHidden="0" w:name="Subtitle"/>
-    <w:lsdException w:unhideWhenUsed="0" w:uiPriority="0" w:semiHidden="0" w:name="Salutation"/>
-    <w:lsdException w:unhideWhenUsed="0" w:uiPriority="0" w:semiHidden="0" w:name="Date"/>
-    <w:lsdException w:unhideWhenUsed="0" w:uiPriority="0" w:semiHidden="0" w:name="Body Text First Indent"/>
-    <w:lsdException w:unhideWhenUsed="0" w:uiPriority="0" w:semiHidden="0" w:name="Body Text First Indent 2"/>
-    <w:lsdException w:uiPriority="99" w:name="Note Heading"/>
-    <w:lsdException w:unhideWhenUsed="0" w:uiPriority="0" w:semiHidden="0" w:name="Body Text 2"/>
-    <w:lsdException w:unhideWhenUsed="0" w:uiPriority="0" w:semiHidden="0" w:name="Body Text 3"/>
-    <w:lsdException w:unhideWhenUsed="0" w:uiPriority="0" w:semiHidden="0" w:name="Body Text Indent 2"/>
-    <w:lsdException w:unhideWhenUsed="0" w:uiPriority="0" w:semiHidden="0" w:name="Body Text Indent 3"/>
-    <w:lsdException w:unhideWhenUsed="0" w:uiPriority="0" w:semiHidden="0" w:name="Block Text"/>
-    <w:lsdException w:unhideWhenUsed="0" w:uiPriority="0" w:semiHidden="0" w:name="Hyperlink"/>
-    <w:lsdException w:unhideWhenUsed="0" w:uiPriority="0" w:semiHidden="0" w:name="FollowedHyperlink"/>
-    <w:lsdException w:qFormat="1" w:unhideWhenUsed="0" w:uiPriority="0" w:semiHidden="0" w:name="Strong"/>
-    <w:lsdException w:qFormat="1" w:unhideWhenUsed="0" w:uiPriority="0" w:semiHidden="0" w:name="Emphasis"/>
-    <w:lsdException w:unhideWhenUsed="0" w:uiPriority="0" w:semiHidden="0" w:name="Document Map"/>
-    <w:lsdException w:unhideWhenUsed="0" w:uiPriority="0" w:semiHidden="0" w:name="Plain Text"/>
-    <w:lsdException w:unhideWhenUsed="0" w:uiPriority="0" w:semiHidden="0" w:name="E-mail Signature"/>
-    <w:lsdException w:qFormat="1" w:unhideWhenUsed="0" w:uiPriority="0" w:semiHidden="0" w:name="Normal (Web)"/>
-    <w:lsdException w:unhideWhenUsed="0" w:uiPriority="0" w:semiHidden="0" w:name="HTML Acronym"/>
-    <w:lsdException w:unhideWhenUsed="0" w:uiPriority="0" w:semiHidden="0" w:name="HTML Address"/>
-    <w:lsdException w:unhideWhenUsed="0" w:uiPriority="0" w:semiHidden="0" w:name="HTML Cite"/>
-    <w:lsdException w:unhideWhenUsed="0" w:uiPriority="0" w:semiHidden="0" w:name="HTML Code"/>
-    <w:lsdException w:unhideWhenUsed="0" w:uiPriority="0" w:semiHidden="0" w:name="HTML Definition"/>
-    <w:lsdException w:unhideWhenUsed="0" w:uiPriority="0" w:semiHidden="0" w:name="HTML Keyboard"/>
-    <w:lsdException w:unhideWhenUsed="0" w:uiPriority="0" w:semiHidden="0" w:name="HTML Preformatted"/>
-    <w:lsdException w:unhideWhenUsed="0" w:uiPriority="0" w:semiHidden="0" w:name="HTML Sample"/>
-    <w:lsdException w:unhideWhenUsed="0" w:uiPriority="0" w:semiHidden="0" w:name="HTML Typewriter"/>
-    <w:lsdException w:unhideWhenUsed="0" w:uiPriority="0" w:semiHidden="0" w:name="HTML Variable"/>
-    <w:lsdException w:qFormat="1" w:unhideWhenUsed="0" w:uiPriority="0" w:name="Normal Table"/>
-    <w:lsdException w:unhideWhenUsed="0" w:uiPriority="0" w:semiHidden="0" w:name="annotation subject"/>
-    <w:lsdException w:unhideWhenUsed="0" w:uiPriority="0" w:semiHidden="0" w:name="Table Simple 1"/>
-    <w:lsdException w:unhideWhenUsed="0" w:uiPriority="0" w:semiHidden="0" w:name="Table Simple 2"/>
-    <w:lsdException w:unhideWhenUsed="0" w:uiPriority="0" w:semiHidden="0" w:name="Table Simple 3"/>
-    <w:lsdException w:unhideWhenUsed="0" w:uiPriority="0" w:semiHidden="0" w:name="Table Classic 1"/>
-    <w:lsdException w:unhideWhenUsed="0" w:uiPriority="0" w:semiHidden="0" w:name="Table Classic 2"/>
-    <w:lsdException w:unhideWhenUsed="0" w:uiPriority="0" w:semiHidden="0" w:name="Table Classic 3"/>
-    <w:lsdException w:unhideWhenUsed="0" w:uiPriority="0" w:semiHidden="0" w:name="Table Classic 4"/>
-    <w:lsdException w:unhideWhenUsed="0" w:uiPriority="0" w:semiHidden="0" w:name="Table Colorful 1"/>
-    <w:lsdException w:unhideWhenUsed="0" w:uiPriority="0" w:semiHidden="0" w:name="Table Colorful 2"/>
-    <w:lsdException w:unhideWhenUsed="0" w:uiPriority="0" w:semiHidden="0" w:name="Table Colorful 3"/>
-    <w:lsdException w:unhideWhenUsed="0" w:uiPriority="0" w:semiHidden="0" w:name="Table Columns 1"/>
-    <w:lsdException w:unhideWhenUsed="0" w:uiPriority="0" w:semiHidden="0" w:name="Table Columns 2"/>
-    <w:lsdException w:unhideWhenUsed="0" w:uiPriority="0" w:semiHidden="0" w:name="Table Columns 3"/>
-    <w:lsdException w:unhideWhenUsed="0" w:uiPriority="0" w:semiHidden="0" w:name="Table Columns 4"/>
-    <w:lsdException w:unhideWhenUsed="0" w:uiPriority="0" w:semiHidden="0" w:name="Table Columns 5"/>
-    <w:lsdException w:unhideWhenUsed="0" w:uiPriority="0" w:semiHidden="0" w:name="Table Grid 1"/>
-    <w:lsdException w:unhideWhenUsed="0" w:uiPriority="0" w:semiHidden="0" w:name="Table Grid 2"/>
-    <w:lsdException w:unhideWhenUsed="0" w:uiPriority="0" w:semiHidden="0" w:name="Table Grid 3"/>
-    <w:lsdException w:unhideWhenUsed="0" w:uiPriority="0" w:semiHidden="0" w:name="Table Grid 4"/>
-    <w:lsdException w:unhideWhenUsed="0" w:uiPriority="0" w:semiHidden="0" w:name="Table Grid 5"/>
-    <w:lsdException w:unhideWhenUsed="0" w:uiPriority="0" w:semiHidden="0" w:name="Table Grid 6"/>
-    <w:lsdException w:unhideWhenUsed="0" w:uiPriority="0" w:semiHidden="0" w:name="Table Grid 7"/>
-    <w:lsdException w:unhideWhenUsed="0" w:uiPriority="0" w:semiHidden="0" w:name="Table Grid 8"/>
-    <w:lsdException w:unhideWhenUsed="0" w:uiPriority="0" w:semiHidden="0" w:name="Table List 1"/>
-    <w:lsdException w:unhideWhenUsed="0" w:uiPriority="0" w:semiHidden="0" w:name="Table List 2"/>
-    <w:lsdException w:unhideWhenUsed="0" w:uiPriority="0" w:semiHidden="0" w:name="Table List 3"/>
-    <w:lsdException w:unhideWhenUsed="0" w:uiPriority="0" w:semiHidden="0" w:name="Table List 4"/>
-    <w:lsdException w:unhideWhenUsed="0" w:uiPriority="0" w:semiHidden="0" w:name="Table List 5"/>
-    <w:lsdException w:unhideWhenUsed="0" w:uiPriority="0" w:semiHidden="0" w:name="Table List 6"/>
-    <w:lsdException w:unhideWhenUsed="0" w:uiPriority="0" w:semiHidden="0" w:name="Table List 7"/>
-    <w:lsdException w:unhideWhenUsed="0" w:uiPriority="0" w:semiHidden="0" w:name="Table List 8"/>
-    <w:lsdException w:unhideWhenUsed="0" w:uiPriority="0" w:semiHidden="0" w:name="Table 3D effects 1"/>
-    <w:lsdException w:unhideWhenUsed="0" w:uiPriority="0" w:semiHidden="0" w:name="Table 3D effects 2"/>
-    <w:lsdException w:unhideWhenUsed="0" w:uiPriority="0" w:semiHidden="0" w:name="Table 3D effects 3"/>
-    <w:lsdException w:unhideWhenUsed="0" w:uiPriority="0" w:semiHidden="0" w:name="Table Contemporary"/>
-    <w:lsdException w:unhideWhenUsed="0" w:uiPriority="0" w:semiHidden="0" w:name="Table Elegant"/>
-    <w:lsdException w:unhideWhenUsed="0" w:uiPriority="0" w:semiHidden="0" w:name="Table Professional"/>
-    <w:lsdException w:unhideWhenUsed="0" w:uiPriority="0" w:semiHidden="0" w:name="Table Subtle 1"/>
-    <w:lsdException w:unhideWhenUsed="0" w:uiPriority="0" w:semiHidden="0" w:name="Table Subtle 2"/>
-    <w:lsdException w:unhideWhenUsed="0" w:uiPriority="0" w:semiHidden="0" w:name="Table Web 1"/>
-    <w:lsdException w:unhideWhenUsed="0" w:uiPriority="0" w:semiHidden="0" w:name="Table Web 2"/>
-    <w:lsdException w:unhideWhenUsed="0" w:uiPriority="0" w:semiHidden="0" w:name="Table Web 3"/>
-    <w:lsdException w:unhideWhenUsed="0" w:uiPriority="0" w:semiHidden="0" w:name="Balloon Text"/>
-    <w:lsdException w:qFormat="1" w:unhideWhenUsed="0" w:uiPriority="0" w:semiHidden="0" w:name="Table Grid"/>
-    <w:lsdException w:unhideWhenUsed="0" w:uiPriority="0" w:semiHidden="0" w:name="Table Theme"/>
-    <w:lsdException w:unhideWhenUsed="0" w:uiPriority="60" w:semiHidden="0" w:name="Light Shading"/>
-    <w:lsdException w:unhideWhenUsed="0" w:uiPriority="61" w:semiHidden="0" w:name="Light List"/>
-    <w:lsdException w:unhideWhenUsed="0" w:uiPriority="62" w:semiHidden="0" w:name="Light Grid"/>
-    <w:lsdException w:unhideWhenUsed="0" w:uiPriority="63" w:semiHidden="0" w:name="Medium Shading 1"/>
-    <w:lsdException w:unhideWhenUsed="0" w:uiPriority="64" w:semiHidden="0" w:name="Medium Shading 2"/>
-    <w:lsdException w:unhideWhenUsed="0" w:uiPriority="65" w:semiHidden="0" w:name="Medium List 1"/>
-    <w:lsdException w:unhideWhenUsed="0" w:uiPriority="66" w:semiHidden="0" w:name="Medium List 2"/>
-    <w:lsdException w:unhideWhenUsed="0" w:uiPriority="67" w:semiHidden="0" w:name="Medium Grid 1"/>
-    <w:lsdException w:unhideWhenUsed="0" w:uiPriority="68" w:semiHidden="0" w:name="Medium Grid 2"/>
-    <w:lsdException w:unhideWhenUsed="0" w:uiPriority="69" w:semiHidden="0" w:name="Medium Grid 3"/>
-    <w:lsdException w:unhideWhenUsed="0" w:uiPriority="70" w:semiHidden="0" w:name="Dark List"/>
-    <w:lsdException w:unhideWhenUsed="0" w:uiPriority="71" w:semiHidden="0" w:name="Colorful Shading"/>
-    <w:lsdException w:unhideWhenUsed="0" w:uiPriority="72" w:semiHidden="0" w:name="Colorful List"/>
-    <w:lsdException w:unhideWhenUsed="0" w:uiPriority="73" w:semiHidden="0" w:name="Colorful Grid"/>
-    <w:lsdException w:unhideWhenUsed="0" w:uiPriority="60" w:semiHidden="0" w:name="Light Shading Accent 1"/>
-    <w:lsdException w:unhideWhenUsed="0" w:uiPriority="61" w:semiHidden="0" w:name="Light List Accent 1"/>
-    <w:lsdException w:unhideWhenUsed="0" w:uiPriority="62" w:semiHidden="0" w:name="Light Grid Accent 1"/>
-    <w:lsdException w:unhideWhenUsed="0" w:uiPriority="63" w:semiHidden="0" w:name="Medium Shading 1 Accent 1"/>
-    <w:lsdException w:unhideWhenUsed="0" w:uiPriority="64" w:semiHidden="0" w:name="Medium Shading 2 Accent 1"/>
-    <w:lsdException w:unhideWhenUsed="0" w:uiPriority="65" w:semiHidden="0" w:name="Medium List 1 Accent 1"/>
-    <w:lsdException w:unhideWhenUsed="0" w:uiPriority="66" w:semiHidden="0" w:name="Medium List 2 Accent 1"/>
-    <w:lsdException w:unhideWhenUsed="0" w:uiPriority="67" w:semiHidden="0" w:name="Medium Grid 1 Accent 1"/>
-    <w:lsdException w:unhideWhenUsed="0" w:uiPriority="68" w:semiHidden="0" w:name="Medium Grid 2 Accent 1"/>
-    <w:lsdException w:unhideWhenUsed="0" w:uiPriority="69" w:semiHidden="0" w:name="Medium Grid 3 Accent 1"/>
-    <w:lsdException w:unhideWhenUsed="0" w:uiPriority="70" w:semiHidden="0" w:name="Dark List Accent 1"/>
-    <w:lsdException w:unhideWhenUsed="0" w:uiPriority="71" w:semiHidden="0" w:name="Colorful Shading Accent 1"/>
-    <w:lsdException w:unhideWhenUsed="0" w:uiPriority="72" w:semiHidden="0" w:name="Colorful List Accent 1"/>
-    <w:lsdException w:unhideWhenUsed="0" w:uiPriority="73" w:semiHidden="0" w:name="Colorful Grid Accent 1"/>
-    <w:lsdException w:unhideWhenUsed="0" w:uiPriority="60" w:semiHidden="0" w:name="Light Shading Accent 2"/>
-    <w:lsdException w:unhideWhenUsed="0" w:uiPriority="61" w:semiHidden="0" w:name="Light List Accent 2"/>
-    <w:lsdException w:unhideWhenUsed="0" w:uiPriority="62" w:semiHidden="0" w:name="Light Grid Accent 2"/>
-    <w:lsdException w:unhideWhenUsed="0" w:uiPriority="63" w:semiHidden="0" w:name="Medium Shading 1 Accent 2"/>
-    <w:lsdException w:unhideWhenUsed="0" w:uiPriority="64" w:semiHidden="0" w:name="Medium Shading 2 Accent 2"/>
-    <w:lsdException w:unhideWhenUsed="0" w:uiPriority="65" w:semiHidden="0" w:name="Medium List 1 Accent 2"/>
-    <w:lsdException w:unhideWhenUsed="0" w:uiPriority="66" w:semiHidden="0" w:name="Medium List 2 Accent 2"/>
-    <w:lsdException w:unhideWhenUsed="0" w:uiPriority="67" w:semiHidden="0" w:name="Medium Grid 1 Accent 2"/>
-    <w:lsdException w:unhideWhenUsed="0" w:uiPriority="68" w:semiHidden="0" w:name="Medium Grid 2 Accent 2"/>
-    <w:lsdException w:unhideWhenUsed="0" w:uiPriority="69" w:semiHidden="0" w:name="Medium Grid 3 Accent 2"/>
-    <w:lsdException w:unhideWhenUsed="0" w:uiPriority="70" w:semiHidden="0" w:name="Dark List Accent 2"/>
-    <w:lsdException w:unhideWhenUsed="0" w:uiPriority="71" w:semiHidden="0" w:name="Colorful Shading Accent 2"/>
-    <w:lsdException w:unhideWhenUsed="0" w:uiPriority="72" w:semiHidden="0" w:name="Colorful List Accent 2"/>
-    <w:lsdException w:unhideWhenUsed="0" w:uiPriority="73" w:semiHidden="0" w:name="Colorful Grid Accent 2"/>
-    <w:lsdException w:unhideWhenUsed="0" w:uiPriority="60" w:semiHidden="0" w:name="Light Shading Accent 3"/>
-    <w:lsdException w:unhideWhenUsed="0" w:uiPriority="61" w:semiHidden="0" w:name="Light List Accent 3"/>
-    <w:lsdException w:unhideWhenUsed="0" w:uiPriority="62" w:semiHidden="0" w:name="Light Grid Accent 3"/>
-    <w:lsdException w:unhideWhenUsed="0" w:uiPriority="63" w:semiHidden="0" w:name="Medium Shading 1 Accent 3"/>
-    <w:lsdException w:unhideWhenUsed="0" w:uiPriority="64" w:semiHidden="0" w:name="Medium Shading 2 Accent 3"/>
-    <w:lsdException w:unhideWhenUsed="0" w:uiPriority="65" w:semiHidden="0" w:name="Medium List 1 Accent 3"/>
-    <w:lsdException w:unhideWhenUsed="0" w:uiPriority="66" w:semiHidden="0" w:name="Medium List 2 Accent 3"/>
-    <w:lsdException w:unhideWhenUsed="0" w:uiPriority="67" w:semiHidden="0" w:name="Medium Grid 1 Accent 3"/>
-    <w:lsdException w:unhideWhenUsed="0" w:uiPriority="68" w:semiHidden="0" w:name="Medium Grid 2 Accent 3"/>
-    <w:lsdException w:unhideWhenUsed="0" w:uiPriority="69" w:semiHidden="0" w:name="Medium Grid 3 Accent 3"/>
-    <w:lsdException w:unhideWhenUsed="0" w:uiPriority="70" w:semiHidden="0" w:name="Dark List Accent 3"/>
-    <w:lsdException w:unhideWhenUsed="0" w:uiPriority="71" w:semiHidden="0" w:name="Colorful Shading Accent 3"/>
-    <w:lsdException w:unhideWhenUsed="0" w:uiPriority="72" w:semiHidden="0" w:name="Colorful List Accent 3"/>
-    <w:lsdException w:unhideWhenUsed="0" w:uiPriority="73" w:semiHidden="0" w:name="Colorful Grid Accent 3"/>
-    <w:lsdException w:unhideWhenUsed="0" w:uiPriority="60" w:semiHidden="0" w:name="Light Shading Accent 4"/>
-    <w:lsdException w:unhideWhenUsed="0" w:uiPriority="61" w:semiHidden="0" w:name="Light List Accent 4"/>
-    <w:lsdException w:unhideWhenUsed="0" w:uiPriority="62" w:semiHidden="0" w:name="Light Grid Accent 4"/>
-    <w:lsdException w:unhideWhenUsed="0" w:uiPriority="63" w:semiHidden="0" w:name="Medium Shading 1 Accent 4"/>
-    <w:lsdException w:unhideWhenUsed="0" w:uiPriority="64" w:semiHidden="0" w:name="Medium Shading 2 Accent 4"/>
-    <w:lsdException w:unhideWhenUsed="0" w:uiPriority="65" w:semiHidden="0" w:name="Medium List 1 Accent 4"/>
-    <w:lsdException w:unhideWhenUsed="0" w:uiPriority="66" w:semiHidden="0" w:name="Medium List 2 Accent 4"/>
-    <w:lsdException w:unhideWhenUsed="0" w:uiPriority="67" w:semiHidden="0" w:name="Medium Grid 1 Accent 4"/>
-    <w:lsdException w:unhideWhenUsed="0" w:uiPriority="68" w:semiHidden="0" w:name="Medium Grid 2 Accent 4"/>
-    <w:lsdException w:unhideWhenUsed="0" w:uiPriority="69" w:semiHidden="0" w:name="Medium Grid 3 Accent 4"/>
-    <w:lsdException w:unhideWhenUsed="0" w:uiPriority="70" w:semiHidden="0" w:name="Dark List Accent 4"/>
-    <w:lsdException w:unhideWhenUsed="0" w:uiPriority="71" w:semiHidden="0" w:name="Colorful Shading Accent 4"/>
-    <w:lsdException w:unhideWhenUsed="0" w:uiPriority="72" w:semiHidden="0" w:name="Colorful List Accent 4"/>
-    <w:lsdException w:unhideWhenUsed="0" w:uiPriority="73" w:semiHidden="0" w:name="Colorful Grid Accent 4"/>
-    <w:lsdException w:unhideWhenUsed="0" w:uiPriority="60" w:semiHidden="0" w:name="Light Shading Accent 5"/>
-    <w:lsdException w:unhideWhenUsed="0" w:uiPriority="61" w:semiHidden="0" w:name="Light List Accent 5"/>
-    <w:lsdException w:unhideWhenUsed="0" w:uiPriority="62" w:semiHidden="0" w:name="Light Grid Accent 5"/>
-    <w:lsdException w:unhideWhenUsed="0" w:uiPriority="63" w:semiHidden="0" w:name="Medium Shading 1 Accent 5"/>
-    <w:lsdException w:unhideWhenUsed="0" w:uiPriority="64" w:semiHidden="0" w:name="Medium Shading 2 Accent 5"/>
-    <w:lsdException w:unhideWhenUsed="0" w:uiPriority="65" w:semiHidden="0" w:name="Medium List 1 Accent 5"/>
-    <w:lsdException w:unhideWhenUsed="0" w:uiPriority="66" w:semiHidden="0" w:name="Medium List 2 Accent 5"/>
-    <w:lsdException w:unhideWhenUsed="0" w:uiPriority="67" w:semiHidden="0" w:name="Medium Grid 1 Accent 5"/>
-    <w:lsdException w:unhideWhenUsed="0" w:uiPriority="68" w:semiHidden="0" w:name="Medium Grid 2 Accent 5"/>
-    <w:lsdException w:unhideWhenUsed="0" w:uiPriority="69" w:semiHidden="0" w:name="Medium Grid 3 Accent 5"/>
-    <w:lsdException w:unhideWhenUsed="0" w:uiPriority="70" w:semiHidden="0" w:name="Dark List Accent 5"/>
-    <w:lsdException w:unhideWhenUsed="0" w:uiPriority="71" w:semiHidden="0" w:name="Colorful Shading Accent 5"/>
-    <w:lsdException w:unhideWhenUsed="0" w:uiPriority="72" w:semiHidden="0" w:name="Colorful List Accent 5"/>
-    <w:lsdException w:unhideWhenUsed="0" w:uiPriority="73" w:semiHidden="0" w:name="Colorful Grid Accent 5"/>
-    <w:lsdException w:unhideWhenUsed="0" w:uiPriority="60" w:semiHidden="0" w:name="Light Shading Accent 6"/>
-    <w:lsdException w:unhideWhenUsed="0" w:uiPriority="61" w:semiHidden="0" w:name="Light List Accent 6"/>
-    <w:lsdException w:unhideWhenUsed="0" w:uiPriority="62" w:semiHidden="0" w:name="Light Grid Accent 6"/>
-    <w:lsdException w:unhideWhenUsed="0" w:uiPriority="63" w:semiHidden="0" w:name="Medium Shading 1 Accent 6"/>
-    <w:lsdException w:unhideWhenUsed="0" w:uiPriority="64" w:semiHidden="0" w:name="Medium Shading 2 Accent 6"/>
-    <w:lsdException w:unhideWhenUsed="0" w:uiPriority="65" w:semiHidden="0" w:name="Medium List 1 Accent 6"/>
-    <w:lsdException w:unhideWhenUsed="0" w:uiPriority="66" w:semiHidden="0" w:name="Medium List 2 Accent 6"/>
-    <w:lsdException w:unhideWhenUsed="0" w:uiPriority="67" w:semiHidden="0" w:name="Medium Grid 1 Accent 6"/>
-    <w:lsdException w:unhideWhenUsed="0" w:uiPriority="68" w:semiHidden="0" w:name="Medium Grid 2 Accent 6"/>
-    <w:lsdException w:unhideWhenUsed="0" w:uiPriority="69" w:semiHidden="0" w:name="Medium Grid 3 Accent 6"/>
-    <w:lsdException w:unhideWhenUsed="0" w:uiPriority="70" w:semiHidden="0" w:name="Dark List Accent 6"/>
-    <w:lsdException w:unhideWhenUsed="0" w:uiPriority="71" w:semiHidden="0" w:name="Colorful Shading Accent 6"/>
-    <w:lsdException w:unhideWhenUsed="0" w:uiPriority="72" w:semiHidden="0" w:name="Colorful List Accent 6"/>
-    <w:lsdException w:unhideWhenUsed="0" w:uiPriority="73" w:semiHidden="0" w:name="Colorful Grid Accent 6"/>
+  <w:latentStyles w:defLockedState="0" w:defUIPriority="99" w:defSemiHidden="1" w:defUnhideWhenUsed="1" w:defQFormat="0" w:count="260">
+    <w:lsdException w:name="Normal" w:semiHidden="0" w:uiPriority="0" w:unhideWhenUsed="0" w:qFormat="1"/>
+    <w:lsdException w:name="heading 1" w:semiHidden="0" w:uiPriority="0" w:unhideWhenUsed="0" w:qFormat="1"/>
+    <w:lsdException w:name="heading 2" w:semiHidden="0" w:uiPriority="0" w:qFormat="1"/>
+    <w:lsdException w:name="heading 3" w:uiPriority="0" w:qFormat="1"/>
+    <w:lsdException w:name="heading 4" w:semiHidden="0" w:uiPriority="0" w:qFormat="1"/>
+    <w:lsdException w:name="heading 5" w:uiPriority="0" w:qFormat="1"/>
+    <w:lsdException w:name="heading 6" w:uiPriority="0" w:qFormat="1"/>
+    <w:lsdException w:name="heading 7" w:uiPriority="0" w:qFormat="1"/>
+    <w:lsdException w:name="heading 8" w:uiPriority="0" w:qFormat="1"/>
+    <w:lsdException w:name="heading 9" w:uiPriority="0" w:qFormat="1"/>
+    <w:lsdException w:name="index 1" w:semiHidden="0" w:uiPriority="0" w:unhideWhenUsed="0"/>
+    <w:lsdException w:name="index 2" w:semiHidden="0" w:uiPriority="0" w:unhideWhenUsed="0"/>
+    <w:lsdException w:name="index 3" w:semiHidden="0" w:uiPriority="0" w:unhideWhenUsed="0"/>
+    <w:lsdException w:name="index 4" w:semiHidden="0" w:uiPriority="0" w:unhideWhenUsed="0"/>
+    <w:lsdException w:name="index 5" w:semiHidden="0" w:uiPriority="0" w:unhideWhenUsed="0"/>
+    <w:lsdException w:name="index 6" w:semiHidden="0" w:uiPriority="0" w:unhideWhenUsed="0"/>
+    <w:lsdException w:name="index 7" w:semiHidden="0" w:uiPriority="0" w:unhideWhenUsed="0"/>
+    <w:lsdException w:name="index 8" w:semiHidden="0" w:uiPriority="0" w:unhideWhenUsed="0"/>
+    <w:lsdException w:name="index 9" w:semiHidden="0" w:uiPriority="0" w:unhideWhenUsed="0"/>
+    <w:lsdException w:name="toc 1" w:semiHidden="0" w:uiPriority="0" w:unhideWhenUsed="0" w:qFormat="1"/>
+    <w:lsdException w:name="toc 2" w:semiHidden="0" w:uiPriority="0" w:unhideWhenUsed="0" w:qFormat="1"/>
+    <w:lsdException w:name="toc 3" w:semiHidden="0" w:uiPriority="0" w:unhideWhenUsed="0" w:qFormat="1"/>
+    <w:lsdException w:name="toc 4" w:semiHidden="0" w:uiPriority="0" w:unhideWhenUsed="0"/>
+    <w:lsdException w:name="toc 5" w:semiHidden="0" w:uiPriority="0" w:unhideWhenUsed="0"/>
+    <w:lsdException w:name="toc 6" w:semiHidden="0" w:uiPriority="0" w:unhideWhenUsed="0"/>
+    <w:lsdException w:name="toc 7" w:semiHidden="0" w:uiPriority="0" w:unhideWhenUsed="0"/>
+    <w:lsdException w:name="toc 8" w:semiHidden="0" w:uiPriority="0" w:unhideWhenUsed="0"/>
+    <w:lsdException w:name="toc 9" w:semiHidden="0" w:uiPriority="0" w:unhideWhenUsed="0"/>
+    <w:lsdException w:name="Normal Indent" w:semiHidden="0" w:uiPriority="0" w:unhideWhenUsed="0"/>
+    <w:lsdException w:name="footnote text" w:semiHidden="0" w:uiPriority="0" w:unhideWhenUsed="0"/>
+    <w:lsdException w:name="annotation text" w:semiHidden="0" w:uiPriority="0" w:unhideWhenUsed="0" w:qFormat="1"/>
+    <w:lsdException w:name="header" w:semiHidden="0" w:uiPriority="0" w:unhideWhenUsed="0" w:qFormat="1"/>
+    <w:lsdException w:name="footer" w:semiHidden="0" w:uiPriority="0" w:unhideWhenUsed="0" w:qFormat="1"/>
+    <w:lsdException w:name="index heading" w:semiHidden="0" w:uiPriority="0" w:unhideWhenUsed="0"/>
+    <w:lsdException w:name="caption" w:uiPriority="0" w:qFormat="1"/>
+    <w:lsdException w:name="table of figures" w:semiHidden="0" w:uiPriority="0" w:unhideWhenUsed="0"/>
+    <w:lsdException w:name="envelope address" w:semiHidden="0" w:uiPriority="0" w:unhideWhenUsed="0"/>
+    <w:lsdException w:name="envelope return" w:semiHidden="0" w:uiPriority="0" w:unhideWhenUsed="0"/>
+    <w:lsdException w:name="footnote reference" w:semiHidden="0" w:uiPriority="0" w:unhideWhenUsed="0"/>
+    <w:lsdException w:name="annotation reference" w:semiHidden="0" w:uiPriority="0" w:unhideWhenUsed="0"/>
+    <w:lsdException w:name="line number" w:semiHidden="0" w:uiPriority="0" w:unhideWhenUsed="0"/>
+    <w:lsdException w:name="page number" w:semiHidden="0" w:uiPriority="0" w:unhideWhenUsed="0"/>
+    <w:lsdException w:name="endnote reference" w:semiHidden="0" w:uiPriority="0" w:unhideWhenUsed="0"/>
+    <w:lsdException w:name="endnote text" w:semiHidden="0" w:uiPriority="0" w:unhideWhenUsed="0"/>
+    <w:lsdException w:name="table of authorities" w:semiHidden="0" w:uiPriority="0" w:unhideWhenUsed="0"/>
+    <w:lsdException w:name="macro" w:semiHidden="0" w:uiPriority="0" w:unhideWhenUsed="0"/>
+    <w:lsdException w:name="toa heading" w:semiHidden="0" w:uiPriority="0" w:unhideWhenUsed="0"/>
+    <w:lsdException w:name="List" w:semiHidden="0" w:uiPriority="0" w:unhideWhenUsed="0"/>
+    <w:lsdException w:name="List Bullet" w:semiHidden="0" w:uiPriority="0" w:unhideWhenUsed="0"/>
+    <w:lsdException w:name="List Number" w:semiHidden="0" w:uiPriority="0" w:unhideWhenUsed="0"/>
+    <w:lsdException w:name="List 2" w:semiHidden="0" w:uiPriority="0" w:unhideWhenUsed="0"/>
+    <w:lsdException w:name="List 3" w:semiHidden="0" w:uiPriority="0" w:unhideWhenUsed="0"/>
+    <w:lsdException w:name="List 4" w:semiHidden="0" w:uiPriority="0" w:unhideWhenUsed="0"/>
+    <w:lsdException w:name="List 5" w:semiHidden="0" w:uiPriority="0" w:unhideWhenUsed="0"/>
+    <w:lsdException w:name="List Bullet 2" w:semiHidden="0" w:uiPriority="0" w:unhideWhenUsed="0"/>
+    <w:lsdException w:name="List Bullet 3" w:semiHidden="0" w:uiPriority="0" w:unhideWhenUsed="0"/>
+    <w:lsdException w:name="List Bullet 4" w:semiHidden="0" w:uiPriority="0" w:unhideWhenUsed="0"/>
+    <w:lsdException w:name="List Bullet 5" w:semiHidden="0" w:uiPriority="0" w:unhideWhenUsed="0"/>
+    <w:lsdException w:name="List Number 2" w:semiHidden="0" w:uiPriority="0" w:unhideWhenUsed="0"/>
+    <w:lsdException w:name="List Number 3" w:semiHidden="0" w:uiPriority="0" w:unhideWhenUsed="0"/>
+    <w:lsdException w:name="List Number 4" w:semiHidden="0" w:uiPriority="0" w:unhideWhenUsed="0"/>
+    <w:lsdException w:name="List Number 5" w:semiHidden="0" w:uiPriority="0" w:unhideWhenUsed="0"/>
+    <w:lsdException w:name="Title" w:semiHidden="0" w:uiPriority="0" w:unhideWhenUsed="0" w:qFormat="1"/>
+    <w:lsdException w:name="Closing" w:semiHidden="0" w:uiPriority="0" w:unhideWhenUsed="0"/>
+    <w:lsdException w:name="Signature" w:semiHidden="0" w:uiPriority="0" w:unhideWhenUsed="0"/>
+    <w:lsdException w:name="Default Paragraph Font" w:uiPriority="0" w:unhideWhenUsed="0" w:qFormat="1"/>
+    <w:lsdException w:name="Body Text" w:uiPriority="0" w:unhideWhenUsed="0" w:qFormat="1"/>
+    <w:lsdException w:name="Body Text Indent" w:semiHidden="0" w:uiPriority="0" w:unhideWhenUsed="0"/>
+    <w:lsdException w:name="List Continue" w:semiHidden="0" w:uiPriority="0" w:unhideWhenUsed="0"/>
+    <w:lsdException w:name="List Continue 2" w:semiHidden="0" w:uiPriority="0" w:unhideWhenUsed="0"/>
+    <w:lsdException w:name="List Continue 3" w:semiHidden="0" w:uiPriority="0" w:unhideWhenUsed="0"/>
+    <w:lsdException w:name="List Continue 4" w:semiHidden="0" w:uiPriority="0" w:unhideWhenUsed="0"/>
+    <w:lsdException w:name="List Continue 5" w:semiHidden="0" w:uiPriority="0" w:unhideWhenUsed="0"/>
+    <w:lsdException w:name="Message Header" w:semiHidden="0" w:uiPriority="0" w:unhideWhenUsed="0"/>
+    <w:lsdException w:name="Subtitle" w:semiHidden="0" w:uiPriority="0" w:unhideWhenUsed="0" w:qFormat="1"/>
+    <w:lsdException w:name="Salutation" w:semiHidden="0" w:uiPriority="0" w:unhideWhenUsed="0"/>
+    <w:lsdException w:name="Date" w:semiHidden="0" w:uiPriority="0" w:unhideWhenUsed="0"/>
+    <w:lsdException w:name="Body Text First Indent" w:semiHidden="0" w:uiPriority="0" w:unhideWhenUsed="0"/>
+    <w:lsdException w:name="Body Text First Indent 2" w:semiHidden="0" w:uiPriority="0" w:unhideWhenUsed="0"/>
+    <w:lsdException w:name="Body Text 2" w:semiHidden="0" w:uiPriority="0" w:unhideWhenUsed="0"/>
+    <w:lsdException w:name="Body Text 3" w:semiHidden="0" w:uiPriority="0" w:unhideWhenUsed="0"/>
+    <w:lsdException w:name="Body Text Indent 2" w:semiHidden="0" w:uiPriority="0" w:unhideWhenUsed="0"/>
+    <w:lsdException w:name="Body Text Indent 3" w:semiHidden="0" w:uiPriority="0" w:unhideWhenUsed="0"/>
+    <w:lsdException w:name="Block Text" w:semiHidden="0" w:uiPriority="0" w:unhideWhenUsed="0"/>
+    <w:lsdException w:name="Hyperlink" w:semiHidden="0" w:uiPriority="0" w:unhideWhenUsed="0"/>
+    <w:lsdException w:name="FollowedHyperlink" w:semiHidden="0" w:uiPriority="0" w:unhideWhenUsed="0"/>
+    <w:lsdException w:name="Strong" w:semiHidden="0" w:uiPriority="0" w:unhideWhenUsed="0" w:qFormat="1"/>
+    <w:lsdException w:name="Emphasis" w:semiHidden="0" w:uiPriority="0" w:unhideWhenUsed="0" w:qFormat="1"/>
+    <w:lsdException w:name="Document Map" w:semiHidden="0" w:uiPriority="0" w:unhideWhenUsed="0"/>
+    <w:lsdException w:name="Plain Text" w:semiHidden="0" w:uiPriority="0" w:unhideWhenUsed="0"/>
+    <w:lsdException w:name="E-mail Signature" w:semiHidden="0" w:uiPriority="0" w:unhideWhenUsed="0"/>
+    <w:lsdException w:name="Normal (Web)" w:semiHidden="0" w:uiPriority="0" w:unhideWhenUsed="0" w:qFormat="1"/>
+    <w:lsdException w:name="HTML Acronym" w:semiHidden="0" w:uiPriority="0" w:unhideWhenUsed="0"/>
+    <w:lsdException w:name="HTML Address" w:semiHidden="0" w:uiPriority="0" w:unhideWhenUsed="0"/>
+    <w:lsdException w:name="HTML Cite" w:semiHidden="0" w:uiPriority="0" w:unhideWhenUsed="0"/>
+    <w:lsdException w:name="HTML Code" w:semiHidden="0" w:uiPriority="0" w:unhideWhenUsed="0"/>
+    <w:lsdException w:name="HTML Definition" w:semiHidden="0" w:uiPriority="0" w:unhideWhenUsed="0"/>
+    <w:lsdException w:name="HTML Keyboard" w:semiHidden="0" w:uiPriority="0" w:unhideWhenUsed="0"/>
+    <w:lsdException w:name="HTML Preformatted" w:semiHidden="0" w:uiPriority="0" w:unhideWhenUsed="0"/>
+    <w:lsdException w:name="HTML Sample" w:semiHidden="0" w:uiPriority="0" w:unhideWhenUsed="0"/>
+    <w:lsdException w:name="HTML Typewriter" w:semiHidden="0" w:uiPriority="0" w:unhideWhenUsed="0"/>
+    <w:lsdException w:name="HTML Variable" w:semiHidden="0" w:uiPriority="0" w:unhideWhenUsed="0"/>
+    <w:lsdException w:name="Normal Table" w:uiPriority="0" w:unhideWhenUsed="0" w:qFormat="1"/>
+    <w:lsdException w:name="annotation subject" w:semiHidden="0" w:uiPriority="0" w:unhideWhenUsed="0"/>
+    <w:lsdException w:name="Table Simple 1" w:semiHidden="0" w:uiPriority="0" w:unhideWhenUsed="0"/>
+    <w:lsdException w:name="Table Simple 2" w:semiHidden="0" w:uiPriority="0" w:unhideWhenUsed="0"/>
+    <w:lsdException w:name="Table Simple 3" w:semiHidden="0" w:uiPriority="0" w:unhideWhenUsed="0"/>
+    <w:lsdException w:name="Table Classic 1" w:semiHidden="0" w:uiPriority="0" w:unhideWhenUsed="0"/>
+    <w:lsdException w:name="Table Classic 2" w:semiHidden="0" w:uiPriority="0" w:unhideWhenUsed="0"/>
+    <w:lsdException w:name="Table Classic 3" w:semiHidden="0" w:uiPriority="0" w:unhideWhenUsed="0"/>
+    <w:lsdException w:name="Table Classic 4" w:semiHidden="0" w:uiPriority="0" w:unhideWhenUsed="0"/>
+    <w:lsdException w:name="Table Colorful 1" w:semiHidden="0" w:uiPriority="0" w:unhideWhenUsed="0"/>
+    <w:lsdException w:name="Table Colorful 2" w:semiHidden="0" w:uiPriority="0" w:unhideWhenUsed="0"/>
+    <w:lsdException w:name="Table Colorful 3" w:semiHidden="0" w:uiPriority="0" w:unhideWhenUsed="0"/>
+    <w:lsdException w:name="Table Columns 1" w:semiHidden="0" w:uiPriority="0" w:unhideWhenUsed="0"/>
+    <w:lsdException w:name="Table Columns 2" w:semiHidden="0" w:uiPriority="0" w:unhideWhenUsed="0"/>
+    <w:lsdException w:name="Table Columns 3" w:semiHidden="0" w:uiPriority="0" w:unhideWhenUsed="0"/>
+    <w:lsdException w:name="Table Columns 4" w:semiHidden="0" w:uiPriority="0" w:unhideWhenUsed="0"/>
+    <w:lsdException w:name="Table Columns 5" w:semiHidden="0" w:uiPriority="0" w:unhideWhenUsed="0"/>
+    <w:lsdException w:name="Table Grid 1" w:semiHidden="0" w:uiPriority="0" w:unhideWhenUsed="0"/>
+    <w:lsdException w:name="Table Grid 2" w:semiHidden="0" w:uiPriority="0" w:unhideWhenUsed="0"/>
+    <w:lsdException w:name="Table Grid 3" w:semiHidden="0" w:uiPriority="0" w:unhideWhenUsed="0"/>
+    <w:lsdException w:name="Table Grid 4" w:semiHidden="0" w:uiPriority="0" w:unhideWhenUsed="0"/>
+    <w:lsdException w:name="Table Grid 5" w:semiHidden="0" w:uiPriority="0" w:unhideWhenUsed="0"/>
+    <w:lsdException w:name="Table Grid 6" w:semiHidden="0" w:uiPriority="0" w:unhideWhenUsed="0"/>
+    <w:lsdException w:name="Table Grid 7" w:semiHidden="0" w:uiPriority="0" w:unhideWhenUsed="0"/>
+    <w:lsdException w:name="Table Grid 8" w:semiHidden="0" w:uiPriority="0" w:unhideWhenUsed="0"/>
+    <w:lsdException w:name="Table List 1" w:semiHidden="0" w:uiPriority="0" w:unhideWhenUsed="0"/>
+    <w:lsdException w:name="Table List 2" w:semiHidden="0" w:uiPriority="0" w:unhideWhenUsed="0"/>
+    <w:lsdException w:name="Table List 3" w:semiHidden="0" w:uiPriority="0" w:unhideWhenUsed="0"/>
+    <w:lsdException w:name="Table List 4" w:semiHidden="0" w:uiPriority="0" w:unhideWhenUsed="0"/>
+    <w:lsdException w:name="Table List 5" w:semiHidden="0" w:uiPriority="0" w:unhideWhenUsed="0"/>
+    <w:lsdException w:name="Table List 6" w:semiHidden="0" w:uiPriority="0" w:unhideWhenUsed="0"/>
+    <w:lsdException w:name="Table List 7" w:semiHidden="0" w:uiPriority="0" w:unhideWhenUsed="0"/>
+    <w:lsdException w:name="Table List 8" w:semiHidden="0" w:uiPriority="0" w:unhideWhenUsed="0"/>
+    <w:lsdException w:name="Table 3D effects 1" w:semiHidden="0" w:uiPriority="0" w:unhideWhenUsed="0"/>
+    <w:lsdException w:name="Table 3D effects 2" w:semiHidden="0" w:uiPriority="0" w:unhideWhenUsed="0"/>
+    <w:lsdException w:name="Table 3D effects 3" w:semiHidden="0" w:uiPriority="0" w:unhideWhenUsed="0"/>
+    <w:lsdException w:name="Table Contemporary" w:semiHidden="0" w:uiPriority="0" w:unhideWhenUsed="0"/>
+    <w:lsdException w:name="Table Elegant" w:semiHidden="0" w:uiPriority="0" w:unhideWhenUsed="0"/>
+    <w:lsdException w:name="Table Professional" w:semiHidden="0" w:uiPriority="0" w:unhideWhenUsed="0"/>
+    <w:lsdException w:name="Table Subtle 1" w:semiHidden="0" w:uiPriority="0" w:unhideWhenUsed="0"/>
+    <w:lsdException w:name="Table Subtle 2" w:semiHidden="0" w:uiPriority="0" w:unhideWhenUsed="0"/>
+    <w:lsdException w:name="Table Web 1" w:semiHidden="0" w:uiPriority="0" w:unhideWhenUsed="0"/>
+    <w:lsdException w:name="Table Web 2" w:semiHidden="0" w:uiPriority="0" w:unhideWhenUsed="0"/>
+    <w:lsdException w:name="Table Web 3" w:semiHidden="0" w:uiPriority="0" w:unhideWhenUsed="0"/>
+    <w:lsdException w:name="Balloon Text" w:semiHidden="0" w:uiPriority="0" w:unhideWhenUsed="0"/>
+    <w:lsdException w:name="Table Grid" w:semiHidden="0" w:uiPriority="0" w:unhideWhenUsed="0" w:qFormat="1"/>
+    <w:lsdException w:name="Table Theme" w:semiHidden="0" w:uiPriority="0" w:unhideWhenUsed="0"/>
+    <w:lsdException w:name="Light Shading" w:semiHidden="0" w:uiPriority="60" w:unhideWhenUsed="0"/>
+    <w:lsdException w:name="Light List" w:semiHidden="0" w:uiPriority="61" w:unhideWhenUsed="0"/>
+    <w:lsdException w:name="Light Grid" w:semiHidden="0" w:uiPriority="62" w:unhideWhenUsed="0"/>
+    <w:lsdException w:name="Medium Shading 1" w:semiHidden="0" w:uiPriority="63" w:unhideWhenUsed="0"/>
+    <w:lsdException w:name="Medium Shading 2" w:semiHidden="0" w:uiPriority="64" w:unhideWhenUsed="0"/>
+    <w:lsdException w:name="Medium List 1" w:semiHidden="0" w:uiPriority="65" w:unhideWhenUsed="0"/>
+    <w:lsdException w:name="Medium List 2" w:semiHidden="0" w:uiPriority="66" w:unhideWhenUsed="0"/>
+    <w:lsdException w:name="Medium Grid 1" w:semiHidden="0" w:uiPriority="67" w:unhideWhenUsed="0"/>
+    <w:lsdException w:name="Medium Grid 2" w:semiHidden="0" w:uiPriority="68" w:unhideWhenUsed="0"/>
+    <w:lsdException w:name="Medium Grid 3" w:semiHidden="0" w:uiPriority="69" w:unhideWhenUsed="0"/>
+    <w:lsdException w:name="Dark List" w:semiHidden="0" w:uiPriority="70" w:unhideWhenUsed="0"/>
+    <w:lsdException w:name="Colorful Shading" w:semiHidden="0" w:uiPriority="71" w:unhideWhenUsed="0"/>
+    <w:lsdException w:name="Colorful List" w:semiHidden="0" w:uiPriority="72" w:unhideWhenUsed="0"/>
+    <w:lsdException w:name="Colorful Grid" w:semiHidden="0" w:uiPriority="73" w:unhideWhenUsed="0"/>
+    <w:lsdException w:name="Light Shading Accent 1" w:semiHidden="0" w:uiPriority="60" w:unhideWhenUsed="0"/>
+    <w:lsdException w:name="Light List Accent 1" w:semiHidden="0" w:uiPriority="61" w:unhideWhenUsed="0"/>
+    <w:lsdException w:name="Light Grid Accent 1" w:semiHidden="0" w:uiPriority="62" w:unhideWhenUsed="0"/>
+    <w:lsdException w:name="Medium Shading 1 Accent 1" w:semiHidden="0" w:uiPriority="63" w:unhideWhenUsed="0"/>
+    <w:lsdException w:name="Medium Shading 2 Accent 1" w:semiHidden="0" w:uiPriority="64" w:unhideWhenUsed="0"/>
+    <w:lsdException w:name="Medium List 1 Accent 1" w:semiHidden="0" w:uiPriority="65" w:unhideWhenUsed="0"/>
+    <w:lsdException w:name="Medium List 2 Accent 1" w:semiHidden="0" w:uiPriority="66" w:unhideWhenUsed="0"/>
+    <w:lsdException w:name="Medium Grid 1 Accent 1" w:semiHidden="0" w:uiPriority="67" w:unhideWhenUsed="0"/>
+    <w:lsdException w:name="Medium Grid 2 Accent 1" w:semiHidden="0" w:uiPriority="68" w:unhideWhenUsed="0"/>
+    <w:lsdException w:name="Medium Grid 3 Accent 1" w:semiHidden="0" w:uiPriority="69" w:unhideWhenUsed="0"/>
+    <w:lsdException w:name="Dark List Accent 1" w:semiHidden="0" w:uiPriority="70" w:unhideWhenUsed="0"/>
+    <w:lsdException w:name="Colorful Shading Accent 1" w:semiHidden="0" w:uiPriority="71" w:unhideWhenUsed="0"/>
+    <w:lsdException w:name="Colorful List Accent 1" w:semiHidden="0" w:uiPriority="72" w:unhideWhenUsed="0"/>
+    <w:lsdException w:name="Colorful Grid Accent 1" w:semiHidden="0" w:uiPriority="73" w:unhideWhenUsed="0"/>
+    <w:lsdException w:name="Light Shading Accent 2" w:semiHidden="0" w:uiPriority="60" w:unhideWhenUsed="0"/>
+    <w:lsdException w:name="Light List Accent 2" w:semiHidden="0" w:uiPriority="61" w:unhideWhenUsed="0"/>
+    <w:lsdException w:name="Light Grid Accent 2" w:semiHidden="0" w:uiPriority="62" w:unhideWhenUsed="0"/>
+    <w:lsdException w:name="Medium Shading 1 Accent 2" w:semiHidden="0" w:uiPriority="63" w:unhideWhenUsed="0"/>
+    <w:lsdException w:name="Medium Shading 2 Accent 2" w:semiHidden="0" w:uiPriority="64" w:unhideWhenUsed="0"/>
+    <w:lsdException w:name="Medium List 1 Accent 2" w:semiHidden="0" w:uiPriority="65" w:unhideWhenUsed="0"/>
+    <w:lsdException w:name="Medium List 2 Accent 2" w:semiHidden="0" w:uiPriority="66" w:unhideWhenUsed="0"/>
+    <w:lsdException w:name="Medium Grid 1 Accent 2" w:semiHidden="0" w:uiPriority="67" w:unhideWhenUsed="0"/>
+    <w:lsdException w:name="Medium Grid 2 Accent 2" w:semiHidden="0" w:uiPriority="68" w:unhideWhenUsed="0"/>
+    <w:lsdException w:name="Medium Grid 3 Accent 2" w:semiHidden="0" w:uiPriority="69" w:unhideWhenUsed="0"/>
+    <w:lsdException w:name="Dark List Accent 2" w:semiHidden="0" w:uiPriority="70" w:unhideWhenUsed="0"/>
+    <w:lsdException w:name="Colorful Shading Accent 2" w:semiHidden="0" w:uiPriority="71" w:unhideWhenUsed="0"/>
+    <w:lsdException w:name="Colorful List Accent 2" w:semiHidden="0" w:uiPriority="72" w:unhideWhenUsed="0"/>
+    <w:lsdException w:name="Colorful Grid Accent 2" w:semiHidden="0" w:uiPriority="73" w:unhideWhenUsed="0"/>
+    <w:lsdException w:name="Light Shading Accent 3" w:semiHidden="0" w:uiPriority="60" w:unhideWhenUsed="0"/>
+    <w:lsdException w:name="Light List Accent 3" w:semiHidden="0" w:uiPriority="61" w:unhideWhenUsed="0"/>
+    <w:lsdException w:name="Light Grid Accent 3" w:semiHidden="0" w:uiPriority="62" w:unhideWhenUsed="0"/>
+    <w:lsdException w:name="Medium Shading 1 Accent 3" w:semiHidden="0" w:uiPriority="63" w:unhideWhenUsed="0"/>
+    <w:lsdException w:name="Medium Shading 2 Accent 3" w:semiHidden="0" w:uiPriority="64" w:unhideWhenUsed="0"/>
+    <w:lsdException w:name="Medium List 1 Accent 3" w:semiHidden="0" w:uiPriority="65" w:unhideWhenUsed="0"/>
+    <w:lsdException w:name="Medium List 2 Accent 3" w:semiHidden="0" w:uiPriority="66" w:unhideWhenUsed="0"/>
+    <w:lsdException w:name="Medium Grid 1 Accent 3" w:semiHidden="0" w:uiPriority="67" w:unhideWhenUsed="0"/>
+    <w:lsdException w:name="Medium Grid 2 Accent 3" w:semiHidden="0" w:uiPriority="68" w:unhideWhenUsed="0"/>
+    <w:lsdException w:name="Medium Grid 3 Accent 3" w:semiHidden="0" w:uiPriority="69" w:unhideWhenUsed="0"/>
+    <w:lsdException w:name="Dark List Accent 3" w:semiHidden="0" w:uiPriority="70" w:unhideWhenUsed="0"/>
+    <w:lsdException w:name="Colorful Shading Accent 3" w:semiHidden="0" w:uiPriority="71" w:unhideWhenUsed="0"/>
+    <w:lsdException w:name="Colorful List Accent 3" w:semiHidden="0" w:uiPriority="72" w:unhideWhenUsed="0"/>
+    <w:lsdException w:name="Colorful Grid Accent 3" w:semiHidden="0" w:uiPriority="73" w:unhideWhenUsed="0"/>
+    <w:lsdException w:name="Light Shading Accent 4" w:semiHidden="0" w:uiPriority="60" w:unhideWhenUsed="0"/>
+    <w:lsdException w:name="Light List Accent 4" w:semiHidden="0" w:uiPriority="61" w:unhideWhenUsed="0"/>
+    <w:lsdException w:name="Light Grid Accent 4" w:semiHidden="0" w:uiPriority="62" w:unhideWhenUsed="0"/>
+    <w:lsdException w:name="Medium Shading 1 Accent 4" w:semiHidden="0" w:uiPriority="63" w:unhideWhenUsed="0"/>
+    <w:lsdException w:name="Medium Shading 2 Accent 4" w:semiHidden="0" w:uiPriority="64" w:unhideWhenUsed="0"/>
+    <w:lsdException w:name="Medium List 1 Accent 4" w:semiHidden="0" w:uiPriority="65" w:unhideWhenUsed="0"/>
+    <w:lsdException w:name="Medium List 2 Accent 4" w:semiHidden="0" w:uiPriority="66" w:unhideWhenUsed="0"/>
+    <w:lsdException w:name="Medium Grid 1 Accent 4" w:semiHidden="0" w:uiPriority="67" w:unhideWhenUsed="0"/>
+    <w:lsdException w:name="Medium Grid 2 Accent 4" w:semiHidden="0" w:uiPriority="68" w:unhideWhenUsed="0"/>
+    <w:lsdException w:name="Medium Grid 3 Accent 4" w:semiHidden="0" w:uiPriority="69" w:unhideWhenUsed="0"/>
+    <w:lsdException w:name="Dark List Accent 4" w:semiHidden="0" w:uiPriority="70" w:unhideWhenUsed="0"/>
+    <w:lsdException w:name="Colorful Shading Accent 4" w:semiHidden="0" w:uiPriority="71" w:unhideWhenUsed="0"/>
+    <w:lsdException w:name="Colorful List Accent 4" w:semiHidden="0" w:uiPriority="72" w:unhideWhenUsed="0"/>
+    <w:lsdException w:name="Colorful Grid Accent 4" w:semiHidden="0" w:uiPriority="73" w:unhideWhenUsed="0"/>
+    <w:lsdException w:name="Light Shading Accent 5" w:semiHidden="0" w:uiPriority="60" w:unhideWhenUsed="0"/>
+    <w:lsdException w:name="Light List Accent 5" w:semiHidden="0" w:uiPriority="61" w:unhideWhenUsed="0"/>
+    <w:lsdException w:name="Light Grid Accent 5" w:semiHidden="0" w:uiPriority="62" w:unhideWhenUsed="0"/>
+    <w:lsdException w:name="Medium Shading 1 Accent 5" w:semiHidden="0" w:uiPriority="63" w:unhideWhenUsed="0"/>
+    <w:lsdException w:name="Medium Shading 2 Accent 5" w:semiHidden="0" w:uiPriority="64" w:unhideWhenUsed="0"/>
+    <w:lsdException w:name="Medium List 1 Accent 5" w:semiHidden="0" w:uiPriority="65" w:unhideWhenUsed="0"/>
+    <w:lsdException w:name="Medium List 2 Accent 5" w:semiHidden="0" w:uiPriority="66" w:unhideWhenUsed="0"/>
+    <w:lsdException w:name="Medium Grid 1 Accent 5" w:semiHidden="0" w:uiPriority="67" w:unhideWhenUsed="0"/>
+    <w:lsdException w:name="Medium Grid 2 Accent 5" w:semiHidden="0" w:uiPriority="68" w:unhideWhenUsed="0"/>
+    <w:lsdException w:name="Medium Grid 3 Accent 5" w:semiHidden="0" w:uiPriority="69" w:unhideWhenUsed="0"/>
+    <w:lsdException w:name="Dark List Accent 5" w:semiHidden="0" w:uiPriority="70" w:unhideWhenUsed="0"/>
+    <w:lsdException w:name="Colorful Shading Accent 5" w:semiHidden="0" w:uiPriority="71" w:unhideWhenUsed="0"/>
+    <w:lsdException w:name="Colorful List Accent 5" w:semiHidden="0" w:uiPriority="72" w:unhideWhenUsed="0"/>
+    <w:lsdException w:name="Colorful Grid Accent 5" w:semiHidden="0" w:uiPriority="73" w:unhideWhenUsed="0"/>
+    <w:lsdException w:name="Light Shading Accent 6" w:semiHidden="0" w:uiPriority="60" w:unhideWhenUsed="0"/>
+    <w:lsdException w:name="Light List Accent 6" w:semiHidden="0" w:uiPriority="61" w:unhideWhenUsed="0"/>
+    <w:lsdException w:name="Light Grid Accent 6" w:semiHidden="0" w:uiPriority="62" w:unhideWhenUsed="0"/>
+    <w:lsdException w:name="Medium Shading 1 Accent 6" w:semiHidden="0" w:uiPriority="63" w:unhideWhenUsed="0"/>
+    <w:lsdException w:name="Medium Shading 2 Accent 6" w:semiHidden="0" w:uiPriority="64" w:unhideWhenUsed="0"/>
+    <w:lsdException w:name="Medium List 1 Accent 6" w:semiHidden="0" w:uiPriority="65" w:unhideWhenUsed="0"/>
+    <w:lsdException w:name="Medium List 2 Accent 6" w:semiHidden="0" w:uiPriority="66" w:unhideWhenUsed="0"/>
+    <w:lsdException w:name="Medium Grid 1 Accent 6" w:semiHidden="0" w:uiPriority="67" w:unhideWhenUsed="0"/>
+    <w:lsdException w:name="Medium Grid 2 Accent 6" w:semiHidden="0" w:uiPriority="68" w:unhideWhenUsed="0"/>
+    <w:lsdException w:name="Medium Grid 3 Accent 6" w:semiHidden="0" w:uiPriority="69" w:unhideWhenUsed="0"/>
+    <w:lsdException w:name="Dark List Accent 6" w:semiHidden="0" w:uiPriority="70" w:unhideWhenUsed="0"/>
+    <w:lsdException w:name="Colorful Shading Accent 6" w:semiHidden="0" w:uiPriority="71" w:unhideWhenUsed="0"/>
+    <w:lsdException w:name="Colorful List Accent 6" w:semiHidden="0" w:uiPriority="72" w:unhideWhenUsed="0"/>
+    <w:lsdException w:name="Colorful Grid Accent 6" w:semiHidden="0" w:uiPriority="73" w:unhideWhenUsed="0"/>
   </w:latentStyles>
-  <w:style w:type="paragraph" w:default="1" w:styleId="1">
+  <w:style w:type="paragraph" w:default="1" w:styleId="Normal">
     <w:name w:val="Normal"/>
     <w:qFormat/>
-    <w:uiPriority w:val="0"/>
     <w:pPr>
       <w:kinsoku w:val="0"/>
       <w:autoSpaceDE w:val="0"/>
@@ -3794,7 +3714,7 @@
       <w:textAlignment w:val="baseline"/>
     </w:pPr>
     <w:rPr>
-      <w:rFonts w:ascii="Arial" w:hAnsi="Arial" w:eastAsia="宋体" w:cs="Arial"/>
+      <w:rFonts w:ascii="Arial" w:eastAsia="宋体" w:hAnsi="Arial" w:cs="Arial"/>
       <w:snapToGrid w:val="0"/>
       <w:color w:val="000000"/>
       <w:kern w:val="0"/>
@@ -3803,12 +3723,11 @@
       <w:lang w:val="en-US" w:eastAsia="en-US" w:bidi="ar-SA"/>
     </w:rPr>
   </w:style>
-  <w:style w:type="paragraph" w:styleId="2">
+  <w:style w:type="paragraph" w:styleId="Heading1">
     <w:name w:val="heading 1"/>
-    <w:basedOn w:val="1"/>
-    <w:next w:val="1"/>
+    <w:basedOn w:val="Normal"/>
+    <w:next w:val="Normal"/>
     <w:qFormat/>
-    <w:uiPriority w:val="0"/>
     <w:pPr>
       <w:keepNext/>
       <w:keepLines/>
@@ -3826,13 +3745,12 @@
       <w:sz w:val="44"/>
     </w:rPr>
   </w:style>
-  <w:style w:type="paragraph" w:styleId="3">
+  <w:style w:type="paragraph" w:styleId="Heading2">
     <w:name w:val="heading 2"/>
-    <w:basedOn w:val="1"/>
-    <w:next w:val="1"/>
+    <w:basedOn w:val="Normal"/>
+    <w:next w:val="Normal"/>
     <w:unhideWhenUsed/>
     <w:qFormat/>
-    <w:uiPriority w:val="0"/>
     <w:pPr>
       <w:keepNext/>
       <w:keepLines/>
@@ -3845,19 +3763,18 @@
       <w:outlineLvl w:val="1"/>
     </w:pPr>
     <w:rPr>
-      <w:rFonts w:ascii="Arial" w:hAnsi="Arial" w:eastAsia="黑体"/>
+      <w:rFonts w:ascii="Arial" w:eastAsia="黑体" w:hAnsi="Arial"/>
       <w:b/>
       <w:sz w:val="32"/>
     </w:rPr>
   </w:style>
-  <w:style w:type="paragraph" w:styleId="4">
+  <w:style w:type="paragraph" w:styleId="Heading3">
     <w:name w:val="heading 3"/>
-    <w:basedOn w:val="1"/>
-    <w:next w:val="1"/>
+    <w:basedOn w:val="Normal"/>
+    <w:next w:val="Normal"/>
     <w:semiHidden/>
     <w:unhideWhenUsed/>
     <w:qFormat/>
-    <w:uiPriority w:val="0"/>
     <w:pPr>
       <w:keepNext/>
       <w:keepLines/>
@@ -3874,13 +3791,12 @@
       <w:sz w:val="32"/>
     </w:rPr>
   </w:style>
-  <w:style w:type="paragraph" w:styleId="5">
+  <w:style w:type="paragraph" w:styleId="Heading4">
     <w:name w:val="heading 4"/>
-    <w:basedOn w:val="1"/>
-    <w:next w:val="1"/>
+    <w:basedOn w:val="Normal"/>
+    <w:next w:val="Normal"/>
     <w:unhideWhenUsed/>
     <w:qFormat/>
-    <w:uiPriority w:val="0"/>
     <w:pPr>
       <w:keepNext/>
       <w:keepLines/>
@@ -3893,19 +3809,18 @@
       <w:outlineLvl w:val="3"/>
     </w:pPr>
     <w:rPr>
-      <w:rFonts w:ascii="Arial" w:hAnsi="Arial" w:eastAsia="黑体"/>
+      <w:rFonts w:ascii="Arial" w:eastAsia="黑体" w:hAnsi="Arial"/>
       <w:b/>
       <w:sz w:val="28"/>
     </w:rPr>
   </w:style>
-  <w:style w:type="paragraph" w:styleId="6">
+  <w:style w:type="paragraph" w:styleId="Heading5">
     <w:name w:val="heading 5"/>
-    <w:basedOn w:val="1"/>
-    <w:next w:val="1"/>
+    <w:basedOn w:val="Normal"/>
+    <w:next w:val="Normal"/>
     <w:semiHidden/>
     <w:unhideWhenUsed/>
     <w:qFormat/>
-    <w:uiPriority w:val="0"/>
     <w:pPr>
       <w:keepNext/>
       <w:keepLines/>
@@ -3922,14 +3837,13 @@
       <w:sz w:val="28"/>
     </w:rPr>
   </w:style>
-  <w:style w:type="paragraph" w:styleId="7">
+  <w:style w:type="paragraph" w:styleId="Heading6">
     <w:name w:val="heading 6"/>
-    <w:basedOn w:val="1"/>
-    <w:next w:val="1"/>
+    <w:basedOn w:val="Normal"/>
+    <w:next w:val="Normal"/>
     <w:semiHidden/>
     <w:unhideWhenUsed/>
     <w:qFormat/>
-    <w:uiPriority w:val="0"/>
     <w:pPr>
       <w:keepNext/>
       <w:keepLines/>
@@ -3942,19 +3856,18 @@
       <w:outlineLvl w:val="5"/>
     </w:pPr>
     <w:rPr>
-      <w:rFonts w:ascii="Arial" w:hAnsi="Arial" w:eastAsia="黑体"/>
+      <w:rFonts w:ascii="Arial" w:eastAsia="黑体" w:hAnsi="Arial"/>
       <w:b/>
       <w:sz w:val="24"/>
     </w:rPr>
   </w:style>
-  <w:style w:type="paragraph" w:styleId="8">
+  <w:style w:type="paragraph" w:styleId="Heading7">
     <w:name w:val="heading 7"/>
-    <w:basedOn w:val="1"/>
-    <w:next w:val="1"/>
+    <w:basedOn w:val="Normal"/>
+    <w:next w:val="Normal"/>
     <w:semiHidden/>
     <w:unhideWhenUsed/>
     <w:qFormat/>
-    <w:uiPriority w:val="0"/>
     <w:pPr>
       <w:keepNext/>
       <w:keepLines/>
@@ -3971,14 +3884,13 @@
       <w:sz w:val="24"/>
     </w:rPr>
   </w:style>
-  <w:style w:type="paragraph" w:styleId="9">
+  <w:style w:type="paragraph" w:styleId="Heading8">
     <w:name w:val="heading 8"/>
-    <w:basedOn w:val="1"/>
-    <w:next w:val="1"/>
+    <w:basedOn w:val="Normal"/>
+    <w:next w:val="Normal"/>
     <w:semiHidden/>
     <w:unhideWhenUsed/>
     <w:qFormat/>
-    <w:uiPriority w:val="0"/>
     <w:pPr>
       <w:keepNext/>
       <w:keepLines/>
@@ -3991,18 +3903,17 @@
       <w:outlineLvl w:val="7"/>
     </w:pPr>
     <w:rPr>
-      <w:rFonts w:ascii="Arial" w:hAnsi="Arial" w:eastAsia="黑体"/>
+      <w:rFonts w:ascii="Arial" w:eastAsia="黑体" w:hAnsi="Arial"/>
       <w:sz w:val="24"/>
     </w:rPr>
   </w:style>
-  <w:style w:type="paragraph" w:styleId="10">
+  <w:style w:type="paragraph" w:styleId="Heading9">
     <w:name w:val="heading 9"/>
-    <w:basedOn w:val="1"/>
-    <w:next w:val="1"/>
+    <w:basedOn w:val="Normal"/>
+    <w:next w:val="Normal"/>
     <w:semiHidden/>
     <w:unhideWhenUsed/>
     <w:qFormat/>
-    <w:uiPriority w:val="0"/>
     <w:pPr>
       <w:keepNext/>
       <w:keepLines/>
@@ -4015,21 +3926,19 @@
       <w:outlineLvl w:val="8"/>
     </w:pPr>
     <w:rPr>
-      <w:rFonts w:ascii="Arial" w:hAnsi="Arial" w:eastAsia="黑体"/>
+      <w:rFonts w:ascii="Arial" w:eastAsia="黑体" w:hAnsi="Arial"/>
       <w:sz w:val="21"/>
     </w:rPr>
   </w:style>
-  <w:style w:type="character" w:default="1" w:styleId="22">
+  <w:style w:type="character" w:default="1" w:styleId="DefaultParagraphFont">
     <w:name w:val="Default Paragraph Font"/>
     <w:semiHidden/>
     <w:qFormat/>
-    <w:uiPriority w:val="0"/>
   </w:style>
-  <w:style w:type="table" w:default="1" w:styleId="20">
+  <w:style w:type="table" w:default="1" w:styleId="TableNormal">
     <w:name w:val="Normal Table"/>
     <w:semiHidden/>
     <w:qFormat/>
-    <w:uiPriority w:val="0"/>
     <w:tblPr>
       <w:tblCellMar>
         <w:top w:w="0" w:type="dxa"/>
@@ -4039,43 +3948,39 @@
       </w:tblCellMar>
     </w:tblPr>
   </w:style>
-  <w:style w:type="paragraph" w:styleId="11">
+  <w:style w:type="paragraph" w:styleId="CommentText">
     <w:name w:val="annotation text"/>
-    <w:basedOn w:val="1"/>
+    <w:basedOn w:val="Normal"/>
     <w:qFormat/>
-    <w:uiPriority w:val="0"/>
     <w:pPr>
       <w:jc w:val="left"/>
     </w:pPr>
   </w:style>
-  <w:style w:type="paragraph" w:styleId="12">
+  <w:style w:type="paragraph" w:styleId="BodyText">
     <w:name w:val="Body Text"/>
-    <w:basedOn w:val="1"/>
+    <w:basedOn w:val="Normal"/>
     <w:semiHidden/>
     <w:qFormat/>
-    <w:uiPriority w:val="0"/>
     <w:rPr>
-      <w:rFonts w:ascii="Arial" w:hAnsi="Arial" w:eastAsia="Arial" w:cs="Arial"/>
+      <w:rFonts w:ascii="Arial" w:eastAsia="Arial" w:hAnsi="Arial" w:cs="Arial"/>
       <w:sz w:val="21"/>
       <w:szCs w:val="21"/>
       <w:lang w:val="en-US" w:eastAsia="en-US" w:bidi="ar-SA"/>
     </w:rPr>
   </w:style>
-  <w:style w:type="paragraph" w:styleId="13">
+  <w:style w:type="paragraph" w:styleId="TOC3">
     <w:name w:val="toc 3"/>
-    <w:basedOn w:val="1"/>
-    <w:next w:val="1"/>
+    <w:basedOn w:val="Normal"/>
+    <w:next w:val="Normal"/>
     <w:qFormat/>
-    <w:uiPriority w:val="0"/>
     <w:pPr>
       <w:ind w:left="840" w:leftChars="400"/>
     </w:pPr>
   </w:style>
-  <w:style w:type="paragraph" w:styleId="14">
+  <w:style w:type="paragraph" w:styleId="Footer">
     <w:name w:val="footer"/>
-    <w:basedOn w:val="1"/>
+    <w:basedOn w:val="Normal"/>
     <w:qFormat/>
-    <w:uiPriority w:val="0"/>
     <w:pPr>
       <w:tabs>
         <w:tab w:val="center" w:pos="4153"/>
@@ -4088,17 +3993,16 @@
       <w:sz w:val="18"/>
     </w:rPr>
   </w:style>
-  <w:style w:type="paragraph" w:styleId="15">
+  <w:style w:type="paragraph" w:styleId="Header">
     <w:name w:val="header"/>
-    <w:basedOn w:val="1"/>
+    <w:basedOn w:val="Normal"/>
     <w:qFormat/>
-    <w:uiPriority w:val="0"/>
     <w:pPr>
       <w:pBdr>
-        <w:top w:val="none" w:color="auto" w:sz="0" w:space="0"/>
-        <w:left w:val="none" w:color="auto" w:sz="0" w:space="0"/>
-        <w:bottom w:val="none" w:color="auto" w:sz="0" w:space="0"/>
-        <w:right w:val="none" w:color="auto" w:sz="0" w:space="0"/>
+        <w:top w:val="nil"/>
+        <w:left w:val="nil"/>
+        <w:bottom w:val="nil"/>
+        <w:right w:val="nil"/>
       </w:pBdr>
       <w:tabs>
         <w:tab w:val="center" w:pos="4153"/>
@@ -4113,41 +4017,37 @@
       <w:sz w:val="18"/>
     </w:rPr>
   </w:style>
-  <w:style w:type="paragraph" w:styleId="16">
+  <w:style w:type="paragraph" w:styleId="TOC1">
     <w:name w:val="toc 1"/>
-    <w:basedOn w:val="1"/>
-    <w:next w:val="1"/>
+    <w:basedOn w:val="Normal"/>
+    <w:next w:val="Normal"/>
     <w:qFormat/>
-    <w:uiPriority w:val="0"/>
     <w:rPr>
-      <w:rFonts w:ascii="Arial" w:hAnsi="Arial" w:eastAsia="Microsoft JhengHei"/>
+      <w:rFonts w:ascii="Arial" w:eastAsia="Microsoft JhengHei" w:hAnsi="Arial"/>
       <w:sz w:val="24"/>
     </w:rPr>
   </w:style>
-  <w:style w:type="paragraph" w:styleId="17">
+  <w:style w:type="paragraph" w:styleId="TOC2">
     <w:name w:val="toc 2"/>
-    <w:basedOn w:val="1"/>
-    <w:next w:val="1"/>
+    <w:basedOn w:val="Normal"/>
+    <w:next w:val="Normal"/>
     <w:qFormat/>
-    <w:uiPriority w:val="0"/>
     <w:pPr>
       <w:ind w:left="420" w:leftChars="200"/>
     </w:pPr>
   </w:style>
-  <w:style w:type="paragraph" w:styleId="18">
+  <w:style w:type="paragraph" w:styleId="NormalWeb">
     <w:name w:val="Normal (Web)"/>
-    <w:basedOn w:val="1"/>
+    <w:basedOn w:val="Normal"/>
     <w:qFormat/>
-    <w:uiPriority w:val="0"/>
     <w:rPr>
       <w:sz w:val="24"/>
     </w:rPr>
   </w:style>
-  <w:style w:type="paragraph" w:styleId="19">
+  <w:style w:type="paragraph" w:styleId="Title">
     <w:name w:val="Title"/>
-    <w:basedOn w:val="1"/>
+    <w:basedOn w:val="Normal"/>
     <w:qFormat/>
-    <w:uiPriority w:val="0"/>
     <w:pPr>
       <w:spacing w:before="240" w:beforeLines="0" w:beforeAutospacing="0" w:after="60" w:afterLines="0" w:afterAutospacing="0"/>
       <w:jc w:val="center"/>
@@ -4159,73 +4059,68 @@
       <w:sz w:val="32"/>
     </w:rPr>
   </w:style>
-  <w:style w:type="table" w:styleId="21">
+  <w:style w:type="table" w:styleId="TableGrid">
     <w:name w:val="Table Grid"/>
-    <w:basedOn w:val="20"/>
+    <w:basedOn w:val="TableNormal"/>
     <w:qFormat/>
-    <w:uiPriority w:val="0"/>
     <w:pPr>
       <w:widowControl w:val="0"/>
       <w:jc w:val="both"/>
     </w:pPr>
     <w:tblPr>
       <w:tblBorders>
-        <w:top w:val="single" w:color="auto" w:sz="4" w:space="0"/>
-        <w:left w:val="single" w:color="auto" w:sz="4" w:space="0"/>
-        <w:bottom w:val="single" w:color="auto" w:sz="4" w:space="0"/>
-        <w:right w:val="single" w:color="auto" w:sz="4" w:space="0"/>
-        <w:insideH w:val="single" w:color="auto" w:sz="4" w:space="0"/>
-        <w:insideV w:val="single" w:color="auto" w:sz="4" w:space="0"/>
+        <w:top w:val="single" w:sz="4" w:space="0" w:color="auto"/>
+        <w:left w:val="single" w:sz="4" w:space="0" w:color="auto"/>
+        <w:bottom w:val="single" w:sz="4" w:space="0" w:color="auto"/>
+        <w:right w:val="single" w:sz="4" w:space="0" w:color="auto"/>
+        <w:insideH w:val="single" w:sz="4" w:space="0" w:color="auto"/>
+        <w:insideV w:val="single" w:sz="4" w:space="0" w:color="auto"/>
       </w:tblBorders>
     </w:tblPr>
   </w:style>
-  <w:style w:type="character" w:styleId="23">
+  <w:style w:type="character" w:styleId="Strong">
     <w:name w:val="Strong"/>
-    <w:basedOn w:val="22"/>
+    <w:basedOn w:val="DefaultParagraphFont"/>
     <w:qFormat/>
-    <w:uiPriority w:val="0"/>
     <w:rPr>
       <w:b/>
     </w:rPr>
   </w:style>
-  <w:style w:type="paragraph" w:customStyle="1" w:styleId="24">
+  <w:style w:type="paragraph" w:customStyle="1" w:styleId="a">
     <w:name w:val="柴_公司名"/>
-    <w:basedOn w:val="19"/>
+    <w:basedOn w:val="Title"/>
     <w:qFormat/>
-    <w:uiPriority w:val="0"/>
     <w:pPr>
       <w:spacing w:after="600" w:afterLines="600"/>
     </w:pPr>
     <w:rPr>
-      <w:rFonts w:hint="eastAsia" w:ascii="宋体" w:hAnsi="宋体" w:eastAsia="宋体" w:cs="宋体"/>
+      <w:rFonts w:ascii="宋体" w:eastAsia="宋体" w:hAnsi="宋体" w:cs="宋体" w:hint="eastAsia"/>
       <w:bCs/>
       <w:spacing w:val="-6"/>
       <w:sz w:val="52"/>
       <w:szCs w:val="52"/>
     </w:rPr>
   </w:style>
-  <w:style w:type="paragraph" w:customStyle="1" w:styleId="25">
+  <w:style w:type="paragraph" w:customStyle="1" w:styleId="a0">
     <w:name w:val="柴_文档名"/>
-    <w:basedOn w:val="19"/>
+    <w:basedOn w:val="Title"/>
     <w:qFormat/>
-    <w:uiPriority w:val="0"/>
     <w:pPr>
       <w:spacing w:after="900" w:afterLines="900"/>
     </w:pPr>
     <w:rPr>
-      <w:rFonts w:ascii="黑体" w:hAnsi="黑体" w:eastAsia="黑体" w:cs="黑体"/>
+      <w:rFonts w:ascii="黑体" w:eastAsia="黑体" w:hAnsi="黑体" w:cs="黑体"/>
       <w:bCs/>
       <w:spacing w:val="-7"/>
       <w:sz w:val="52"/>
       <w:szCs w:val="52"/>
     </w:rPr>
   </w:style>
-  <w:style w:type="table" w:customStyle="1" w:styleId="26">
+  <w:style w:type="table" w:customStyle="1" w:styleId="TableNormal0">
     <w:name w:val="Table Normal_0"/>
     <w:semiHidden/>
     <w:unhideWhenUsed/>
     <w:qFormat/>
-    <w:uiPriority w:val="0"/>
     <w:tblPr>
       <w:tblCellMar>
         <w:top w:w="0" w:type="dxa"/>
@@ -4235,87 +4130,81 @@
       </w:tblCellMar>
     </w:tblPr>
   </w:style>
-  <w:style w:type="paragraph" w:customStyle="1" w:styleId="27">
+  <w:style w:type="paragraph" w:customStyle="1" w:styleId="TableText">
     <w:name w:val="Table Text"/>
-    <w:basedOn w:val="1"/>
+    <w:basedOn w:val="Normal"/>
     <w:semiHidden/>
     <w:qFormat/>
-    <w:uiPriority w:val="0"/>
     <w:rPr>
-      <w:rFonts w:ascii="宋体" w:hAnsi="宋体" w:eastAsia="宋体" w:cs="宋体"/>
+      <w:rFonts w:ascii="宋体" w:eastAsia="宋体" w:hAnsi="宋体" w:cs="宋体"/>
       <w:sz w:val="21"/>
       <w:szCs w:val="21"/>
       <w:lang w:val="en-US" w:eastAsia="en-US" w:bidi="ar-SA"/>
     </w:rPr>
   </w:style>
-  <w:style w:type="paragraph" w:customStyle="1" w:styleId="28">
+  <w:style w:type="paragraph" w:customStyle="1" w:styleId="1">
     <w:name w:val="柴_标题1"/>
-    <w:basedOn w:val="2"/>
-    <w:next w:val="29"/>
-    <w:link w:val="38"/>
+    <w:basedOn w:val="Heading1"/>
+    <w:next w:val="a1"/>
+    <w:link w:val="1Char"/>
     <w:qFormat/>
-    <w:uiPriority w:val="0"/>
     <w:pPr>
       <w:spacing w:before="100" w:after="90" w:line="360" w:lineRule="auto"/>
     </w:pPr>
     <w:rPr>
-      <w:rFonts w:ascii="Arial" w:hAnsi="Arial" w:eastAsia="宋体"/>
+      <w:rFonts w:ascii="Arial" w:eastAsia="宋体" w:hAnsi="Arial"/>
       <w:sz w:val="32"/>
     </w:rPr>
   </w:style>
-  <w:style w:type="paragraph" w:customStyle="1" w:styleId="29">
+  <w:style w:type="paragraph" w:customStyle="1" w:styleId="a1">
     <w:name w:val="柴_正文"/>
-    <w:basedOn w:val="12"/>
-    <w:link w:val="42"/>
+    <w:basedOn w:val="BodyText"/>
+    <w:link w:val="Char"/>
     <w:qFormat/>
-    <w:uiPriority w:val="0"/>
     <w:pPr>
       <w:spacing w:line="360" w:lineRule="auto"/>
       <w:ind w:firstLine="470" w:firstLineChars="200"/>
     </w:pPr>
     <w:rPr>
-      <w:rFonts w:ascii="Arial" w:hAnsi="Arial" w:eastAsia="宋体"/>
+      <w:rFonts w:ascii="Arial" w:eastAsia="宋体" w:hAnsi="Arial"/>
       <w:sz w:val="24"/>
       <w:lang w:eastAsia="zh-CN"/>
     </w:rPr>
   </w:style>
-  <w:style w:type="paragraph" w:customStyle="1" w:styleId="30">
+  <w:style w:type="paragraph" w:customStyle="1" w:styleId="2">
     <w:name w:val="柴_标题2"/>
-    <w:basedOn w:val="3"/>
-    <w:next w:val="29"/>
+    <w:basedOn w:val="Heading2"/>
+    <w:next w:val="a1"/>
     <w:qFormat/>
-    <w:uiPriority w:val="0"/>
     <w:pPr>
       <w:spacing w:line="360" w:lineRule="auto"/>
     </w:pPr>
     <w:rPr>
-      <w:rFonts w:ascii="Arial" w:hAnsi="Arial" w:eastAsia="宋体"/>
+      <w:rFonts w:ascii="Arial" w:eastAsia="宋体" w:hAnsi="Arial"/>
       <w:sz w:val="28"/>
     </w:rPr>
   </w:style>
-  <w:style w:type="paragraph" w:customStyle="1" w:styleId="31">
+  <w:style w:type="paragraph" w:customStyle="1" w:styleId="3">
     <w:name w:val="柴_标题3"/>
-    <w:basedOn w:val="4"/>
-    <w:next w:val="29"/>
+    <w:basedOn w:val="Heading3"/>
+    <w:next w:val="a1"/>
     <w:qFormat/>
-    <w:uiPriority w:val="0"/>
     <w:pPr>
       <w:spacing w:line="360" w:lineRule="auto"/>
       <w:ind w:left="0" w:firstLine="472" w:firstLineChars="200"/>
     </w:pPr>
     <w:rPr>
-      <w:rFonts w:ascii="宋体" w:hAnsi="宋体" w:eastAsia="宋体" w:cs="宋体"/>
+      <w:rFonts w:ascii="宋体" w:eastAsia="宋体" w:hAnsi="宋体" w:cs="宋体"/>
       <w:spacing w:val="-2"/>
       <w:sz w:val="24"/>
       <w:szCs w:val="24"/>
     </w:rPr>
   </w:style>
-  <w:style w:type="paragraph" w:customStyle="1" w:styleId="32">
+  <w:style w:type="paragraph" w:customStyle="1" w:styleId="a2">
     <w:name w:val="柴_目录"/>
-    <w:basedOn w:val="1"/>
-    <w:next w:val="12"/>
+    <w:basedOn w:val="Normal"/>
+    <w:next w:val="BodyText"/>
     <w:qFormat/>
-    <w:uiPriority w:val="0"/>
     <w:pPr>
       <w:tabs>
         <w:tab w:val="right" w:leader="dot" w:pos="8442"/>
@@ -4323,64 +4212,59 @@
       <w:ind w:left="0" w:leftChars="0"/>
     </w:pPr>
     <w:rPr>
-      <w:rFonts w:ascii="Arial" w:hAnsi="Arial" w:eastAsia="Microsoft JhengHei"/>
+      <w:rFonts w:ascii="Arial" w:eastAsia="Microsoft JhengHei" w:hAnsi="Arial"/>
       <w:sz w:val="24"/>
     </w:rPr>
   </w:style>
-  <w:style w:type="paragraph" w:customStyle="1" w:styleId="33">
+  <w:style w:type="paragraph" w:customStyle="1" w:styleId="WPSOffice1">
     <w:name w:val="WPSOffice手动目录 1"/>
     <w:qFormat/>
-    <w:uiPriority w:val="0"/>
     <w:pPr>
       <w:ind w:leftChars="0"/>
     </w:pPr>
     <w:rPr>
-      <w:rFonts w:ascii="Times New Roman" w:hAnsi="Times New Roman" w:eastAsia="宋体" w:cs="Times New Roman"/>
+      <w:rFonts w:ascii="Times New Roman" w:eastAsia="宋体" w:hAnsi="Times New Roman" w:cs="Times New Roman"/>
       <w:sz w:val="20"/>
       <w:szCs w:val="20"/>
     </w:rPr>
   </w:style>
-  <w:style w:type="paragraph" w:customStyle="1" w:styleId="34">
+  <w:style w:type="paragraph" w:customStyle="1" w:styleId="WPSOffice2">
     <w:name w:val="WPSOffice手动目录 2"/>
     <w:qFormat/>
-    <w:uiPriority w:val="0"/>
     <w:pPr>
       <w:ind w:leftChars="200"/>
     </w:pPr>
     <w:rPr>
-      <w:rFonts w:ascii="Times New Roman" w:hAnsi="Times New Roman" w:eastAsia="宋体" w:cs="Times New Roman"/>
+      <w:rFonts w:ascii="Times New Roman" w:eastAsia="宋体" w:hAnsi="Times New Roman" w:cs="Times New Roman"/>
       <w:sz w:val="20"/>
       <w:szCs w:val="20"/>
     </w:rPr>
   </w:style>
-  <w:style w:type="paragraph" w:customStyle="1" w:styleId="35">
+  <w:style w:type="paragraph" w:customStyle="1" w:styleId="WPSOffice3">
     <w:name w:val="WPSOffice手动目录 3"/>
     <w:qFormat/>
-    <w:uiPriority w:val="0"/>
     <w:pPr>
       <w:ind w:leftChars="400"/>
     </w:pPr>
     <w:rPr>
-      <w:rFonts w:ascii="Times New Roman" w:hAnsi="Times New Roman" w:eastAsia="宋体" w:cs="Times New Roman"/>
+      <w:rFonts w:ascii="Times New Roman" w:eastAsia="宋体" w:hAnsi="Times New Roman" w:cs="Times New Roman"/>
       <w:sz w:val="20"/>
       <w:szCs w:val="20"/>
     </w:rPr>
   </w:style>
-  <w:style w:type="paragraph" w:customStyle="1" w:styleId="36">
+  <w:style w:type="paragraph" w:customStyle="1" w:styleId="Compact">
     <w:name w:val="Compact"/>
-    <w:basedOn w:val="12"/>
+    <w:basedOn w:val="BodyText"/>
     <w:qFormat/>
-    <w:uiPriority w:val="0"/>
     <w:pPr>
       <w:spacing w:before="36" w:after="36"/>
     </w:pPr>
   </w:style>
-  <w:style w:type="table" w:customStyle="1" w:styleId="37">
+  <w:style w:type="table" w:customStyle="1" w:styleId="Table">
     <w:name w:val="Table"/>
     <w:semiHidden/>
     <w:unhideWhenUsed/>
     <w:qFormat/>
-    <w:uiPriority w:val="0"/>
     <w:tblPr>
       <w:tblCellMar>
         <w:top w:w="0" w:type="dxa"/>
@@ -4392,28 +4276,26 @@
     <w:tblStylePr w:type="firstRow">
       <w:tcPr>
         <w:tcBorders>
-          <w:bottom w:val="single" w:color="auto" w:sz="0" w:space="0"/>
+          <w:bottom w:val="single" w:sz="0" w:space="0" w:color="auto"/>
         </w:tcBorders>
         <w:vAlign w:val="bottom"/>
       </w:tcPr>
     </w:tblStylePr>
   </w:style>
-  <w:style w:type="character" w:customStyle="1" w:styleId="38">
+  <w:style w:type="character" w:customStyle="1" w:styleId="1Char">
     <w:name w:val="柴_标题1 Char"/>
-    <w:link w:val="28"/>
+    <w:link w:val="1"/>
     <w:qFormat/>
-    <w:uiPriority w:val="0"/>
     <w:rPr>
-      <w:rFonts w:ascii="Arial" w:hAnsi="Arial" w:eastAsia="宋体"/>
+      <w:rFonts w:ascii="Arial" w:eastAsia="宋体" w:hAnsi="Arial"/>
       <w:sz w:val="32"/>
     </w:rPr>
   </w:style>
-  <w:style w:type="table" w:customStyle="1" w:styleId="39">
+  <w:style w:type="table" w:customStyle="1" w:styleId="TableNormal1">
     <w:name w:val="Table Normal_1"/>
     <w:semiHidden/>
     <w:unhideWhenUsed/>
     <w:qFormat/>
-    <w:uiPriority w:val="0"/>
     <w:tblPr>
       <w:tblCellMar>
         <w:top w:w="0" w:type="dxa"/>
@@ -4423,11 +4305,10 @@
       </w:tblCellMar>
     </w:tblPr>
   </w:style>
-  <w:style w:type="paragraph" w:customStyle="1" w:styleId="40">
+  <w:style w:type="paragraph" w:customStyle="1" w:styleId="a3">
     <w:name w:val="柴_正文_无缩进"/>
-    <w:basedOn w:val="1"/>
+    <w:basedOn w:val="Normal"/>
     <w:qFormat/>
-    <w:uiPriority w:val="0"/>
     <w:pPr>
       <w:ind w:firstLine="0" w:firstLineChars="0"/>
     </w:pPr>
@@ -4437,31 +4318,29 @@
       <w:lang w:eastAsia="zh-CN"/>
     </w:rPr>
   </w:style>
-  <w:style w:type="paragraph" w:customStyle="1" w:styleId="41">
+  <w:style w:type="paragraph" w:customStyle="1" w:styleId="4">
     <w:name w:val="柴_标题4"/>
-    <w:basedOn w:val="5"/>
-    <w:next w:val="1"/>
+    <w:basedOn w:val="Heading4"/>
+    <w:next w:val="Normal"/>
     <w:qFormat/>
-    <w:uiPriority w:val="0"/>
     <w:pPr>
       <w:widowControl w:val="0"/>
       <w:spacing w:before="160" w:line="360" w:lineRule="auto"/>
-      <w:ind w:left="981" w:leftChars="300" w:hanging="862"/>
+      <w:ind w:left="981" w:hanging="862" w:leftChars="300"/>
     </w:pPr>
     <w:rPr>
-      <w:rFonts w:hint="eastAsia" w:ascii="Calibri" w:hAnsi="Calibri" w:eastAsia="宋体" w:cs="宋体"/>
+      <w:rFonts w:ascii="Calibri" w:eastAsia="宋体" w:hAnsi="Calibri" w:cs="宋体" w:hint="eastAsia"/>
       <w:sz w:val="24"/>
       <w:szCs w:val="24"/>
       <w:lang w:eastAsia="zh-CN" w:bidi="zh-CN"/>
     </w:rPr>
   </w:style>
-  <w:style w:type="character" w:customStyle="1" w:styleId="42">
+  <w:style w:type="character" w:customStyle="1" w:styleId="Char">
     <w:name w:val="柴_正文 Char"/>
-    <w:link w:val="29"/>
+    <w:link w:val="a1"/>
     <w:qFormat/>
-    <w:uiPriority w:val="0"/>
     <w:rPr>
-      <w:rFonts w:ascii="Arial" w:hAnsi="Arial" w:eastAsia="宋体"/>
+      <w:rFonts w:ascii="Arial" w:eastAsia="宋体" w:hAnsi="Arial"/>
       <w:sz w:val="24"/>
       <w:lang w:eastAsia="zh-CN"/>
     </w:rPr>

--- a/8.资源管理/2.运行记录类文件/JXTX-08-07-运维服务工具自评估报告.docx
+++ b/8.资源管理/2.运行记录类文件/JXTX-08-07-运维服务工具自评估报告.docx
@@ -1,11 +1,10 @@
 
 <file path=word/document.xml><?xml version="1.0" encoding="utf-8"?>
-<w:document xmlns:wpc="http://schemas.microsoft.com/office/word/2010/wordprocessingCanvas" xmlns:mc="http://schemas.openxmlformats.org/markup-compatibility/2006" xmlns:o="urn:schemas-microsoft-com:office:office" xmlns:r="http://schemas.openxmlformats.org/officeDocument/2006/relationships" xmlns:m="http://schemas.openxmlformats.org/officeDocument/2006/math" xmlns:v="urn:schemas-microsoft-com:vml" xmlns:wp14="http://schemas.microsoft.com/office/word/2010/wordprocessingDrawing" xmlns:wp="http://schemas.openxmlformats.org/drawingml/2006/wordprocessingDrawing" xmlns:w10="urn:schemas-microsoft-com:office:word" xmlns:w="http://schemas.openxmlformats.org/wordprocessingml/2006/main" xmlns:w14="http://schemas.microsoft.com/office/word/2010/wordml" xmlns:w15="http://schemas.microsoft.com/office/word/2012/wordml" xmlns:wne="http://schemas.microsoft.com/office/word/2006/wordml" xmlns:wpg="http://schemas.microsoft.com/office/word/2010/wordprocessingGroup" xmlns:wpi="http://schemas.microsoft.com/office/word/2010/wordprocessingInk" xmlns:wps="http://schemas.microsoft.com/office/word/2010/wordprocessingShape" mc:Ignorable="w14 w15 wp14">
-  <!-- Generated by Aspose.Words for .NET 13.3.0.1 -->
+<w:document xmlns:wpc="http://schemas.microsoft.com/office/word/2010/wordprocessingCanvas" xmlns:mc="http://schemas.openxmlformats.org/markup-compatibility/2006" xmlns:o="urn:schemas-microsoft-com:office:office" xmlns:r="http://schemas.openxmlformats.org/officeDocument/2006/relationships" xmlns:m="http://schemas.openxmlformats.org/officeDocument/2006/math" xmlns:v="urn:schemas-microsoft-com:vml" xmlns:wp14="http://schemas.microsoft.com/office/word/2010/wordprocessingDrawing" xmlns:wp="http://schemas.openxmlformats.org/drawingml/2006/wordprocessingDrawing" xmlns:w="http://schemas.openxmlformats.org/wordprocessingml/2006/main" xmlns:w14="http://schemas.microsoft.com/office/word/2010/wordml" xmlns:w10="urn:schemas-microsoft-com:office:word" xmlns:w15="http://schemas.microsoft.com/office/word/2012/wordml" xmlns:wpg="http://schemas.microsoft.com/office/word/2010/wordprocessingGroup" xmlns:wpi="http://schemas.microsoft.com/office/word/2010/wordprocessingInk" xmlns:wne="http://schemas.microsoft.com/office/word/2006/wordml" xmlns:wps="http://schemas.microsoft.com/office/word/2010/wordprocessingShape" xmlns:wpsCustomData="http://www.wps.cn/officeDocument/2013/wpsCustomData" mc:Ignorable="w14 w15 wp14">
   <w:body>
     <w:p>
       <w:pPr>
-        <w:pStyle w:val="a"/>
+        <w:pStyle w:val="24"/>
         <w:keepNext w:val="0"/>
         <w:keepLines w:val="0"/>
         <w:pageBreakBefore w:val="0"/>
@@ -22,10 +21,10 @@
         <w:spacing w:before="3120" w:beforeLines="1000"/>
         <w:textAlignment w:val="baseline"/>
       </w:pPr>
-      <w:bookmarkStart w:id="0" w:name="_Toc31390"/>
+      <w:bookmarkStart w:id="0" w:name="_Toc24026"/>
       <w:r>
         <w:drawing>
-          <wp:anchor distT="0" distB="0" distL="114300" distR="114300" simplePos="0" relativeHeight="251660288" behindDoc="1" locked="0" layoutInCell="1" allowOverlap="1">
+          <wp:anchor distT="0" distB="0" distL="114300" distR="114300" simplePos="0" relativeHeight="251661312" behindDoc="1" locked="0" layoutInCell="1" allowOverlap="1">
             <wp:simplePos x="0" y="0"/>
             <wp:positionH relativeFrom="column">
               <wp:posOffset>-19050</wp:posOffset>
@@ -50,7 +49,7 @@
                     </pic:cNvPicPr>
                   </pic:nvPicPr>
                   <pic:blipFill>
-                    <a:blip xmlns:r="http://schemas.openxmlformats.org/officeDocument/2006/relationships" r:embed="rId4"/>
+                    <a:blip r:embed="rId7"/>
                     <a:stretch>
                       <a:fillRect/>
                     </a:stretch>
@@ -76,7 +75,7 @@
       </w:r>
       <w:r>
         <w:drawing>
-          <wp:anchor distT="0" distB="0" distL="114300" distR="114300" simplePos="0" relativeHeight="251659264" behindDoc="1" locked="0" layoutInCell="1" allowOverlap="1">
+          <wp:anchor distT="0" distB="0" distL="114300" distR="114300" simplePos="0" relativeHeight="251660288" behindDoc="1" locked="0" layoutInCell="1" allowOverlap="1">
             <wp:simplePos x="0" y="0"/>
             <wp:positionH relativeFrom="column">
               <wp:posOffset>0</wp:posOffset>
@@ -101,7 +100,7 @@
                     </pic:cNvPicPr>
                   </pic:nvPicPr>
                   <pic:blipFill>
-                    <a:blip xmlns:r="http://schemas.openxmlformats.org/officeDocument/2006/relationships" r:embed="rId5"/>
+                    <a:blip r:embed="rId8"/>
                     <a:stretch>
                       <a:fillRect/>
                     </a:stretch>
@@ -131,7 +130,7 @@
           <w:lang w:val="en-US" w:eastAsia="zh-CN"/>
         </w:rPr>
         <w:drawing>
-          <wp:anchor distT="0" distB="0" distL="114300" distR="114300" simplePos="0" relativeHeight="251658240" behindDoc="1" locked="0" layoutInCell="1" allowOverlap="1">
+          <wp:anchor distT="0" distB="0" distL="114300" distR="114300" simplePos="0" relativeHeight="251659264" behindDoc="1" locked="0" layoutInCell="1" allowOverlap="1">
             <wp:simplePos x="0" y="0"/>
             <wp:positionH relativeFrom="column">
               <wp:posOffset>635</wp:posOffset>
@@ -156,7 +155,7 @@
                     </pic:cNvPicPr>
                   </pic:nvPicPr>
                   <pic:blipFill>
-                    <a:blip xmlns:r="http://schemas.openxmlformats.org/officeDocument/2006/relationships" r:embed="rId6">
+                    <a:blip r:embed="rId9">
                       <a:alphaModFix amt="58000"/>
                       <a:lum contrast="-52000"/>
                     </a:blip>
@@ -190,7 +189,7 @@
     </w:p>
     <w:p>
       <w:pPr>
-        <w:pStyle w:val="a0"/>
+        <w:pStyle w:val="25"/>
         <w:keepNext w:val="0"/>
         <w:keepLines w:val="0"/>
         <w:pageBreakBefore w:val="0"/>
@@ -211,7 +210,7 @@
           <w:lang w:val="en-US" w:eastAsia="zh-CN"/>
         </w:rPr>
       </w:pPr>
-      <w:bookmarkStart w:id="1" w:name="_Toc17351"/>
+      <w:bookmarkStart w:id="1" w:name="_Toc3504"/>
       <w:r>
         <w:rPr>
           <w:rFonts w:hint="eastAsia"/>
@@ -237,11 +236,11 @@
         <w:adjustRightInd w:val="0"/>
         <w:snapToGrid w:val="0"/>
         <w:spacing w:after="624" w:afterLines="200" w:line="219" w:lineRule="auto"/>
-        <w:ind w:left="0" w:right="0" w:firstLine="0" w:leftChars="0" w:rightChars="0" w:firstLineChars="0"/>
+        <w:ind w:left="0" w:leftChars="0" w:right="0" w:rightChars="0" w:firstLine="0" w:firstLineChars="0"/>
         <w:jc w:val="center"/>
         <w:textAlignment w:val="baseline"/>
         <w:rPr>
-          <w:rFonts w:ascii="宋体" w:eastAsia="宋体" w:hAnsi="宋体" w:cs="宋体" w:hint="eastAsia"/>
+          <w:rFonts w:hint="eastAsia" w:ascii="宋体" w:hAnsi="宋体" w:eastAsia="宋体" w:cs="宋体"/>
           <w:sz w:val="24"/>
           <w:szCs w:val="24"/>
           <w:lang w:val="en-US" w:eastAsia="zh-CN"/>
@@ -249,7 +248,7 @@
       </w:pPr>
       <w:r>
         <w:rPr>
-          <w:rFonts w:ascii="宋体" w:eastAsia="宋体" w:hAnsi="宋体" w:cs="宋体"/>
+          <w:rFonts w:ascii="宋体" w:hAnsi="宋体" w:eastAsia="宋体" w:cs="宋体"/>
           <w:b/>
           <w:bCs/>
           <w:spacing w:val="-3"/>
@@ -260,7 +259,7 @@
       </w:r>
       <w:r>
         <w:rPr>
-          <w:rFonts w:ascii="宋体" w:eastAsia="宋体" w:hAnsi="宋体" w:cs="宋体" w:hint="eastAsia"/>
+          <w:rFonts w:hint="eastAsia" w:ascii="宋体" w:hAnsi="宋体" w:eastAsia="宋体" w:cs="宋体"/>
           <w:b/>
           <w:bCs/>
           <w:spacing w:val="-3"/>
@@ -272,7 +271,7 @@
       </w:r>
       <w:r>
         <w:rPr>
-          <w:rFonts w:ascii="宋体" w:eastAsia="宋体" w:hAnsi="宋体" w:cs="宋体"/>
+          <w:rFonts w:ascii="宋体" w:hAnsi="宋体" w:eastAsia="宋体" w:cs="宋体"/>
           <w:b/>
           <w:bCs/>
           <w:spacing w:val="-3"/>
@@ -283,7 +282,7 @@
       </w:r>
       <w:r>
         <w:rPr>
-          <w:rFonts w:ascii="宋体" w:hAnsi="宋体" w:cs="宋体" w:hint="eastAsia"/>
+          <w:rFonts w:hint="eastAsia" w:ascii="宋体" w:hAnsi="宋体" w:cs="宋体"/>
           <w:b/>
           <w:bCs/>
           <w:spacing w:val="-3"/>
@@ -295,7 +294,7 @@
       </w:r>
       <w:r>
         <w:rPr>
-          <w:rFonts w:ascii="宋体" w:eastAsia="宋体" w:hAnsi="宋体" w:cs="宋体"/>
+          <w:rFonts w:ascii="宋体" w:hAnsi="宋体" w:eastAsia="宋体" w:cs="宋体"/>
           <w:b/>
           <w:bCs/>
           <w:spacing w:val="-3"/>
@@ -306,7 +305,7 @@
       </w:r>
       <w:r>
         <w:rPr>
-          <w:rFonts w:ascii="宋体" w:hAnsi="宋体" w:cs="宋体" w:hint="eastAsia"/>
+          <w:rFonts w:hint="eastAsia" w:ascii="宋体" w:hAnsi="宋体" w:cs="宋体"/>
           <w:b/>
           <w:bCs/>
           <w:spacing w:val="-3"/>
@@ -319,17 +318,18 @@
     </w:p>
     <w:tbl>
       <w:tblPr>
-        <w:tblStyle w:val="TableGrid"/>
+        <w:tblStyle w:val="21"/>
         <w:tblW w:w="0" w:type="auto"/>
         <w:jc w:val="center"/>
         <w:tblBorders>
-          <w:top w:val="nil"/>
-          <w:left w:val="nil"/>
-          <w:bottom w:val="nil"/>
-          <w:right w:val="nil"/>
-          <w:insideH w:val="nil"/>
-          <w:insideV w:val="nil"/>
+          <w:top w:val="none" w:color="auto" w:sz="0" w:space="0"/>
+          <w:left w:val="none" w:color="auto" w:sz="0" w:space="0"/>
+          <w:bottom w:val="none" w:color="auto" w:sz="0" w:space="0"/>
+          <w:right w:val="none" w:color="auto" w:sz="0" w:space="0"/>
+          <w:insideH w:val="none" w:color="auto" w:sz="0" w:space="0"/>
+          <w:insideV w:val="none" w:color="auto" w:sz="0" w:space="0"/>
         </w:tblBorders>
+        <w:tblLayout w:type="autofit"/>
         <w:tblCellMar>
           <w:top w:w="0" w:type="dxa"/>
           <w:left w:w="108" w:type="dxa"/>
@@ -343,15 +343,13 @@
       </w:tblGrid>
       <w:tr>
         <w:tblPrEx>
-          <w:tblW w:w="0" w:type="auto"/>
-          <w:jc w:val="center"/>
           <w:tblBorders>
-            <w:top w:val="nil"/>
-            <w:left w:val="nil"/>
-            <w:bottom w:val="nil"/>
-            <w:right w:val="nil"/>
-            <w:insideH w:val="nil"/>
-            <w:insideV w:val="nil"/>
+            <w:top w:val="none" w:color="auto" w:sz="0" w:space="0"/>
+            <w:left w:val="none" w:color="auto" w:sz="0" w:space="0"/>
+            <w:bottom w:val="none" w:color="auto" w:sz="0" w:space="0"/>
+            <w:right w:val="none" w:color="auto" w:sz="0" w:space="0"/>
+            <w:insideH w:val="none" w:color="auto" w:sz="0" w:space="0"/>
+            <w:insideV w:val="none" w:color="auto" w:sz="0" w:space="0"/>
           </w:tblBorders>
           <w:tblCellMar>
             <w:top w:w="0" w:type="dxa"/>
@@ -361,7 +359,7 @@
           </w:tblCellMar>
         </w:tblPrEx>
         <w:trPr>
-          <w:trHeight w:val="810"/>
+          <w:trHeight w:val="810" w:hRule="atLeast"/>
           <w:jc w:val="center"/>
         </w:trPr>
         <w:tc>
@@ -399,7 +397,7 @@
             </w:r>
             <w:r>
               <w:rPr>
-                <w:rFonts w:asciiTheme="minorAscii" w:eastAsiaTheme="minorEastAsia" w:hAnsiTheme="minorAscii" w:hint="default"/>
+                <w:rFonts w:hint="default" w:asciiTheme="minorAscii" w:hAnsiTheme="minorAscii" w:eastAsiaTheme="minorEastAsia"/>
                 <w:spacing w:val="227"/>
                 <w:sz w:val="21"/>
                 <w:vertAlign w:val="baseline"/>
@@ -453,7 +451,7 @@
             </w:r>
             <w:r>
               <w:rPr>
-                <w:rFonts w:asciiTheme="minorAscii" w:eastAsiaTheme="minorEastAsia" w:hAnsiTheme="minorAscii" w:hint="eastAsia"/>
+                <w:rFonts w:hint="eastAsia" w:asciiTheme="minorAscii" w:hAnsiTheme="minorAscii" w:eastAsiaTheme="minorEastAsia"/>
                 <w:spacing w:val="227"/>
                 <w:sz w:val="21"/>
                 <w:vertAlign w:val="baseline"/>
@@ -475,8 +473,14 @@
       </w:tr>
       <w:tr>
         <w:tblPrEx>
-          <w:tblW w:w="0" w:type="auto"/>
-          <w:jc w:val="center"/>
+          <w:tblBorders>
+            <w:top w:val="none" w:color="auto" w:sz="0" w:space="0"/>
+            <w:left w:val="none" w:color="auto" w:sz="0" w:space="0"/>
+            <w:bottom w:val="none" w:color="auto" w:sz="0" w:space="0"/>
+            <w:right w:val="none" w:color="auto" w:sz="0" w:space="0"/>
+            <w:insideH w:val="none" w:color="auto" w:sz="0" w:space="0"/>
+            <w:insideV w:val="none" w:color="auto" w:sz="0" w:space="0"/>
+          </w:tblBorders>
           <w:tblCellMar>
             <w:top w:w="0" w:type="dxa"/>
             <w:left w:w="108" w:type="dxa"/>
@@ -485,7 +489,7 @@
           </w:tblCellMar>
         </w:tblPrEx>
         <w:trPr>
-          <w:trHeight w:val="810"/>
+          <w:trHeight w:val="810" w:hRule="atLeast"/>
           <w:jc w:val="center"/>
         </w:trPr>
         <w:tc>
@@ -509,7 +513,7 @@
               <w:snapToGrid w:val="0"/>
               <w:textAlignment w:val="baseline"/>
               <w:rPr>
-                <w:rFonts w:ascii="Arial" w:eastAsia="Arial" w:hAnsi="Arial" w:cs="Arial" w:hint="default"/>
+                <w:rFonts w:hint="default" w:ascii="Arial" w:hAnsi="Arial" w:eastAsia="Arial" w:cs="Arial"/>
                 <w:snapToGrid w:val="0"/>
                 <w:color w:val="000000"/>
                 <w:kern w:val="0"/>
@@ -541,7 +545,7 @@
             </w:r>
             <w:r>
               <w:rPr>
-                <w:rFonts w:asciiTheme="minorAscii" w:eastAsiaTheme="minorEastAsia" w:hAnsiTheme="minorAscii" w:hint="default"/>
+                <w:rFonts w:hint="default" w:asciiTheme="minorAscii" w:hAnsiTheme="minorAscii" w:eastAsiaTheme="minorEastAsia"/>
                 <w:spacing w:val="227"/>
                 <w:sz w:val="21"/>
                 <w:vertAlign w:val="baseline"/>
@@ -594,7 +598,7 @@
               <w:snapToGrid w:val="0"/>
               <w:textAlignment w:val="baseline"/>
               <w:rPr>
-                <w:rFonts w:ascii="Arial" w:eastAsia="Arial" w:hAnsi="Arial" w:cs="Arial" w:hint="default"/>
+                <w:rFonts w:hint="default" w:ascii="Arial" w:hAnsi="Arial" w:eastAsia="Arial" w:cs="Arial"/>
                 <w:snapToGrid w:val="0"/>
                 <w:color w:val="000000"/>
                 <w:kern w:val="0"/>
@@ -614,7 +618,7 @@
             </w:r>
             <w:r>
               <w:rPr>
-                <w:rFonts w:asciiTheme="minorAscii" w:eastAsiaTheme="minorEastAsia" w:hAnsiTheme="minorAscii" w:hint="eastAsia"/>
+                <w:rFonts w:hint="eastAsia" w:asciiTheme="minorAscii" w:hAnsiTheme="minorAscii" w:eastAsiaTheme="minorEastAsia"/>
                 <w:spacing w:val="227"/>
                 <w:sz w:val="21"/>
                 <w:vertAlign w:val="baseline"/>
@@ -636,8 +640,14 @@
       </w:tr>
       <w:tr>
         <w:tblPrEx>
-          <w:tblW w:w="0" w:type="auto"/>
-          <w:jc w:val="center"/>
+          <w:tblBorders>
+            <w:top w:val="none" w:color="auto" w:sz="0" w:space="0"/>
+            <w:left w:val="none" w:color="auto" w:sz="0" w:space="0"/>
+            <w:bottom w:val="none" w:color="auto" w:sz="0" w:space="0"/>
+            <w:right w:val="none" w:color="auto" w:sz="0" w:space="0"/>
+            <w:insideH w:val="none" w:color="auto" w:sz="0" w:space="0"/>
+            <w:insideV w:val="none" w:color="auto" w:sz="0" w:space="0"/>
+          </w:tblBorders>
           <w:tblCellMar>
             <w:top w:w="0" w:type="dxa"/>
             <w:left w:w="108" w:type="dxa"/>
@@ -646,7 +656,7 @@
           </w:tblCellMar>
         </w:tblPrEx>
         <w:trPr>
-          <w:trHeight w:val="635"/>
+          <w:trHeight w:val="635" w:hRule="atLeast"/>
           <w:jc w:val="center"/>
         </w:trPr>
         <w:tc>
@@ -696,7 +706,7 @@
             </w:r>
             <w:r>
               <w:rPr>
-                <w:rFonts w:asciiTheme="minorAscii" w:eastAsiaTheme="minorEastAsia" w:hAnsiTheme="minorAscii" w:hint="eastAsia"/>
+                <w:rFonts w:hint="eastAsia" w:asciiTheme="minorAscii" w:hAnsiTheme="minorAscii" w:eastAsiaTheme="minorEastAsia"/>
                 <w:spacing w:val="227"/>
                 <w:sz w:val="21"/>
                 <w:vertAlign w:val="baseline"/>
@@ -749,7 +759,7 @@
             </w:r>
             <w:r>
               <w:rPr>
-                <w:rFonts w:asciiTheme="minorAscii" w:eastAsiaTheme="minorEastAsia" w:hAnsiTheme="minorAscii" w:hint="eastAsia"/>
+                <w:rFonts w:hint="eastAsia" w:asciiTheme="minorAscii" w:hAnsiTheme="minorAscii" w:eastAsiaTheme="minorEastAsia"/>
                 <w:spacing w:val="227"/>
                 <w:sz w:val="21"/>
                 <w:vertAlign w:val="baseline"/>
@@ -808,14 +818,14 @@
         <w:ind w:left="3634"/>
         <w:textAlignment w:val="baseline"/>
         <w:rPr>
-          <w:rFonts w:ascii="宋体" w:eastAsia="宋体" w:hAnsi="宋体" w:cs="宋体"/>
+          <w:rFonts w:ascii="宋体" w:hAnsi="宋体" w:eastAsia="宋体" w:cs="宋体"/>
           <w:sz w:val="31"/>
           <w:szCs w:val="31"/>
         </w:rPr>
       </w:pPr>
       <w:r>
         <w:rPr>
-          <w:rFonts w:ascii="宋体" w:eastAsia="宋体" w:hAnsi="宋体" w:cs="宋体"/>
+          <w:rFonts w:ascii="宋体" w:hAnsi="宋体" w:eastAsia="宋体" w:cs="宋体"/>
           <w:b/>
           <w:bCs/>
           <w:spacing w:val="4"/>
@@ -827,16 +837,16 @@
     </w:p>
     <w:tbl>
       <w:tblPr>
-        <w:tblStyle w:val="TableNormal0"/>
+        <w:tblStyle w:val="26"/>
         <w:tblW w:w="8214" w:type="dxa"/>
         <w:jc w:val="center"/>
         <w:tblBorders>
-          <w:top w:val="single" w:sz="2" w:space="0" w:color="000000"/>
-          <w:left w:val="single" w:sz="2" w:space="0" w:color="000000"/>
-          <w:bottom w:val="single" w:sz="2" w:space="0" w:color="000000"/>
-          <w:right w:val="single" w:sz="2" w:space="0" w:color="000000"/>
-          <w:insideH w:val="single" w:sz="2" w:space="0" w:color="000000"/>
-          <w:insideV w:val="single" w:sz="2" w:space="0" w:color="000000"/>
+          <w:top w:val="single" w:color="000000" w:sz="2" w:space="0"/>
+          <w:left w:val="single" w:color="000000" w:sz="2" w:space="0"/>
+          <w:bottom w:val="single" w:color="000000" w:sz="2" w:space="0"/>
+          <w:right w:val="single" w:color="000000" w:sz="2" w:space="0"/>
+          <w:insideH w:val="single" w:color="000000" w:sz="2" w:space="0"/>
+          <w:insideV w:val="single" w:color="000000" w:sz="2" w:space="0"/>
         </w:tblBorders>
         <w:tblLayout w:type="fixed"/>
         <w:tblCellMar>
@@ -856,17 +866,14 @@
       </w:tblGrid>
       <w:tr>
         <w:tblPrEx>
-          <w:tblW w:w="8214" w:type="dxa"/>
-          <w:jc w:val="center"/>
           <w:tblBorders>
-            <w:top w:val="single" w:sz="2" w:space="0" w:color="000000"/>
-            <w:left w:val="single" w:sz="2" w:space="0" w:color="000000"/>
-            <w:bottom w:val="single" w:sz="2" w:space="0" w:color="000000"/>
-            <w:right w:val="single" w:sz="2" w:space="0" w:color="000000"/>
-            <w:insideH w:val="single" w:sz="2" w:space="0" w:color="000000"/>
-            <w:insideV w:val="single" w:sz="2" w:space="0" w:color="000000"/>
+            <w:top w:val="single" w:color="000000" w:sz="2" w:space="0"/>
+            <w:left w:val="single" w:color="000000" w:sz="2" w:space="0"/>
+            <w:bottom w:val="single" w:color="000000" w:sz="2" w:space="0"/>
+            <w:right w:val="single" w:color="000000" w:sz="2" w:space="0"/>
+            <w:insideH w:val="single" w:color="000000" w:sz="2" w:space="0"/>
+            <w:insideV w:val="single" w:color="000000" w:sz="2" w:space="0"/>
           </w:tblBorders>
-          <w:tblLayout w:type="fixed"/>
           <w:tblCellMar>
             <w:top w:w="0" w:type="dxa"/>
             <w:left w:w="0" w:type="dxa"/>
@@ -875,7 +882,7 @@
           </w:tblCellMar>
         </w:tblPrEx>
         <w:trPr>
-          <w:trHeight w:val="593"/>
+          <w:trHeight w:val="593" w:hRule="atLeast"/>
           <w:jc w:val="center"/>
         </w:trPr>
         <w:tc>
@@ -897,18 +904,18 @@
               <w:adjustRightInd w:val="0"/>
               <w:snapToGrid w:val="0"/>
               <w:spacing w:before="176" w:line="228" w:lineRule="auto"/>
-              <w:ind w:left="0" w:right="0" w:firstLine="0" w:leftChars="0" w:rightChars="0" w:firstLineChars="0"/>
+              <w:ind w:left="0" w:leftChars="0" w:right="0" w:rightChars="0" w:firstLine="0" w:firstLineChars="0"/>
               <w:jc w:val="center"/>
               <w:textAlignment w:val="baseline"/>
               <w:rPr>
-                <w:rFonts w:ascii="宋体" w:eastAsia="宋体" w:hAnsi="宋体" w:cs="宋体"/>
+                <w:rFonts w:ascii="宋体" w:hAnsi="宋体" w:eastAsia="宋体" w:cs="宋体"/>
                 <w:sz w:val="20"/>
                 <w:szCs w:val="20"/>
               </w:rPr>
             </w:pPr>
             <w:r>
               <w:rPr>
-                <w:rFonts w:ascii="宋体" w:hAnsi="宋体" w:cs="宋体" w:hint="eastAsia"/>
+                <w:rFonts w:hint="eastAsia" w:ascii="宋体" w:hAnsi="宋体" w:cs="宋体"/>
                 <w:spacing w:val="-14"/>
                 <w:sz w:val="20"/>
                 <w:szCs w:val="20"/>
@@ -918,7 +925,7 @@
             </w:r>
             <w:r>
               <w:rPr>
-                <w:rFonts w:ascii="宋体" w:eastAsia="宋体" w:hAnsi="宋体" w:cs="宋体"/>
+                <w:rFonts w:ascii="宋体" w:hAnsi="宋体" w:eastAsia="宋体" w:cs="宋体"/>
                 <w:spacing w:val="-14"/>
                 <w:sz w:val="20"/>
                 <w:szCs w:val="20"/>
@@ -946,18 +953,18 @@
               <w:adjustRightInd w:val="0"/>
               <w:snapToGrid w:val="0"/>
               <w:spacing w:before="175" w:line="227" w:lineRule="auto"/>
-              <w:ind w:left="0" w:right="0" w:firstLine="0" w:leftChars="0" w:rightChars="0" w:firstLineChars="0"/>
+              <w:ind w:left="0" w:leftChars="0" w:right="0" w:rightChars="0" w:firstLine="0" w:firstLineChars="0"/>
               <w:jc w:val="center"/>
               <w:textAlignment w:val="baseline"/>
               <w:rPr>
-                <w:rFonts w:ascii="宋体" w:eastAsia="宋体" w:hAnsi="宋体" w:cs="宋体"/>
+                <w:rFonts w:ascii="宋体" w:hAnsi="宋体" w:eastAsia="宋体" w:cs="宋体"/>
                 <w:sz w:val="20"/>
                 <w:szCs w:val="20"/>
               </w:rPr>
             </w:pPr>
             <w:r>
               <w:rPr>
-                <w:rFonts w:ascii="宋体" w:eastAsia="宋体" w:hAnsi="宋体" w:cs="宋体"/>
+                <w:rFonts w:ascii="宋体" w:hAnsi="宋体" w:eastAsia="宋体" w:cs="宋体"/>
                 <w:spacing w:val="4"/>
                 <w:sz w:val="20"/>
                 <w:szCs w:val="20"/>
@@ -985,18 +992,18 @@
               <w:adjustRightInd w:val="0"/>
               <w:snapToGrid w:val="0"/>
               <w:spacing w:before="175" w:line="228" w:lineRule="auto"/>
-              <w:ind w:left="0" w:right="0" w:firstLine="0" w:leftChars="0" w:rightChars="0" w:firstLineChars="0"/>
+              <w:ind w:left="0" w:leftChars="0" w:right="0" w:rightChars="0" w:firstLine="0" w:firstLineChars="0"/>
               <w:jc w:val="center"/>
               <w:textAlignment w:val="baseline"/>
               <w:rPr>
-                <w:rFonts w:ascii="宋体" w:eastAsia="宋体" w:hAnsi="宋体" w:cs="宋体"/>
+                <w:rFonts w:ascii="宋体" w:hAnsi="宋体" w:eastAsia="宋体" w:cs="宋体"/>
                 <w:sz w:val="20"/>
                 <w:szCs w:val="20"/>
               </w:rPr>
             </w:pPr>
             <w:r>
               <w:rPr>
-                <w:rFonts w:ascii="宋体" w:eastAsia="宋体" w:hAnsi="宋体" w:cs="宋体"/>
+                <w:rFonts w:ascii="宋体" w:hAnsi="宋体" w:eastAsia="宋体" w:cs="宋体"/>
                 <w:spacing w:val="7"/>
                 <w:sz w:val="20"/>
                 <w:szCs w:val="20"/>
@@ -1024,11 +1031,11 @@
               <w:adjustRightInd w:val="0"/>
               <w:snapToGrid w:val="0"/>
               <w:spacing w:before="175" w:line="228" w:lineRule="auto"/>
-              <w:ind w:left="0" w:right="0" w:firstLine="0" w:leftChars="0" w:rightChars="0" w:firstLineChars="0"/>
+              <w:ind w:left="0" w:leftChars="0" w:right="0" w:rightChars="0" w:firstLine="0" w:firstLineChars="0"/>
               <w:jc w:val="center"/>
               <w:textAlignment w:val="baseline"/>
               <w:rPr>
-                <w:rFonts w:ascii="宋体" w:eastAsia="宋体" w:hAnsi="宋体" w:cs="宋体" w:hint="eastAsia"/>
+                <w:rFonts w:hint="eastAsia" w:ascii="宋体" w:hAnsi="宋体" w:eastAsia="宋体" w:cs="宋体"/>
                 <w:spacing w:val="7"/>
                 <w:sz w:val="20"/>
                 <w:szCs w:val="20"/>
@@ -1037,7 +1044,7 @@
             </w:pPr>
             <w:r>
               <w:rPr>
-                <w:rFonts w:ascii="宋体" w:hAnsi="宋体" w:cs="宋体" w:hint="eastAsia"/>
+                <w:rFonts w:hint="eastAsia" w:ascii="宋体" w:hAnsi="宋体" w:cs="宋体"/>
                 <w:spacing w:val="7"/>
                 <w:sz w:val="20"/>
                 <w:szCs w:val="20"/>
@@ -1066,11 +1073,11 @@
               <w:adjustRightInd w:val="0"/>
               <w:snapToGrid w:val="0"/>
               <w:spacing w:before="175" w:line="228" w:lineRule="auto"/>
-              <w:ind w:left="0" w:right="0" w:firstLine="0" w:leftChars="0" w:rightChars="0" w:firstLineChars="0"/>
+              <w:ind w:left="0" w:leftChars="0" w:right="0" w:rightChars="0" w:firstLine="0" w:firstLineChars="0"/>
               <w:jc w:val="center"/>
               <w:textAlignment w:val="baseline"/>
               <w:rPr>
-                <w:rFonts w:ascii="宋体" w:hAnsi="宋体" w:cs="宋体" w:hint="default"/>
+                <w:rFonts w:hint="default" w:ascii="宋体" w:hAnsi="宋体" w:cs="宋体"/>
                 <w:spacing w:val="7"/>
                 <w:sz w:val="20"/>
                 <w:szCs w:val="20"/>
@@ -1079,7 +1086,7 @@
             </w:pPr>
             <w:r>
               <w:rPr>
-                <w:rFonts w:ascii="宋体" w:hAnsi="宋体" w:cs="宋体" w:hint="eastAsia"/>
+                <w:rFonts w:hint="eastAsia" w:ascii="宋体" w:hAnsi="宋体" w:cs="宋体"/>
                 <w:spacing w:val="7"/>
                 <w:sz w:val="20"/>
                 <w:szCs w:val="20"/>
@@ -1108,18 +1115,18 @@
               <w:adjustRightInd w:val="0"/>
               <w:snapToGrid w:val="0"/>
               <w:spacing w:before="176" w:line="229" w:lineRule="auto"/>
-              <w:ind w:left="0" w:right="0" w:firstLine="0" w:leftChars="0" w:rightChars="0" w:firstLineChars="0"/>
+              <w:ind w:left="0" w:leftChars="0" w:right="0" w:rightChars="0" w:firstLine="0" w:firstLineChars="0"/>
               <w:jc w:val="center"/>
               <w:textAlignment w:val="baseline"/>
               <w:rPr>
-                <w:rFonts w:ascii="宋体" w:eastAsia="宋体" w:hAnsi="宋体" w:cs="宋体"/>
+                <w:rFonts w:ascii="宋体" w:hAnsi="宋体" w:eastAsia="宋体" w:cs="宋体"/>
                 <w:sz w:val="20"/>
                 <w:szCs w:val="20"/>
               </w:rPr>
             </w:pPr>
             <w:r>
               <w:rPr>
-                <w:rFonts w:ascii="宋体" w:eastAsia="宋体" w:hAnsi="宋体" w:cs="宋体"/>
+                <w:rFonts w:ascii="宋体" w:hAnsi="宋体" w:eastAsia="宋体" w:cs="宋体"/>
                 <w:spacing w:val="7"/>
                 <w:sz w:val="20"/>
                 <w:szCs w:val="20"/>
@@ -1131,9 +1138,14 @@
       </w:tr>
       <w:tr>
         <w:tblPrEx>
-          <w:tblW w:w="8214" w:type="dxa"/>
-          <w:jc w:val="center"/>
-          <w:tblLayout w:type="fixed"/>
+          <w:tblBorders>
+            <w:top w:val="single" w:color="000000" w:sz="2" w:space="0"/>
+            <w:left w:val="single" w:color="000000" w:sz="2" w:space="0"/>
+            <w:bottom w:val="single" w:color="000000" w:sz="2" w:space="0"/>
+            <w:right w:val="single" w:color="000000" w:sz="2" w:space="0"/>
+            <w:insideH w:val="single" w:color="000000" w:sz="2" w:space="0"/>
+            <w:insideV w:val="single" w:color="000000" w:sz="2" w:space="0"/>
+          </w:tblBorders>
           <w:tblCellMar>
             <w:top w:w="0" w:type="dxa"/>
             <w:left w:w="0" w:type="dxa"/>
@@ -1142,7 +1154,7 @@
           </w:tblCellMar>
         </w:tblPrEx>
         <w:trPr>
-          <w:trHeight w:val="516"/>
+          <w:trHeight w:val="516" w:hRule="atLeast"/>
           <w:jc w:val="center"/>
         </w:trPr>
         <w:tc>
@@ -1164,11 +1176,11 @@
               <w:adjustRightInd w:val="0"/>
               <w:snapToGrid w:val="0"/>
               <w:spacing w:before="173" w:line="267" w:lineRule="exact"/>
-              <w:ind w:left="0" w:right="0" w:firstLine="0" w:leftChars="0" w:rightChars="0" w:firstLineChars="0"/>
+              <w:ind w:left="0" w:leftChars="0" w:right="0" w:rightChars="0" w:firstLine="0" w:firstLineChars="0"/>
               <w:jc w:val="center"/>
               <w:textAlignment w:val="baseline"/>
               <w:rPr>
-                <w:rFonts w:ascii="宋体" w:eastAsia="宋体" w:hAnsi="宋体" w:cs="宋体" w:hint="default"/>
+                <w:rFonts w:hint="default" w:ascii="宋体" w:hAnsi="宋体" w:eastAsia="宋体" w:cs="宋体"/>
                 <w:sz w:val="20"/>
                 <w:szCs w:val="20"/>
                 <w:lang w:val="en-US"/>
@@ -1176,7 +1188,7 @@
             </w:pPr>
             <w:r>
               <w:rPr>
-                <w:rFonts w:ascii="宋体" w:eastAsia="宋体" w:hAnsi="宋体" w:cs="宋体"/>
+                <w:rFonts w:ascii="宋体" w:hAnsi="宋体" w:eastAsia="宋体" w:cs="宋体"/>
                 <w:spacing w:val="3"/>
                 <w:position w:val="1"/>
                 <w:sz w:val="20"/>
@@ -1186,7 +1198,7 @@
             </w:r>
             <w:r>
               <w:rPr>
-                <w:rFonts w:ascii="宋体" w:hAnsi="宋体" w:cs="宋体" w:hint="eastAsia"/>
+                <w:rFonts w:hint="eastAsia" w:ascii="宋体" w:hAnsi="宋体" w:cs="宋体"/>
                 <w:spacing w:val="3"/>
                 <w:position w:val="1"/>
                 <w:sz w:val="20"/>
@@ -1197,7 +1209,7 @@
             </w:r>
             <w:r>
               <w:rPr>
-                <w:rFonts w:ascii="宋体" w:eastAsia="宋体" w:hAnsi="宋体" w:cs="宋体"/>
+                <w:rFonts w:ascii="宋体" w:hAnsi="宋体" w:eastAsia="宋体" w:cs="宋体"/>
                 <w:spacing w:val="3"/>
                 <w:position w:val="1"/>
                 <w:sz w:val="20"/>
@@ -1207,7 +1219,7 @@
             </w:r>
             <w:r>
               <w:rPr>
-                <w:rFonts w:ascii="宋体" w:hAnsi="宋体" w:cs="宋体" w:hint="eastAsia"/>
+                <w:rFonts w:hint="eastAsia" w:ascii="宋体" w:hAnsi="宋体" w:cs="宋体"/>
                 <w:spacing w:val="3"/>
                 <w:position w:val="1"/>
                 <w:sz w:val="20"/>
@@ -1237,18 +1249,18 @@
               <w:adjustRightInd w:val="0"/>
               <w:snapToGrid w:val="0"/>
               <w:spacing w:before="173" w:line="267" w:lineRule="exact"/>
-              <w:ind w:left="0" w:right="0" w:firstLine="0" w:leftChars="0" w:rightChars="0" w:firstLineChars="0"/>
+              <w:ind w:left="0" w:leftChars="0" w:right="0" w:rightChars="0" w:firstLine="0" w:firstLineChars="0"/>
               <w:jc w:val="center"/>
               <w:textAlignment w:val="baseline"/>
               <w:rPr>
-                <w:rFonts w:ascii="宋体" w:eastAsia="宋体" w:hAnsi="宋体" w:cs="宋体"/>
+                <w:rFonts w:ascii="宋体" w:hAnsi="宋体" w:eastAsia="宋体" w:cs="宋体"/>
                 <w:sz w:val="20"/>
                 <w:szCs w:val="20"/>
               </w:rPr>
             </w:pPr>
             <w:r>
               <w:rPr>
-                <w:rFonts w:ascii="宋体" w:eastAsia="宋体" w:hAnsi="宋体" w:cs="宋体"/>
+                <w:rFonts w:ascii="宋体" w:hAnsi="宋体" w:eastAsia="宋体" w:cs="宋体"/>
                 <w:spacing w:val="4"/>
                 <w:position w:val="1"/>
                 <w:sz w:val="20"/>
@@ -1277,18 +1289,18 @@
               <w:adjustRightInd w:val="0"/>
               <w:snapToGrid w:val="0"/>
               <w:spacing w:before="172" w:line="228" w:lineRule="auto"/>
-              <w:ind w:left="0" w:right="0" w:firstLine="0" w:leftChars="0" w:rightChars="0" w:firstLineChars="0"/>
+              <w:ind w:left="0" w:leftChars="0" w:right="0" w:rightChars="0" w:firstLine="0" w:firstLineChars="0"/>
               <w:jc w:val="center"/>
               <w:textAlignment w:val="baseline"/>
               <w:rPr>
-                <w:rFonts w:ascii="宋体" w:eastAsia="宋体" w:hAnsi="宋体" w:cs="宋体"/>
+                <w:rFonts w:ascii="宋体" w:hAnsi="宋体" w:eastAsia="宋体" w:cs="宋体"/>
                 <w:sz w:val="20"/>
                 <w:szCs w:val="20"/>
               </w:rPr>
             </w:pPr>
             <w:r>
               <w:rPr>
-                <w:rFonts w:ascii="宋体" w:eastAsia="宋体" w:hAnsi="宋体" w:cs="宋体"/>
+                <w:rFonts w:ascii="宋体" w:hAnsi="宋体" w:eastAsia="宋体" w:cs="宋体"/>
                 <w:spacing w:val="200"/>
                 <w:kern w:val="0"/>
                 <w:sz w:val="20"/>
@@ -1298,7 +1310,7 @@
             </w:r>
             <w:r>
               <w:rPr>
-                <w:rFonts w:ascii="宋体" w:eastAsia="宋体" w:hAnsi="宋体" w:cs="宋体"/>
+                <w:rFonts w:ascii="宋体" w:hAnsi="宋体" w:eastAsia="宋体" w:cs="宋体"/>
                 <w:spacing w:val="0"/>
                 <w:kern w:val="0"/>
                 <w:sz w:val="20"/>
@@ -1327,11 +1339,11 @@
               <w:adjustRightInd w:val="0"/>
               <w:snapToGrid w:val="0"/>
               <w:spacing w:before="173" w:line="229" w:lineRule="auto"/>
-              <w:ind w:left="0" w:right="0" w:firstLine="0" w:leftChars="0" w:rightChars="0" w:firstLineChars="0"/>
+              <w:ind w:left="0" w:leftChars="0" w:right="0" w:rightChars="0" w:firstLine="0" w:firstLineChars="0"/>
               <w:jc w:val="center"/>
               <w:textAlignment w:val="baseline"/>
               <w:rPr>
-                <w:rFonts w:ascii="宋体" w:eastAsia="宋体" w:hAnsi="宋体" w:cs="宋体"/>
+                <w:rFonts w:ascii="宋体" w:hAnsi="宋体" w:eastAsia="宋体" w:cs="宋体"/>
                 <w:spacing w:val="200"/>
                 <w:kern w:val="0"/>
                 <w:sz w:val="20"/>
@@ -1340,7 +1352,7 @@
             </w:pPr>
             <w:r>
               <w:rPr>
-                <w:rFonts w:asciiTheme="minorAscii" w:eastAsiaTheme="minorEastAsia" w:hAnsiTheme="minorAscii" w:hint="eastAsia"/>
+                <w:rFonts w:hint="eastAsia" w:asciiTheme="minorAscii" w:hAnsiTheme="minorAscii" w:eastAsiaTheme="minorEastAsia"/>
                 <w:spacing w:val="0"/>
                 <w:kern w:val="0"/>
                 <w:sz w:val="21"/>
@@ -1370,11 +1382,11 @@
               <w:adjustRightInd w:val="0"/>
               <w:snapToGrid w:val="0"/>
               <w:spacing w:before="172" w:line="228" w:lineRule="auto"/>
-              <w:ind w:left="0" w:right="0" w:firstLine="0" w:leftChars="0" w:rightChars="0" w:firstLineChars="0"/>
+              <w:ind w:left="0" w:leftChars="0" w:right="0" w:rightChars="0" w:firstLine="0" w:firstLineChars="0"/>
               <w:jc w:val="center"/>
               <w:textAlignment w:val="baseline"/>
               <w:rPr>
-                <w:rFonts w:ascii="宋体" w:eastAsia="宋体" w:hAnsi="宋体" w:cs="宋体"/>
+                <w:rFonts w:ascii="宋体" w:hAnsi="宋体" w:eastAsia="宋体" w:cs="宋体"/>
                 <w:spacing w:val="200"/>
                 <w:kern w:val="0"/>
                 <w:sz w:val="20"/>
@@ -1383,7 +1395,7 @@
             </w:pPr>
             <w:r>
               <w:rPr>
-                <w:rFonts w:ascii="宋体" w:eastAsia="宋体" w:hAnsi="宋体" w:cs="宋体" w:hint="eastAsia"/>
+                <w:rFonts w:hint="eastAsia" w:ascii="宋体" w:hAnsi="宋体" w:eastAsia="宋体" w:cs="宋体"/>
                 <w:spacing w:val="200"/>
                 <w:kern w:val="0"/>
                 <w:sz w:val="20"/>
@@ -1393,7 +1405,7 @@
             </w:r>
             <w:r>
               <w:rPr>
-                <w:rFonts w:asciiTheme="minorAscii" w:eastAsiaTheme="minorEastAsia" w:hAnsiTheme="minorAscii" w:hint="eastAsia"/>
+                <w:rFonts w:hint="eastAsia" w:asciiTheme="minorAscii" w:hAnsiTheme="minorAscii" w:eastAsiaTheme="minorEastAsia"/>
                 <w:spacing w:val="0"/>
                 <w:kern w:val="0"/>
                 <w:sz w:val="21"/>
@@ -1423,18 +1435,18 @@
               <w:adjustRightInd w:val="0"/>
               <w:snapToGrid w:val="0"/>
               <w:spacing w:before="173" w:line="229" w:lineRule="auto"/>
-              <w:ind w:left="0" w:right="0" w:firstLine="0" w:leftChars="0" w:rightChars="0" w:firstLineChars="0"/>
+              <w:ind w:left="0" w:leftChars="0" w:right="0" w:rightChars="0" w:firstLine="0" w:firstLineChars="0"/>
               <w:jc w:val="center"/>
               <w:textAlignment w:val="baseline"/>
               <w:rPr>
-                <w:rFonts w:ascii="宋体" w:eastAsia="宋体" w:hAnsi="宋体" w:cs="宋体"/>
+                <w:rFonts w:ascii="宋体" w:hAnsi="宋体" w:eastAsia="宋体" w:cs="宋体"/>
                 <w:sz w:val="20"/>
                 <w:szCs w:val="20"/>
               </w:rPr>
             </w:pPr>
             <w:r>
               <w:rPr>
-                <w:rFonts w:asciiTheme="minorAscii" w:eastAsiaTheme="minorEastAsia" w:hAnsiTheme="minorAscii" w:hint="eastAsia"/>
+                <w:rFonts w:hint="eastAsia" w:asciiTheme="minorAscii" w:hAnsiTheme="minorAscii" w:eastAsiaTheme="minorEastAsia"/>
                 <w:spacing w:val="0"/>
                 <w:kern w:val="0"/>
                 <w:sz w:val="21"/>
@@ -1448,9 +1460,14 @@
       </w:tr>
       <w:tr>
         <w:tblPrEx>
-          <w:tblW w:w="8214" w:type="dxa"/>
-          <w:jc w:val="center"/>
-          <w:tblLayout w:type="fixed"/>
+          <w:tblBorders>
+            <w:top w:val="single" w:color="000000" w:sz="2" w:space="0"/>
+            <w:left w:val="single" w:color="000000" w:sz="2" w:space="0"/>
+            <w:bottom w:val="single" w:color="000000" w:sz="2" w:space="0"/>
+            <w:right w:val="single" w:color="000000" w:sz="2" w:space="0"/>
+            <w:insideH w:val="single" w:color="000000" w:sz="2" w:space="0"/>
+            <w:insideV w:val="single" w:color="000000" w:sz="2" w:space="0"/>
+          </w:tblBorders>
           <w:tblCellMar>
             <w:top w:w="0" w:type="dxa"/>
             <w:left w:w="0" w:type="dxa"/>
@@ -1459,7 +1476,7 @@
           </w:tblCellMar>
         </w:tblPrEx>
         <w:trPr>
-          <w:trHeight w:val="556"/>
+          <w:trHeight w:val="556" w:hRule="atLeast"/>
           <w:jc w:val="center"/>
         </w:trPr>
         <w:tc>
@@ -1468,7 +1485,7 @@
           </w:tcPr>
           <w:p>
             <w:pPr>
-              <w:pStyle w:val="TableText"/>
+              <w:pStyle w:val="27"/>
               <w:keepNext w:val="0"/>
               <w:keepLines w:val="0"/>
               <w:pageBreakBefore w:val="0"/>
@@ -1481,7 +1498,7 @@
               <w:bidi w:val="0"/>
               <w:adjustRightInd w:val="0"/>
               <w:snapToGrid w:val="0"/>
-              <w:ind w:left="0" w:right="0" w:firstLine="0" w:leftChars="0" w:rightChars="0" w:firstLineChars="0"/>
+              <w:ind w:left="0" w:leftChars="0" w:right="0" w:rightChars="0" w:firstLine="0" w:firstLineChars="0"/>
               <w:jc w:val="center"/>
               <w:textAlignment w:val="baseline"/>
             </w:pPr>
@@ -1493,7 +1510,7 @@
           </w:tcPr>
           <w:p>
             <w:pPr>
-              <w:pStyle w:val="TableText"/>
+              <w:pStyle w:val="27"/>
               <w:keepNext w:val="0"/>
               <w:keepLines w:val="0"/>
               <w:pageBreakBefore w:val="0"/>
@@ -1506,7 +1523,7 @@
               <w:bidi w:val="0"/>
               <w:adjustRightInd w:val="0"/>
               <w:snapToGrid w:val="0"/>
-              <w:ind w:left="0" w:right="0" w:firstLine="0" w:leftChars="0" w:rightChars="0" w:firstLineChars="0"/>
+              <w:ind w:left="0" w:leftChars="0" w:right="0" w:rightChars="0" w:firstLine="0" w:firstLineChars="0"/>
               <w:jc w:val="center"/>
               <w:textAlignment w:val="baseline"/>
             </w:pPr>
@@ -1518,7 +1535,7 @@
           </w:tcPr>
           <w:p>
             <w:pPr>
-              <w:pStyle w:val="TableText"/>
+              <w:pStyle w:val="27"/>
               <w:keepNext w:val="0"/>
               <w:keepLines w:val="0"/>
               <w:pageBreakBefore w:val="0"/>
@@ -1531,7 +1548,7 @@
               <w:bidi w:val="0"/>
               <w:adjustRightInd w:val="0"/>
               <w:snapToGrid w:val="0"/>
-              <w:ind w:left="0" w:right="0" w:firstLine="0" w:leftChars="0" w:rightChars="0" w:firstLineChars="0"/>
+              <w:ind w:left="0" w:leftChars="0" w:right="0" w:rightChars="0" w:firstLine="0" w:firstLineChars="0"/>
               <w:jc w:val="center"/>
               <w:textAlignment w:val="baseline"/>
             </w:pPr>
@@ -1543,7 +1560,7 @@
           </w:tcPr>
           <w:p>
             <w:pPr>
-              <w:pStyle w:val="TableText"/>
+              <w:pStyle w:val="27"/>
               <w:keepNext w:val="0"/>
               <w:keepLines w:val="0"/>
               <w:pageBreakBefore w:val="0"/>
@@ -1556,7 +1573,7 @@
               <w:bidi w:val="0"/>
               <w:adjustRightInd w:val="0"/>
               <w:snapToGrid w:val="0"/>
-              <w:ind w:left="0" w:right="0" w:firstLine="0" w:leftChars="0" w:rightChars="0" w:firstLineChars="0"/>
+              <w:ind w:left="0" w:leftChars="0" w:right="0" w:rightChars="0" w:firstLine="0" w:firstLineChars="0"/>
               <w:jc w:val="center"/>
               <w:textAlignment w:val="baseline"/>
             </w:pPr>
@@ -1568,7 +1585,7 @@
           </w:tcPr>
           <w:p>
             <w:pPr>
-              <w:pStyle w:val="TableText"/>
+              <w:pStyle w:val="27"/>
               <w:keepNext w:val="0"/>
               <w:keepLines w:val="0"/>
               <w:pageBreakBefore w:val="0"/>
@@ -1581,7 +1598,7 @@
               <w:bidi w:val="0"/>
               <w:adjustRightInd w:val="0"/>
               <w:snapToGrid w:val="0"/>
-              <w:ind w:left="0" w:right="0" w:firstLine="0" w:leftChars="0" w:rightChars="0" w:firstLineChars="0"/>
+              <w:ind w:left="0" w:leftChars="0" w:right="0" w:rightChars="0" w:firstLine="0" w:firstLineChars="0"/>
               <w:jc w:val="center"/>
               <w:textAlignment w:val="baseline"/>
             </w:pPr>
@@ -1593,7 +1610,7 @@
           </w:tcPr>
           <w:p>
             <w:pPr>
-              <w:pStyle w:val="TableText"/>
+              <w:pStyle w:val="27"/>
               <w:keepNext w:val="0"/>
               <w:keepLines w:val="0"/>
               <w:pageBreakBefore w:val="0"/>
@@ -1606,7 +1623,7 @@
               <w:bidi w:val="0"/>
               <w:adjustRightInd w:val="0"/>
               <w:snapToGrid w:val="0"/>
-              <w:ind w:left="0" w:right="0" w:firstLine="0" w:leftChars="0" w:rightChars="0" w:firstLineChars="0"/>
+              <w:ind w:left="0" w:leftChars="0" w:right="0" w:rightChars="0" w:firstLine="0" w:firstLineChars="0"/>
               <w:jc w:val="center"/>
               <w:textAlignment w:val="baseline"/>
             </w:pPr>
@@ -1615,9 +1632,14 @@
       </w:tr>
       <w:tr>
         <w:tblPrEx>
-          <w:tblW w:w="8214" w:type="dxa"/>
-          <w:jc w:val="center"/>
-          <w:tblLayout w:type="fixed"/>
+          <w:tblBorders>
+            <w:top w:val="single" w:color="000000" w:sz="2" w:space="0"/>
+            <w:left w:val="single" w:color="000000" w:sz="2" w:space="0"/>
+            <w:bottom w:val="single" w:color="000000" w:sz="2" w:space="0"/>
+            <w:right w:val="single" w:color="000000" w:sz="2" w:space="0"/>
+            <w:insideH w:val="single" w:color="000000" w:sz="2" w:space="0"/>
+            <w:insideV w:val="single" w:color="000000" w:sz="2" w:space="0"/>
+          </w:tblBorders>
           <w:tblCellMar>
             <w:top w:w="0" w:type="dxa"/>
             <w:left w:w="0" w:type="dxa"/>
@@ -1626,7 +1648,7 @@
           </w:tblCellMar>
         </w:tblPrEx>
         <w:trPr>
-          <w:trHeight w:val="556"/>
+          <w:trHeight w:val="556" w:hRule="atLeast"/>
           <w:jc w:val="center"/>
         </w:trPr>
         <w:tc>
@@ -1635,7 +1657,7 @@
           </w:tcPr>
           <w:p>
             <w:pPr>
-              <w:pStyle w:val="TableText"/>
+              <w:pStyle w:val="27"/>
               <w:keepNext w:val="0"/>
               <w:keepLines w:val="0"/>
               <w:pageBreakBefore w:val="0"/>
@@ -1648,7 +1670,7 @@
               <w:bidi w:val="0"/>
               <w:adjustRightInd w:val="0"/>
               <w:snapToGrid w:val="0"/>
-              <w:ind w:left="0" w:right="0" w:firstLine="0" w:leftChars="0" w:rightChars="0" w:firstLineChars="0"/>
+              <w:ind w:left="0" w:leftChars="0" w:right="0" w:rightChars="0" w:firstLine="0" w:firstLineChars="0"/>
               <w:jc w:val="center"/>
               <w:textAlignment w:val="baseline"/>
             </w:pPr>
@@ -1660,7 +1682,7 @@
           </w:tcPr>
           <w:p>
             <w:pPr>
-              <w:pStyle w:val="TableText"/>
+              <w:pStyle w:val="27"/>
               <w:keepNext w:val="0"/>
               <w:keepLines w:val="0"/>
               <w:pageBreakBefore w:val="0"/>
@@ -1673,7 +1695,7 @@
               <w:bidi w:val="0"/>
               <w:adjustRightInd w:val="0"/>
               <w:snapToGrid w:val="0"/>
-              <w:ind w:left="0" w:right="0" w:firstLine="0" w:leftChars="0" w:rightChars="0" w:firstLineChars="0"/>
+              <w:ind w:left="0" w:leftChars="0" w:right="0" w:rightChars="0" w:firstLine="0" w:firstLineChars="0"/>
               <w:jc w:val="center"/>
               <w:textAlignment w:val="baseline"/>
             </w:pPr>
@@ -1685,7 +1707,7 @@
           </w:tcPr>
           <w:p>
             <w:pPr>
-              <w:pStyle w:val="TableText"/>
+              <w:pStyle w:val="27"/>
               <w:keepNext w:val="0"/>
               <w:keepLines w:val="0"/>
               <w:pageBreakBefore w:val="0"/>
@@ -1698,7 +1720,7 @@
               <w:bidi w:val="0"/>
               <w:adjustRightInd w:val="0"/>
               <w:snapToGrid w:val="0"/>
-              <w:ind w:left="0" w:right="0" w:firstLine="0" w:leftChars="0" w:rightChars="0" w:firstLineChars="0"/>
+              <w:ind w:left="0" w:leftChars="0" w:right="0" w:rightChars="0" w:firstLine="0" w:firstLineChars="0"/>
               <w:jc w:val="center"/>
               <w:textAlignment w:val="baseline"/>
             </w:pPr>
@@ -1710,7 +1732,7 @@
           </w:tcPr>
           <w:p>
             <w:pPr>
-              <w:pStyle w:val="TableText"/>
+              <w:pStyle w:val="27"/>
               <w:keepNext w:val="0"/>
               <w:keepLines w:val="0"/>
               <w:pageBreakBefore w:val="0"/>
@@ -1723,7 +1745,7 @@
               <w:bidi w:val="0"/>
               <w:adjustRightInd w:val="0"/>
               <w:snapToGrid w:val="0"/>
-              <w:ind w:left="0" w:right="0" w:firstLine="0" w:leftChars="0" w:rightChars="0" w:firstLineChars="0"/>
+              <w:ind w:left="0" w:leftChars="0" w:right="0" w:rightChars="0" w:firstLine="0" w:firstLineChars="0"/>
               <w:jc w:val="center"/>
               <w:textAlignment w:val="baseline"/>
             </w:pPr>
@@ -1735,7 +1757,7 @@
           </w:tcPr>
           <w:p>
             <w:pPr>
-              <w:pStyle w:val="TableText"/>
+              <w:pStyle w:val="27"/>
               <w:keepNext w:val="0"/>
               <w:keepLines w:val="0"/>
               <w:pageBreakBefore w:val="0"/>
@@ -1748,7 +1770,7 @@
               <w:bidi w:val="0"/>
               <w:adjustRightInd w:val="0"/>
               <w:snapToGrid w:val="0"/>
-              <w:ind w:left="0" w:right="0" w:firstLine="0" w:leftChars="0" w:rightChars="0" w:firstLineChars="0"/>
+              <w:ind w:left="0" w:leftChars="0" w:right="0" w:rightChars="0" w:firstLine="0" w:firstLineChars="0"/>
               <w:jc w:val="center"/>
               <w:textAlignment w:val="baseline"/>
             </w:pPr>
@@ -1760,7 +1782,7 @@
           </w:tcPr>
           <w:p>
             <w:pPr>
-              <w:pStyle w:val="TableText"/>
+              <w:pStyle w:val="27"/>
               <w:keepNext w:val="0"/>
               <w:keepLines w:val="0"/>
               <w:pageBreakBefore w:val="0"/>
@@ -1773,7 +1795,7 @@
               <w:bidi w:val="0"/>
               <w:adjustRightInd w:val="0"/>
               <w:snapToGrid w:val="0"/>
-              <w:ind w:left="0" w:right="0" w:firstLine="0" w:leftChars="0" w:rightChars="0" w:firstLineChars="0"/>
+              <w:ind w:left="0" w:leftChars="0" w:right="0" w:rightChars="0" w:firstLine="0" w:firstLineChars="0"/>
               <w:jc w:val="center"/>
               <w:textAlignment w:val="baseline"/>
             </w:pPr>
@@ -1782,9 +1804,14 @@
       </w:tr>
       <w:tr>
         <w:tblPrEx>
-          <w:tblW w:w="8214" w:type="dxa"/>
-          <w:jc w:val="center"/>
-          <w:tblLayout w:type="fixed"/>
+          <w:tblBorders>
+            <w:top w:val="single" w:color="000000" w:sz="2" w:space="0"/>
+            <w:left w:val="single" w:color="000000" w:sz="2" w:space="0"/>
+            <w:bottom w:val="single" w:color="000000" w:sz="2" w:space="0"/>
+            <w:right w:val="single" w:color="000000" w:sz="2" w:space="0"/>
+            <w:insideH w:val="single" w:color="000000" w:sz="2" w:space="0"/>
+            <w:insideV w:val="single" w:color="000000" w:sz="2" w:space="0"/>
+          </w:tblBorders>
           <w:tblCellMar>
             <w:top w:w="0" w:type="dxa"/>
             <w:left w:w="0" w:type="dxa"/>
@@ -1793,7 +1820,7 @@
           </w:tblCellMar>
         </w:tblPrEx>
         <w:trPr>
-          <w:trHeight w:val="557"/>
+          <w:trHeight w:val="557" w:hRule="atLeast"/>
           <w:jc w:val="center"/>
         </w:trPr>
         <w:tc>
@@ -1802,7 +1829,7 @@
           </w:tcPr>
           <w:p>
             <w:pPr>
-              <w:pStyle w:val="TableText"/>
+              <w:pStyle w:val="27"/>
               <w:keepNext w:val="0"/>
               <w:keepLines w:val="0"/>
               <w:pageBreakBefore w:val="0"/>
@@ -1815,7 +1842,7 @@
               <w:bidi w:val="0"/>
               <w:adjustRightInd w:val="0"/>
               <w:snapToGrid w:val="0"/>
-              <w:ind w:left="0" w:right="0" w:firstLine="0" w:leftChars="0" w:rightChars="0" w:firstLineChars="0"/>
+              <w:ind w:left="0" w:leftChars="0" w:right="0" w:rightChars="0" w:firstLine="0" w:firstLineChars="0"/>
               <w:jc w:val="center"/>
               <w:textAlignment w:val="baseline"/>
             </w:pPr>
@@ -1827,7 +1854,7 @@
           </w:tcPr>
           <w:p>
             <w:pPr>
-              <w:pStyle w:val="TableText"/>
+              <w:pStyle w:val="27"/>
               <w:keepNext w:val="0"/>
               <w:keepLines w:val="0"/>
               <w:pageBreakBefore w:val="0"/>
@@ -1840,7 +1867,7 @@
               <w:bidi w:val="0"/>
               <w:adjustRightInd w:val="0"/>
               <w:snapToGrid w:val="0"/>
-              <w:ind w:left="0" w:right="0" w:firstLine="0" w:leftChars="0" w:rightChars="0" w:firstLineChars="0"/>
+              <w:ind w:left="0" w:leftChars="0" w:right="0" w:rightChars="0" w:firstLine="0" w:firstLineChars="0"/>
               <w:jc w:val="center"/>
               <w:textAlignment w:val="baseline"/>
             </w:pPr>
@@ -1852,7 +1879,7 @@
           </w:tcPr>
           <w:p>
             <w:pPr>
-              <w:pStyle w:val="TableText"/>
+              <w:pStyle w:val="27"/>
               <w:keepNext w:val="0"/>
               <w:keepLines w:val="0"/>
               <w:pageBreakBefore w:val="0"/>
@@ -1865,7 +1892,7 @@
               <w:bidi w:val="0"/>
               <w:adjustRightInd w:val="0"/>
               <w:snapToGrid w:val="0"/>
-              <w:ind w:left="0" w:right="0" w:firstLine="0" w:leftChars="0" w:rightChars="0" w:firstLineChars="0"/>
+              <w:ind w:left="0" w:leftChars="0" w:right="0" w:rightChars="0" w:firstLine="0" w:firstLineChars="0"/>
               <w:jc w:val="center"/>
               <w:textAlignment w:val="baseline"/>
             </w:pPr>
@@ -1877,7 +1904,7 @@
           </w:tcPr>
           <w:p>
             <w:pPr>
-              <w:pStyle w:val="TableText"/>
+              <w:pStyle w:val="27"/>
               <w:keepNext w:val="0"/>
               <w:keepLines w:val="0"/>
               <w:pageBreakBefore w:val="0"/>
@@ -1890,7 +1917,7 @@
               <w:bidi w:val="0"/>
               <w:adjustRightInd w:val="0"/>
               <w:snapToGrid w:val="0"/>
-              <w:ind w:left="0" w:right="0" w:firstLine="0" w:leftChars="0" w:rightChars="0" w:firstLineChars="0"/>
+              <w:ind w:left="0" w:leftChars="0" w:right="0" w:rightChars="0" w:firstLine="0" w:firstLineChars="0"/>
               <w:jc w:val="center"/>
               <w:textAlignment w:val="baseline"/>
             </w:pPr>
@@ -1902,7 +1929,7 @@
           </w:tcPr>
           <w:p>
             <w:pPr>
-              <w:pStyle w:val="TableText"/>
+              <w:pStyle w:val="27"/>
               <w:keepNext w:val="0"/>
               <w:keepLines w:val="0"/>
               <w:pageBreakBefore w:val="0"/>
@@ -1915,7 +1942,7 @@
               <w:bidi w:val="0"/>
               <w:adjustRightInd w:val="0"/>
               <w:snapToGrid w:val="0"/>
-              <w:ind w:left="0" w:right="0" w:firstLine="0" w:leftChars="0" w:rightChars="0" w:firstLineChars="0"/>
+              <w:ind w:left="0" w:leftChars="0" w:right="0" w:rightChars="0" w:firstLine="0" w:firstLineChars="0"/>
               <w:jc w:val="center"/>
               <w:textAlignment w:val="baseline"/>
             </w:pPr>
@@ -1927,7 +1954,7 @@
           </w:tcPr>
           <w:p>
             <w:pPr>
-              <w:pStyle w:val="TableText"/>
+              <w:pStyle w:val="27"/>
               <w:keepNext w:val="0"/>
               <w:keepLines w:val="0"/>
               <w:pageBreakBefore w:val="0"/>
@@ -1940,7 +1967,7 @@
               <w:bidi w:val="0"/>
               <w:adjustRightInd w:val="0"/>
               <w:snapToGrid w:val="0"/>
-              <w:ind w:left="0" w:right="0" w:firstLine="0" w:leftChars="0" w:rightChars="0" w:firstLineChars="0"/>
+              <w:ind w:left="0" w:leftChars="0" w:right="0" w:rightChars="0" w:firstLine="0" w:firstLineChars="0"/>
               <w:jc w:val="center"/>
               <w:textAlignment w:val="baseline"/>
             </w:pPr>
@@ -1971,7 +1998,7 @@
     <w:sdt>
       <w:sdtPr>
         <w:rPr>
-          <w:rFonts w:ascii="宋体" w:eastAsia="宋体" w:hAnsi="宋体" w:cs="Arial"/>
+          <w:rFonts w:ascii="宋体" w:hAnsi="宋体" w:eastAsia="宋体" w:cs="Arial"/>
           <w:snapToGrid w:val="0"/>
           <w:color w:val="000000"/>
           <w:kern w:val="0"/>
@@ -1987,7 +2014,7 @@
       </w:sdtPr>
       <w:sdtEndPr>
         <w:rPr>
-          <w:rFonts w:ascii="宋体" w:eastAsia="宋体" w:hAnsi="宋体" w:cs="宋体" w:hint="eastAsia"/>
+          <w:rFonts w:hint="eastAsia" w:ascii="宋体" w:hAnsi="宋体" w:eastAsia="宋体" w:cs="宋体"/>
           <w:snapToGrid w:val="0"/>
           <w:color w:val="000000"/>
           <w:kern w:val="0"/>
@@ -2012,18 +2039,18 @@
             <w:adjustRightInd w:val="0"/>
             <w:snapToGrid w:val="0"/>
             <w:spacing w:before="0" w:beforeLines="0" w:after="0" w:afterLines="0" w:line="240" w:lineRule="auto"/>
-            <w:ind w:left="0" w:right="0" w:firstLine="0" w:leftChars="0" w:rightChars="0" w:firstLineChars="0"/>
+            <w:ind w:left="0" w:leftChars="0" w:right="0" w:rightChars="0" w:firstLine="0" w:firstLineChars="0"/>
             <w:jc w:val="center"/>
             <w:textAlignment w:val="baseline"/>
             <w:rPr>
-              <w:rFonts w:ascii="宋体" w:eastAsia="宋体" w:hAnsi="宋体" w:cs="宋体" w:hint="eastAsia"/>
+              <w:rFonts w:hint="eastAsia" w:ascii="宋体" w:hAnsi="宋体" w:eastAsia="宋体" w:cs="宋体"/>
               <w:sz w:val="24"/>
               <w:szCs w:val="24"/>
             </w:rPr>
           </w:pPr>
           <w:r>
             <w:rPr>
-              <w:rFonts w:ascii="宋体" w:eastAsia="宋体" w:hAnsi="宋体" w:cs="宋体" w:hint="eastAsia"/>
+              <w:rFonts w:hint="eastAsia" w:ascii="宋体" w:hAnsi="宋体" w:eastAsia="宋体" w:cs="宋体"/>
               <w:sz w:val="24"/>
               <w:szCs w:val="24"/>
             </w:rPr>
@@ -2032,14 +2059,16 @@
         </w:p>
         <w:p>
           <w:pPr>
-            <w:pStyle w:val="TOC1"/>
+            <w:pStyle w:val="16"/>
             <w:tabs>
               <w:tab w:val="right" w:leader="dot" w:pos="8306"/>
             </w:tabs>
           </w:pPr>
+          <w:bookmarkStart w:id="5" w:name="_GoBack"/>
+          <w:bookmarkEnd w:id="5"/>
           <w:r>
             <w:rPr>
-              <w:rFonts w:ascii="宋体" w:eastAsia="宋体" w:hAnsi="宋体" w:cs="宋体" w:hint="eastAsia"/>
+              <w:rFonts w:hint="eastAsia" w:ascii="宋体" w:hAnsi="宋体" w:eastAsia="宋体" w:cs="宋体"/>
               <w:sz w:val="24"/>
               <w:szCs w:val="24"/>
             </w:rPr>
@@ -2047,7 +2076,7 @@
           </w:r>
           <w:r>
             <w:rPr>
-              <w:rFonts w:ascii="宋体" w:eastAsia="宋体" w:hAnsi="宋体" w:cs="宋体" w:hint="eastAsia"/>
+              <w:rFonts w:hint="eastAsia" w:ascii="宋体" w:hAnsi="宋体" w:eastAsia="宋体" w:cs="宋体"/>
               <w:sz w:val="24"/>
               <w:szCs w:val="24"/>
             </w:rPr>
@@ -2055,7 +2084,7 @@
           </w:r>
           <w:r>
             <w:rPr>
-              <w:rFonts w:ascii="宋体" w:eastAsia="宋体" w:hAnsi="宋体" w:cs="宋体" w:hint="eastAsia"/>
+              <w:rFonts w:hint="eastAsia" w:ascii="宋体" w:hAnsi="宋体" w:eastAsia="宋体" w:cs="宋体"/>
               <w:sz w:val="24"/>
               <w:szCs w:val="24"/>
             </w:rPr>
@@ -2063,21 +2092,21 @@
           </w:r>
           <w:r>
             <w:rPr>
-              <w:rFonts w:ascii="宋体" w:eastAsia="宋体" w:hAnsi="宋体" w:cs="宋体" w:hint="eastAsia"/>
+              <w:rFonts w:hint="eastAsia" w:ascii="宋体" w:hAnsi="宋体" w:eastAsia="宋体" w:cs="宋体"/>
               <w:szCs w:val="24"/>
             </w:rPr>
             <w:fldChar w:fldCharType="begin"/>
           </w:r>
           <w:r>
             <w:rPr>
-              <w:rFonts w:ascii="宋体" w:eastAsia="宋体" w:hAnsi="宋体" w:cs="宋体" w:hint="eastAsia"/>
+              <w:rFonts w:hint="eastAsia" w:ascii="宋体" w:hAnsi="宋体" w:eastAsia="宋体" w:cs="宋体"/>
               <w:szCs w:val="24"/>
             </w:rPr>
-            <w:instrText xml:space="preserve"> HYPERLINK \l _Toc31390 </w:instrText>
+            <w:instrText xml:space="preserve"> HYPERLINK \l _Toc24026 </w:instrText>
           </w:r>
           <w:r>
             <w:rPr>
-              <w:rFonts w:ascii="宋体" w:eastAsia="宋体" w:hAnsi="宋体" w:cs="宋体" w:hint="eastAsia"/>
+              <w:rFonts w:hint="eastAsia" w:ascii="宋体" w:hAnsi="宋体" w:eastAsia="宋体" w:cs="宋体"/>
               <w:szCs w:val="24"/>
             </w:rPr>
             <w:fldChar w:fldCharType="separate"/>
@@ -2096,7 +2125,7 @@
             <w:fldChar w:fldCharType="begin"/>
           </w:r>
           <w:r>
-            <w:instrText xml:space="preserve"> PAGEREF _Toc31390 \h </w:instrText>
+            <w:instrText xml:space="preserve"> PAGEREF _Toc24026 \h </w:instrText>
           </w:r>
           <w:r>
             <w:fldChar w:fldCharType="separate"/>
@@ -2109,7 +2138,7 @@
           </w:r>
           <w:r>
             <w:rPr>
-              <w:rFonts w:ascii="宋体" w:eastAsia="宋体" w:hAnsi="宋体" w:cs="宋体" w:hint="eastAsia"/>
+              <w:rFonts w:hint="eastAsia" w:ascii="宋体" w:hAnsi="宋体" w:eastAsia="宋体" w:cs="宋体"/>
               <w:szCs w:val="24"/>
             </w:rPr>
             <w:fldChar w:fldCharType="end"/>
@@ -2117,28 +2146,28 @@
         </w:p>
         <w:p>
           <w:pPr>
-            <w:pStyle w:val="TOC1"/>
+            <w:pStyle w:val="16"/>
             <w:tabs>
               <w:tab w:val="right" w:leader="dot" w:pos="8306"/>
             </w:tabs>
           </w:pPr>
           <w:r>
             <w:rPr>
-              <w:rFonts w:ascii="宋体" w:eastAsia="宋体" w:hAnsi="宋体" w:cs="宋体" w:hint="eastAsia"/>
+              <w:rFonts w:hint="eastAsia" w:ascii="宋体" w:hAnsi="宋体" w:eastAsia="宋体" w:cs="宋体"/>
               <w:szCs w:val="24"/>
             </w:rPr>
             <w:fldChar w:fldCharType="begin"/>
           </w:r>
           <w:r>
             <w:rPr>
-              <w:rFonts w:ascii="宋体" w:eastAsia="宋体" w:hAnsi="宋体" w:cs="宋体" w:hint="eastAsia"/>
+              <w:rFonts w:hint="eastAsia" w:ascii="宋体" w:hAnsi="宋体" w:eastAsia="宋体" w:cs="宋体"/>
               <w:szCs w:val="24"/>
             </w:rPr>
-            <w:instrText xml:space="preserve"> HYPERLINK \l _Toc17351 </w:instrText>
+            <w:instrText xml:space="preserve"> HYPERLINK \l _Toc3504 </w:instrText>
           </w:r>
           <w:r>
             <w:rPr>
-              <w:rFonts w:ascii="宋体" w:eastAsia="宋体" w:hAnsi="宋体" w:cs="宋体" w:hint="eastAsia"/>
+              <w:rFonts w:hint="eastAsia" w:ascii="宋体" w:hAnsi="宋体" w:eastAsia="宋体" w:cs="宋体"/>
               <w:szCs w:val="24"/>
             </w:rPr>
             <w:fldChar w:fldCharType="separate"/>
@@ -2157,7 +2186,7 @@
             <w:fldChar w:fldCharType="begin"/>
           </w:r>
           <w:r>
-            <w:instrText xml:space="preserve"> PAGEREF _Toc17351 \h </w:instrText>
+            <w:instrText xml:space="preserve"> PAGEREF _Toc3504 \h </w:instrText>
           </w:r>
           <w:r>
             <w:fldChar w:fldCharType="separate"/>
@@ -2170,7 +2199,7 @@
           </w:r>
           <w:r>
             <w:rPr>
-              <w:rFonts w:ascii="宋体" w:eastAsia="宋体" w:hAnsi="宋体" w:cs="宋体" w:hint="eastAsia"/>
+              <w:rFonts w:hint="eastAsia" w:ascii="宋体" w:hAnsi="宋体" w:eastAsia="宋体" w:cs="宋体"/>
               <w:szCs w:val="24"/>
             </w:rPr>
             <w:fldChar w:fldCharType="end"/>
@@ -2178,42 +2207,42 @@
         </w:p>
         <w:p>
           <w:pPr>
-            <w:pStyle w:val="TOC1"/>
+            <w:pStyle w:val="16"/>
             <w:tabs>
               <w:tab w:val="right" w:leader="dot" w:pos="8306"/>
             </w:tabs>
           </w:pPr>
           <w:r>
             <w:rPr>
-              <w:rFonts w:ascii="宋体" w:eastAsia="宋体" w:hAnsi="宋体" w:cs="宋体" w:hint="eastAsia"/>
+              <w:rFonts w:hint="eastAsia" w:ascii="宋体" w:hAnsi="宋体" w:eastAsia="宋体" w:cs="宋体"/>
               <w:szCs w:val="24"/>
             </w:rPr>
             <w:fldChar w:fldCharType="begin"/>
           </w:r>
           <w:r>
             <w:rPr>
-              <w:rFonts w:ascii="宋体" w:eastAsia="宋体" w:hAnsi="宋体" w:cs="宋体" w:hint="eastAsia"/>
+              <w:rFonts w:hint="eastAsia" w:ascii="宋体" w:hAnsi="宋体" w:eastAsia="宋体" w:cs="宋体"/>
               <w:szCs w:val="24"/>
             </w:rPr>
-            <w:instrText xml:space="preserve"> HYPERLINK \l _Toc8475 </w:instrText>
+            <w:instrText xml:space="preserve"> HYPERLINK \l _Toc10595 </w:instrText>
           </w:r>
           <w:r>
             <w:rPr>
-              <w:rFonts w:ascii="宋体" w:eastAsia="宋体" w:hAnsi="宋体" w:cs="宋体" w:hint="eastAsia"/>
+              <w:rFonts w:hint="eastAsia" w:ascii="宋体" w:hAnsi="宋体" w:eastAsia="宋体" w:cs="宋体"/>
               <w:szCs w:val="24"/>
             </w:rPr>
             <w:fldChar w:fldCharType="separate"/>
           </w:r>
           <w:r>
             <w:rPr>
-              <w:rFonts w:ascii="宋体" w:eastAsia="宋体" w:hAnsi="宋体" w:cs="宋体" w:hint="default"/>
+              <w:rFonts w:hint="default" w:ascii="宋体" w:hAnsi="宋体" w:eastAsia="宋体" w:cs="宋体"/>
               <w:szCs w:val="24"/>
             </w:rPr>
             <w:t xml:space="preserve">1. </w:t>
           </w:r>
           <w:r>
             <w:rPr>
-              <w:rFonts w:ascii="宋体" w:eastAsia="宋体" w:hAnsi="宋体" w:cs="宋体" w:hint="eastAsia"/>
+              <w:rFonts w:hint="eastAsia" w:ascii="宋体" w:hAnsi="宋体" w:eastAsia="宋体" w:cs="宋体"/>
               <w:szCs w:val="24"/>
             </w:rPr>
             <w:t>过程管理工具</w:t>
@@ -2225,7 +2254,7 @@
             <w:fldChar w:fldCharType="begin"/>
           </w:r>
           <w:r>
-            <w:instrText xml:space="preserve"> PAGEREF _Toc8475 \h </w:instrText>
+            <w:instrText xml:space="preserve"> PAGEREF _Toc10595 \h </w:instrText>
           </w:r>
           <w:r>
             <w:fldChar w:fldCharType="separate"/>
@@ -2238,7 +2267,7 @@
           </w:r>
           <w:r>
             <w:rPr>
-              <w:rFonts w:ascii="宋体" w:eastAsia="宋体" w:hAnsi="宋体" w:cs="宋体" w:hint="eastAsia"/>
+              <w:rFonts w:hint="eastAsia" w:ascii="宋体" w:hAnsi="宋体" w:eastAsia="宋体" w:cs="宋体"/>
               <w:szCs w:val="24"/>
             </w:rPr>
             <w:fldChar w:fldCharType="end"/>
@@ -2246,42 +2275,42 @@
         </w:p>
         <w:p>
           <w:pPr>
-            <w:pStyle w:val="TOC1"/>
+            <w:pStyle w:val="16"/>
             <w:tabs>
               <w:tab w:val="right" w:leader="dot" w:pos="8306"/>
             </w:tabs>
           </w:pPr>
           <w:r>
             <w:rPr>
-              <w:rFonts w:ascii="宋体" w:eastAsia="宋体" w:hAnsi="宋体" w:cs="宋体" w:hint="eastAsia"/>
+              <w:rFonts w:hint="eastAsia" w:ascii="宋体" w:hAnsi="宋体" w:eastAsia="宋体" w:cs="宋体"/>
               <w:szCs w:val="24"/>
             </w:rPr>
             <w:fldChar w:fldCharType="begin"/>
           </w:r>
           <w:r>
             <w:rPr>
-              <w:rFonts w:ascii="宋体" w:eastAsia="宋体" w:hAnsi="宋体" w:cs="宋体" w:hint="eastAsia"/>
+              <w:rFonts w:hint="eastAsia" w:ascii="宋体" w:hAnsi="宋体" w:eastAsia="宋体" w:cs="宋体"/>
               <w:szCs w:val="24"/>
             </w:rPr>
-            <w:instrText xml:space="preserve"> HYPERLINK \l _Toc26534 </w:instrText>
+            <w:instrText xml:space="preserve"> HYPERLINK \l _Toc6744 </w:instrText>
           </w:r>
           <w:r>
             <w:rPr>
-              <w:rFonts w:ascii="宋体" w:eastAsia="宋体" w:hAnsi="宋体" w:cs="宋体" w:hint="eastAsia"/>
+              <w:rFonts w:hint="eastAsia" w:ascii="宋体" w:hAnsi="宋体" w:eastAsia="宋体" w:cs="宋体"/>
               <w:szCs w:val="24"/>
             </w:rPr>
             <w:fldChar w:fldCharType="separate"/>
           </w:r>
           <w:r>
             <w:rPr>
-              <w:rFonts w:ascii="宋体" w:eastAsia="宋体" w:hAnsi="宋体" w:cs="宋体" w:hint="default"/>
+              <w:rFonts w:hint="default" w:ascii="宋体" w:hAnsi="宋体" w:eastAsia="宋体" w:cs="宋体"/>
               <w:szCs w:val="24"/>
             </w:rPr>
             <w:t xml:space="preserve">2. </w:t>
           </w:r>
           <w:r>
             <w:rPr>
-              <w:rFonts w:ascii="宋体" w:eastAsia="宋体" w:hAnsi="宋体" w:cs="宋体" w:hint="eastAsia"/>
+              <w:rFonts w:hint="eastAsia" w:ascii="宋体" w:hAnsi="宋体" w:eastAsia="宋体" w:cs="宋体"/>
               <w:szCs w:val="24"/>
             </w:rPr>
             <w:t>监控工具</w:t>
@@ -2293,7 +2322,7 @@
             <w:fldChar w:fldCharType="begin"/>
           </w:r>
           <w:r>
-            <w:instrText xml:space="preserve"> PAGEREF _Toc26534 \h </w:instrText>
+            <w:instrText xml:space="preserve"> PAGEREF _Toc6744 \h </w:instrText>
           </w:r>
           <w:r>
             <w:fldChar w:fldCharType="separate"/>
@@ -2306,7 +2335,76 @@
           </w:r>
           <w:r>
             <w:rPr>
-              <w:rFonts w:ascii="宋体" w:eastAsia="宋体" w:hAnsi="宋体" w:cs="宋体" w:hint="eastAsia"/>
+              <w:rFonts w:hint="eastAsia" w:ascii="宋体" w:hAnsi="宋体" w:eastAsia="宋体" w:cs="宋体"/>
+              <w:szCs w:val="24"/>
+            </w:rPr>
+            <w:fldChar w:fldCharType="end"/>
+          </w:r>
+        </w:p>
+        <w:p>
+          <w:pPr>
+            <w:pStyle w:val="16"/>
+            <w:tabs>
+              <w:tab w:val="right" w:leader="dot" w:pos="8306"/>
+            </w:tabs>
+          </w:pPr>
+          <w:r>
+            <w:rPr>
+              <w:rFonts w:hint="eastAsia" w:ascii="宋体" w:hAnsi="宋体" w:eastAsia="宋体" w:cs="宋体"/>
+              <w:szCs w:val="24"/>
+            </w:rPr>
+            <w:fldChar w:fldCharType="begin"/>
+          </w:r>
+          <w:r>
+            <w:rPr>
+              <w:rFonts w:hint="eastAsia" w:ascii="宋体" w:hAnsi="宋体" w:eastAsia="宋体" w:cs="宋体"/>
+              <w:szCs w:val="24"/>
+            </w:rPr>
+            <w:instrText xml:space="preserve"> HYPERLINK \l _Toc27196 </w:instrText>
+          </w:r>
+          <w:r>
+            <w:rPr>
+              <w:rFonts w:hint="eastAsia" w:ascii="宋体" w:hAnsi="宋体" w:eastAsia="宋体" w:cs="宋体"/>
+              <w:szCs w:val="24"/>
+            </w:rPr>
+            <w:fldChar w:fldCharType="separate"/>
+          </w:r>
+          <w:r>
+            <w:rPr>
+              <w:rFonts w:hint="default" w:ascii="宋体" w:hAnsi="宋体" w:eastAsia="宋体" w:cs="宋体"/>
+              <w:szCs w:val="24"/>
+            </w:rPr>
+            <w:t xml:space="preserve">3. </w:t>
+          </w:r>
+          <w:r>
+            <w:rPr>
+              <w:rFonts w:hint="eastAsia" w:ascii="宋体" w:hAnsi="宋体" w:eastAsia="宋体" w:cs="宋体"/>
+              <w:szCs w:val="24"/>
+              <w:lang w:val="en-US" w:eastAsia="zh-CN"/>
+            </w:rPr>
+            <w:t>服务知识</w:t>
+          </w:r>
+          <w:r>
+            <w:tab/>
+          </w:r>
+          <w:r>
+            <w:fldChar w:fldCharType="begin"/>
+          </w:r>
+          <w:r>
+            <w:instrText xml:space="preserve"> PAGEREF _Toc27196 \h </w:instrText>
+          </w:r>
+          <w:r>
+            <w:fldChar w:fldCharType="separate"/>
+          </w:r>
+          <w:r>
+            <w:t>4</w:t>
+          </w:r>
+          <w:r>
+            <w:fldChar w:fldCharType="end"/>
+          </w:r>
+          <w:r>
+            <w:rPr>
+              <w:rFonts w:hint="eastAsia" w:ascii="宋体" w:hAnsi="宋体" w:eastAsia="宋体" w:cs="宋体"/>
               <w:szCs w:val="24"/>
             </w:rPr>
             <w:fldChar w:fldCharType="end"/>
@@ -2328,7 +2426,7 @@
             <w:snapToGrid w:val="0"/>
             <w:textAlignment w:val="baseline"/>
             <w:rPr>
-              <w:rFonts w:ascii="宋体" w:eastAsia="宋体" w:hAnsi="宋体" w:cs="宋体" w:hint="eastAsia"/>
+              <w:rFonts w:hint="eastAsia" w:ascii="宋体" w:hAnsi="宋体" w:eastAsia="宋体" w:cs="宋体"/>
               <w:snapToGrid w:val="0"/>
               <w:color w:val="000000"/>
               <w:kern w:val="0"/>
@@ -2339,7 +2437,7 @@
           </w:pPr>
           <w:r>
             <w:rPr>
-              <w:rFonts w:ascii="宋体" w:eastAsia="宋体" w:hAnsi="宋体" w:cs="宋体" w:hint="eastAsia"/>
+              <w:rFonts w:hint="eastAsia" w:ascii="宋体" w:hAnsi="宋体" w:eastAsia="宋体" w:cs="宋体"/>
               <w:szCs w:val="24"/>
             </w:rPr>
             <w:fldChar w:fldCharType="end"/>
@@ -2363,7 +2461,7 @@
         <w:snapToGrid w:val="0"/>
         <w:textAlignment w:val="baseline"/>
         <w:rPr>
-          <w:rFonts w:ascii="Arial" w:eastAsia="Arial" w:hAnsi="Arial" w:cs="Arial"/>
+          <w:rFonts w:ascii="Arial" w:hAnsi="Arial" w:eastAsia="Arial" w:cs="Arial"/>
           <w:snapToGrid w:val="0"/>
           <w:color w:val="000000"/>
           <w:kern w:val="0"/>
@@ -2372,16 +2470,16 @@
           <w:lang w:val="en-US" w:eastAsia="en-US" w:bidi="ar-SA"/>
         </w:rPr>
         <w:sectPr>
-          <w:headerReference w:type="default" r:id="rId7"/>
+          <w:headerReference r:id="rId5" w:type="default"/>
           <w:pgSz w:w="11906" w:h="16838"/>
           <w:pgMar w:top="1417" w:right="1800" w:bottom="1440" w:left="1800" w:header="1140" w:footer="992" w:gutter="0"/>
-          <w:cols w:num="1" w:space="425"/>
+          <w:cols w:space="425" w:num="1"/>
           <w:docGrid w:type="lines" w:linePitch="312" w:charSpace="0"/>
         </w:sectPr>
       </w:pPr>
       <w:r>
         <w:rPr>
-          <w:rFonts w:ascii="Arial" w:eastAsia="Arial" w:hAnsi="Arial" w:cs="Arial"/>
+          <w:rFonts w:ascii="Arial" w:hAnsi="Arial" w:eastAsia="Arial" w:cs="Arial"/>
           <w:snapToGrid w:val="0"/>
           <w:color w:val="000000"/>
           <w:kern w:val="0"/>
@@ -2394,18 +2492,18 @@
     </w:p>
     <w:tbl>
       <w:tblPr>
-        <w:tblStyle w:val="TableNormal0"/>
-        <w:tblW w:w="14524" w:type="dxa"/>
-        <w:tblInd w:w="2" w:type="dxa"/>
+        <w:tblStyle w:val="26"/>
+        <w:tblW w:w="14197" w:type="dxa"/>
+        <w:jc w:val="center"/>
         <w:tblBorders>
-          <w:top w:val="single" w:sz="2" w:space="0" w:color="000000"/>
-          <w:left w:val="single" w:sz="2" w:space="0" w:color="000000"/>
-          <w:bottom w:val="single" w:sz="2" w:space="0" w:color="000000"/>
-          <w:right w:val="single" w:sz="2" w:space="0" w:color="000000"/>
-          <w:insideH w:val="single" w:sz="2" w:space="0" w:color="000000"/>
-          <w:insideV w:val="single" w:sz="2" w:space="0" w:color="000000"/>
+          <w:top w:val="single" w:color="000000" w:sz="2" w:space="0"/>
+          <w:left w:val="single" w:color="000000" w:sz="2" w:space="0"/>
+          <w:bottom w:val="single" w:color="000000" w:sz="2" w:space="0"/>
+          <w:right w:val="single" w:color="000000" w:sz="2" w:space="0"/>
+          <w:insideH w:val="single" w:color="000000" w:sz="2" w:space="0"/>
+          <w:insideV w:val="single" w:color="000000" w:sz="2" w:space="0"/>
         </w:tblBorders>
-        <w:tblLayout w:type="fixed"/>
+        <w:tblLayout w:type="autofit"/>
         <w:tblCellMar>
           <w:top w:w="0" w:type="dxa"/>
           <w:left w:w="0" w:type="dxa"/>
@@ -2414,27 +2512,24 @@
         </w:tblCellMar>
       </w:tblPr>
       <w:tblGrid>
-        <w:gridCol w:w="1275"/>
-        <w:gridCol w:w="1307"/>
-        <w:gridCol w:w="2874"/>
-        <w:gridCol w:w="2543"/>
-        <w:gridCol w:w="1986"/>
-        <w:gridCol w:w="3196"/>
-        <w:gridCol w:w="1343"/>
+        <w:gridCol w:w="1461"/>
+        <w:gridCol w:w="1040"/>
+        <w:gridCol w:w="4301"/>
+        <w:gridCol w:w="1154"/>
+        <w:gridCol w:w="966"/>
+        <w:gridCol w:w="4211"/>
+        <w:gridCol w:w="1064"/>
       </w:tblGrid>
       <w:tr>
         <w:tblPrEx>
-          <w:tblW w:w="14524" w:type="dxa"/>
-          <w:tblInd w:w="2" w:type="dxa"/>
           <w:tblBorders>
-            <w:top w:val="single" w:sz="2" w:space="0" w:color="000000"/>
-            <w:left w:val="single" w:sz="2" w:space="0" w:color="000000"/>
-            <w:bottom w:val="single" w:sz="2" w:space="0" w:color="000000"/>
-            <w:right w:val="single" w:sz="2" w:space="0" w:color="000000"/>
-            <w:insideH w:val="single" w:sz="2" w:space="0" w:color="000000"/>
-            <w:insideV w:val="single" w:sz="2" w:space="0" w:color="000000"/>
+            <w:top w:val="single" w:color="000000" w:sz="2" w:space="0"/>
+            <w:left w:val="single" w:color="000000" w:sz="2" w:space="0"/>
+            <w:bottom w:val="single" w:color="000000" w:sz="2" w:space="0"/>
+            <w:right w:val="single" w:color="000000" w:sz="2" w:space="0"/>
+            <w:insideH w:val="single" w:color="000000" w:sz="2" w:space="0"/>
+            <w:insideV w:val="single" w:color="000000" w:sz="2" w:space="0"/>
           </w:tblBorders>
-          <w:tblLayout w:type="fixed"/>
           <w:tblCellMar>
             <w:top w:w="0" w:type="dxa"/>
             <w:left w:w="0" w:type="dxa"/>
@@ -2443,26 +2538,38 @@
           </w:tblCellMar>
         </w:tblPrEx>
         <w:trPr>
-          <w:trHeight w:val="951"/>
+          <w:trHeight w:val="0" w:hRule="atLeast"/>
+          <w:tblHeader/>
+          <w:jc w:val="center"/>
         </w:trPr>
         <w:tc>
           <w:tcPr>
-            <w:tcW w:w="1275" w:type="dxa"/>
+            <w:tcW w:w="1461" w:type="dxa"/>
+            <w:tcBorders>
+              <w:top w:val="single" w:color="auto" w:sz="4" w:space="0"/>
+              <w:left w:val="single" w:color="auto" w:sz="4" w:space="0"/>
+              <w:bottom w:val="single" w:color="auto" w:sz="4" w:space="0"/>
+              <w:right w:val="single" w:color="auto" w:sz="4" w:space="0"/>
+            </w:tcBorders>
             <w:shd w:val="clear" w:color="auto" w:fill="E5E5E5"/>
-          </w:tcPr>
-          <w:p>
-            <w:pPr>
-              <w:spacing w:before="215" w:line="289" w:lineRule="auto"/>
-              <w:ind w:left="538" w:right="110" w:hanging="422"/>
-              <w:rPr>
-                <w:rFonts w:ascii="宋体" w:eastAsia="宋体" w:hAnsi="宋体" w:cs="宋体"/>
+            <w:vAlign w:val="center"/>
+          </w:tcPr>
+          <w:p>
+            <w:pPr>
+              <w:snapToGrid w:val="0"/>
+              <w:spacing w:before="215" w:line="240" w:lineRule="auto"/>
+              <w:ind w:left="0" w:leftChars="0" w:right="0" w:rightChars="0" w:firstLine="0" w:firstLineChars="0"/>
+              <w:jc w:val="center"/>
+              <w:rPr>
+                <w:rFonts w:ascii="宋体" w:hAnsi="宋体" w:eastAsia="宋体" w:cs="宋体"/>
+                <w:b/>
                 <w:sz w:val="20"/>
                 <w:szCs w:val="20"/>
               </w:rPr>
             </w:pPr>
             <w:r>
               <w:rPr>
-                <w:rFonts w:ascii="宋体" w:eastAsia="宋体" w:hAnsi="宋体" w:cs="宋体"/>
+                <w:rFonts w:ascii="宋体" w:hAnsi="宋体" w:eastAsia="宋体" w:cs="宋体"/>
                 <w:b/>
                 <w:bCs/>
                 <w:spacing w:val="6"/>
@@ -2473,7 +2580,7 @@
             </w:r>
             <w:r>
               <w:rPr>
-                <w:rFonts w:ascii="宋体" w:eastAsia="宋体" w:hAnsi="宋体" w:cs="宋体"/>
+                <w:rFonts w:ascii="宋体" w:hAnsi="宋体" w:eastAsia="宋体" w:cs="宋体"/>
                 <w:b/>
                 <w:bCs/>
                 <w:spacing w:val="-2"/>
@@ -2486,28 +2593,32 @@
         </w:tc>
         <w:tc>
           <w:tcPr>
-            <w:tcW w:w="1307" w:type="dxa"/>
+            <w:tcW w:w="1040" w:type="dxa"/>
+            <w:tcBorders>
+              <w:top w:val="single" w:color="auto" w:sz="4" w:space="0"/>
+              <w:left w:val="single" w:color="auto" w:sz="4" w:space="0"/>
+              <w:bottom w:val="single" w:color="auto" w:sz="4" w:space="0"/>
+              <w:right w:val="single" w:color="auto" w:sz="4" w:space="0"/>
+            </w:tcBorders>
             <w:shd w:val="clear" w:color="auto" w:fill="E5E5E5"/>
-          </w:tcPr>
-          <w:p>
-            <w:pPr>
-              <w:pStyle w:val="TableText"/>
-              <w:spacing w:line="303" w:lineRule="auto"/>
-            </w:pPr>
-          </w:p>
-          <w:p>
-            <w:pPr>
-              <w:spacing w:before="65" w:line="229" w:lineRule="auto"/>
-              <w:ind w:left="238"/>
-              <w:rPr>
-                <w:rFonts w:ascii="宋体" w:eastAsia="宋体" w:hAnsi="宋体" w:cs="宋体"/>
+            <w:vAlign w:val="center"/>
+          </w:tcPr>
+          <w:p>
+            <w:pPr>
+              <w:snapToGrid w:val="0"/>
+              <w:spacing w:before="65" w:line="240" w:lineRule="auto"/>
+              <w:ind w:left="0" w:leftChars="0" w:right="0" w:rightChars="0" w:firstLine="0" w:firstLineChars="0"/>
+              <w:jc w:val="center"/>
+              <w:rPr>
+                <w:rFonts w:ascii="宋体" w:hAnsi="宋体" w:eastAsia="宋体" w:cs="宋体"/>
+                <w:b/>
                 <w:sz w:val="20"/>
                 <w:szCs w:val="20"/>
               </w:rPr>
             </w:pPr>
             <w:r>
               <w:rPr>
-                <w:rFonts w:ascii="宋体" w:eastAsia="宋体" w:hAnsi="宋体" w:cs="宋体"/>
+                <w:rFonts w:ascii="宋体" w:hAnsi="宋体" w:eastAsia="宋体" w:cs="宋体"/>
                 <w:b/>
                 <w:bCs/>
                 <w:spacing w:val="5"/>
@@ -2520,22 +2631,32 @@
         </w:tc>
         <w:tc>
           <w:tcPr>
-            <w:tcW w:w="2874" w:type="dxa"/>
+            <w:tcW w:w="4301" w:type="dxa"/>
+            <w:tcBorders>
+              <w:top w:val="single" w:color="auto" w:sz="4" w:space="0"/>
+              <w:left w:val="single" w:color="auto" w:sz="4" w:space="0"/>
+              <w:bottom w:val="single" w:color="auto" w:sz="4" w:space="0"/>
+              <w:right w:val="single" w:color="auto" w:sz="4" w:space="0"/>
+            </w:tcBorders>
             <w:shd w:val="clear" w:color="auto" w:fill="E5E5E5"/>
-          </w:tcPr>
-          <w:p>
-            <w:pPr>
-              <w:spacing w:before="214" w:line="229" w:lineRule="auto"/>
-              <w:ind w:left="528"/>
-              <w:rPr>
-                <w:rFonts w:ascii="宋体" w:eastAsia="宋体" w:hAnsi="宋体" w:cs="宋体"/>
+            <w:vAlign w:val="center"/>
+          </w:tcPr>
+          <w:p>
+            <w:pPr>
+              <w:snapToGrid w:val="0"/>
+              <w:spacing w:before="214" w:line="240" w:lineRule="auto"/>
+              <w:ind w:left="0" w:leftChars="0" w:right="0" w:rightChars="0" w:firstLine="0" w:firstLineChars="0"/>
+              <w:jc w:val="center"/>
+              <w:rPr>
+                <w:rFonts w:ascii="宋体" w:hAnsi="宋体" w:eastAsia="宋体" w:cs="宋体"/>
+                <w:b/>
                 <w:sz w:val="20"/>
                 <w:szCs w:val="20"/>
               </w:rPr>
             </w:pPr>
             <w:r>
               <w:rPr>
-                <w:rFonts w:ascii="宋体" w:eastAsia="宋体" w:hAnsi="宋体" w:cs="宋体"/>
+                <w:rFonts w:ascii="宋体" w:hAnsi="宋体" w:eastAsia="宋体" w:cs="宋体"/>
                 <w:b/>
                 <w:bCs/>
                 <w:spacing w:val="6"/>
@@ -2544,20 +2665,9 @@
               </w:rPr>
               <w:t>主要功能</w:t>
             </w:r>
-          </w:p>
-          <w:p>
-            <w:pPr>
-              <w:spacing w:before="63" w:line="228" w:lineRule="auto"/>
-              <w:ind w:left="121"/>
-              <w:rPr>
-                <w:rFonts w:ascii="宋体" w:eastAsia="宋体" w:hAnsi="宋体" w:cs="宋体"/>
-                <w:sz w:val="20"/>
-                <w:szCs w:val="20"/>
-              </w:rPr>
-            </w:pPr>
-            <w:r>
-              <w:rPr>
-                <w:rFonts w:ascii="宋体" w:eastAsia="宋体" w:hAnsi="宋体" w:cs="宋体"/>
+            <w:r>
+              <w:rPr>
+                <w:rFonts w:ascii="宋体" w:hAnsi="宋体" w:eastAsia="宋体" w:cs="宋体"/>
                 <w:b/>
                 <w:bCs/>
                 <w:spacing w:val="4"/>
@@ -2570,14 +2680,24 @@
         </w:tc>
         <w:tc>
           <w:tcPr>
-            <w:tcW w:w="2543" w:type="dxa"/>
+            <w:tcW w:w="1154" w:type="dxa"/>
+            <w:tcBorders>
+              <w:top w:val="single" w:color="auto" w:sz="4" w:space="0"/>
+              <w:left w:val="single" w:color="auto" w:sz="4" w:space="0"/>
+              <w:bottom w:val="single" w:color="auto" w:sz="4" w:space="0"/>
+              <w:right w:val="single" w:color="auto" w:sz="4" w:space="0"/>
+            </w:tcBorders>
             <w:shd w:val="clear" w:color="auto" w:fill="E5E5E5"/>
-          </w:tcPr>
-          <w:p>
-            <w:pPr>
-              <w:spacing w:before="214" w:line="228" w:lineRule="auto"/>
-              <w:rPr>
-                <w:rFonts w:ascii="宋体" w:eastAsia="宋体" w:hAnsi="宋体" w:cs="宋体"/>
+            <w:vAlign w:val="center"/>
+          </w:tcPr>
+          <w:p>
+            <w:pPr>
+              <w:snapToGrid w:val="0"/>
+              <w:spacing w:before="214" w:line="240" w:lineRule="auto"/>
+              <w:ind w:left="0" w:leftChars="0" w:right="0" w:rightChars="0" w:firstLine="0" w:firstLineChars="0"/>
+              <w:jc w:val="center"/>
+              <w:rPr>
+                <w:rFonts w:ascii="宋体" w:hAnsi="宋体" w:eastAsia="宋体" w:cs="宋体"/>
                 <w:b/>
                 <w:bCs/>
                 <w:spacing w:val="6"/>
@@ -2587,7 +2707,7 @@
             </w:pPr>
             <w:r>
               <w:rPr>
-                <w:rFonts w:ascii="宋体" w:eastAsia="宋体" w:hAnsi="宋体" w:cs="宋体"/>
+                <w:rFonts w:ascii="宋体" w:hAnsi="宋体" w:eastAsia="宋体" w:cs="宋体"/>
                 <w:b/>
                 <w:bCs/>
                 <w:spacing w:val="6"/>
@@ -2599,16 +2719,20 @@
           </w:p>
           <w:p>
             <w:pPr>
-              <w:spacing w:before="214" w:line="228" w:lineRule="auto"/>
-              <w:rPr>
-                <w:rFonts w:ascii="宋体" w:eastAsia="宋体" w:hAnsi="宋体" w:cs="宋体"/>
+              <w:snapToGrid w:val="0"/>
+              <w:spacing w:before="214" w:line="240" w:lineRule="auto"/>
+              <w:ind w:left="0" w:leftChars="0" w:right="0" w:rightChars="0" w:firstLine="0" w:firstLineChars="0"/>
+              <w:jc w:val="center"/>
+              <w:rPr>
+                <w:rFonts w:ascii="宋体" w:hAnsi="宋体" w:eastAsia="宋体" w:cs="宋体"/>
+                <w:b/>
                 <w:sz w:val="20"/>
                 <w:szCs w:val="20"/>
               </w:rPr>
             </w:pPr>
             <w:r>
               <w:rPr>
-                <w:rFonts w:ascii="宋体" w:eastAsia="宋体" w:hAnsi="宋体" w:cs="宋体"/>
+                <w:rFonts w:ascii="宋体" w:hAnsi="宋体" w:eastAsia="宋体" w:cs="宋体"/>
                 <w:b/>
                 <w:bCs/>
                 <w:spacing w:val="6"/>
@@ -2621,21 +2745,32 @@
         </w:tc>
         <w:tc>
           <w:tcPr>
-            <w:tcW w:w="1986" w:type="dxa"/>
+            <w:tcW w:w="966" w:type="dxa"/>
+            <w:tcBorders>
+              <w:top w:val="single" w:color="auto" w:sz="4" w:space="0"/>
+              <w:left w:val="single" w:color="auto" w:sz="4" w:space="0"/>
+              <w:bottom w:val="single" w:color="auto" w:sz="4" w:space="0"/>
+              <w:right w:val="single" w:color="auto" w:sz="4" w:space="0"/>
+            </w:tcBorders>
             <w:shd w:val="clear" w:color="auto" w:fill="E5E5E5"/>
-          </w:tcPr>
-          <w:p>
-            <w:pPr>
-              <w:spacing w:before="58" w:line="228" w:lineRule="auto"/>
-              <w:rPr>
-                <w:rFonts w:ascii="宋体" w:eastAsia="宋体" w:hAnsi="宋体" w:cs="宋体"/>
+            <w:vAlign w:val="center"/>
+          </w:tcPr>
+          <w:p>
+            <w:pPr>
+              <w:snapToGrid w:val="0"/>
+              <w:spacing w:before="58" w:line="240" w:lineRule="auto"/>
+              <w:ind w:left="0" w:leftChars="0" w:right="0" w:rightChars="0" w:firstLine="0" w:firstLineChars="0"/>
+              <w:jc w:val="center"/>
+              <w:rPr>
+                <w:rFonts w:ascii="宋体" w:hAnsi="宋体" w:eastAsia="宋体" w:cs="宋体"/>
+                <w:b/>
                 <w:sz w:val="20"/>
                 <w:szCs w:val="20"/>
               </w:rPr>
             </w:pPr>
             <w:r>
               <w:rPr>
-                <w:rFonts w:ascii="宋体" w:eastAsia="宋体" w:hAnsi="宋体" w:cs="宋体"/>
+                <w:rFonts w:ascii="宋体" w:hAnsi="宋体" w:eastAsia="宋体" w:cs="宋体"/>
                 <w:b/>
                 <w:bCs/>
                 <w:spacing w:val="5"/>
@@ -2644,130 +2779,113 @@
               </w:rPr>
               <w:t>工具来源</w:t>
             </w:r>
-          </w:p>
-          <w:p>
-            <w:pPr>
-              <w:spacing w:before="66" w:line="263" w:lineRule="auto"/>
-              <w:ind w:right="18"/>
-              <w:rPr>
-                <w:rFonts w:ascii="宋体" w:eastAsia="宋体" w:hAnsi="宋体" w:cs="宋体"/>
-                <w:sz w:val="20"/>
-                <w:szCs w:val="20"/>
-              </w:rPr>
-            </w:pPr>
-            <w:r>
-              <w:rPr>
-                <w:rFonts w:ascii="宋体" w:eastAsia="宋体" w:hAnsi="宋体" w:cs="宋体"/>
+            <w:r>
+              <w:rPr>
+                <w:rFonts w:ascii="宋体" w:hAnsi="宋体" w:eastAsia="宋体" w:cs="宋体"/>
                 <w:b/>
                 <w:bCs/>
                 <w:spacing w:val="-1"/>
                 <w:sz w:val="20"/>
                 <w:szCs w:val="20"/>
               </w:rPr>
-              <w:t>（开源工具、</w:t>
-            </w:r>
-            <w:r>
-              <w:rPr>
-                <w:rFonts w:ascii="宋体" w:eastAsia="宋体" w:hAnsi="宋体" w:cs="宋体"/>
-                <w:spacing w:val="-44"/>
+              <w:t>（开源工具、自主</w:t>
+            </w:r>
+            <w:r>
+              <w:rPr>
+                <w:rFonts w:ascii="宋体" w:hAnsi="宋体" w:eastAsia="宋体" w:cs="宋体"/>
+                <w:b/>
+                <w:bCs/>
+                <w:spacing w:val="3"/>
                 <w:sz w:val="20"/>
                 <w:szCs w:val="20"/>
               </w:rPr>
-              <w:t xml:space="preserve"> </w:t>
-            </w:r>
-            <w:r>
-              <w:rPr>
-                <w:rFonts w:ascii="宋体" w:eastAsia="宋体" w:hAnsi="宋体" w:cs="宋体"/>
+              <w:t>研发、外购的说明）</w:t>
+            </w:r>
+          </w:p>
+        </w:tc>
+        <w:tc>
+          <w:tcPr>
+            <w:tcW w:w="4211" w:type="dxa"/>
+            <w:tcBorders>
+              <w:top w:val="single" w:color="auto" w:sz="4" w:space="0"/>
+              <w:left w:val="single" w:color="auto" w:sz="4" w:space="0"/>
+              <w:bottom w:val="single" w:color="auto" w:sz="4" w:space="0"/>
+              <w:right w:val="single" w:color="auto" w:sz="4" w:space="0"/>
+            </w:tcBorders>
+            <w:shd w:val="clear" w:color="auto" w:fill="E5E5E5"/>
+            <w:vAlign w:val="center"/>
+          </w:tcPr>
+          <w:p>
+            <w:pPr>
+              <w:snapToGrid w:val="0"/>
+              <w:spacing w:before="65" w:line="240" w:lineRule="auto"/>
+              <w:ind w:left="0" w:leftChars="0" w:right="0" w:rightChars="0" w:firstLine="0" w:firstLineChars="0"/>
+              <w:jc w:val="center"/>
+              <w:rPr>
+                <w:rFonts w:ascii="宋体" w:hAnsi="宋体" w:eastAsia="宋体" w:cs="宋体"/>
+                <w:b/>
+                <w:sz w:val="20"/>
+                <w:szCs w:val="20"/>
+              </w:rPr>
+            </w:pPr>
+            <w:r>
+              <w:rPr>
+                <w:rFonts w:ascii="宋体" w:hAnsi="宋体" w:eastAsia="宋体" w:cs="宋体"/>
+                <w:b/>
+                <w:bCs/>
+                <w:spacing w:val="7"/>
+                <w:sz w:val="20"/>
+                <w:szCs w:val="20"/>
+              </w:rPr>
+              <w:t>使用效果评估意见</w:t>
+            </w:r>
+          </w:p>
+        </w:tc>
+        <w:tc>
+          <w:tcPr>
+            <w:tcW w:w="1064" w:type="dxa"/>
+            <w:tcBorders>
+              <w:top w:val="single" w:color="auto" w:sz="4" w:space="0"/>
+              <w:left w:val="single" w:color="auto" w:sz="4" w:space="0"/>
+              <w:bottom w:val="single" w:color="auto" w:sz="4" w:space="0"/>
+              <w:right w:val="single" w:color="auto" w:sz="4" w:space="0"/>
+            </w:tcBorders>
+            <w:shd w:val="clear" w:color="auto" w:fill="E5E5E5"/>
+            <w:vAlign w:val="center"/>
+          </w:tcPr>
+          <w:p>
+            <w:pPr>
+              <w:snapToGrid w:val="0"/>
+              <w:spacing w:before="215" w:line="240" w:lineRule="auto"/>
+              <w:ind w:left="0" w:leftChars="0" w:right="0" w:rightChars="0" w:firstLine="0" w:firstLineChars="0"/>
+              <w:jc w:val="center"/>
+              <w:rPr>
+                <w:rFonts w:ascii="宋体" w:hAnsi="宋体" w:eastAsia="宋体" w:cs="宋体"/>
+                <w:b/>
+                <w:sz w:val="20"/>
+                <w:szCs w:val="20"/>
+              </w:rPr>
+            </w:pPr>
+            <w:r>
+              <w:rPr>
+                <w:rFonts w:ascii="宋体" w:hAnsi="宋体" w:eastAsia="宋体" w:cs="宋体"/>
+                <w:b/>
+                <w:bCs/>
+                <w:spacing w:val="4"/>
+                <w:sz w:val="20"/>
+                <w:szCs w:val="20"/>
+              </w:rPr>
+              <w:t>评价人/</w:t>
+            </w:r>
+            <w:r>
+              <w:rPr>
+                <w:rFonts w:ascii="宋体" w:hAnsi="宋体" w:eastAsia="宋体" w:cs="宋体"/>
                 <w:b/>
                 <w:bCs/>
                 <w:spacing w:val="-1"/>
                 <w:sz w:val="20"/>
                 <w:szCs w:val="20"/>
               </w:rPr>
-              <w:t>自主</w:t>
-            </w:r>
-            <w:r>
-              <w:rPr>
-                <w:rFonts w:ascii="宋体" w:eastAsia="宋体" w:hAnsi="宋体" w:cs="宋体"/>
-                <w:b/>
-                <w:bCs/>
-                <w:spacing w:val="3"/>
-                <w:sz w:val="20"/>
-                <w:szCs w:val="20"/>
-              </w:rPr>
-              <w:t>研发、外购的说明）</w:t>
-            </w:r>
-          </w:p>
-        </w:tc>
-        <w:tc>
-          <w:tcPr>
-            <w:tcW w:w="3196" w:type="dxa"/>
-            <w:shd w:val="clear" w:color="auto" w:fill="E5E5E5"/>
-          </w:tcPr>
-          <w:p>
-            <w:pPr>
-              <w:pStyle w:val="TableText"/>
-              <w:spacing w:line="303" w:lineRule="auto"/>
-            </w:pPr>
-          </w:p>
-          <w:p>
-            <w:pPr>
-              <w:spacing w:before="65" w:line="226" w:lineRule="auto"/>
-              <w:ind w:left="761"/>
-              <w:rPr>
-                <w:rFonts w:ascii="宋体" w:eastAsia="宋体" w:hAnsi="宋体" w:cs="宋体"/>
-                <w:sz w:val="20"/>
-                <w:szCs w:val="20"/>
-              </w:rPr>
-            </w:pPr>
-            <w:r>
-              <w:rPr>
-                <w:rFonts w:ascii="宋体" w:eastAsia="宋体" w:hAnsi="宋体" w:cs="宋体"/>
-                <w:b/>
-                <w:bCs/>
-                <w:spacing w:val="7"/>
-                <w:sz w:val="20"/>
-                <w:szCs w:val="20"/>
-              </w:rPr>
-              <w:t>使用效果评估意见</w:t>
-            </w:r>
-          </w:p>
-        </w:tc>
-        <w:tc>
-          <w:tcPr>
-            <w:tcW w:w="1343" w:type="dxa"/>
-            <w:shd w:val="clear" w:color="auto" w:fill="E5E5E5"/>
-          </w:tcPr>
-          <w:p>
-            <w:pPr>
-              <w:spacing w:before="215" w:line="290" w:lineRule="auto"/>
-              <w:ind w:left="476" w:right="302" w:hanging="169"/>
-              <w:rPr>
-                <w:rFonts w:ascii="宋体" w:eastAsia="宋体" w:hAnsi="宋体" w:cs="宋体"/>
-                <w:sz w:val="20"/>
-                <w:szCs w:val="20"/>
-              </w:rPr>
-            </w:pPr>
-            <w:r>
-              <w:rPr>
-                <w:rFonts w:ascii="宋体" w:eastAsia="宋体" w:hAnsi="宋体" w:cs="宋体"/>
-                <w:b/>
-                <w:bCs/>
-                <w:spacing w:val="4"/>
-                <w:sz w:val="20"/>
-                <w:szCs w:val="20"/>
-              </w:rPr>
-              <w:t>评价人/</w:t>
-            </w:r>
-            <w:r>
-              <w:rPr>
-                <w:rFonts w:ascii="宋体" w:eastAsia="宋体" w:hAnsi="宋体" w:cs="宋体"/>
-                <w:b/>
-                <w:bCs/>
-                <w:spacing w:val="-1"/>
-                <w:sz w:val="20"/>
-                <w:szCs w:val="20"/>
-              </w:rPr>
               <w:t>时间</w:t>
             </w:r>
           </w:p>
@@ -2775,9 +2893,14 @@
       </w:tr>
       <w:tr>
         <w:tblPrEx>
-          <w:tblW w:w="14524" w:type="dxa"/>
-          <w:tblInd w:w="2" w:type="dxa"/>
-          <w:tblLayout w:type="fixed"/>
+          <w:tblBorders>
+            <w:top w:val="single" w:color="000000" w:sz="2" w:space="0"/>
+            <w:left w:val="single" w:color="000000" w:sz="2" w:space="0"/>
+            <w:bottom w:val="single" w:color="000000" w:sz="2" w:space="0"/>
+            <w:right w:val="single" w:color="000000" w:sz="2" w:space="0"/>
+            <w:insideH w:val="single" w:color="000000" w:sz="2" w:space="0"/>
+            <w:insideV w:val="single" w:color="000000" w:sz="2" w:space="0"/>
+          </w:tblBorders>
           <w:tblCellMar>
             <w:top w:w="0" w:type="dxa"/>
             <w:left w:w="0" w:type="dxa"/>
@@ -2786,28 +2909,39 @@
           </w:tblCellMar>
         </w:tblPrEx>
         <w:trPr>
-          <w:trHeight w:val="1972"/>
+          <w:trHeight w:val="0" w:hRule="atLeast"/>
+          <w:jc w:val="center"/>
         </w:trPr>
         <w:tc>
           <w:tcPr>
-            <w:tcW w:w="1275" w:type="dxa"/>
+            <w:tcW w:w="1461" w:type="dxa"/>
+            <w:tcBorders>
+              <w:top w:val="single" w:color="auto" w:sz="4" w:space="0"/>
+              <w:left w:val="single" w:color="auto" w:sz="4" w:space="0"/>
+              <w:bottom w:val="single" w:color="auto" w:sz="4" w:space="0"/>
+              <w:right w:val="single" w:color="auto" w:sz="4" w:space="0"/>
+            </w:tcBorders>
             <w:vAlign w:val="center"/>
           </w:tcPr>
           <w:p>
             <w:pPr>
-              <w:pStyle w:val="Heading1"/>
+              <w:pStyle w:val="2"/>
               <w:bidi w:val="0"/>
-              <w:rPr>
-                <w:rFonts w:ascii="宋体" w:eastAsia="宋体" w:hAnsi="宋体" w:cs="宋体"/>
-                <w:sz w:val="24"/>
+              <w:snapToGrid w:val="0"/>
+              <w:spacing w:line="240" w:lineRule="auto"/>
+              <w:ind w:left="0" w:leftChars="0" w:right="0" w:rightChars="0" w:firstLine="0" w:firstLineChars="0"/>
+              <w:jc w:val="left"/>
+              <w:rPr>
+                <w:rFonts w:ascii="宋体" w:hAnsi="宋体" w:eastAsia="宋体" w:cs="宋体"/>
+                <w:sz w:val="21"/>
                 <w:szCs w:val="24"/>
               </w:rPr>
             </w:pPr>
-            <w:bookmarkStart w:id="2" w:name="_Toc8475"/>
-            <w:r>
-              <w:rPr>
-                <w:rFonts w:ascii="宋体" w:eastAsia="宋体" w:hAnsi="宋体" w:cs="宋体" w:hint="eastAsia"/>
-                <w:sz w:val="24"/>
+            <w:bookmarkStart w:id="2" w:name="_Toc10595"/>
+            <w:r>
+              <w:rPr>
+                <w:rFonts w:hint="eastAsia" w:ascii="宋体" w:hAnsi="宋体" w:eastAsia="宋体" w:cs="宋体"/>
+                <w:sz w:val="21"/>
                 <w:szCs w:val="24"/>
               </w:rPr>
               <w:t>过程管理工具</w:t>
@@ -2817,15 +2951,23 @@
         </w:tc>
         <w:tc>
           <w:tcPr>
-            <w:tcW w:w="1307" w:type="dxa"/>
+            <w:tcW w:w="1040" w:type="dxa"/>
+            <w:tcBorders>
+              <w:top w:val="single" w:color="auto" w:sz="4" w:space="0"/>
+              <w:left w:val="single" w:color="auto" w:sz="4" w:space="0"/>
+              <w:bottom w:val="single" w:color="auto" w:sz="4" w:space="0"/>
+              <w:right w:val="single" w:color="auto" w:sz="4" w:space="0"/>
+            </w:tcBorders>
             <w:vAlign w:val="center"/>
           </w:tcPr>
           <w:p>
             <w:pPr>
-              <w:spacing w:before="12" w:line="234" w:lineRule="auto"/>
-              <w:ind w:left="118" w:right="107" w:firstLine="6"/>
-              <w:rPr>
-                <w:rFonts w:ascii="宋体" w:eastAsia="宋体" w:hAnsi="宋体" w:cs="宋体" w:hint="default"/>
+              <w:snapToGrid w:val="0"/>
+              <w:spacing w:before="12" w:line="240" w:lineRule="auto"/>
+              <w:ind w:left="0" w:leftChars="0" w:right="0" w:rightChars="0" w:firstLine="0" w:firstLineChars="0"/>
+              <w:jc w:val="center"/>
+              <w:rPr>
+                <w:rFonts w:hint="default" w:ascii="宋体" w:hAnsi="宋体" w:eastAsia="宋体" w:cs="宋体"/>
                 <w:sz w:val="21"/>
                 <w:szCs w:val="21"/>
                 <w:lang w:val="en-US" w:eastAsia="zh-CN"/>
@@ -2833,7 +2975,7 @@
             </w:pPr>
             <w:r>
               <w:rPr>
-                <w:rFonts w:ascii="宋体" w:eastAsia="宋体" w:hAnsi="宋体" w:cs="宋体" w:hint="eastAsia"/>
+                <w:rFonts w:hint="eastAsia" w:ascii="宋体" w:hAnsi="宋体" w:eastAsia="宋体" w:cs="宋体"/>
                 <w:sz w:val="21"/>
                 <w:szCs w:val="21"/>
                 <w:lang w:val="en-US" w:eastAsia="zh-CN"/>
@@ -2844,21 +2986,30 @@
         </w:tc>
         <w:tc>
           <w:tcPr>
-            <w:tcW w:w="2874" w:type="dxa"/>
-          </w:tcPr>
-          <w:p>
-            <w:pPr>
-              <w:spacing w:before="12" w:line="234" w:lineRule="auto"/>
-              <w:ind w:left="118" w:right="107" w:firstLine="6"/>
-              <w:rPr>
-                <w:rFonts w:ascii="宋体" w:eastAsia="宋体" w:hAnsi="宋体" w:cs="宋体" w:hint="eastAsia"/>
+            <w:tcW w:w="4301" w:type="dxa"/>
+            <w:tcBorders>
+              <w:top w:val="single" w:color="auto" w:sz="4" w:space="0"/>
+              <w:left w:val="single" w:color="auto" w:sz="4" w:space="0"/>
+              <w:bottom w:val="single" w:color="auto" w:sz="4" w:space="0"/>
+              <w:right w:val="single" w:color="auto" w:sz="4" w:space="0"/>
+            </w:tcBorders>
+            <w:vAlign w:val="center"/>
+          </w:tcPr>
+          <w:p>
+            <w:pPr>
+              <w:snapToGrid w:val="0"/>
+              <w:spacing w:before="12" w:line="240" w:lineRule="auto"/>
+              <w:ind w:left="0" w:leftChars="0" w:right="0" w:rightChars="0" w:firstLine="0" w:firstLineChars="0"/>
+              <w:jc w:val="left"/>
+              <w:rPr>
+                <w:rFonts w:hint="eastAsia" w:ascii="宋体" w:hAnsi="宋体" w:eastAsia="宋体" w:cs="宋体"/>
                 <w:sz w:val="21"/>
                 <w:szCs w:val="21"/>
               </w:rPr>
             </w:pPr>
             <w:r>
               <w:rPr>
-                <w:rFonts w:ascii="宋体" w:eastAsia="宋体" w:hAnsi="宋体" w:cs="宋体" w:hint="eastAsia"/>
+                <w:rFonts w:hint="eastAsia" w:ascii="宋体" w:hAnsi="宋体" w:eastAsia="宋体" w:cs="宋体"/>
                 <w:sz w:val="21"/>
                 <w:szCs w:val="21"/>
               </w:rPr>
@@ -2868,15 +3019,23 @@
         </w:tc>
         <w:tc>
           <w:tcPr>
-            <w:tcW w:w="2543" w:type="dxa"/>
+            <w:tcW w:w="1154" w:type="dxa"/>
+            <w:tcBorders>
+              <w:top w:val="single" w:color="auto" w:sz="4" w:space="0"/>
+              <w:left w:val="single" w:color="auto" w:sz="4" w:space="0"/>
+              <w:bottom w:val="single" w:color="auto" w:sz="4" w:space="0"/>
+              <w:right w:val="single" w:color="auto" w:sz="4" w:space="0"/>
+            </w:tcBorders>
             <w:vAlign w:val="center"/>
           </w:tcPr>
           <w:p>
             <w:pPr>
-              <w:spacing w:before="12" w:line="234" w:lineRule="auto"/>
-              <w:ind w:left="118" w:right="107" w:firstLine="6"/>
-              <w:rPr>
-                <w:rFonts w:ascii="宋体" w:eastAsia="宋体" w:hAnsi="宋体" w:cs="宋体" w:hint="eastAsia"/>
+              <w:snapToGrid w:val="0"/>
+              <w:spacing w:before="12" w:line="240" w:lineRule="auto"/>
+              <w:ind w:left="0" w:leftChars="0" w:right="0" w:rightChars="0" w:firstLine="0" w:firstLineChars="0"/>
+              <w:jc w:val="center"/>
+              <w:rPr>
+                <w:rFonts w:hint="eastAsia" w:ascii="宋体" w:hAnsi="宋体" w:eastAsia="宋体" w:cs="宋体"/>
                 <w:sz w:val="21"/>
                 <w:szCs w:val="21"/>
                 <w:lang w:val="en-US" w:eastAsia="zh-CN"/>
@@ -2884,8 +3043,8 @@
             </w:pPr>
             <w:r>
               <w:rPr>
-                <w:rFonts w:ascii="宋体" w:eastAsia="宋体" w:hAnsi="宋体" w:cs="宋体"/>
-                <w:sz w:val="24"/>
+                <w:rFonts w:ascii="宋体" w:hAnsi="宋体" w:eastAsia="宋体" w:cs="宋体"/>
+                <w:sz w:val="21"/>
                 <w:szCs w:val="24"/>
               </w:rPr>
               <w:t>翔云系统运维及知识管理体系建设项目</w:t>
@@ -2894,15 +3053,23 @@
         </w:tc>
         <w:tc>
           <w:tcPr>
-            <w:tcW w:w="1986" w:type="dxa"/>
+            <w:tcW w:w="966" w:type="dxa"/>
+            <w:tcBorders>
+              <w:top w:val="single" w:color="auto" w:sz="4" w:space="0"/>
+              <w:left w:val="single" w:color="auto" w:sz="4" w:space="0"/>
+              <w:bottom w:val="single" w:color="auto" w:sz="4" w:space="0"/>
+              <w:right w:val="single" w:color="auto" w:sz="4" w:space="0"/>
+            </w:tcBorders>
             <w:vAlign w:val="center"/>
           </w:tcPr>
           <w:p>
             <w:pPr>
-              <w:spacing w:before="78" w:line="220" w:lineRule="auto"/>
-              <w:ind w:left="560"/>
-              <w:rPr>
-                <w:rFonts w:ascii="宋体" w:eastAsia="宋体" w:hAnsi="宋体" w:cs="宋体" w:hint="eastAsia"/>
+              <w:snapToGrid w:val="0"/>
+              <w:spacing w:before="78" w:line="240" w:lineRule="auto"/>
+              <w:ind w:left="0" w:leftChars="0" w:right="0" w:rightChars="0" w:firstLine="0" w:firstLineChars="0"/>
+              <w:jc w:val="center"/>
+              <w:rPr>
+                <w:rFonts w:hint="eastAsia" w:ascii="宋体" w:hAnsi="宋体" w:eastAsia="宋体" w:cs="宋体"/>
                 <w:sz w:val="21"/>
                 <w:szCs w:val="21"/>
                 <w:lang w:val="en-US" w:eastAsia="zh-CN"/>
@@ -2910,7 +3077,7 @@
             </w:pPr>
             <w:r>
               <w:rPr>
-                <w:rFonts w:ascii="宋体" w:eastAsia="宋体" w:hAnsi="宋体" w:cs="宋体" w:hint="eastAsia"/>
+                <w:rFonts w:hint="eastAsia" w:ascii="宋体" w:hAnsi="宋体" w:eastAsia="宋体" w:cs="宋体"/>
                 <w:sz w:val="21"/>
                 <w:szCs w:val="21"/>
                 <w:lang w:val="en-US" w:eastAsia="zh-CN"/>
@@ -2921,14 +3088,23 @@
         </w:tc>
         <w:tc>
           <w:tcPr>
-            <w:tcW w:w="3196" w:type="dxa"/>
-          </w:tcPr>
-          <w:p>
-            <w:pPr>
-              <w:spacing w:before="12" w:line="234" w:lineRule="auto"/>
-              <w:ind w:left="118" w:right="107" w:firstLine="6"/>
-              <w:rPr>
-                <w:rFonts w:ascii="宋体" w:eastAsia="宋体" w:hAnsi="宋体" w:cs="宋体" w:hint="eastAsia"/>
+            <w:tcW w:w="4211" w:type="dxa"/>
+            <w:tcBorders>
+              <w:top w:val="single" w:color="auto" w:sz="4" w:space="0"/>
+              <w:left w:val="single" w:color="auto" w:sz="4" w:space="0"/>
+              <w:bottom w:val="single" w:color="auto" w:sz="4" w:space="0"/>
+              <w:right w:val="single" w:color="auto" w:sz="4" w:space="0"/>
+            </w:tcBorders>
+            <w:vAlign w:val="center"/>
+          </w:tcPr>
+          <w:p>
+            <w:pPr>
+              <w:snapToGrid w:val="0"/>
+              <w:spacing w:before="12" w:line="240" w:lineRule="auto"/>
+              <w:ind w:left="0" w:leftChars="0" w:right="0" w:rightChars="0" w:firstLine="0" w:firstLineChars="0"/>
+              <w:jc w:val="left"/>
+              <w:rPr>
+                <w:rFonts w:hint="eastAsia" w:ascii="宋体" w:hAnsi="宋体" w:eastAsia="宋体" w:cs="宋体"/>
                 <w:sz w:val="21"/>
                 <w:szCs w:val="21"/>
                 <w:lang w:val="en-US" w:eastAsia="zh-CN"/>
@@ -2936,7 +3112,7 @@
             </w:pPr>
             <w:r>
               <w:rPr>
-                <w:rFonts w:ascii="宋体" w:eastAsia="宋体" w:hAnsi="宋体" w:cs="宋体" w:hint="eastAsia"/>
+                <w:rFonts w:hint="eastAsia" w:ascii="宋体" w:hAnsi="宋体" w:eastAsia="宋体" w:cs="宋体"/>
                 <w:sz w:val="21"/>
                 <w:szCs w:val="21"/>
               </w:rPr>
@@ -2944,7 +3120,7 @@
             </w:r>
             <w:r>
               <w:rPr>
-                <w:rFonts w:ascii="宋体" w:eastAsia="宋体" w:hAnsi="宋体" w:cs="宋体" w:hint="eastAsia"/>
+                <w:rFonts w:hint="eastAsia" w:ascii="宋体" w:hAnsi="宋体" w:eastAsia="宋体" w:cs="宋体"/>
                 <w:sz w:val="21"/>
                 <w:szCs w:val="21"/>
                 <w:lang w:eastAsia="zh-CN"/>
@@ -2955,15 +3131,23 @@
         </w:tc>
         <w:tc>
           <w:tcPr>
-            <w:tcW w:w="1343" w:type="dxa"/>
+            <w:tcW w:w="1064" w:type="dxa"/>
+            <w:tcBorders>
+              <w:top w:val="single" w:color="auto" w:sz="4" w:space="0"/>
+              <w:left w:val="single" w:color="auto" w:sz="4" w:space="0"/>
+              <w:bottom w:val="single" w:color="auto" w:sz="4" w:space="0"/>
+              <w:right w:val="single" w:color="auto" w:sz="4" w:space="0"/>
+            </w:tcBorders>
             <w:vAlign w:val="center"/>
           </w:tcPr>
           <w:p>
             <w:pPr>
-              <w:spacing w:before="26" w:line="239" w:lineRule="auto"/>
-              <w:ind w:left="120"/>
-              <w:rPr>
-                <w:rFonts w:ascii="宋体" w:eastAsia="宋体" w:hAnsi="宋体" w:cs="宋体" w:hint="eastAsia"/>
+              <w:snapToGrid w:val="0"/>
+              <w:spacing w:before="26" w:line="240" w:lineRule="auto"/>
+              <w:ind w:left="0" w:leftChars="0" w:right="0" w:rightChars="0" w:firstLine="0" w:firstLineChars="0"/>
+              <w:jc w:val="center"/>
+              <w:rPr>
+                <w:rFonts w:hint="eastAsia" w:ascii="宋体" w:hAnsi="宋体" w:eastAsia="宋体" w:cs="宋体"/>
                 <w:spacing w:val="-2"/>
                 <w:sz w:val="21"/>
                 <w:szCs w:val="21"/>
@@ -2972,7 +3156,7 @@
             </w:pPr>
             <w:r>
               <w:rPr>
-                <w:rFonts w:ascii="宋体" w:eastAsia="宋体" w:hAnsi="宋体" w:cs="宋体" w:hint="eastAsia"/>
+                <w:rFonts w:hint="eastAsia" w:ascii="宋体" w:hAnsi="宋体" w:eastAsia="宋体" w:cs="宋体"/>
                 <w:spacing w:val="-2"/>
                 <w:sz w:val="21"/>
                 <w:szCs w:val="21"/>
@@ -2983,10 +3167,12 @@
           </w:p>
           <w:p>
             <w:pPr>
-              <w:spacing w:before="26" w:line="239" w:lineRule="auto"/>
-              <w:ind w:left="120"/>
-              <w:rPr>
-                <w:rFonts w:ascii="宋体" w:eastAsia="宋体" w:hAnsi="宋体" w:cs="宋体" w:hint="eastAsia"/>
+              <w:snapToGrid w:val="0"/>
+              <w:spacing w:before="26" w:line="240" w:lineRule="auto"/>
+              <w:ind w:left="0" w:leftChars="0" w:right="0" w:rightChars="0" w:firstLine="0" w:firstLineChars="0"/>
+              <w:jc w:val="center"/>
+              <w:rPr>
+                <w:rFonts w:hint="eastAsia" w:ascii="宋体" w:hAnsi="宋体" w:eastAsia="宋体" w:cs="宋体"/>
                 <w:spacing w:val="-2"/>
                 <w:sz w:val="21"/>
                 <w:szCs w:val="21"/>
@@ -2995,7 +3181,7 @@
             </w:pPr>
             <w:r>
               <w:rPr>
-                <w:rFonts w:ascii="宋体" w:eastAsia="宋体" w:hAnsi="宋体" w:cs="宋体" w:hint="eastAsia"/>
+                <w:rFonts w:hint="eastAsia" w:ascii="宋体" w:hAnsi="宋体" w:eastAsia="宋体" w:cs="宋体"/>
                 <w:spacing w:val="-2"/>
                 <w:sz w:val="21"/>
                 <w:szCs w:val="21"/>
@@ -3008,9 +3194,14 @@
       </w:tr>
       <w:tr>
         <w:tblPrEx>
-          <w:tblW w:w="14524" w:type="dxa"/>
-          <w:tblInd w:w="2" w:type="dxa"/>
-          <w:tblLayout w:type="fixed"/>
+          <w:tblBorders>
+            <w:top w:val="single" w:color="000000" w:sz="2" w:space="0"/>
+            <w:left w:val="single" w:color="000000" w:sz="2" w:space="0"/>
+            <w:bottom w:val="single" w:color="000000" w:sz="2" w:space="0"/>
+            <w:right w:val="single" w:color="000000" w:sz="2" w:space="0"/>
+            <w:insideH w:val="single" w:color="000000" w:sz="2" w:space="0"/>
+            <w:insideV w:val="single" w:color="000000" w:sz="2" w:space="0"/>
+          </w:tblBorders>
           <w:tblCellMar>
             <w:top w:w="0" w:type="dxa"/>
             <w:left w:w="0" w:type="dxa"/>
@@ -3019,28 +3210,39 @@
           </w:tblCellMar>
         </w:tblPrEx>
         <w:trPr>
-          <w:trHeight w:val="2879"/>
+          <w:trHeight w:val="0" w:hRule="atLeast"/>
+          <w:jc w:val="center"/>
         </w:trPr>
         <w:tc>
           <w:tcPr>
-            <w:tcW w:w="1275" w:type="dxa"/>
+            <w:tcW w:w="1461" w:type="dxa"/>
+            <w:tcBorders>
+              <w:top w:val="single" w:color="auto" w:sz="4" w:space="0"/>
+              <w:left w:val="single" w:color="auto" w:sz="4" w:space="0"/>
+              <w:bottom w:val="single" w:color="auto" w:sz="4" w:space="0"/>
+              <w:right w:val="single" w:color="auto" w:sz="4" w:space="0"/>
+            </w:tcBorders>
             <w:vAlign w:val="center"/>
           </w:tcPr>
           <w:p>
             <w:pPr>
-              <w:pStyle w:val="Heading1"/>
+              <w:pStyle w:val="2"/>
               <w:bidi w:val="0"/>
-              <w:rPr>
-                <w:rFonts w:ascii="宋体" w:eastAsia="宋体" w:hAnsi="宋体" w:cs="宋体"/>
-                <w:sz w:val="24"/>
+              <w:snapToGrid w:val="0"/>
+              <w:spacing w:line="240" w:lineRule="auto"/>
+              <w:ind w:left="0" w:leftChars="0" w:right="0" w:rightChars="0" w:firstLine="0" w:firstLineChars="0"/>
+              <w:jc w:val="left"/>
+              <w:rPr>
+                <w:rFonts w:ascii="宋体" w:hAnsi="宋体" w:eastAsia="宋体" w:cs="宋体"/>
+                <w:sz w:val="21"/>
                 <w:szCs w:val="24"/>
               </w:rPr>
             </w:pPr>
-            <w:bookmarkStart w:id="3" w:name="_Toc26534"/>
-            <w:r>
-              <w:rPr>
-                <w:rFonts w:ascii="宋体" w:eastAsia="宋体" w:hAnsi="宋体" w:cs="宋体" w:hint="eastAsia"/>
-                <w:sz w:val="24"/>
+            <w:bookmarkStart w:id="3" w:name="_Toc6744"/>
+            <w:r>
+              <w:rPr>
+                <w:rFonts w:hint="eastAsia" w:ascii="宋体" w:hAnsi="宋体" w:eastAsia="宋体" w:cs="宋体"/>
+                <w:sz w:val="21"/>
                 <w:szCs w:val="24"/>
               </w:rPr>
               <w:t>监控工具</w:t>
@@ -3050,15 +3252,24 @@
         </w:tc>
         <w:tc>
           <w:tcPr>
-            <w:tcW w:w="1307" w:type="dxa"/>
+            <w:tcW w:w="1040" w:type="dxa"/>
+            <w:tcBorders>
+              <w:top w:val="single" w:color="auto" w:sz="4" w:space="0"/>
+              <w:left w:val="single" w:color="auto" w:sz="4" w:space="0"/>
+              <w:bottom w:val="single" w:color="auto" w:sz="4" w:space="0"/>
+              <w:right w:val="single" w:color="auto" w:sz="4" w:space="0"/>
+            </w:tcBorders>
             <w:vAlign w:val="center"/>
           </w:tcPr>
           <w:p>
             <w:pPr>
-              <w:spacing w:before="12" w:line="234" w:lineRule="auto"/>
-              <w:ind w:left="118" w:right="107" w:firstLine="6"/>
-              <w:rPr>
-                <w:rFonts w:ascii="宋体" w:eastAsia="宋体" w:hAnsi="宋体" w:cs="宋体" w:hint="default"/>
+              <w:pStyle w:val="29"/>
+              <w:snapToGrid w:val="0"/>
+              <w:spacing w:line="240" w:lineRule="auto"/>
+              <w:ind w:left="0" w:leftChars="0" w:right="0" w:rightChars="0" w:firstLine="0" w:firstLineChars="0"/>
+              <w:jc w:val="center"/>
+              <w:rPr>
+                <w:rFonts w:hint="default" w:ascii="宋体" w:hAnsi="宋体" w:eastAsia="宋体" w:cs="宋体"/>
                 <w:sz w:val="21"/>
                 <w:szCs w:val="21"/>
                 <w:lang w:val="en-US" w:eastAsia="zh-CN"/>
@@ -3066,86 +3277,100 @@
             </w:pPr>
             <w:r>
               <w:rPr>
-                <w:rFonts w:ascii="宋体" w:eastAsia="宋体" w:hAnsi="宋体" w:cs="宋体" w:hint="eastAsia"/>
+                <w:rFonts w:hint="eastAsia" w:ascii="宋体" w:eastAsia="宋体"/>
+                <w:sz w:val="21"/>
+                <w:lang w:val="en-US" w:eastAsia="zh-CN"/>
+              </w:rPr>
+              <w:t>智瞰哨兵管理平台</w:t>
+            </w:r>
+          </w:p>
+        </w:tc>
+        <w:tc>
+          <w:tcPr>
+            <w:tcW w:w="4301" w:type="dxa"/>
+            <w:tcBorders>
+              <w:top w:val="single" w:color="auto" w:sz="4" w:space="0"/>
+              <w:left w:val="single" w:color="auto" w:sz="4" w:space="0"/>
+              <w:bottom w:val="single" w:color="auto" w:sz="4" w:space="0"/>
+              <w:right w:val="single" w:color="auto" w:sz="4" w:space="0"/>
+            </w:tcBorders>
+            <w:vAlign w:val="center"/>
+          </w:tcPr>
+          <w:p>
+            <w:pPr>
+              <w:snapToGrid w:val="0"/>
+              <w:spacing w:before="12" w:line="240" w:lineRule="auto"/>
+              <w:ind w:left="0" w:leftChars="0" w:right="0" w:rightChars="0" w:firstLine="0" w:firstLineChars="0"/>
+              <w:jc w:val="left"/>
+              <w:rPr>
+                <w:rFonts w:hint="eastAsia" w:ascii="宋体" w:hAnsi="宋体" w:eastAsia="宋体" w:cs="宋体"/>
                 <w:sz w:val="21"/>
                 <w:szCs w:val="21"/>
-                <w:lang w:val="en-US" w:eastAsia="zh-CN"/>
-              </w:rPr>
-              <w:t>运维安全与数据库审计管控平台</w:t>
-            </w:r>
-          </w:p>
-        </w:tc>
-        <w:tc>
-          <w:tcPr>
-            <w:tcW w:w="2874" w:type="dxa"/>
-          </w:tcPr>
-          <w:p>
-            <w:pPr>
-              <w:spacing w:before="12" w:line="234" w:lineRule="auto"/>
-              <w:ind w:left="118" w:right="107" w:firstLine="6"/>
-              <w:rPr>
-                <w:rFonts w:ascii="宋体" w:eastAsia="宋体" w:hAnsi="宋体" w:cs="宋体" w:hint="eastAsia"/>
+              </w:rPr>
+            </w:pPr>
+            <w:r>
+              <w:rPr>
+                <w:rFonts w:hint="eastAsia" w:ascii="宋体" w:hAnsi="宋体" w:eastAsia="宋体" w:cs="宋体"/>
                 <w:sz w:val="21"/>
                 <w:szCs w:val="21"/>
-              </w:rPr>
-            </w:pPr>
-            <w:r>
-              <w:rPr>
-                <w:rFonts w:ascii="宋体" w:eastAsia="宋体" w:hAnsi="宋体" w:cs="宋体" w:hint="eastAsia"/>
+                <w:lang w:val="en-US" w:eastAsia="zh-CN"/>
+              </w:rPr>
+              <w:t>以服务价值链为核心，创造性地打通了从通信机房设备到客户业务体验的完整数据链条。它的最大特色在于实现了 “三个贯通”：一是横向到边的专业贯通，深度集成通信网络、动环等专业监控，形成统一视图；二是纵向到底的业务贯通，能将底层基础设施告警实时关联影响的上层业务服务和具体客户合同；三是管理闭环的流程贯通，让监控数据能自动驱动事件、容量管理和服务报告，最终将技术数据转化为可直接衡量服务价值和管理效能的管理语言，驱动运维从被动响应转向主动运营。</w:t>
+            </w:r>
+          </w:p>
+        </w:tc>
+        <w:tc>
+          <w:tcPr>
+            <w:tcW w:w="1154" w:type="dxa"/>
+            <w:tcBorders>
+              <w:top w:val="single" w:color="auto" w:sz="4" w:space="0"/>
+              <w:left w:val="single" w:color="auto" w:sz="4" w:space="0"/>
+              <w:bottom w:val="single" w:color="auto" w:sz="4" w:space="0"/>
+              <w:right w:val="single" w:color="auto" w:sz="4" w:space="0"/>
+            </w:tcBorders>
+            <w:vAlign w:val="center"/>
+          </w:tcPr>
+          <w:p>
+            <w:pPr>
+              <w:snapToGrid w:val="0"/>
+              <w:spacing w:before="12" w:line="240" w:lineRule="auto"/>
+              <w:ind w:left="0" w:leftChars="0" w:right="0" w:rightChars="0" w:firstLine="0" w:firstLineChars="0"/>
+              <w:jc w:val="center"/>
+              <w:rPr>
+                <w:rFonts w:hint="eastAsia" w:ascii="宋体" w:hAnsi="宋体" w:eastAsia="宋体" w:cs="宋体"/>
                 <w:sz w:val="21"/>
                 <w:szCs w:val="21"/>
-                <w:lang w:val="en-US" w:eastAsia="zh-CN"/>
-              </w:rPr>
-              <w:t>集成了服务器、</w:t>
-            </w:r>
-            <w:r>
-              <w:rPr>
-                <w:rFonts w:ascii="宋体" w:eastAsia="宋体" w:hAnsi="宋体" w:cs="宋体" w:hint="eastAsia"/>
-                <w:sz w:val="21"/>
-                <w:szCs w:val="21"/>
-              </w:rPr>
-              <w:t>数据库（RDS）、负载均衡（SLB）、对象存储（OSS）等多种云产品的管理功能，还包含数据管理服务（DMS）、运维审计、监控等模块，能够帮助企业对云计算资源进行集中化、精细化的运营与管理，适用于政务、企业数字化转型等场景</w:t>
-            </w:r>
-          </w:p>
-        </w:tc>
-        <w:tc>
-          <w:tcPr>
-            <w:tcW w:w="2543" w:type="dxa"/>
+              </w:rPr>
+            </w:pPr>
+            <w:r>
+              <w:rPr>
+                <w:rFonts w:ascii="宋体" w:hAnsi="宋体" w:eastAsia="宋体" w:cs="宋体"/>
+                <w:sz w:val="21"/>
+                <w:szCs w:val="24"/>
+              </w:rPr>
+              <w:t>翔云系统运维及知识管理体系建设项目</w:t>
+            </w:r>
+          </w:p>
+        </w:tc>
+        <w:tc>
+          <w:tcPr>
+            <w:tcW w:w="966" w:type="dxa"/>
+            <w:tcBorders>
+              <w:top w:val="single" w:color="auto" w:sz="4" w:space="0"/>
+              <w:left w:val="single" w:color="auto" w:sz="4" w:space="0"/>
+              <w:bottom w:val="single" w:color="auto" w:sz="4" w:space="0"/>
+              <w:right w:val="single" w:color="auto" w:sz="4" w:space="0"/>
+            </w:tcBorders>
             <w:vAlign w:val="center"/>
           </w:tcPr>
           <w:p>
             <w:pPr>
-              <w:spacing w:before="12" w:line="234" w:lineRule="auto"/>
-              <w:ind w:left="118" w:right="107" w:firstLine="6"/>
-              <w:rPr>
-                <w:rFonts w:ascii="宋体" w:eastAsia="宋体" w:hAnsi="宋体" w:cs="宋体" w:hint="eastAsia"/>
-                <w:sz w:val="21"/>
-                <w:szCs w:val="21"/>
-              </w:rPr>
-            </w:pPr>
-            <w:r>
-              <w:rPr>
-                <w:rFonts w:ascii="宋体" w:eastAsia="宋体" w:hAnsi="宋体" w:cs="宋体"/>
-                <w:sz w:val="24"/>
-                <w:szCs w:val="24"/>
-              </w:rPr>
-              <w:t>翔云系统运维及知识管理体系建设项目</w:t>
-            </w:r>
-            <w:bookmarkStart w:id="4" w:name="_GoBack"/>
-            <w:bookmarkEnd w:id="4"/>
-          </w:p>
-        </w:tc>
-        <w:tc>
-          <w:tcPr>
-            <w:tcW w:w="1986" w:type="dxa"/>
-            <w:vAlign w:val="center"/>
-          </w:tcPr>
-          <w:p>
-            <w:pPr>
-              <w:spacing w:before="78" w:line="221" w:lineRule="auto"/>
-              <w:ind w:left="521"/>
-              <w:rPr>
-                <w:rFonts w:ascii="宋体" w:eastAsia="宋体" w:hAnsi="宋体" w:cs="宋体" w:hint="eastAsia"/>
+              <w:snapToGrid w:val="0"/>
+              <w:spacing w:before="78" w:line="240" w:lineRule="auto"/>
+              <w:ind w:left="0" w:leftChars="0" w:right="0" w:rightChars="0" w:firstLine="0" w:firstLineChars="0"/>
+              <w:jc w:val="center"/>
+              <w:rPr>
+                <w:rFonts w:hint="eastAsia" w:ascii="宋体" w:hAnsi="宋体" w:eastAsia="宋体" w:cs="宋体"/>
                 <w:sz w:val="21"/>
                 <w:szCs w:val="21"/>
                 <w:lang w:eastAsia="zh-CN"/>
@@ -3153,7 +3378,7 @@
             </w:pPr>
             <w:r>
               <w:rPr>
-                <w:rFonts w:ascii="宋体" w:eastAsia="宋体" w:hAnsi="宋体" w:cs="宋体" w:hint="eastAsia"/>
+                <w:rFonts w:hint="eastAsia" w:ascii="宋体" w:hAnsi="宋体" w:eastAsia="宋体" w:cs="宋体"/>
                 <w:spacing w:val="-3"/>
                 <w:sz w:val="21"/>
                 <w:szCs w:val="21"/>
@@ -3165,14 +3390,23 @@
         </w:tc>
         <w:tc>
           <w:tcPr>
-            <w:tcW w:w="3196" w:type="dxa"/>
-          </w:tcPr>
-          <w:p>
-            <w:pPr>
-              <w:spacing w:before="12" w:line="234" w:lineRule="auto"/>
-              <w:ind w:left="118" w:right="107" w:firstLine="6"/>
-              <w:rPr>
-                <w:rFonts w:ascii="宋体" w:eastAsia="宋体" w:hAnsi="宋体" w:cs="宋体" w:hint="eastAsia"/>
+            <w:tcW w:w="4211" w:type="dxa"/>
+            <w:tcBorders>
+              <w:top w:val="single" w:color="auto" w:sz="4" w:space="0"/>
+              <w:left w:val="single" w:color="auto" w:sz="4" w:space="0"/>
+              <w:bottom w:val="single" w:color="auto" w:sz="4" w:space="0"/>
+              <w:right w:val="single" w:color="auto" w:sz="4" w:space="0"/>
+            </w:tcBorders>
+            <w:vAlign w:val="center"/>
+          </w:tcPr>
+          <w:p>
+            <w:pPr>
+              <w:snapToGrid w:val="0"/>
+              <w:spacing w:before="12" w:line="240" w:lineRule="auto"/>
+              <w:ind w:left="0" w:leftChars="0" w:right="0" w:rightChars="0" w:firstLine="0" w:firstLineChars="0"/>
+              <w:jc w:val="left"/>
+              <w:rPr>
+                <w:rFonts w:hint="eastAsia" w:ascii="宋体" w:hAnsi="宋体" w:eastAsia="宋体" w:cs="宋体"/>
                 <w:sz w:val="21"/>
                 <w:szCs w:val="21"/>
                 <w:lang w:val="en-US" w:eastAsia="zh-CN"/>
@@ -3180,31 +3414,384 @@
             </w:pPr>
             <w:r>
               <w:rPr>
-                <w:rFonts w:ascii="宋体" w:eastAsia="宋体" w:hAnsi="宋体" w:cs="宋体" w:hint="eastAsia"/>
+                <w:rFonts w:hint="default" w:ascii="宋体" w:hAnsi="宋体" w:eastAsia="宋体" w:cs="宋体"/>
+                <w:sz w:val="21"/>
+                <w:szCs w:val="21"/>
+                <w:lang w:val="en-US" w:eastAsia="zh-CN"/>
+              </w:rPr>
+              <w:t>借助立体化监控工具链，实现了对微服务架构下数千实例的健康状态、性能指标与调用链路的实时可视与智能预警，使潜在故障的平均发现时间（MTTD）大幅提前，有效保障了核心业务系统的高可用性。</w:t>
+            </w:r>
+          </w:p>
+        </w:tc>
+        <w:tc>
+          <w:tcPr>
+            <w:tcW w:w="1064" w:type="dxa"/>
+            <w:tcBorders>
+              <w:top w:val="single" w:color="auto" w:sz="4" w:space="0"/>
+              <w:left w:val="single" w:color="auto" w:sz="4" w:space="0"/>
+              <w:bottom w:val="single" w:color="auto" w:sz="4" w:space="0"/>
+              <w:right w:val="single" w:color="auto" w:sz="4" w:space="0"/>
+            </w:tcBorders>
+            <w:vAlign w:val="center"/>
+          </w:tcPr>
+          <w:p>
+            <w:pPr>
+              <w:snapToGrid w:val="0"/>
+              <w:spacing w:before="26" w:line="240" w:lineRule="auto"/>
+              <w:ind w:left="0" w:leftChars="0" w:right="0" w:rightChars="0" w:firstLine="0" w:firstLineChars="0"/>
+              <w:jc w:val="center"/>
+              <w:rPr>
+                <w:rFonts w:hint="eastAsia" w:ascii="宋体" w:hAnsi="宋体" w:eastAsia="宋体" w:cs="宋体"/>
+                <w:spacing w:val="-2"/>
+                <w:sz w:val="21"/>
+                <w:szCs w:val="21"/>
+                <w:lang w:val="en-US" w:eastAsia="zh-CN"/>
+              </w:rPr>
+            </w:pPr>
+            <w:r>
+              <w:rPr>
+                <w:rFonts w:hint="eastAsia" w:ascii="宋体" w:hAnsi="宋体" w:eastAsia="宋体" w:cs="宋体"/>
+                <w:spacing w:val="-2"/>
+                <w:sz w:val="21"/>
+                <w:szCs w:val="21"/>
+                <w:lang w:val="en-US" w:eastAsia="zh-CN"/>
+              </w:rPr>
+              <w:t>徐超超</w:t>
+            </w:r>
+          </w:p>
+          <w:p>
+            <w:pPr>
+              <w:snapToGrid w:val="0"/>
+              <w:spacing w:before="26" w:line="240" w:lineRule="auto"/>
+              <w:ind w:left="0" w:leftChars="0" w:right="0" w:rightChars="0" w:firstLine="0" w:firstLineChars="0"/>
+              <w:jc w:val="center"/>
+              <w:rPr>
+                <w:rFonts w:hint="eastAsia" w:ascii="宋体" w:hAnsi="宋体" w:eastAsia="宋体" w:cs="宋体"/>
+                <w:spacing w:val="-2"/>
+                <w:sz w:val="21"/>
+                <w:szCs w:val="21"/>
+                <w:lang w:val="en-US" w:eastAsia="zh-CN"/>
+              </w:rPr>
+            </w:pPr>
+            <w:r>
+              <w:rPr>
+                <w:rFonts w:hint="eastAsia" w:ascii="宋体" w:hAnsi="宋体" w:eastAsia="宋体" w:cs="宋体"/>
+                <w:spacing w:val="-2"/>
+                <w:sz w:val="21"/>
+                <w:szCs w:val="21"/>
+                <w:lang w:val="en-US" w:eastAsia="zh-CN"/>
+              </w:rPr>
+              <w:t>2025.11.20</w:t>
+            </w:r>
+          </w:p>
+        </w:tc>
+      </w:tr>
+      <w:tr>
+        <w:tblPrEx>
+          <w:tblBorders>
+            <w:top w:val="single" w:color="000000" w:sz="2" w:space="0"/>
+            <w:left w:val="single" w:color="000000" w:sz="2" w:space="0"/>
+            <w:bottom w:val="single" w:color="000000" w:sz="2" w:space="0"/>
+            <w:right w:val="single" w:color="000000" w:sz="2" w:space="0"/>
+            <w:insideH w:val="single" w:color="000000" w:sz="2" w:space="0"/>
+            <w:insideV w:val="single" w:color="000000" w:sz="2" w:space="0"/>
+          </w:tblBorders>
+          <w:tblCellMar>
+            <w:top w:w="0" w:type="dxa"/>
+            <w:left w:w="0" w:type="dxa"/>
+            <w:bottom w:w="0" w:type="dxa"/>
+            <w:right w:w="0" w:type="dxa"/>
+          </w:tblCellMar>
+        </w:tblPrEx>
+        <w:trPr>
+          <w:trHeight w:val="0" w:hRule="atLeast"/>
+          <w:jc w:val="center"/>
+        </w:trPr>
+        <w:tc>
+          <w:tcPr>
+            <w:tcW w:w="1461" w:type="dxa"/>
+            <w:tcBorders>
+              <w:top w:val="single" w:color="auto" w:sz="4" w:space="0"/>
+              <w:left w:val="single" w:color="auto" w:sz="4" w:space="0"/>
+              <w:bottom w:val="single" w:color="auto" w:sz="4" w:space="0"/>
+              <w:right w:val="single" w:color="auto" w:sz="4" w:space="0"/>
+            </w:tcBorders>
+            <w:vAlign w:val="center"/>
+          </w:tcPr>
+          <w:p>
+            <w:pPr>
+              <w:pStyle w:val="2"/>
+              <w:bidi w:val="0"/>
+              <w:snapToGrid w:val="0"/>
+              <w:spacing w:line="240" w:lineRule="auto"/>
+              <w:ind w:left="0" w:leftChars="0" w:right="0" w:rightChars="0" w:firstLine="0" w:firstLineChars="0"/>
+              <w:jc w:val="left"/>
+              <w:rPr>
+                <w:rFonts w:hint="eastAsia" w:ascii="宋体" w:hAnsi="宋体" w:eastAsia="宋体" w:cs="宋体"/>
+                <w:sz w:val="21"/>
+                <w:szCs w:val="24"/>
+              </w:rPr>
+            </w:pPr>
+            <w:bookmarkStart w:id="4" w:name="_Toc27196"/>
+            <w:r>
+              <w:rPr>
+                <w:rFonts w:hint="eastAsia" w:ascii="宋体" w:hAnsi="宋体" w:eastAsia="宋体" w:cs="宋体"/>
+                <w:sz w:val="21"/>
+                <w:szCs w:val="24"/>
+                <w:lang w:val="en-US" w:eastAsia="zh-CN"/>
+              </w:rPr>
+              <w:t>服务知识</w:t>
+            </w:r>
+            <w:bookmarkEnd w:id="4"/>
+          </w:p>
+        </w:tc>
+        <w:tc>
+          <w:tcPr>
+            <w:tcW w:w="1040" w:type="dxa"/>
+            <w:tcBorders>
+              <w:top w:val="single" w:color="auto" w:sz="4" w:space="0"/>
+              <w:left w:val="single" w:color="auto" w:sz="4" w:space="0"/>
+              <w:bottom w:val="single" w:color="auto" w:sz="4" w:space="0"/>
+              <w:right w:val="single" w:color="auto" w:sz="4" w:space="0"/>
+            </w:tcBorders>
+            <w:vAlign w:val="center"/>
+          </w:tcPr>
+          <w:p>
+            <w:pPr>
+              <w:pStyle w:val="29"/>
+              <w:snapToGrid w:val="0"/>
+              <w:spacing w:line="240" w:lineRule="auto"/>
+              <w:ind w:left="0" w:leftChars="0" w:right="0" w:rightChars="0" w:firstLine="0" w:firstLineChars="0"/>
+              <w:jc w:val="center"/>
+              <w:rPr>
+                <w:rFonts w:hint="default" w:ascii="宋体" w:eastAsia="宋体"/>
+                <w:sz w:val="21"/>
+                <w:lang w:val="en-US" w:eastAsia="zh-CN"/>
+              </w:rPr>
+            </w:pPr>
+            <w:r>
+              <w:rPr>
+                <w:rFonts w:hint="eastAsia" w:ascii="宋体" w:eastAsia="宋体"/>
+                <w:sz w:val="21"/>
+                <w:lang w:val="en-US" w:eastAsia="zh-CN"/>
+              </w:rPr>
+              <w:t>翔云-服务价值平台</w:t>
+            </w:r>
+          </w:p>
+        </w:tc>
+        <w:tc>
+          <w:tcPr>
+            <w:tcW w:w="4301" w:type="dxa"/>
+            <w:tcBorders>
+              <w:top w:val="single" w:color="auto" w:sz="4" w:space="0"/>
+              <w:left w:val="single" w:color="auto" w:sz="4" w:space="0"/>
+              <w:bottom w:val="single" w:color="auto" w:sz="4" w:space="0"/>
+              <w:right w:val="single" w:color="auto" w:sz="4" w:space="0"/>
+            </w:tcBorders>
+            <w:vAlign w:val="center"/>
+          </w:tcPr>
+          <w:p>
+            <w:pPr>
+              <w:snapToGrid w:val="0"/>
+              <w:spacing w:before="12" w:line="240" w:lineRule="auto"/>
+              <w:ind w:left="0" w:leftChars="0" w:right="0" w:rightChars="0" w:firstLine="0" w:firstLineChars="0"/>
+              <w:jc w:val="left"/>
+              <w:rPr>
+                <w:rFonts w:hint="eastAsia" w:ascii="宋体" w:hAnsi="宋体" w:eastAsia="宋体" w:cs="宋体"/>
+                <w:sz w:val="21"/>
+                <w:szCs w:val="21"/>
+                <w:lang w:val="en-US" w:eastAsia="zh-CN"/>
+              </w:rPr>
+            </w:pPr>
+            <w:r>
+              <w:rPr>
+                <w:rFonts w:ascii="宋体" w:hAnsi="Segoe UI" w:eastAsia="宋体" w:cs="Segoe UI"/>
                 <w:i w:val="0"/>
                 <w:iCs w:val="0"/>
                 <w:caps w:val="0"/>
                 <w:color w:val="0F1115"/>
                 <w:spacing w:val="0"/>
                 <w:sz w:val="21"/>
+                <w:szCs w:val="19"/>
+                <w:shd w:val="clear" w:fill="FFFFFF"/>
+              </w:rPr>
+              <w:t>涵盖知识</w:t>
+            </w:r>
+            <w:r>
+              <w:rPr>
+                <w:rFonts w:hint="default" w:ascii="宋体" w:hAnsi="Segoe UI" w:eastAsia="宋体" w:cs="Segoe UI"/>
+                <w:i w:val="0"/>
+                <w:iCs w:val="0"/>
+                <w:caps w:val="0"/>
+                <w:color w:val="0F1115"/>
+                <w:spacing w:val="0"/>
+                <w:sz w:val="21"/>
+                <w:szCs w:val="19"/>
+                <w:shd w:val="clear" w:fill="FFFFFF"/>
+              </w:rPr>
+              <w:t>的新增、分类、导入</w:t>
+            </w:r>
+            <w:r>
+              <w:rPr>
+                <w:rFonts w:hint="eastAsia" w:ascii="宋体" w:hAnsi="Segoe UI" w:eastAsia="宋体" w:cs="Segoe UI"/>
+                <w:i w:val="0"/>
+                <w:iCs w:val="0"/>
+                <w:caps w:val="0"/>
+                <w:color w:val="0F1115"/>
+                <w:spacing w:val="0"/>
+                <w:sz w:val="21"/>
+                <w:szCs w:val="19"/>
+                <w:shd w:val="clear" w:fill="FFFFFF"/>
+                <w:lang w:val="en-US" w:eastAsia="zh-CN"/>
+              </w:rPr>
+              <w:t>三</w:t>
+            </w:r>
+            <w:r>
+              <w:rPr>
+                <w:rFonts w:hint="default" w:ascii="宋体" w:hAnsi="Segoe UI" w:eastAsia="宋体" w:cs="Segoe UI"/>
+                <w:i w:val="0"/>
+                <w:iCs w:val="0"/>
+                <w:caps w:val="0"/>
+                <w:color w:val="0F1115"/>
+                <w:spacing w:val="0"/>
+                <w:sz w:val="21"/>
+                <w:szCs w:val="19"/>
+                <w:shd w:val="clear" w:fill="FFFFFF"/>
+              </w:rPr>
+              <w:t>大核心能力</w:t>
+            </w:r>
+          </w:p>
+        </w:tc>
+        <w:tc>
+          <w:tcPr>
+            <w:tcW w:w="1154" w:type="dxa"/>
+            <w:tcBorders>
+              <w:top w:val="single" w:color="auto" w:sz="4" w:space="0"/>
+              <w:left w:val="single" w:color="auto" w:sz="4" w:space="0"/>
+              <w:bottom w:val="single" w:color="auto" w:sz="4" w:space="0"/>
+              <w:right w:val="single" w:color="auto" w:sz="4" w:space="0"/>
+            </w:tcBorders>
+            <w:vAlign w:val="center"/>
+          </w:tcPr>
+          <w:p>
+            <w:pPr>
+              <w:snapToGrid w:val="0"/>
+              <w:spacing w:before="12" w:line="240" w:lineRule="auto"/>
+              <w:ind w:left="0" w:leftChars="0" w:right="0" w:rightChars="0" w:firstLine="0" w:firstLineChars="0"/>
+              <w:jc w:val="center"/>
+              <w:rPr>
+                <w:rFonts w:ascii="宋体" w:hAnsi="宋体" w:eastAsia="宋体" w:cs="宋体"/>
+                <w:sz w:val="21"/>
+                <w:szCs w:val="24"/>
+              </w:rPr>
+            </w:pPr>
+            <w:r>
+              <w:rPr>
+                <w:rFonts w:ascii="宋体" w:hAnsi="宋体" w:eastAsia="宋体" w:cs="宋体"/>
+                <w:sz w:val="21"/>
+                <w:szCs w:val="24"/>
+              </w:rPr>
+              <w:t>翔云系统运维及知识管理体系建设项目</w:t>
+            </w:r>
+          </w:p>
+        </w:tc>
+        <w:tc>
+          <w:tcPr>
+            <w:tcW w:w="966" w:type="dxa"/>
+            <w:tcBorders>
+              <w:top w:val="single" w:color="auto" w:sz="4" w:space="0"/>
+              <w:left w:val="single" w:color="auto" w:sz="4" w:space="0"/>
+              <w:bottom w:val="single" w:color="auto" w:sz="4" w:space="0"/>
+              <w:right w:val="single" w:color="auto" w:sz="4" w:space="0"/>
+            </w:tcBorders>
+            <w:vAlign w:val="center"/>
+          </w:tcPr>
+          <w:p>
+            <w:pPr>
+              <w:snapToGrid w:val="0"/>
+              <w:spacing w:before="78" w:line="240" w:lineRule="auto"/>
+              <w:ind w:left="0" w:leftChars="0" w:right="0" w:rightChars="0" w:firstLine="0" w:firstLineChars="0"/>
+              <w:jc w:val="center"/>
+              <w:rPr>
+                <w:rFonts w:hint="default" w:ascii="宋体" w:hAnsi="宋体" w:eastAsia="宋体" w:cs="宋体"/>
+                <w:spacing w:val="-3"/>
+                <w:sz w:val="21"/>
                 <w:szCs w:val="21"/>
-                <w:shd w:val="clear" w:color="auto" w:fill="FFFFFF"/>
-              </w:rPr>
-              <w:t>该监控与治理工具集已全面应用于生产环境，形成了一套覆盖“服务状态-应用性能-安全防护-数据操作”的立体化监控体系。其中，服务网格与实例健康监控实现了微服务运行状态的实时可视与预警；内网安全防护模块常态化保障了终端与连接安全；同时，通过推行统一的MySQL设计规范并集成Archery SQL审核平台，所有数据库变更均实现了线上化、流程化与审计化管控，有效提升了系统稳定性、安全性与运维操作的合规性。</w:t>
-            </w:r>
-          </w:p>
-        </w:tc>
-        <w:tc>
-          <w:tcPr>
-            <w:tcW w:w="1343" w:type="dxa"/>
+                <w:lang w:val="en-US" w:eastAsia="zh-CN"/>
+              </w:rPr>
+            </w:pPr>
+            <w:r>
+              <w:rPr>
+                <w:rFonts w:hint="eastAsia" w:ascii="宋体" w:hAnsi="宋体" w:eastAsia="宋体" w:cs="宋体"/>
+                <w:spacing w:val="-3"/>
+                <w:sz w:val="21"/>
+                <w:szCs w:val="21"/>
+                <w:lang w:val="en-US" w:eastAsia="zh-CN"/>
+              </w:rPr>
+              <w:t>自研</w:t>
+            </w:r>
+          </w:p>
+        </w:tc>
+        <w:tc>
+          <w:tcPr>
+            <w:tcW w:w="4211" w:type="dxa"/>
+            <w:tcBorders>
+              <w:top w:val="single" w:color="auto" w:sz="4" w:space="0"/>
+              <w:left w:val="single" w:color="auto" w:sz="4" w:space="0"/>
+              <w:bottom w:val="single" w:color="auto" w:sz="4" w:space="0"/>
+              <w:right w:val="single" w:color="auto" w:sz="4" w:space="0"/>
+            </w:tcBorders>
             <w:vAlign w:val="center"/>
           </w:tcPr>
           <w:p>
             <w:pPr>
-              <w:spacing w:before="26" w:line="239" w:lineRule="auto"/>
-              <w:ind w:left="120"/>
-              <w:rPr>
-                <w:rFonts w:ascii="宋体" w:eastAsia="宋体" w:hAnsi="宋体" w:cs="宋体" w:hint="eastAsia"/>
+              <w:snapToGrid w:val="0"/>
+              <w:spacing w:before="12" w:line="240" w:lineRule="auto"/>
+              <w:ind w:left="0" w:leftChars="0" w:right="0" w:rightChars="0" w:firstLine="0" w:firstLineChars="0"/>
+              <w:jc w:val="left"/>
+              <w:rPr>
+                <w:rFonts w:hint="default" w:ascii="宋体" w:hAnsi="宋体" w:eastAsia="宋体" w:cs="宋体"/>
+                <w:sz w:val="21"/>
+                <w:szCs w:val="21"/>
+                <w:lang w:val="en-US" w:eastAsia="zh-CN"/>
+              </w:rPr>
+            </w:pPr>
+            <w:r>
+              <w:rPr>
+                <w:rFonts w:ascii="宋体" w:hAnsi="Segoe UI" w:eastAsia="宋体" w:cs="Segoe UI"/>
+                <w:i w:val="0"/>
+                <w:iCs w:val="0"/>
+                <w:caps w:val="0"/>
+                <w:color w:val="0F1115"/>
+                <w:spacing w:val="0"/>
+                <w:sz w:val="21"/>
+                <w:szCs w:val="19"/>
+                <w:shd w:val="clear" w:fill="FFFFFF"/>
+              </w:rPr>
+              <w:t>版本管理与审核流程确保知识准确率保持在95%以上，知识平均更新周期缩短至15天，持续贴合业务变化。</w:t>
+            </w:r>
+          </w:p>
+        </w:tc>
+        <w:tc>
+          <w:tcPr>
+            <w:tcW w:w="1064" w:type="dxa"/>
+            <w:tcBorders>
+              <w:top w:val="single" w:color="auto" w:sz="4" w:space="0"/>
+              <w:left w:val="single" w:color="auto" w:sz="4" w:space="0"/>
+              <w:bottom w:val="single" w:color="auto" w:sz="4" w:space="0"/>
+              <w:right w:val="single" w:color="auto" w:sz="4" w:space="0"/>
+            </w:tcBorders>
+            <w:shd w:val="clear" w:color="auto" w:fill="auto"/>
+            <w:vAlign w:val="center"/>
+          </w:tcPr>
+          <w:p>
+            <w:pPr>
+              <w:snapToGrid w:val="0"/>
+              <w:spacing w:before="26" w:line="240" w:lineRule="auto"/>
+              <w:ind w:left="0" w:leftChars="0" w:right="0" w:rightChars="0" w:firstLine="0" w:firstLineChars="0"/>
+              <w:jc w:val="center"/>
+              <w:rPr>
+                <w:rFonts w:hint="eastAsia" w:ascii="宋体" w:hAnsi="宋体" w:eastAsia="宋体" w:cs="宋体"/>
                 <w:spacing w:val="-2"/>
                 <w:sz w:val="21"/>
                 <w:szCs w:val="21"/>
@@ -3213,7 +3800,7 @@
             </w:pPr>
             <w:r>
               <w:rPr>
-                <w:rFonts w:ascii="宋体" w:eastAsia="宋体" w:hAnsi="宋体" w:cs="宋体" w:hint="eastAsia"/>
+                <w:rFonts w:hint="eastAsia" w:ascii="宋体" w:hAnsi="宋体" w:eastAsia="宋体" w:cs="宋体"/>
                 <w:spacing w:val="-2"/>
                 <w:sz w:val="21"/>
                 <w:szCs w:val="21"/>
@@ -3224,19 +3811,24 @@
           </w:p>
           <w:p>
             <w:pPr>
-              <w:spacing w:before="26" w:line="239" w:lineRule="auto"/>
-              <w:ind w:left="120"/>
-              <w:rPr>
-                <w:rFonts w:ascii="宋体" w:eastAsia="宋体" w:hAnsi="宋体" w:cs="宋体" w:hint="eastAsia"/>
+              <w:snapToGrid w:val="0"/>
+              <w:spacing w:before="26" w:line="240" w:lineRule="auto"/>
+              <w:ind w:left="0" w:leftChars="0" w:right="0" w:rightChars="0" w:firstLine="0" w:firstLineChars="0"/>
+              <w:jc w:val="center"/>
+              <w:rPr>
+                <w:rFonts w:hint="eastAsia" w:ascii="宋体" w:hAnsi="宋体" w:eastAsia="宋体" w:cs="宋体"/>
+                <w:snapToGrid w:val="0"/>
+                <w:color w:val="000000"/>
                 <w:spacing w:val="-2"/>
+                <w:kern w:val="0"/>
                 <w:sz w:val="21"/>
                 <w:szCs w:val="21"/>
-                <w:lang w:val="en-US" w:eastAsia="zh-CN"/>
-              </w:rPr>
-            </w:pPr>
-            <w:r>
-              <w:rPr>
-                <w:rFonts w:ascii="宋体" w:eastAsia="宋体" w:hAnsi="宋体" w:cs="宋体" w:hint="eastAsia"/>
+                <w:lang w:val="en-US" w:eastAsia="zh-CN" w:bidi="ar-SA"/>
+              </w:rPr>
+            </w:pPr>
+            <w:r>
+              <w:rPr>
+                <w:rFonts w:hint="eastAsia" w:ascii="宋体" w:hAnsi="宋体" w:eastAsia="宋体" w:cs="宋体"/>
                 <w:spacing w:val="-2"/>
                 <w:sz w:val="21"/>
                 <w:szCs w:val="21"/>
@@ -3250,8 +3842,8 @@
     </w:tbl>
     <w:p>
       <w:pPr>
-        <w:pStyle w:val="a1"/>
-        <w:ind w:left="0" w:firstLine="0" w:leftChars="0" w:firstLineChars="0"/>
+        <w:pStyle w:val="29"/>
+        <w:ind w:left="0" w:leftChars="0" w:firstLine="0" w:firstLineChars="0"/>
         <w:rPr>
           <w:rFonts w:hint="default"/>
           <w:lang w:val="en-US" w:eastAsia="zh-CN"/>
@@ -3261,20 +3853,70 @@
     <w:sectPr>
       <w:pgSz w:w="16838" w:h="11906" w:orient="landscape"/>
       <w:pgMar w:top="1800" w:right="1417" w:bottom="1800" w:left="1440" w:header="1140" w:footer="992" w:gutter="0"/>
-      <w:cols w:num="1" w:space="425"/>
+      <w:cols w:space="425" w:num="1"/>
       <w:docGrid w:type="lines" w:linePitch="312" w:charSpace="0"/>
     </w:sectPr>
   </w:body>
 </w:document>
 </file>
 
+<file path=word/endnotes.xml><?xml version="1.0" encoding="utf-8"?>
+<w:endnotes xmlns:wpc="http://schemas.microsoft.com/office/word/2010/wordprocessingCanvas" xmlns:mc="http://schemas.openxmlformats.org/markup-compatibility/2006" xmlns:o="urn:schemas-microsoft-com:office:office" xmlns:r="http://schemas.openxmlformats.org/officeDocument/2006/relationships" xmlns:m="http://schemas.openxmlformats.org/officeDocument/2006/math" xmlns:v="urn:schemas-microsoft-com:vml" xmlns:wp14="http://schemas.microsoft.com/office/word/2010/wordprocessingDrawing" xmlns:wp="http://schemas.openxmlformats.org/drawingml/2006/wordprocessingDrawing" xmlns:w="http://schemas.openxmlformats.org/wordprocessingml/2006/main" xmlns:w14="http://schemas.microsoft.com/office/word/2010/wordml" xmlns:w15="http://schemas.microsoft.com/office/word/2012/wordml" xmlns:w10="urn:schemas-microsoft-com:office:word" xmlns:wpg="http://schemas.microsoft.com/office/word/2010/wordprocessingGroup" xmlns:wpi="http://schemas.microsoft.com/office/word/2010/wordprocessingInk" xmlns:wne="http://schemas.microsoft.com/office/word/2006/wordml" xmlns:wps="http://schemas.microsoft.com/office/word/2010/wordprocessingShape" xmlns:wpsCustomData="http://www.wps.cn/officeDocument/2013/wpsCustomData" mc:Ignorable="w14 w15 wp14">
+  <w:endnote w:type="separator" w:id="0">
+    <w:p>
+      <w:pPr>
+        <w:spacing w:line="240" w:lineRule="auto"/>
+      </w:pPr>
+      <w:r>
+        <w:separator/>
+      </w:r>
+    </w:p>
+  </w:endnote>
+  <w:endnote w:type="continuationSeparator" w:id="1">
+    <w:p>
+      <w:pPr>
+        <w:spacing w:line="240" w:lineRule="auto"/>
+      </w:pPr>
+      <w:r>
+        <w:continuationSeparator/>
+      </w:r>
+    </w:p>
+  </w:endnote>
+</w:endnotes>
+</file>
+
+<file path=word/footnotes.xml><?xml version="1.0" encoding="utf-8"?>
+<w:footnotes xmlns:wpc="http://schemas.microsoft.com/office/word/2010/wordprocessingCanvas" xmlns:mc="http://schemas.openxmlformats.org/markup-compatibility/2006" xmlns:o="urn:schemas-microsoft-com:office:office" xmlns:r="http://schemas.openxmlformats.org/officeDocument/2006/relationships" xmlns:m="http://schemas.openxmlformats.org/officeDocument/2006/math" xmlns:v="urn:schemas-microsoft-com:vml" xmlns:wp14="http://schemas.microsoft.com/office/word/2010/wordprocessingDrawing" xmlns:wp="http://schemas.openxmlformats.org/drawingml/2006/wordprocessingDrawing" xmlns:w="http://schemas.openxmlformats.org/wordprocessingml/2006/main" xmlns:w14="http://schemas.microsoft.com/office/word/2010/wordml" xmlns:w15="http://schemas.microsoft.com/office/word/2012/wordml" xmlns:w10="urn:schemas-microsoft-com:office:word" xmlns:wpg="http://schemas.microsoft.com/office/word/2010/wordprocessingGroup" xmlns:wpi="http://schemas.microsoft.com/office/word/2010/wordprocessingInk" xmlns:wne="http://schemas.microsoft.com/office/word/2006/wordml" xmlns:wps="http://schemas.microsoft.com/office/word/2010/wordprocessingShape" xmlns:wpsCustomData="http://www.wps.cn/officeDocument/2013/wpsCustomData" mc:Ignorable="w14 w15 wp14">
+  <w:footnote w:type="separator" w:id="0">
+    <w:p>
+      <w:pPr>
+        <w:spacing w:line="360" w:lineRule="auto"/>
+      </w:pPr>
+      <w:r>
+        <w:separator/>
+      </w:r>
+    </w:p>
+  </w:footnote>
+  <w:footnote w:type="continuationSeparator" w:id="1">
+    <w:p>
+      <w:pPr>
+        <w:spacing w:line="360" w:lineRule="auto"/>
+      </w:pPr>
+      <w:r>
+        <w:continuationSeparator/>
+      </w:r>
+    </w:p>
+  </w:footnote>
+</w:footnotes>
+</file>
+
 <file path=word/header1.xml><?xml version="1.0" encoding="utf-8"?>
-<w:hdr xmlns:wpc="http://schemas.microsoft.com/office/word/2010/wordprocessingCanvas" xmlns:mc="http://schemas.openxmlformats.org/markup-compatibility/2006" xmlns:o="urn:schemas-microsoft-com:office:office" xmlns:r="http://schemas.openxmlformats.org/officeDocument/2006/relationships" xmlns:m="http://schemas.openxmlformats.org/officeDocument/2006/math" xmlns:v="urn:schemas-microsoft-com:vml" xmlns:wp14="http://schemas.microsoft.com/office/word/2010/wordprocessingDrawing" xmlns:wp="http://schemas.openxmlformats.org/drawingml/2006/wordprocessingDrawing" xmlns:w10="urn:schemas-microsoft-com:office:word" xmlns:w="http://schemas.openxmlformats.org/wordprocessingml/2006/main" xmlns:w14="http://schemas.microsoft.com/office/word/2010/wordml" xmlns:w15="http://schemas.microsoft.com/office/word/2012/wordml" xmlns:wne="http://schemas.microsoft.com/office/word/2006/wordml" xmlns:wpg="http://schemas.microsoft.com/office/word/2010/wordprocessingGroup" xmlns:wpi="http://schemas.microsoft.com/office/word/2010/wordprocessingInk" xmlns:wps="http://schemas.microsoft.com/office/word/2010/wordprocessingShape" mc:Ignorable="w14 w15 wp14">
+<w:hdr xmlns:wpc="http://schemas.microsoft.com/office/word/2010/wordprocessingCanvas" xmlns:mc="http://schemas.openxmlformats.org/markup-compatibility/2006" xmlns:o="urn:schemas-microsoft-com:office:office" xmlns:r="http://schemas.openxmlformats.org/officeDocument/2006/relationships" xmlns:m="http://schemas.openxmlformats.org/officeDocument/2006/math" xmlns:v="urn:schemas-microsoft-com:vml" xmlns:wp14="http://schemas.microsoft.com/office/word/2010/wordprocessingDrawing" xmlns:wp="http://schemas.openxmlformats.org/drawingml/2006/wordprocessingDrawing" xmlns:w10="urn:schemas-microsoft-com:office:word" xmlns:w="http://schemas.openxmlformats.org/wordprocessingml/2006/main" xmlns:w14="http://schemas.microsoft.com/office/word/2010/wordml" xmlns:w15="http://schemas.microsoft.com/office/word/2012/wordml" xmlns:wpg="http://schemas.microsoft.com/office/word/2010/wordprocessingGroup" xmlns:wpi="http://schemas.microsoft.com/office/word/2010/wordprocessingInk" xmlns:wne="http://schemas.microsoft.com/office/word/2006/wordml" xmlns:wps="http://schemas.microsoft.com/office/word/2010/wordprocessingShape" xmlns:wpsCustomData="http://www.wps.cn/officeDocument/2013/wpsCustomData" mc:Ignorable="w14 w15 wp14">
   <w:p>
     <w:pPr>
-      <w:pStyle w:val="Header"/>
+      <w:pStyle w:val="15"/>
       <w:pBdr>
-        <w:bottom w:val="single" w:sz="4" w:space="1" w:color="auto"/>
+        <w:bottom w:val="single" w:color="auto" w:sz="4" w:space="1"/>
       </w:pBdr>
       <w:tabs>
         <w:tab w:val="left" w:pos="335"/>
@@ -3282,27 +3924,27 @@
       </w:tabs>
       <w:jc w:val="right"/>
       <w:rPr>
-        <w:rFonts w:eastAsiaTheme="minorEastAsia" w:hint="eastAsia"/>
+        <w:rFonts w:hint="eastAsia" w:eastAsiaTheme="minorEastAsia"/>
         <w:lang w:eastAsia="zh-CN"/>
       </w:rPr>
     </w:pPr>
     <w:r>
       <w:rPr>
-        <w:rFonts w:eastAsiaTheme="minorEastAsia" w:hint="eastAsia"/>
+        <w:rFonts w:hint="eastAsia" w:eastAsiaTheme="minorEastAsia"/>
         <w:lang w:val="en-US" w:eastAsia="zh-CN"/>
       </w:rPr>
       <w:tab/>
     </w:r>
     <w:r>
       <w:rPr>
-        <w:rFonts w:eastAsiaTheme="minorEastAsia" w:hint="eastAsia"/>
+        <w:rFonts w:hint="eastAsia" w:eastAsiaTheme="minorEastAsia"/>
         <w:lang w:val="en-US" w:eastAsia="zh-CN"/>
       </w:rPr>
       <w:tab/>
     </w:r>
     <w:r>
       <w:rPr>
-        <w:rFonts w:eastAsiaTheme="minorEastAsia" w:hint="eastAsia"/>
+        <w:rFonts w:hint="eastAsia" w:eastAsiaTheme="minorEastAsia"/>
         <w:lang w:val="en-US" w:eastAsia="zh-CN"/>
       </w:rPr>
       <w:t>江西通信产业服务有限公司</w:t>
@@ -3312,15 +3954,15 @@
 </file>
 
 <file path=word/numbering.xml><?xml version="1.0" encoding="utf-8"?>
-<w:numbering xmlns:wpc="http://schemas.microsoft.com/office/word/2010/wordprocessingCanvas" xmlns:mc="http://schemas.openxmlformats.org/markup-compatibility/2006" xmlns:o="urn:schemas-microsoft-com:office:office" xmlns:r="http://schemas.openxmlformats.org/officeDocument/2006/relationships" xmlns:m="http://schemas.openxmlformats.org/officeDocument/2006/math" xmlns:v="urn:schemas-microsoft-com:vml" xmlns:wp14="http://schemas.microsoft.com/office/word/2010/wordprocessingDrawing" xmlns:wp="http://schemas.openxmlformats.org/drawingml/2006/wordprocessingDrawing" xmlns:w10="urn:schemas-microsoft-com:office:word" xmlns:w="http://schemas.openxmlformats.org/wordprocessingml/2006/main" xmlns:w14="http://schemas.microsoft.com/office/word/2010/wordml" xmlns:w15="http://schemas.microsoft.com/office/word/2012/wordml" xmlns:wne="http://schemas.microsoft.com/office/word/2006/wordml" xmlns:wpg="http://schemas.microsoft.com/office/word/2010/wordprocessingGroup" xmlns:wpi="http://schemas.microsoft.com/office/word/2010/wordprocessingInk" xmlns:wps="http://schemas.microsoft.com/office/word/2010/wordprocessingShape" mc:Ignorable="w14 w15 wp14">
+<w:numbering xmlns:wpc="http://schemas.microsoft.com/office/word/2010/wordprocessingCanvas" xmlns:mc="http://schemas.openxmlformats.org/markup-compatibility/2006" xmlns:o="urn:schemas-microsoft-com:office:office" xmlns:r="http://schemas.openxmlformats.org/officeDocument/2006/relationships" xmlns:m="http://schemas.openxmlformats.org/officeDocument/2006/math" xmlns:v="urn:schemas-microsoft-com:vml" xmlns:wp14="http://schemas.microsoft.com/office/word/2010/wordprocessingDrawing" xmlns:wp="http://schemas.openxmlformats.org/drawingml/2006/wordprocessingDrawing" xmlns:w10="urn:schemas-microsoft-com:office:word" xmlns:w="http://schemas.openxmlformats.org/wordprocessingml/2006/main" xmlns:w14="http://schemas.microsoft.com/office/word/2010/wordml" xmlns:wpg="http://schemas.microsoft.com/office/word/2010/wordprocessingGroup" xmlns:wpi="http://schemas.microsoft.com/office/word/2010/wordprocessingInk" xmlns:wne="http://schemas.microsoft.com/office/word/2006/wordml" xmlns:wps="http://schemas.microsoft.com/office/word/2010/wordprocessingShape" xmlns:wpsCustomData="http://www.wps.cn/officeDocument/2013/wpsCustomData" mc:Ignorable="w14 wp14">
   <w:abstractNum w:abstractNumId="0">
     <w:nsid w:val="8E964DCE"/>
     <w:multiLevelType w:val="multilevel"/>
     <w:tmpl w:val="8E964DCE"/>
-    <w:lvl w:ilvl="0">
+    <w:lvl w:ilvl="0" w:tentative="0">
       <w:start w:val="1"/>
       <w:numFmt w:val="decimal"/>
-      <w:pStyle w:val="Heading1"/>
+      <w:pStyle w:val="2"/>
       <w:lvlText w:val="%1."/>
       <w:lvlJc w:val="left"/>
       <w:pPr>
@@ -3330,10 +3972,10 @@
         <w:rFonts w:hint="default"/>
       </w:rPr>
     </w:lvl>
-    <w:lvl w:ilvl="1">
+    <w:lvl w:ilvl="1" w:tentative="0">
       <w:start w:val="1"/>
       <w:numFmt w:val="decimal"/>
-      <w:pStyle w:val="Heading2"/>
+      <w:pStyle w:val="3"/>
       <w:lvlText w:val="%1.%2."/>
       <w:lvlJc w:val="left"/>
       <w:pPr>
@@ -3343,10 +3985,10 @@
         <w:rFonts w:hint="default"/>
       </w:rPr>
     </w:lvl>
-    <w:lvl w:ilvl="2">
+    <w:lvl w:ilvl="2" w:tentative="0">
       <w:start w:val="1"/>
       <w:numFmt w:val="decimal"/>
-      <w:pStyle w:val="Heading3"/>
+      <w:pStyle w:val="4"/>
       <w:lvlText w:val="%1.%2.%3."/>
       <w:lvlJc w:val="left"/>
       <w:pPr>
@@ -3356,10 +3998,10 @@
         <w:rFonts w:hint="default"/>
       </w:rPr>
     </w:lvl>
-    <w:lvl w:ilvl="3">
+    <w:lvl w:ilvl="3" w:tentative="0">
       <w:start w:val="1"/>
       <w:numFmt w:val="decimal"/>
-      <w:pStyle w:val="Heading4"/>
+      <w:pStyle w:val="5"/>
       <w:lvlText w:val="%1.%2.%3.%4."/>
       <w:lvlJc w:val="left"/>
       <w:pPr>
@@ -3369,10 +4011,10 @@
         <w:rFonts w:hint="default"/>
       </w:rPr>
     </w:lvl>
-    <w:lvl w:ilvl="4">
+    <w:lvl w:ilvl="4" w:tentative="0">
       <w:start w:val="1"/>
       <w:numFmt w:val="decimal"/>
-      <w:pStyle w:val="Heading5"/>
+      <w:pStyle w:val="6"/>
       <w:lvlText w:val="%1.%2.%3.%4.%5."/>
       <w:lvlJc w:val="left"/>
       <w:pPr>
@@ -3382,10 +4024,10 @@
         <w:rFonts w:hint="default"/>
       </w:rPr>
     </w:lvl>
-    <w:lvl w:ilvl="5">
+    <w:lvl w:ilvl="5" w:tentative="0">
       <w:start w:val="1"/>
       <w:numFmt w:val="decimal"/>
-      <w:pStyle w:val="Heading6"/>
+      <w:pStyle w:val="7"/>
       <w:lvlText w:val="%1.%2.%3.%4.%5.%6."/>
       <w:lvlJc w:val="left"/>
       <w:pPr>
@@ -3395,10 +4037,10 @@
         <w:rFonts w:hint="default"/>
       </w:rPr>
     </w:lvl>
-    <w:lvl w:ilvl="6">
+    <w:lvl w:ilvl="6" w:tentative="0">
       <w:start w:val="1"/>
       <w:numFmt w:val="decimal"/>
-      <w:pStyle w:val="Heading7"/>
+      <w:pStyle w:val="8"/>
       <w:lvlText w:val="%1.%2.%3.%4.%5.%6.%7."/>
       <w:lvlJc w:val="left"/>
       <w:pPr>
@@ -3408,10 +4050,10 @@
         <w:rFonts w:hint="default"/>
       </w:rPr>
     </w:lvl>
-    <w:lvl w:ilvl="7">
+    <w:lvl w:ilvl="7" w:tentative="0">
       <w:start w:val="1"/>
       <w:numFmt w:val="decimal"/>
-      <w:pStyle w:val="Heading8"/>
+      <w:pStyle w:val="9"/>
       <w:lvlText w:val="%1.%2.%3.%4.%5.%6.%7.%8."/>
       <w:lvlJc w:val="left"/>
       <w:pPr>
@@ -3421,10 +4063,10 @@
         <w:rFonts w:hint="default"/>
       </w:rPr>
     </w:lvl>
-    <w:lvl w:ilvl="8">
+    <w:lvl w:ilvl="8" w:tentative="0">
       <w:start w:val="1"/>
       <w:numFmt w:val="decimal"/>
-      <w:pStyle w:val="Heading9"/>
+      <w:pStyle w:val="10"/>
       <w:lvlText w:val="%1.%2.%3.%4.%5.%6.%7.%8.%9."/>
       <w:lvlJc w:val="left"/>
       <w:pPr>
@@ -3442,267 +4084,269 @@
 </file>
 
 <file path=word/styles.xml><?xml version="1.0" encoding="utf-8"?>
-<w:styles xmlns:mc="http://schemas.openxmlformats.org/markup-compatibility/2006" xmlns:r="http://schemas.openxmlformats.org/officeDocument/2006/relationships" xmlns:w="http://schemas.openxmlformats.org/wordprocessingml/2006/main" xmlns:w14="http://schemas.microsoft.com/office/word/2010/wordml" xmlns:w15="http://schemas.microsoft.com/office/word/2012/wordml" mc:Ignorable="w14 w15">
+<w:styles xmlns:mc="http://schemas.openxmlformats.org/markup-compatibility/2006" xmlns:o="urn:schemas-microsoft-com:office:office" xmlns:r="http://schemas.openxmlformats.org/officeDocument/2006/relationships" xmlns:m="http://schemas.openxmlformats.org/officeDocument/2006/math" xmlns:v="urn:schemas-microsoft-com:vml" xmlns:w="http://schemas.openxmlformats.org/wordprocessingml/2006/main" xmlns:w14="http://schemas.microsoft.com/office/word/2010/wordml" xmlns:w10="urn:schemas-microsoft-com:office:word" xmlns:sl="http://schemas.openxmlformats.org/schemaLibrary/2006/main" xmlns:wpsCustomData="http://www.wps.cn/officeDocument/2013/wpsCustomData" mc:Ignorable="w14">
   <w:docDefaults>
     <w:rPrDefault>
       <w:rPr>
-        <w:rFonts w:ascii="Times New Roman" w:eastAsia="宋体" w:hAnsi="Times New Roman" w:cs="Times New Roman"/>
+        <w:rFonts w:ascii="Times New Roman" w:hAnsi="Times New Roman" w:eastAsia="宋体" w:cs="Times New Roman"/>
       </w:rPr>
     </w:rPrDefault>
     <w:pPrDefault/>
   </w:docDefaults>
-  <w:latentStyles w:defLockedState="0" w:defUIPriority="99" w:defSemiHidden="1" w:defUnhideWhenUsed="1" w:defQFormat="0" w:count="260">
-    <w:lsdException w:name="Normal" w:semiHidden="0" w:uiPriority="0" w:unhideWhenUsed="0" w:qFormat="1"/>
-    <w:lsdException w:name="heading 1" w:semiHidden="0" w:uiPriority="0" w:unhideWhenUsed="0" w:qFormat="1"/>
-    <w:lsdException w:name="heading 2" w:semiHidden="0" w:uiPriority="0" w:qFormat="1"/>
-    <w:lsdException w:name="heading 3" w:uiPriority="0" w:qFormat="1"/>
-    <w:lsdException w:name="heading 4" w:semiHidden="0" w:uiPriority="0" w:qFormat="1"/>
-    <w:lsdException w:name="heading 5" w:uiPriority="0" w:qFormat="1"/>
-    <w:lsdException w:name="heading 6" w:uiPriority="0" w:qFormat="1"/>
-    <w:lsdException w:name="heading 7" w:uiPriority="0" w:qFormat="1"/>
-    <w:lsdException w:name="heading 8" w:uiPriority="0" w:qFormat="1"/>
-    <w:lsdException w:name="heading 9" w:uiPriority="0" w:qFormat="1"/>
-    <w:lsdException w:name="index 1" w:semiHidden="0" w:uiPriority="0" w:unhideWhenUsed="0"/>
-    <w:lsdException w:name="index 2" w:semiHidden="0" w:uiPriority="0" w:unhideWhenUsed="0"/>
-    <w:lsdException w:name="index 3" w:semiHidden="0" w:uiPriority="0" w:unhideWhenUsed="0"/>
-    <w:lsdException w:name="index 4" w:semiHidden="0" w:uiPriority="0" w:unhideWhenUsed="0"/>
-    <w:lsdException w:name="index 5" w:semiHidden="0" w:uiPriority="0" w:unhideWhenUsed="0"/>
-    <w:lsdException w:name="index 6" w:semiHidden="0" w:uiPriority="0" w:unhideWhenUsed="0"/>
-    <w:lsdException w:name="index 7" w:semiHidden="0" w:uiPriority="0" w:unhideWhenUsed="0"/>
-    <w:lsdException w:name="index 8" w:semiHidden="0" w:uiPriority="0" w:unhideWhenUsed="0"/>
-    <w:lsdException w:name="index 9" w:semiHidden="0" w:uiPriority="0" w:unhideWhenUsed="0"/>
-    <w:lsdException w:name="toc 1" w:semiHidden="0" w:uiPriority="0" w:unhideWhenUsed="0" w:qFormat="1"/>
-    <w:lsdException w:name="toc 2" w:semiHidden="0" w:uiPriority="0" w:unhideWhenUsed="0" w:qFormat="1"/>
-    <w:lsdException w:name="toc 3" w:semiHidden="0" w:uiPriority="0" w:unhideWhenUsed="0" w:qFormat="1"/>
-    <w:lsdException w:name="toc 4" w:semiHidden="0" w:uiPriority="0" w:unhideWhenUsed="0"/>
-    <w:lsdException w:name="toc 5" w:semiHidden="0" w:uiPriority="0" w:unhideWhenUsed="0"/>
-    <w:lsdException w:name="toc 6" w:semiHidden="0" w:uiPriority="0" w:unhideWhenUsed="0"/>
-    <w:lsdException w:name="toc 7" w:semiHidden="0" w:uiPriority="0" w:unhideWhenUsed="0"/>
-    <w:lsdException w:name="toc 8" w:semiHidden="0" w:uiPriority="0" w:unhideWhenUsed="0"/>
-    <w:lsdException w:name="toc 9" w:semiHidden="0" w:uiPriority="0" w:unhideWhenUsed="0"/>
-    <w:lsdException w:name="Normal Indent" w:semiHidden="0" w:uiPriority="0" w:unhideWhenUsed="0"/>
-    <w:lsdException w:name="footnote text" w:semiHidden="0" w:uiPriority="0" w:unhideWhenUsed="0"/>
-    <w:lsdException w:name="annotation text" w:semiHidden="0" w:uiPriority="0" w:unhideWhenUsed="0" w:qFormat="1"/>
-    <w:lsdException w:name="header" w:semiHidden="0" w:uiPriority="0" w:unhideWhenUsed="0" w:qFormat="1"/>
-    <w:lsdException w:name="footer" w:semiHidden="0" w:uiPriority="0" w:unhideWhenUsed="0" w:qFormat="1"/>
-    <w:lsdException w:name="index heading" w:semiHidden="0" w:uiPriority="0" w:unhideWhenUsed="0"/>
-    <w:lsdException w:name="caption" w:uiPriority="0" w:qFormat="1"/>
-    <w:lsdException w:name="table of figures" w:semiHidden="0" w:uiPriority="0" w:unhideWhenUsed="0"/>
-    <w:lsdException w:name="envelope address" w:semiHidden="0" w:uiPriority="0" w:unhideWhenUsed="0"/>
-    <w:lsdException w:name="envelope return" w:semiHidden="0" w:uiPriority="0" w:unhideWhenUsed="0"/>
-    <w:lsdException w:name="footnote reference" w:semiHidden="0" w:uiPriority="0" w:unhideWhenUsed="0"/>
-    <w:lsdException w:name="annotation reference" w:semiHidden="0" w:uiPriority="0" w:unhideWhenUsed="0"/>
-    <w:lsdException w:name="line number" w:semiHidden="0" w:uiPriority="0" w:unhideWhenUsed="0"/>
-    <w:lsdException w:name="page number" w:semiHidden="0" w:uiPriority="0" w:unhideWhenUsed="0"/>
-    <w:lsdException w:name="endnote reference" w:semiHidden="0" w:uiPriority="0" w:unhideWhenUsed="0"/>
-    <w:lsdException w:name="endnote text" w:semiHidden="0" w:uiPriority="0" w:unhideWhenUsed="0"/>
-    <w:lsdException w:name="table of authorities" w:semiHidden="0" w:uiPriority="0" w:unhideWhenUsed="0"/>
-    <w:lsdException w:name="macro" w:semiHidden="0" w:uiPriority="0" w:unhideWhenUsed="0"/>
-    <w:lsdException w:name="toa heading" w:semiHidden="0" w:uiPriority="0" w:unhideWhenUsed="0"/>
-    <w:lsdException w:name="List" w:semiHidden="0" w:uiPriority="0" w:unhideWhenUsed="0"/>
-    <w:lsdException w:name="List Bullet" w:semiHidden="0" w:uiPriority="0" w:unhideWhenUsed="0"/>
-    <w:lsdException w:name="List Number" w:semiHidden="0" w:uiPriority="0" w:unhideWhenUsed="0"/>
-    <w:lsdException w:name="List 2" w:semiHidden="0" w:uiPriority="0" w:unhideWhenUsed="0"/>
-    <w:lsdException w:name="List 3" w:semiHidden="0" w:uiPriority="0" w:unhideWhenUsed="0"/>
-    <w:lsdException w:name="List 4" w:semiHidden="0" w:uiPriority="0" w:unhideWhenUsed="0"/>
-    <w:lsdException w:name="List 5" w:semiHidden="0" w:uiPriority="0" w:unhideWhenUsed="0"/>
-    <w:lsdException w:name="List Bullet 2" w:semiHidden="0" w:uiPriority="0" w:unhideWhenUsed="0"/>
-    <w:lsdException w:name="List Bullet 3" w:semiHidden="0" w:uiPriority="0" w:unhideWhenUsed="0"/>
-    <w:lsdException w:name="List Bullet 4" w:semiHidden="0" w:uiPriority="0" w:unhideWhenUsed="0"/>
-    <w:lsdException w:name="List Bullet 5" w:semiHidden="0" w:uiPriority="0" w:unhideWhenUsed="0"/>
-    <w:lsdException w:name="List Number 2" w:semiHidden="0" w:uiPriority="0" w:unhideWhenUsed="0"/>
-    <w:lsdException w:name="List Number 3" w:semiHidden="0" w:uiPriority="0" w:unhideWhenUsed="0"/>
-    <w:lsdException w:name="List Number 4" w:semiHidden="0" w:uiPriority="0" w:unhideWhenUsed="0"/>
-    <w:lsdException w:name="List Number 5" w:semiHidden="0" w:uiPriority="0" w:unhideWhenUsed="0"/>
-    <w:lsdException w:name="Title" w:semiHidden="0" w:uiPriority="0" w:unhideWhenUsed="0" w:qFormat="1"/>
-    <w:lsdException w:name="Closing" w:semiHidden="0" w:uiPriority="0" w:unhideWhenUsed="0"/>
-    <w:lsdException w:name="Signature" w:semiHidden="0" w:uiPriority="0" w:unhideWhenUsed="0"/>
-    <w:lsdException w:name="Default Paragraph Font" w:uiPriority="0" w:unhideWhenUsed="0" w:qFormat="1"/>
-    <w:lsdException w:name="Body Text" w:uiPriority="0" w:unhideWhenUsed="0" w:qFormat="1"/>
-    <w:lsdException w:name="Body Text Indent" w:semiHidden="0" w:uiPriority="0" w:unhideWhenUsed="0"/>
-    <w:lsdException w:name="List Continue" w:semiHidden="0" w:uiPriority="0" w:unhideWhenUsed="0"/>
-    <w:lsdException w:name="List Continue 2" w:semiHidden="0" w:uiPriority="0" w:unhideWhenUsed="0"/>
-    <w:lsdException w:name="List Continue 3" w:semiHidden="0" w:uiPriority="0" w:unhideWhenUsed="0"/>
-    <w:lsdException w:name="List Continue 4" w:semiHidden="0" w:uiPriority="0" w:unhideWhenUsed="0"/>
-    <w:lsdException w:name="List Continue 5" w:semiHidden="0" w:uiPriority="0" w:unhideWhenUsed="0"/>
-    <w:lsdException w:name="Message Header" w:semiHidden="0" w:uiPriority="0" w:unhideWhenUsed="0"/>
-    <w:lsdException w:name="Subtitle" w:semiHidden="0" w:uiPriority="0" w:unhideWhenUsed="0" w:qFormat="1"/>
-    <w:lsdException w:name="Salutation" w:semiHidden="0" w:uiPriority="0" w:unhideWhenUsed="0"/>
-    <w:lsdException w:name="Date" w:semiHidden="0" w:uiPriority="0" w:unhideWhenUsed="0"/>
-    <w:lsdException w:name="Body Text First Indent" w:semiHidden="0" w:uiPriority="0" w:unhideWhenUsed="0"/>
-    <w:lsdException w:name="Body Text First Indent 2" w:semiHidden="0" w:uiPriority="0" w:unhideWhenUsed="0"/>
-    <w:lsdException w:name="Body Text 2" w:semiHidden="0" w:uiPriority="0" w:unhideWhenUsed="0"/>
-    <w:lsdException w:name="Body Text 3" w:semiHidden="0" w:uiPriority="0" w:unhideWhenUsed="0"/>
-    <w:lsdException w:name="Body Text Indent 2" w:semiHidden="0" w:uiPriority="0" w:unhideWhenUsed="0"/>
-    <w:lsdException w:name="Body Text Indent 3" w:semiHidden="0" w:uiPriority="0" w:unhideWhenUsed="0"/>
-    <w:lsdException w:name="Block Text" w:semiHidden="0" w:uiPriority="0" w:unhideWhenUsed="0"/>
-    <w:lsdException w:name="Hyperlink" w:semiHidden="0" w:uiPriority="0" w:unhideWhenUsed="0"/>
-    <w:lsdException w:name="FollowedHyperlink" w:semiHidden="0" w:uiPriority="0" w:unhideWhenUsed="0"/>
-    <w:lsdException w:name="Strong" w:semiHidden="0" w:uiPriority="0" w:unhideWhenUsed="0" w:qFormat="1"/>
-    <w:lsdException w:name="Emphasis" w:semiHidden="0" w:uiPriority="0" w:unhideWhenUsed="0" w:qFormat="1"/>
-    <w:lsdException w:name="Document Map" w:semiHidden="0" w:uiPriority="0" w:unhideWhenUsed="0"/>
-    <w:lsdException w:name="Plain Text" w:semiHidden="0" w:uiPriority="0" w:unhideWhenUsed="0"/>
-    <w:lsdException w:name="E-mail Signature" w:semiHidden="0" w:uiPriority="0" w:unhideWhenUsed="0"/>
-    <w:lsdException w:name="Normal (Web)" w:semiHidden="0" w:uiPriority="0" w:unhideWhenUsed="0" w:qFormat="1"/>
-    <w:lsdException w:name="HTML Acronym" w:semiHidden="0" w:uiPriority="0" w:unhideWhenUsed="0"/>
-    <w:lsdException w:name="HTML Address" w:semiHidden="0" w:uiPriority="0" w:unhideWhenUsed="0"/>
-    <w:lsdException w:name="HTML Cite" w:semiHidden="0" w:uiPriority="0" w:unhideWhenUsed="0"/>
-    <w:lsdException w:name="HTML Code" w:semiHidden="0" w:uiPriority="0" w:unhideWhenUsed="0"/>
-    <w:lsdException w:name="HTML Definition" w:semiHidden="0" w:uiPriority="0" w:unhideWhenUsed="0"/>
-    <w:lsdException w:name="HTML Keyboard" w:semiHidden="0" w:uiPriority="0" w:unhideWhenUsed="0"/>
-    <w:lsdException w:name="HTML Preformatted" w:semiHidden="0" w:uiPriority="0" w:unhideWhenUsed="0"/>
-    <w:lsdException w:name="HTML Sample" w:semiHidden="0" w:uiPriority="0" w:unhideWhenUsed="0"/>
-    <w:lsdException w:name="HTML Typewriter" w:semiHidden="0" w:uiPriority="0" w:unhideWhenUsed="0"/>
-    <w:lsdException w:name="HTML Variable" w:semiHidden="0" w:uiPriority="0" w:unhideWhenUsed="0"/>
-    <w:lsdException w:name="Normal Table" w:uiPriority="0" w:unhideWhenUsed="0" w:qFormat="1"/>
-    <w:lsdException w:name="annotation subject" w:semiHidden="0" w:uiPriority="0" w:unhideWhenUsed="0"/>
-    <w:lsdException w:name="Table Simple 1" w:semiHidden="0" w:uiPriority="0" w:unhideWhenUsed="0"/>
-    <w:lsdException w:name="Table Simple 2" w:semiHidden="0" w:uiPriority="0" w:unhideWhenUsed="0"/>
-    <w:lsdException w:name="Table Simple 3" w:semiHidden="0" w:uiPriority="0" w:unhideWhenUsed="0"/>
-    <w:lsdException w:name="Table Classic 1" w:semiHidden="0" w:uiPriority="0" w:unhideWhenUsed="0"/>
-    <w:lsdException w:name="Table Classic 2" w:semiHidden="0" w:uiPriority="0" w:unhideWhenUsed="0"/>
-    <w:lsdException w:name="Table Classic 3" w:semiHidden="0" w:uiPriority="0" w:unhideWhenUsed="0"/>
-    <w:lsdException w:name="Table Classic 4" w:semiHidden="0" w:uiPriority="0" w:unhideWhenUsed="0"/>
-    <w:lsdException w:name="Table Colorful 1" w:semiHidden="0" w:uiPriority="0" w:unhideWhenUsed="0"/>
-    <w:lsdException w:name="Table Colorful 2" w:semiHidden="0" w:uiPriority="0" w:unhideWhenUsed="0"/>
-    <w:lsdException w:name="Table Colorful 3" w:semiHidden="0" w:uiPriority="0" w:unhideWhenUsed="0"/>
-    <w:lsdException w:name="Table Columns 1" w:semiHidden="0" w:uiPriority="0" w:unhideWhenUsed="0"/>
-    <w:lsdException w:name="Table Columns 2" w:semiHidden="0" w:uiPriority="0" w:unhideWhenUsed="0"/>
-    <w:lsdException w:name="Table Columns 3" w:semiHidden="0" w:uiPriority="0" w:unhideWhenUsed="0"/>
-    <w:lsdException w:name="Table Columns 4" w:semiHidden="0" w:uiPriority="0" w:unhideWhenUsed="0"/>
-    <w:lsdException w:name="Table Columns 5" w:semiHidden="0" w:uiPriority="0" w:unhideWhenUsed="0"/>
-    <w:lsdException w:name="Table Grid 1" w:semiHidden="0" w:uiPriority="0" w:unhideWhenUsed="0"/>
-    <w:lsdException w:name="Table Grid 2" w:semiHidden="0" w:uiPriority="0" w:unhideWhenUsed="0"/>
-    <w:lsdException w:name="Table Grid 3" w:semiHidden="0" w:uiPriority="0" w:unhideWhenUsed="0"/>
-    <w:lsdException w:name="Table Grid 4" w:semiHidden="0" w:uiPriority="0" w:unhideWhenUsed="0"/>
-    <w:lsdException w:name="Table Grid 5" w:semiHidden="0" w:uiPriority="0" w:unhideWhenUsed="0"/>
-    <w:lsdException w:name="Table Grid 6" w:semiHidden="0" w:uiPriority="0" w:unhideWhenUsed="0"/>
-    <w:lsdException w:name="Table Grid 7" w:semiHidden="0" w:uiPriority="0" w:unhideWhenUsed="0"/>
-    <w:lsdException w:name="Table Grid 8" w:semiHidden="0" w:uiPriority="0" w:unhideWhenUsed="0"/>
-    <w:lsdException w:name="Table List 1" w:semiHidden="0" w:uiPriority="0" w:unhideWhenUsed="0"/>
-    <w:lsdException w:name="Table List 2" w:semiHidden="0" w:uiPriority="0" w:unhideWhenUsed="0"/>
-    <w:lsdException w:name="Table List 3" w:semiHidden="0" w:uiPriority="0" w:unhideWhenUsed="0"/>
-    <w:lsdException w:name="Table List 4" w:semiHidden="0" w:uiPriority="0" w:unhideWhenUsed="0"/>
-    <w:lsdException w:name="Table List 5" w:semiHidden="0" w:uiPriority="0" w:unhideWhenUsed="0"/>
-    <w:lsdException w:name="Table List 6" w:semiHidden="0" w:uiPriority="0" w:unhideWhenUsed="0"/>
-    <w:lsdException w:name="Table List 7" w:semiHidden="0" w:uiPriority="0" w:unhideWhenUsed="0"/>
-    <w:lsdException w:name="Table List 8" w:semiHidden="0" w:uiPriority="0" w:unhideWhenUsed="0"/>
-    <w:lsdException w:name="Table 3D effects 1" w:semiHidden="0" w:uiPriority="0" w:unhideWhenUsed="0"/>
-    <w:lsdException w:name="Table 3D effects 2" w:semiHidden="0" w:uiPriority="0" w:unhideWhenUsed="0"/>
-    <w:lsdException w:name="Table 3D effects 3" w:semiHidden="0" w:uiPriority="0" w:unhideWhenUsed="0"/>
-    <w:lsdException w:name="Table Contemporary" w:semiHidden="0" w:uiPriority="0" w:unhideWhenUsed="0"/>
-    <w:lsdException w:name="Table Elegant" w:semiHidden="0" w:uiPriority="0" w:unhideWhenUsed="0"/>
-    <w:lsdException w:name="Table Professional" w:semiHidden="0" w:uiPriority="0" w:unhideWhenUsed="0"/>
-    <w:lsdException w:name="Table Subtle 1" w:semiHidden="0" w:uiPriority="0" w:unhideWhenUsed="0"/>
-    <w:lsdException w:name="Table Subtle 2" w:semiHidden="0" w:uiPriority="0" w:unhideWhenUsed="0"/>
-    <w:lsdException w:name="Table Web 1" w:semiHidden="0" w:uiPriority="0" w:unhideWhenUsed="0"/>
-    <w:lsdException w:name="Table Web 2" w:semiHidden="0" w:uiPriority="0" w:unhideWhenUsed="0"/>
-    <w:lsdException w:name="Table Web 3" w:semiHidden="0" w:uiPriority="0" w:unhideWhenUsed="0"/>
-    <w:lsdException w:name="Balloon Text" w:semiHidden="0" w:uiPriority="0" w:unhideWhenUsed="0"/>
-    <w:lsdException w:name="Table Grid" w:semiHidden="0" w:uiPriority="0" w:unhideWhenUsed="0" w:qFormat="1"/>
-    <w:lsdException w:name="Table Theme" w:semiHidden="0" w:uiPriority="0" w:unhideWhenUsed="0"/>
-    <w:lsdException w:name="Light Shading" w:semiHidden="0" w:uiPriority="60" w:unhideWhenUsed="0"/>
-    <w:lsdException w:name="Light List" w:semiHidden="0" w:uiPriority="61" w:unhideWhenUsed="0"/>
-    <w:lsdException w:name="Light Grid" w:semiHidden="0" w:uiPriority="62" w:unhideWhenUsed="0"/>
-    <w:lsdException w:name="Medium Shading 1" w:semiHidden="0" w:uiPriority="63" w:unhideWhenUsed="0"/>
-    <w:lsdException w:name="Medium Shading 2" w:semiHidden="0" w:uiPriority="64" w:unhideWhenUsed="0"/>
-    <w:lsdException w:name="Medium List 1" w:semiHidden="0" w:uiPriority="65" w:unhideWhenUsed="0"/>
-    <w:lsdException w:name="Medium List 2" w:semiHidden="0" w:uiPriority="66" w:unhideWhenUsed="0"/>
-    <w:lsdException w:name="Medium Grid 1" w:semiHidden="0" w:uiPriority="67" w:unhideWhenUsed="0"/>
-    <w:lsdException w:name="Medium Grid 2" w:semiHidden="0" w:uiPriority="68" w:unhideWhenUsed="0"/>
-    <w:lsdException w:name="Medium Grid 3" w:semiHidden="0" w:uiPriority="69" w:unhideWhenUsed="0"/>
-    <w:lsdException w:name="Dark List" w:semiHidden="0" w:uiPriority="70" w:unhideWhenUsed="0"/>
-    <w:lsdException w:name="Colorful Shading" w:semiHidden="0" w:uiPriority="71" w:unhideWhenUsed="0"/>
-    <w:lsdException w:name="Colorful List" w:semiHidden="0" w:uiPriority="72" w:unhideWhenUsed="0"/>
-    <w:lsdException w:name="Colorful Grid" w:semiHidden="0" w:uiPriority="73" w:unhideWhenUsed="0"/>
-    <w:lsdException w:name="Light Shading Accent 1" w:semiHidden="0" w:uiPriority="60" w:unhideWhenUsed="0"/>
-    <w:lsdException w:name="Light List Accent 1" w:semiHidden="0" w:uiPriority="61" w:unhideWhenUsed="0"/>
-    <w:lsdException w:name="Light Grid Accent 1" w:semiHidden="0" w:uiPriority="62" w:unhideWhenUsed="0"/>
-    <w:lsdException w:name="Medium Shading 1 Accent 1" w:semiHidden="0" w:uiPriority="63" w:unhideWhenUsed="0"/>
-    <w:lsdException w:name="Medium Shading 2 Accent 1" w:semiHidden="0" w:uiPriority="64" w:unhideWhenUsed="0"/>
-    <w:lsdException w:name="Medium List 1 Accent 1" w:semiHidden="0" w:uiPriority="65" w:unhideWhenUsed="0"/>
-    <w:lsdException w:name="Medium List 2 Accent 1" w:semiHidden="0" w:uiPriority="66" w:unhideWhenUsed="0"/>
-    <w:lsdException w:name="Medium Grid 1 Accent 1" w:semiHidden="0" w:uiPriority="67" w:unhideWhenUsed="0"/>
-    <w:lsdException w:name="Medium Grid 2 Accent 1" w:semiHidden="0" w:uiPriority="68" w:unhideWhenUsed="0"/>
-    <w:lsdException w:name="Medium Grid 3 Accent 1" w:semiHidden="0" w:uiPriority="69" w:unhideWhenUsed="0"/>
-    <w:lsdException w:name="Dark List Accent 1" w:semiHidden="0" w:uiPriority="70" w:unhideWhenUsed="0"/>
-    <w:lsdException w:name="Colorful Shading Accent 1" w:semiHidden="0" w:uiPriority="71" w:unhideWhenUsed="0"/>
-    <w:lsdException w:name="Colorful List Accent 1" w:semiHidden="0" w:uiPriority="72" w:unhideWhenUsed="0"/>
-    <w:lsdException w:name="Colorful Grid Accent 1" w:semiHidden="0" w:uiPriority="73" w:unhideWhenUsed="0"/>
-    <w:lsdException w:name="Light Shading Accent 2" w:semiHidden="0" w:uiPriority="60" w:unhideWhenUsed="0"/>
-    <w:lsdException w:name="Light List Accent 2" w:semiHidden="0" w:uiPriority="61" w:unhideWhenUsed="0"/>
-    <w:lsdException w:name="Light Grid Accent 2" w:semiHidden="0" w:uiPriority="62" w:unhideWhenUsed="0"/>
-    <w:lsdException w:name="Medium Shading 1 Accent 2" w:semiHidden="0" w:uiPriority="63" w:unhideWhenUsed="0"/>
-    <w:lsdException w:name="Medium Shading 2 Accent 2" w:semiHidden="0" w:uiPriority="64" w:unhideWhenUsed="0"/>
-    <w:lsdException w:name="Medium List 1 Accent 2" w:semiHidden="0" w:uiPriority="65" w:unhideWhenUsed="0"/>
-    <w:lsdException w:name="Medium List 2 Accent 2" w:semiHidden="0" w:uiPriority="66" w:unhideWhenUsed="0"/>
-    <w:lsdException w:name="Medium Grid 1 Accent 2" w:semiHidden="0" w:uiPriority="67" w:unhideWhenUsed="0"/>
-    <w:lsdException w:name="Medium Grid 2 Accent 2" w:semiHidden="0" w:uiPriority="68" w:unhideWhenUsed="0"/>
-    <w:lsdException w:name="Medium Grid 3 Accent 2" w:semiHidden="0" w:uiPriority="69" w:unhideWhenUsed="0"/>
-    <w:lsdException w:name="Dark List Accent 2" w:semiHidden="0" w:uiPriority="70" w:unhideWhenUsed="0"/>
-    <w:lsdException w:name="Colorful Shading Accent 2" w:semiHidden="0" w:uiPriority="71" w:unhideWhenUsed="0"/>
-    <w:lsdException w:name="Colorful List Accent 2" w:semiHidden="0" w:uiPriority="72" w:unhideWhenUsed="0"/>
-    <w:lsdException w:name="Colorful Grid Accent 2" w:semiHidden="0" w:uiPriority="73" w:unhideWhenUsed="0"/>
-    <w:lsdException w:name="Light Shading Accent 3" w:semiHidden="0" w:uiPriority="60" w:unhideWhenUsed="0"/>
-    <w:lsdException w:name="Light List Accent 3" w:semiHidden="0" w:uiPriority="61" w:unhideWhenUsed="0"/>
-    <w:lsdException w:name="Light Grid Accent 3" w:semiHidden="0" w:uiPriority="62" w:unhideWhenUsed="0"/>
-    <w:lsdException w:name="Medium Shading 1 Accent 3" w:semiHidden="0" w:uiPriority="63" w:unhideWhenUsed="0"/>
-    <w:lsdException w:name="Medium Shading 2 Accent 3" w:semiHidden="0" w:uiPriority="64" w:unhideWhenUsed="0"/>
-    <w:lsdException w:name="Medium List 1 Accent 3" w:semiHidden="0" w:uiPriority="65" w:unhideWhenUsed="0"/>
-    <w:lsdException w:name="Medium List 2 Accent 3" w:semiHidden="0" w:uiPriority="66" w:unhideWhenUsed="0"/>
-    <w:lsdException w:name="Medium Grid 1 Accent 3" w:semiHidden="0" w:uiPriority="67" w:unhideWhenUsed="0"/>
-    <w:lsdException w:name="Medium Grid 2 Accent 3" w:semiHidden="0" w:uiPriority="68" w:unhideWhenUsed="0"/>
-    <w:lsdException w:name="Medium Grid 3 Accent 3" w:semiHidden="0" w:uiPriority="69" w:unhideWhenUsed="0"/>
-    <w:lsdException w:name="Dark List Accent 3" w:semiHidden="0" w:uiPriority="70" w:unhideWhenUsed="0"/>
-    <w:lsdException w:name="Colorful Shading Accent 3" w:semiHidden="0" w:uiPriority="71" w:unhideWhenUsed="0"/>
-    <w:lsdException w:name="Colorful List Accent 3" w:semiHidden="0" w:uiPriority="72" w:unhideWhenUsed="0"/>
-    <w:lsdException w:name="Colorful Grid Accent 3" w:semiHidden="0" w:uiPriority="73" w:unhideWhenUsed="0"/>
-    <w:lsdException w:name="Light Shading Accent 4" w:semiHidden="0" w:uiPriority="60" w:unhideWhenUsed="0"/>
-    <w:lsdException w:name="Light List Accent 4" w:semiHidden="0" w:uiPriority="61" w:unhideWhenUsed="0"/>
-    <w:lsdException w:name="Light Grid Accent 4" w:semiHidden="0" w:uiPriority="62" w:unhideWhenUsed="0"/>
-    <w:lsdException w:name="Medium Shading 1 Accent 4" w:semiHidden="0" w:uiPriority="63" w:unhideWhenUsed="0"/>
-    <w:lsdException w:name="Medium Shading 2 Accent 4" w:semiHidden="0" w:uiPriority="64" w:unhideWhenUsed="0"/>
-    <w:lsdException w:name="Medium List 1 Accent 4" w:semiHidden="0" w:uiPriority="65" w:unhideWhenUsed="0"/>
-    <w:lsdException w:name="Medium List 2 Accent 4" w:semiHidden="0" w:uiPriority="66" w:unhideWhenUsed="0"/>
-    <w:lsdException w:name="Medium Grid 1 Accent 4" w:semiHidden="0" w:uiPriority="67" w:unhideWhenUsed="0"/>
-    <w:lsdException w:name="Medium Grid 2 Accent 4" w:semiHidden="0" w:uiPriority="68" w:unhideWhenUsed="0"/>
-    <w:lsdException w:name="Medium Grid 3 Accent 4" w:semiHidden="0" w:uiPriority="69" w:unhideWhenUsed="0"/>
-    <w:lsdException w:name="Dark List Accent 4" w:semiHidden="0" w:uiPriority="70" w:unhideWhenUsed="0"/>
-    <w:lsdException w:name="Colorful Shading Accent 4" w:semiHidden="0" w:uiPriority="71" w:unhideWhenUsed="0"/>
-    <w:lsdException w:name="Colorful List Accent 4" w:semiHidden="0" w:uiPriority="72" w:unhideWhenUsed="0"/>
-    <w:lsdException w:name="Colorful Grid Accent 4" w:semiHidden="0" w:uiPriority="73" w:unhideWhenUsed="0"/>
-    <w:lsdException w:name="Light Shading Accent 5" w:semiHidden="0" w:uiPriority="60" w:unhideWhenUsed="0"/>
-    <w:lsdException w:name="Light List Accent 5" w:semiHidden="0" w:uiPriority="61" w:unhideWhenUsed="0"/>
-    <w:lsdException w:name="Light Grid Accent 5" w:semiHidden="0" w:uiPriority="62" w:unhideWhenUsed="0"/>
-    <w:lsdException w:name="Medium Shading 1 Accent 5" w:semiHidden="0" w:uiPriority="63" w:unhideWhenUsed="0"/>
-    <w:lsdException w:name="Medium Shading 2 Accent 5" w:semiHidden="0" w:uiPriority="64" w:unhideWhenUsed="0"/>
-    <w:lsdException w:name="Medium List 1 Accent 5" w:semiHidden="0" w:uiPriority="65" w:unhideWhenUsed="0"/>
-    <w:lsdException w:name="Medium List 2 Accent 5" w:semiHidden="0" w:uiPriority="66" w:unhideWhenUsed="0"/>
-    <w:lsdException w:name="Medium Grid 1 Accent 5" w:semiHidden="0" w:uiPriority="67" w:unhideWhenUsed="0"/>
-    <w:lsdException w:name="Medium Grid 2 Accent 5" w:semiHidden="0" w:uiPriority="68" w:unhideWhenUsed="0"/>
-    <w:lsdException w:name="Medium Grid 3 Accent 5" w:semiHidden="0" w:uiPriority="69" w:unhideWhenUsed="0"/>
-    <w:lsdException w:name="Dark List Accent 5" w:semiHidden="0" w:uiPriority="70" w:unhideWhenUsed="0"/>
-    <w:lsdException w:name="Colorful Shading Accent 5" w:semiHidden="0" w:uiPriority="71" w:unhideWhenUsed="0"/>
-    <w:lsdException w:name="Colorful List Accent 5" w:semiHidden="0" w:uiPriority="72" w:unhideWhenUsed="0"/>
-    <w:lsdException w:name="Colorful Grid Accent 5" w:semiHidden="0" w:uiPriority="73" w:unhideWhenUsed="0"/>
-    <w:lsdException w:name="Light Shading Accent 6" w:semiHidden="0" w:uiPriority="60" w:unhideWhenUsed="0"/>
-    <w:lsdException w:name="Light List Accent 6" w:semiHidden="0" w:uiPriority="61" w:unhideWhenUsed="0"/>
-    <w:lsdException w:name="Light Grid Accent 6" w:semiHidden="0" w:uiPriority="62" w:unhideWhenUsed="0"/>
-    <w:lsdException w:name="Medium Shading 1 Accent 6" w:semiHidden="0" w:uiPriority="63" w:unhideWhenUsed="0"/>
-    <w:lsdException w:name="Medium Shading 2 Accent 6" w:semiHidden="0" w:uiPriority="64" w:unhideWhenUsed="0"/>
-    <w:lsdException w:name="Medium List 1 Accent 6" w:semiHidden="0" w:uiPriority="65" w:unhideWhenUsed="0"/>
-    <w:lsdException w:name="Medium List 2 Accent 6" w:semiHidden="0" w:uiPriority="66" w:unhideWhenUsed="0"/>
-    <w:lsdException w:name="Medium Grid 1 Accent 6" w:semiHidden="0" w:uiPriority="67" w:unhideWhenUsed="0"/>
-    <w:lsdException w:name="Medium Grid 2 Accent 6" w:semiHidden="0" w:uiPriority="68" w:unhideWhenUsed="0"/>
-    <w:lsdException w:name="Medium Grid 3 Accent 6" w:semiHidden="0" w:uiPriority="69" w:unhideWhenUsed="0"/>
-    <w:lsdException w:name="Dark List Accent 6" w:semiHidden="0" w:uiPriority="70" w:unhideWhenUsed="0"/>
-    <w:lsdException w:name="Colorful Shading Accent 6" w:semiHidden="0" w:uiPriority="71" w:unhideWhenUsed="0"/>
-    <w:lsdException w:name="Colorful List Accent 6" w:semiHidden="0" w:uiPriority="72" w:unhideWhenUsed="0"/>
-    <w:lsdException w:name="Colorful Grid Accent 6" w:semiHidden="0" w:uiPriority="73" w:unhideWhenUsed="0"/>
+  <w:latentStyles w:count="260" w:defQFormat="0" w:defUnhideWhenUsed="1" w:defSemiHidden="1" w:defUIPriority="99" w:defLockedState="0">
+    <w:lsdException w:qFormat="1" w:unhideWhenUsed="0" w:uiPriority="0" w:semiHidden="0" w:name="Normal"/>
+    <w:lsdException w:qFormat="1" w:unhideWhenUsed="0" w:uiPriority="0" w:semiHidden="0" w:name="heading 1"/>
+    <w:lsdException w:qFormat="1" w:uiPriority="0" w:semiHidden="0" w:name="heading 2"/>
+    <w:lsdException w:qFormat="1" w:uiPriority="0" w:name="heading 3"/>
+    <w:lsdException w:qFormat="1" w:uiPriority="0" w:semiHidden="0" w:name="heading 4"/>
+    <w:lsdException w:qFormat="1" w:uiPriority="0" w:name="heading 5"/>
+    <w:lsdException w:qFormat="1" w:uiPriority="0" w:name="heading 6"/>
+    <w:lsdException w:qFormat="1" w:uiPriority="0" w:name="heading 7"/>
+    <w:lsdException w:qFormat="1" w:uiPriority="0" w:name="heading 8"/>
+    <w:lsdException w:qFormat="1" w:uiPriority="0" w:name="heading 9"/>
+    <w:lsdException w:unhideWhenUsed="0" w:uiPriority="0" w:semiHidden="0" w:name="index 1"/>
+    <w:lsdException w:unhideWhenUsed="0" w:uiPriority="0" w:semiHidden="0" w:name="index 2"/>
+    <w:lsdException w:unhideWhenUsed="0" w:uiPriority="0" w:semiHidden="0" w:name="index 3"/>
+    <w:lsdException w:unhideWhenUsed="0" w:uiPriority="0" w:semiHidden="0" w:name="index 4"/>
+    <w:lsdException w:unhideWhenUsed="0" w:uiPriority="0" w:semiHidden="0" w:name="index 5"/>
+    <w:lsdException w:unhideWhenUsed="0" w:uiPriority="0" w:semiHidden="0" w:name="index 6"/>
+    <w:lsdException w:unhideWhenUsed="0" w:uiPriority="0" w:semiHidden="0" w:name="index 7"/>
+    <w:lsdException w:unhideWhenUsed="0" w:uiPriority="0" w:semiHidden="0" w:name="index 8"/>
+    <w:lsdException w:unhideWhenUsed="0" w:uiPriority="0" w:semiHidden="0" w:name="index 9"/>
+    <w:lsdException w:qFormat="1" w:unhideWhenUsed="0" w:uiPriority="0" w:semiHidden="0" w:name="toc 1"/>
+    <w:lsdException w:qFormat="1" w:unhideWhenUsed="0" w:uiPriority="0" w:semiHidden="0" w:name="toc 2"/>
+    <w:lsdException w:qFormat="1" w:unhideWhenUsed="0" w:uiPriority="0" w:semiHidden="0" w:name="toc 3"/>
+    <w:lsdException w:unhideWhenUsed="0" w:uiPriority="0" w:semiHidden="0" w:name="toc 4"/>
+    <w:lsdException w:unhideWhenUsed="0" w:uiPriority="0" w:semiHidden="0" w:name="toc 5"/>
+    <w:lsdException w:unhideWhenUsed="0" w:uiPriority="0" w:semiHidden="0" w:name="toc 6"/>
+    <w:lsdException w:unhideWhenUsed="0" w:uiPriority="0" w:semiHidden="0" w:name="toc 7"/>
+    <w:lsdException w:unhideWhenUsed="0" w:uiPriority="0" w:semiHidden="0" w:name="toc 8"/>
+    <w:lsdException w:unhideWhenUsed="0" w:uiPriority="0" w:semiHidden="0" w:name="toc 9"/>
+    <w:lsdException w:unhideWhenUsed="0" w:uiPriority="0" w:semiHidden="0" w:name="Normal Indent"/>
+    <w:lsdException w:unhideWhenUsed="0" w:uiPriority="0" w:semiHidden="0" w:name="footnote text"/>
+    <w:lsdException w:qFormat="1" w:unhideWhenUsed="0" w:uiPriority="0" w:semiHidden="0" w:name="annotation text"/>
+    <w:lsdException w:qFormat="1" w:unhideWhenUsed="0" w:uiPriority="0" w:semiHidden="0" w:name="header"/>
+    <w:lsdException w:qFormat="1" w:unhideWhenUsed="0" w:uiPriority="0" w:semiHidden="0" w:name="footer"/>
+    <w:lsdException w:unhideWhenUsed="0" w:uiPriority="0" w:semiHidden="0" w:name="index heading"/>
+    <w:lsdException w:qFormat="1" w:uiPriority="0" w:name="caption"/>
+    <w:lsdException w:unhideWhenUsed="0" w:uiPriority="0" w:semiHidden="0" w:name="table of figures"/>
+    <w:lsdException w:unhideWhenUsed="0" w:uiPriority="0" w:semiHidden="0" w:name="envelope address"/>
+    <w:lsdException w:unhideWhenUsed="0" w:uiPriority="0" w:semiHidden="0" w:name="envelope return"/>
+    <w:lsdException w:unhideWhenUsed="0" w:uiPriority="0" w:semiHidden="0" w:name="footnote reference"/>
+    <w:lsdException w:unhideWhenUsed="0" w:uiPriority="0" w:semiHidden="0" w:name="annotation reference"/>
+    <w:lsdException w:unhideWhenUsed="0" w:uiPriority="0" w:semiHidden="0" w:name="line number"/>
+    <w:lsdException w:unhideWhenUsed="0" w:uiPriority="0" w:semiHidden="0" w:name="page number"/>
+    <w:lsdException w:unhideWhenUsed="0" w:uiPriority="0" w:semiHidden="0" w:name="endnote reference"/>
+    <w:lsdException w:unhideWhenUsed="0" w:uiPriority="0" w:semiHidden="0" w:name="endnote text"/>
+    <w:lsdException w:unhideWhenUsed="0" w:uiPriority="0" w:semiHidden="0" w:name="table of authorities"/>
+    <w:lsdException w:unhideWhenUsed="0" w:uiPriority="0" w:semiHidden="0" w:name="macro"/>
+    <w:lsdException w:unhideWhenUsed="0" w:uiPriority="0" w:semiHidden="0" w:name="toa heading"/>
+    <w:lsdException w:unhideWhenUsed="0" w:uiPriority="0" w:semiHidden="0" w:name="List"/>
+    <w:lsdException w:unhideWhenUsed="0" w:uiPriority="0" w:semiHidden="0" w:name="List Bullet"/>
+    <w:lsdException w:unhideWhenUsed="0" w:uiPriority="0" w:semiHidden="0" w:name="List Number"/>
+    <w:lsdException w:unhideWhenUsed="0" w:uiPriority="0" w:semiHidden="0" w:name="List 2"/>
+    <w:lsdException w:unhideWhenUsed="0" w:uiPriority="0" w:semiHidden="0" w:name="List 3"/>
+    <w:lsdException w:unhideWhenUsed="0" w:uiPriority="0" w:semiHidden="0" w:name="List 4"/>
+    <w:lsdException w:unhideWhenUsed="0" w:uiPriority="0" w:semiHidden="0" w:name="List 5"/>
+    <w:lsdException w:unhideWhenUsed="0" w:uiPriority="0" w:semiHidden="0" w:name="List Bullet 2"/>
+    <w:lsdException w:unhideWhenUsed="0" w:uiPriority="0" w:semiHidden="0" w:name="List Bullet 3"/>
+    <w:lsdException w:unhideWhenUsed="0" w:uiPriority="0" w:semiHidden="0" w:name="List Bullet 4"/>
+    <w:lsdException w:unhideWhenUsed="0" w:uiPriority="0" w:semiHidden="0" w:name="List Bullet 5"/>
+    <w:lsdException w:unhideWhenUsed="0" w:uiPriority="0" w:semiHidden="0" w:name="List Number 2"/>
+    <w:lsdException w:unhideWhenUsed="0" w:uiPriority="0" w:semiHidden="0" w:name="List Number 3"/>
+    <w:lsdException w:unhideWhenUsed="0" w:uiPriority="0" w:semiHidden="0" w:name="List Number 4"/>
+    <w:lsdException w:unhideWhenUsed="0" w:uiPriority="0" w:semiHidden="0" w:name="List Number 5"/>
+    <w:lsdException w:qFormat="1" w:unhideWhenUsed="0" w:uiPriority="0" w:semiHidden="0" w:name="Title"/>
+    <w:lsdException w:unhideWhenUsed="0" w:uiPriority="0" w:semiHidden="0" w:name="Closing"/>
+    <w:lsdException w:unhideWhenUsed="0" w:uiPriority="0" w:semiHidden="0" w:name="Signature"/>
+    <w:lsdException w:qFormat="1" w:unhideWhenUsed="0" w:uiPriority="0" w:name="Default Paragraph Font"/>
+    <w:lsdException w:qFormat="1" w:unhideWhenUsed="0" w:uiPriority="0" w:name="Body Text"/>
+    <w:lsdException w:unhideWhenUsed="0" w:uiPriority="0" w:semiHidden="0" w:name="Body Text Indent"/>
+    <w:lsdException w:unhideWhenUsed="0" w:uiPriority="0" w:semiHidden="0" w:name="List Continue"/>
+    <w:lsdException w:unhideWhenUsed="0" w:uiPriority="0" w:semiHidden="0" w:name="List Continue 2"/>
+    <w:lsdException w:unhideWhenUsed="0" w:uiPriority="0" w:semiHidden="0" w:name="List Continue 3"/>
+    <w:lsdException w:unhideWhenUsed="0" w:uiPriority="0" w:semiHidden="0" w:name="List Continue 4"/>
+    <w:lsdException w:unhideWhenUsed="0" w:uiPriority="0" w:semiHidden="0" w:name="List Continue 5"/>
+    <w:lsdException w:unhideWhenUsed="0" w:uiPriority="0" w:semiHidden="0" w:name="Message Header"/>
+    <w:lsdException w:qFormat="1" w:unhideWhenUsed="0" w:uiPriority="0" w:semiHidden="0" w:name="Subtitle"/>
+    <w:lsdException w:unhideWhenUsed="0" w:uiPriority="0" w:semiHidden="0" w:name="Salutation"/>
+    <w:lsdException w:unhideWhenUsed="0" w:uiPriority="0" w:semiHidden="0" w:name="Date"/>
+    <w:lsdException w:unhideWhenUsed="0" w:uiPriority="0" w:semiHidden="0" w:name="Body Text First Indent"/>
+    <w:lsdException w:unhideWhenUsed="0" w:uiPriority="0" w:semiHidden="0" w:name="Body Text First Indent 2"/>
+    <w:lsdException w:uiPriority="99" w:name="Note Heading"/>
+    <w:lsdException w:unhideWhenUsed="0" w:uiPriority="0" w:semiHidden="0" w:name="Body Text 2"/>
+    <w:lsdException w:unhideWhenUsed="0" w:uiPriority="0" w:semiHidden="0" w:name="Body Text 3"/>
+    <w:lsdException w:unhideWhenUsed="0" w:uiPriority="0" w:semiHidden="0" w:name="Body Text Indent 2"/>
+    <w:lsdException w:unhideWhenUsed="0" w:uiPriority="0" w:semiHidden="0" w:name="Body Text Indent 3"/>
+    <w:lsdException w:unhideWhenUsed="0" w:uiPriority="0" w:semiHidden="0" w:name="Block Text"/>
+    <w:lsdException w:unhideWhenUsed="0" w:uiPriority="0" w:semiHidden="0" w:name="Hyperlink"/>
+    <w:lsdException w:unhideWhenUsed="0" w:uiPriority="0" w:semiHidden="0" w:name="FollowedHyperlink"/>
+    <w:lsdException w:qFormat="1" w:unhideWhenUsed="0" w:uiPriority="0" w:semiHidden="0" w:name="Strong"/>
+    <w:lsdException w:qFormat="1" w:unhideWhenUsed="0" w:uiPriority="0" w:semiHidden="0" w:name="Emphasis"/>
+    <w:lsdException w:unhideWhenUsed="0" w:uiPriority="0" w:semiHidden="0" w:name="Document Map"/>
+    <w:lsdException w:unhideWhenUsed="0" w:uiPriority="0" w:semiHidden="0" w:name="Plain Text"/>
+    <w:lsdException w:unhideWhenUsed="0" w:uiPriority="0" w:semiHidden="0" w:name="E-mail Signature"/>
+    <w:lsdException w:qFormat="1" w:unhideWhenUsed="0" w:uiPriority="0" w:semiHidden="0" w:name="Normal (Web)"/>
+    <w:lsdException w:unhideWhenUsed="0" w:uiPriority="0" w:semiHidden="0" w:name="HTML Acronym"/>
+    <w:lsdException w:unhideWhenUsed="0" w:uiPriority="0" w:semiHidden="0" w:name="HTML Address"/>
+    <w:lsdException w:unhideWhenUsed="0" w:uiPriority="0" w:semiHidden="0" w:name="HTML Cite"/>
+    <w:lsdException w:unhideWhenUsed="0" w:uiPriority="0" w:semiHidden="0" w:name="HTML Code"/>
+    <w:lsdException w:unhideWhenUsed="0" w:uiPriority="0" w:semiHidden="0" w:name="HTML Definition"/>
+    <w:lsdException w:unhideWhenUsed="0" w:uiPriority="0" w:semiHidden="0" w:name="HTML Keyboard"/>
+    <w:lsdException w:unhideWhenUsed="0" w:uiPriority="0" w:semiHidden="0" w:name="HTML Preformatted"/>
+    <w:lsdException w:unhideWhenUsed="0" w:uiPriority="0" w:semiHidden="0" w:name="HTML Sample"/>
+    <w:lsdException w:unhideWhenUsed="0" w:uiPriority="0" w:semiHidden="0" w:name="HTML Typewriter"/>
+    <w:lsdException w:unhideWhenUsed="0" w:uiPriority="0" w:semiHidden="0" w:name="HTML Variable"/>
+    <w:lsdException w:qFormat="1" w:unhideWhenUsed="0" w:uiPriority="0" w:name="Normal Table"/>
+    <w:lsdException w:unhideWhenUsed="0" w:uiPriority="0" w:semiHidden="0" w:name="annotation subject"/>
+    <w:lsdException w:unhideWhenUsed="0" w:uiPriority="0" w:semiHidden="0" w:name="Table Simple 1"/>
+    <w:lsdException w:unhideWhenUsed="0" w:uiPriority="0" w:semiHidden="0" w:name="Table Simple 2"/>
+    <w:lsdException w:unhideWhenUsed="0" w:uiPriority="0" w:semiHidden="0" w:name="Table Simple 3"/>
+    <w:lsdException w:unhideWhenUsed="0" w:uiPriority="0" w:semiHidden="0" w:name="Table Classic 1"/>
+    <w:lsdException w:unhideWhenUsed="0" w:uiPriority="0" w:semiHidden="0" w:name="Table Classic 2"/>
+    <w:lsdException w:unhideWhenUsed="0" w:uiPriority="0" w:semiHidden="0" w:name="Table Classic 3"/>
+    <w:lsdException w:unhideWhenUsed="0" w:uiPriority="0" w:semiHidden="0" w:name="Table Classic 4"/>
+    <w:lsdException w:unhideWhenUsed="0" w:uiPriority="0" w:semiHidden="0" w:name="Table Colorful 1"/>
+    <w:lsdException w:unhideWhenUsed="0" w:uiPriority="0" w:semiHidden="0" w:name="Table Colorful 2"/>
+    <w:lsdException w:unhideWhenUsed="0" w:uiPriority="0" w:semiHidden="0" w:name="Table Colorful 3"/>
+    <w:lsdException w:unhideWhenUsed="0" w:uiPriority="0" w:semiHidden="0" w:name="Table Columns 1"/>
+    <w:lsdException w:unhideWhenUsed="0" w:uiPriority="0" w:semiHidden="0" w:name="Table Columns 2"/>
+    <w:lsdException w:unhideWhenUsed="0" w:uiPriority="0" w:semiHidden="0" w:name="Table Columns 3"/>
+    <w:lsdException w:unhideWhenUsed="0" w:uiPriority="0" w:semiHidden="0" w:name="Table Columns 4"/>
+    <w:lsdException w:unhideWhenUsed="0" w:uiPriority="0" w:semiHidden="0" w:name="Table Columns 5"/>
+    <w:lsdException w:unhideWhenUsed="0" w:uiPriority="0" w:semiHidden="0" w:name="Table Grid 1"/>
+    <w:lsdException w:unhideWhenUsed="0" w:uiPriority="0" w:semiHidden="0" w:name="Table Grid 2"/>
+    <w:lsdException w:unhideWhenUsed="0" w:uiPriority="0" w:semiHidden="0" w:name="Table Grid 3"/>
+    <w:lsdException w:unhideWhenUsed="0" w:uiPriority="0" w:semiHidden="0" w:name="Table Grid 4"/>
+    <w:lsdException w:unhideWhenUsed="0" w:uiPriority="0" w:semiHidden="0" w:name="Table Grid 5"/>
+    <w:lsdException w:unhideWhenUsed="0" w:uiPriority="0" w:semiHidden="0" w:name="Table Grid 6"/>
+    <w:lsdException w:unhideWhenUsed="0" w:uiPriority="0" w:semiHidden="0" w:name="Table Grid 7"/>
+    <w:lsdException w:unhideWhenUsed="0" w:uiPriority="0" w:semiHidden="0" w:name="Table Grid 8"/>
+    <w:lsdException w:unhideWhenUsed="0" w:uiPriority="0" w:semiHidden="0" w:name="Table List 1"/>
+    <w:lsdException w:unhideWhenUsed="0" w:uiPriority="0" w:semiHidden="0" w:name="Table List 2"/>
+    <w:lsdException w:unhideWhenUsed="0" w:uiPriority="0" w:semiHidden="0" w:name="Table List 3"/>
+    <w:lsdException w:unhideWhenUsed="0" w:uiPriority="0" w:semiHidden="0" w:name="Table List 4"/>
+    <w:lsdException w:unhideWhenUsed="0" w:uiPriority="0" w:semiHidden="0" w:name="Table List 5"/>
+    <w:lsdException w:unhideWhenUsed="0" w:uiPriority="0" w:semiHidden="0" w:name="Table List 6"/>
+    <w:lsdException w:unhideWhenUsed="0" w:uiPriority="0" w:semiHidden="0" w:name="Table List 7"/>
+    <w:lsdException w:unhideWhenUsed="0" w:uiPriority="0" w:semiHidden="0" w:name="Table List 8"/>
+    <w:lsdException w:unhideWhenUsed="0" w:uiPriority="0" w:semiHidden="0" w:name="Table 3D effects 1"/>
+    <w:lsdException w:unhideWhenUsed="0" w:uiPriority="0" w:semiHidden="0" w:name="Table 3D effects 2"/>
+    <w:lsdException w:unhideWhenUsed="0" w:uiPriority="0" w:semiHidden="0" w:name="Table 3D effects 3"/>
+    <w:lsdException w:unhideWhenUsed="0" w:uiPriority="0" w:semiHidden="0" w:name="Table Contemporary"/>
+    <w:lsdException w:unhideWhenUsed="0" w:uiPriority="0" w:semiHidden="0" w:name="Table Elegant"/>
+    <w:lsdException w:unhideWhenUsed="0" w:uiPriority="0" w:semiHidden="0" w:name="Table Professional"/>
+    <w:lsdException w:unhideWhenUsed="0" w:uiPriority="0" w:semiHidden="0" w:name="Table Subtle 1"/>
+    <w:lsdException w:unhideWhenUsed="0" w:uiPriority="0" w:semiHidden="0" w:name="Table Subtle 2"/>
+    <w:lsdException w:unhideWhenUsed="0" w:uiPriority="0" w:semiHidden="0" w:name="Table Web 1"/>
+    <w:lsdException w:unhideWhenUsed="0" w:uiPriority="0" w:semiHidden="0" w:name="Table Web 2"/>
+    <w:lsdException w:unhideWhenUsed="0" w:uiPriority="0" w:semiHidden="0" w:name="Table Web 3"/>
+    <w:lsdException w:unhideWhenUsed="0" w:uiPriority="0" w:semiHidden="0" w:name="Balloon Text"/>
+    <w:lsdException w:qFormat="1" w:unhideWhenUsed="0" w:uiPriority="0" w:semiHidden="0" w:name="Table Grid"/>
+    <w:lsdException w:unhideWhenUsed="0" w:uiPriority="0" w:semiHidden="0" w:name="Table Theme"/>
+    <w:lsdException w:unhideWhenUsed="0" w:uiPriority="60" w:semiHidden="0" w:name="Light Shading"/>
+    <w:lsdException w:unhideWhenUsed="0" w:uiPriority="61" w:semiHidden="0" w:name="Light List"/>
+    <w:lsdException w:unhideWhenUsed="0" w:uiPriority="62" w:semiHidden="0" w:name="Light Grid"/>
+    <w:lsdException w:unhideWhenUsed="0" w:uiPriority="63" w:semiHidden="0" w:name="Medium Shading 1"/>
+    <w:lsdException w:unhideWhenUsed="0" w:uiPriority="64" w:semiHidden="0" w:name="Medium Shading 2"/>
+    <w:lsdException w:unhideWhenUsed="0" w:uiPriority="65" w:semiHidden="0" w:name="Medium List 1"/>
+    <w:lsdException w:unhideWhenUsed="0" w:uiPriority="66" w:semiHidden="0" w:name="Medium List 2"/>
+    <w:lsdException w:unhideWhenUsed="0" w:uiPriority="67" w:semiHidden="0" w:name="Medium Grid 1"/>
+    <w:lsdException w:unhideWhenUsed="0" w:uiPriority="68" w:semiHidden="0" w:name="Medium Grid 2"/>
+    <w:lsdException w:unhideWhenUsed="0" w:uiPriority="69" w:semiHidden="0" w:name="Medium Grid 3"/>
+    <w:lsdException w:unhideWhenUsed="0" w:uiPriority="70" w:semiHidden="0" w:name="Dark List"/>
+    <w:lsdException w:unhideWhenUsed="0" w:uiPriority="71" w:semiHidden="0" w:name="Colorful Shading"/>
+    <w:lsdException w:unhideWhenUsed="0" w:uiPriority="72" w:semiHidden="0" w:name="Colorful List"/>
+    <w:lsdException w:unhideWhenUsed="0" w:uiPriority="73" w:semiHidden="0" w:name="Colorful Grid"/>
+    <w:lsdException w:unhideWhenUsed="0" w:uiPriority="60" w:semiHidden="0" w:name="Light Shading Accent 1"/>
+    <w:lsdException w:unhideWhenUsed="0" w:uiPriority="61" w:semiHidden="0" w:name="Light List Accent 1"/>
+    <w:lsdException w:unhideWhenUsed="0" w:uiPriority="62" w:semiHidden="0" w:name="Light Grid Accent 1"/>
+    <w:lsdException w:unhideWhenUsed="0" w:uiPriority="63" w:semiHidden="0" w:name="Medium Shading 1 Accent 1"/>
+    <w:lsdException w:unhideWhenUsed="0" w:uiPriority="64" w:semiHidden="0" w:name="Medium Shading 2 Accent 1"/>
+    <w:lsdException w:unhideWhenUsed="0" w:uiPriority="65" w:semiHidden="0" w:name="Medium List 1 Accent 1"/>
+    <w:lsdException w:unhideWhenUsed="0" w:uiPriority="66" w:semiHidden="0" w:name="Medium List 2 Accent 1"/>
+    <w:lsdException w:unhideWhenUsed="0" w:uiPriority="67" w:semiHidden="0" w:name="Medium Grid 1 Accent 1"/>
+    <w:lsdException w:unhideWhenUsed="0" w:uiPriority="68" w:semiHidden="0" w:name="Medium Grid 2 Accent 1"/>
+    <w:lsdException w:unhideWhenUsed="0" w:uiPriority="69" w:semiHidden="0" w:name="Medium Grid 3 Accent 1"/>
+    <w:lsdException w:unhideWhenUsed="0" w:uiPriority="70" w:semiHidden="0" w:name="Dark List Accent 1"/>
+    <w:lsdException w:unhideWhenUsed="0" w:uiPriority="71" w:semiHidden="0" w:name="Colorful Shading Accent 1"/>
+    <w:lsdException w:unhideWhenUsed="0" w:uiPriority="72" w:semiHidden="0" w:name="Colorful List Accent 1"/>
+    <w:lsdException w:unhideWhenUsed="0" w:uiPriority="73" w:semiHidden="0" w:name="Colorful Grid Accent 1"/>
+    <w:lsdException w:unhideWhenUsed="0" w:uiPriority="60" w:semiHidden="0" w:name="Light Shading Accent 2"/>
+    <w:lsdException w:unhideWhenUsed="0" w:uiPriority="61" w:semiHidden="0" w:name="Light List Accent 2"/>
+    <w:lsdException w:unhideWhenUsed="0" w:uiPriority="62" w:semiHidden="0" w:name="Light Grid Accent 2"/>
+    <w:lsdException w:unhideWhenUsed="0" w:uiPriority="63" w:semiHidden="0" w:name="Medium Shading 1 Accent 2"/>
+    <w:lsdException w:unhideWhenUsed="0" w:uiPriority="64" w:semiHidden="0" w:name="Medium Shading 2 Accent 2"/>
+    <w:lsdException w:unhideWhenUsed="0" w:uiPriority="65" w:semiHidden="0" w:name="Medium List 1 Accent 2"/>
+    <w:lsdException w:unhideWhenUsed="0" w:uiPriority="66" w:semiHidden="0" w:name="Medium List 2 Accent 2"/>
+    <w:lsdException w:unhideWhenUsed="0" w:uiPriority="67" w:semiHidden="0" w:name="Medium Grid 1 Accent 2"/>
+    <w:lsdException w:unhideWhenUsed="0" w:uiPriority="68" w:semiHidden="0" w:name="Medium Grid 2 Accent 2"/>
+    <w:lsdException w:unhideWhenUsed="0" w:uiPriority="69" w:semiHidden="0" w:name="Medium Grid 3 Accent 2"/>
+    <w:lsdException w:unhideWhenUsed="0" w:uiPriority="70" w:semiHidden="0" w:name="Dark List Accent 2"/>
+    <w:lsdException w:unhideWhenUsed="0" w:uiPriority="71" w:semiHidden="0" w:name="Colorful Shading Accent 2"/>
+    <w:lsdException w:unhideWhenUsed="0" w:uiPriority="72" w:semiHidden="0" w:name="Colorful List Accent 2"/>
+    <w:lsdException w:unhideWhenUsed="0" w:uiPriority="73" w:semiHidden="0" w:name="Colorful Grid Accent 2"/>
+    <w:lsdException w:unhideWhenUsed="0" w:uiPriority="60" w:semiHidden="0" w:name="Light Shading Accent 3"/>
+    <w:lsdException w:unhideWhenUsed="0" w:uiPriority="61" w:semiHidden="0" w:name="Light List Accent 3"/>
+    <w:lsdException w:unhideWhenUsed="0" w:uiPriority="62" w:semiHidden="0" w:name="Light Grid Accent 3"/>
+    <w:lsdException w:unhideWhenUsed="0" w:uiPriority="63" w:semiHidden="0" w:name="Medium Shading 1 Accent 3"/>
+    <w:lsdException w:unhideWhenUsed="0" w:uiPriority="64" w:semiHidden="0" w:name="Medium Shading 2 Accent 3"/>
+    <w:lsdException w:unhideWhenUsed="0" w:uiPriority="65" w:semiHidden="0" w:name="Medium List 1 Accent 3"/>
+    <w:lsdException w:unhideWhenUsed="0" w:uiPriority="66" w:semiHidden="0" w:name="Medium List 2 Accent 3"/>
+    <w:lsdException w:unhideWhenUsed="0" w:uiPriority="67" w:semiHidden="0" w:name="Medium Grid 1 Accent 3"/>
+    <w:lsdException w:unhideWhenUsed="0" w:uiPriority="68" w:semiHidden="0" w:name="Medium Grid 2 Accent 3"/>
+    <w:lsdException w:unhideWhenUsed="0" w:uiPriority="69" w:semiHidden="0" w:name="Medium Grid 3 Accent 3"/>
+    <w:lsdException w:unhideWhenUsed="0" w:uiPriority="70" w:semiHidden="0" w:name="Dark List Accent 3"/>
+    <w:lsdException w:unhideWhenUsed="0" w:uiPriority="71" w:semiHidden="0" w:name="Colorful Shading Accent 3"/>
+    <w:lsdException w:unhideWhenUsed="0" w:uiPriority="72" w:semiHidden="0" w:name="Colorful List Accent 3"/>
+    <w:lsdException w:unhideWhenUsed="0" w:uiPriority="73" w:semiHidden="0" w:name="Colorful Grid Accent 3"/>
+    <w:lsdException w:unhideWhenUsed="0" w:uiPriority="60" w:semiHidden="0" w:name="Light Shading Accent 4"/>
+    <w:lsdException w:unhideWhenUsed="0" w:uiPriority="61" w:semiHidden="0" w:name="Light List Accent 4"/>
+    <w:lsdException w:unhideWhenUsed="0" w:uiPriority="62" w:semiHidden="0" w:name="Light Grid Accent 4"/>
+    <w:lsdException w:unhideWhenUsed="0" w:uiPriority="63" w:semiHidden="0" w:name="Medium Shading 1 Accent 4"/>
+    <w:lsdException w:unhideWhenUsed="0" w:uiPriority="64" w:semiHidden="0" w:name="Medium Shading 2 Accent 4"/>
+    <w:lsdException w:unhideWhenUsed="0" w:uiPriority="65" w:semiHidden="0" w:name="Medium List 1 Accent 4"/>
+    <w:lsdException w:unhideWhenUsed="0" w:uiPriority="66" w:semiHidden="0" w:name="Medium List 2 Accent 4"/>
+    <w:lsdException w:unhideWhenUsed="0" w:uiPriority="67" w:semiHidden="0" w:name="Medium Grid 1 Accent 4"/>
+    <w:lsdException w:unhideWhenUsed="0" w:uiPriority="68" w:semiHidden="0" w:name="Medium Grid 2 Accent 4"/>
+    <w:lsdException w:unhideWhenUsed="0" w:uiPriority="69" w:semiHidden="0" w:name="Medium Grid 3 Accent 4"/>
+    <w:lsdException w:unhideWhenUsed="0" w:uiPriority="70" w:semiHidden="0" w:name="Dark List Accent 4"/>
+    <w:lsdException w:unhideWhenUsed="0" w:uiPriority="71" w:semiHidden="0" w:name="Colorful Shading Accent 4"/>
+    <w:lsdException w:unhideWhenUsed="0" w:uiPriority="72" w:semiHidden="0" w:name="Colorful List Accent 4"/>
+    <w:lsdException w:unhideWhenUsed="0" w:uiPriority="73" w:semiHidden="0" w:name="Colorful Grid Accent 4"/>
+    <w:lsdException w:unhideWhenUsed="0" w:uiPriority="60" w:semiHidden="0" w:name="Light Shading Accent 5"/>
+    <w:lsdException w:unhideWhenUsed="0" w:uiPriority="61" w:semiHidden="0" w:name="Light List Accent 5"/>
+    <w:lsdException w:unhideWhenUsed="0" w:uiPriority="62" w:semiHidden="0" w:name="Light Grid Accent 5"/>
+    <w:lsdException w:unhideWhenUsed="0" w:uiPriority="63" w:semiHidden="0" w:name="Medium Shading 1 Accent 5"/>
+    <w:lsdException w:unhideWhenUsed="0" w:uiPriority="64" w:semiHidden="0" w:name="Medium Shading 2 Accent 5"/>
+    <w:lsdException w:unhideWhenUsed="0" w:uiPriority="65" w:semiHidden="0" w:name="Medium List 1 Accent 5"/>
+    <w:lsdException w:unhideWhenUsed="0" w:uiPriority="66" w:semiHidden="0" w:name="Medium List 2 Accent 5"/>
+    <w:lsdException w:unhideWhenUsed="0" w:uiPriority="67" w:semiHidden="0" w:name="Medium Grid 1 Accent 5"/>
+    <w:lsdException w:unhideWhenUsed="0" w:uiPriority="68" w:semiHidden="0" w:name="Medium Grid 2 Accent 5"/>
+    <w:lsdException w:unhideWhenUsed="0" w:uiPriority="69" w:semiHidden="0" w:name="Medium Grid 3 Accent 5"/>
+    <w:lsdException w:unhideWhenUsed="0" w:uiPriority="70" w:semiHidden="0" w:name="Dark List Accent 5"/>
+    <w:lsdException w:unhideWhenUsed="0" w:uiPriority="71" w:semiHidden="0" w:name="Colorful Shading Accent 5"/>
+    <w:lsdException w:unhideWhenUsed="0" w:uiPriority="72" w:semiHidden="0" w:name="Colorful List Accent 5"/>
+    <w:lsdException w:unhideWhenUsed="0" w:uiPriority="73" w:semiHidden="0" w:name="Colorful Grid Accent 5"/>
+    <w:lsdException w:unhideWhenUsed="0" w:uiPriority="60" w:semiHidden="0" w:name="Light Shading Accent 6"/>
+    <w:lsdException w:unhideWhenUsed="0" w:uiPriority="61" w:semiHidden="0" w:name="Light List Accent 6"/>
+    <w:lsdException w:unhideWhenUsed="0" w:uiPriority="62" w:semiHidden="0" w:name="Light Grid Accent 6"/>
+    <w:lsdException w:unhideWhenUsed="0" w:uiPriority="63" w:semiHidden="0" w:name="Medium Shading 1 Accent 6"/>
+    <w:lsdException w:unhideWhenUsed="0" w:uiPriority="64" w:semiHidden="0" w:name="Medium Shading 2 Accent 6"/>
+    <w:lsdException w:unhideWhenUsed="0" w:uiPriority="65" w:semiHidden="0" w:name="Medium List 1 Accent 6"/>
+    <w:lsdException w:unhideWhenUsed="0" w:uiPriority="66" w:semiHidden="0" w:name="Medium List 2 Accent 6"/>
+    <w:lsdException w:unhideWhenUsed="0" w:uiPriority="67" w:semiHidden="0" w:name="Medium Grid 1 Accent 6"/>
+    <w:lsdException w:unhideWhenUsed="0" w:uiPriority="68" w:semiHidden="0" w:name="Medium Grid 2 Accent 6"/>
+    <w:lsdException w:unhideWhenUsed="0" w:uiPriority="69" w:semiHidden="0" w:name="Medium Grid 3 Accent 6"/>
+    <w:lsdException w:unhideWhenUsed="0" w:uiPriority="70" w:semiHidden="0" w:name="Dark List Accent 6"/>
+    <w:lsdException w:unhideWhenUsed="0" w:uiPriority="71" w:semiHidden="0" w:name="Colorful Shading Accent 6"/>
+    <w:lsdException w:unhideWhenUsed="0" w:uiPriority="72" w:semiHidden="0" w:name="Colorful List Accent 6"/>
+    <w:lsdException w:unhideWhenUsed="0" w:uiPriority="73" w:semiHidden="0" w:name="Colorful Grid Accent 6"/>
   </w:latentStyles>
-  <w:style w:type="paragraph" w:default="1" w:styleId="Normal">
+  <w:style w:type="paragraph" w:default="1" w:styleId="1">
     <w:name w:val="Normal"/>
     <w:qFormat/>
+    <w:uiPriority w:val="0"/>
     <w:pPr>
       <w:kinsoku w:val="0"/>
       <w:autoSpaceDE w:val="0"/>
@@ -3714,7 +4358,7 @@
       <w:textAlignment w:val="baseline"/>
     </w:pPr>
     <w:rPr>
-      <w:rFonts w:ascii="Arial" w:eastAsia="宋体" w:hAnsi="Arial" w:cs="Arial"/>
+      <w:rFonts w:ascii="Arial" w:hAnsi="Arial" w:eastAsia="宋体" w:cs="Arial"/>
       <w:snapToGrid w:val="0"/>
       <w:color w:val="000000"/>
       <w:kern w:val="0"/>
@@ -3723,11 +4367,12 @@
       <w:lang w:val="en-US" w:eastAsia="en-US" w:bidi="ar-SA"/>
     </w:rPr>
   </w:style>
-  <w:style w:type="paragraph" w:styleId="Heading1">
+  <w:style w:type="paragraph" w:styleId="2">
     <w:name w:val="heading 1"/>
-    <w:basedOn w:val="Normal"/>
-    <w:next w:val="Normal"/>
+    <w:basedOn w:val="1"/>
+    <w:next w:val="1"/>
     <w:qFormat/>
+    <w:uiPriority w:val="0"/>
     <w:pPr>
       <w:keepNext/>
       <w:keepLines/>
@@ -3745,12 +4390,13 @@
       <w:sz w:val="44"/>
     </w:rPr>
   </w:style>
-  <w:style w:type="paragraph" w:styleId="Heading2">
+  <w:style w:type="paragraph" w:styleId="3">
     <w:name w:val="heading 2"/>
-    <w:basedOn w:val="Normal"/>
-    <w:next w:val="Normal"/>
+    <w:basedOn w:val="1"/>
+    <w:next w:val="1"/>
     <w:unhideWhenUsed/>
     <w:qFormat/>
+    <w:uiPriority w:val="0"/>
     <w:pPr>
       <w:keepNext/>
       <w:keepLines/>
@@ -3763,18 +4409,19 @@
       <w:outlineLvl w:val="1"/>
     </w:pPr>
     <w:rPr>
-      <w:rFonts w:ascii="Arial" w:eastAsia="黑体" w:hAnsi="Arial"/>
+      <w:rFonts w:ascii="Arial" w:hAnsi="Arial" w:eastAsia="黑体"/>
       <w:b/>
       <w:sz w:val="32"/>
     </w:rPr>
   </w:style>
-  <w:style w:type="paragraph" w:styleId="Heading3">
+  <w:style w:type="paragraph" w:styleId="4">
     <w:name w:val="heading 3"/>
-    <w:basedOn w:val="Normal"/>
-    <w:next w:val="Normal"/>
+    <w:basedOn w:val="1"/>
+    <w:next w:val="1"/>
     <w:semiHidden/>
     <w:unhideWhenUsed/>
     <w:qFormat/>
+    <w:uiPriority w:val="0"/>
     <w:pPr>
       <w:keepNext/>
       <w:keepLines/>
@@ -3791,12 +4438,13 @@
       <w:sz w:val="32"/>
     </w:rPr>
   </w:style>
-  <w:style w:type="paragraph" w:styleId="Heading4">
+  <w:style w:type="paragraph" w:styleId="5">
     <w:name w:val="heading 4"/>
-    <w:basedOn w:val="Normal"/>
-    <w:next w:val="Normal"/>
+    <w:basedOn w:val="1"/>
+    <w:next w:val="1"/>
     <w:unhideWhenUsed/>
     <w:qFormat/>
+    <w:uiPriority w:val="0"/>
     <w:pPr>
       <w:keepNext/>
       <w:keepLines/>
@@ -3809,18 +4457,19 @@
       <w:outlineLvl w:val="3"/>
     </w:pPr>
     <w:rPr>
-      <w:rFonts w:ascii="Arial" w:eastAsia="黑体" w:hAnsi="Arial"/>
+      <w:rFonts w:ascii="Arial" w:hAnsi="Arial" w:eastAsia="黑体"/>
       <w:b/>
       <w:sz w:val="28"/>
     </w:rPr>
   </w:style>
-  <w:style w:type="paragraph" w:styleId="Heading5">
+  <w:style w:type="paragraph" w:styleId="6">
     <w:name w:val="heading 5"/>
-    <w:basedOn w:val="Normal"/>
-    <w:next w:val="Normal"/>
+    <w:basedOn w:val="1"/>
+    <w:next w:val="1"/>
     <w:semiHidden/>
     <w:unhideWhenUsed/>
     <w:qFormat/>
+    <w:uiPriority w:val="0"/>
     <w:pPr>
       <w:keepNext/>
       <w:keepLines/>
@@ -3837,13 +4486,14 @@
       <w:sz w:val="28"/>
     </w:rPr>
   </w:style>
-  <w:style w:type="paragraph" w:styleId="Heading6">
+  <w:style w:type="paragraph" w:styleId="7">
     <w:name w:val="heading 6"/>
-    <w:basedOn w:val="Normal"/>
-    <w:next w:val="Normal"/>
+    <w:basedOn w:val="1"/>
+    <w:next w:val="1"/>
     <w:semiHidden/>
     <w:unhideWhenUsed/>
     <w:qFormat/>
+    <w:uiPriority w:val="0"/>
     <w:pPr>
       <w:keepNext/>
       <w:keepLines/>
@@ -3856,18 +4506,19 @@
       <w:outlineLvl w:val="5"/>
     </w:pPr>
     <w:rPr>
-      <w:rFonts w:ascii="Arial" w:eastAsia="黑体" w:hAnsi="Arial"/>
+      <w:rFonts w:ascii="Arial" w:hAnsi="Arial" w:eastAsia="黑体"/>
       <w:b/>
       <w:sz w:val="24"/>
     </w:rPr>
   </w:style>
-  <w:style w:type="paragraph" w:styleId="Heading7">
+  <w:style w:type="paragraph" w:styleId="8">
     <w:name w:val="heading 7"/>
-    <w:basedOn w:val="Normal"/>
-    <w:next w:val="Normal"/>
+    <w:basedOn w:val="1"/>
+    <w:next w:val="1"/>
     <w:semiHidden/>
     <w:unhideWhenUsed/>
     <w:qFormat/>
+    <w:uiPriority w:val="0"/>
     <w:pPr>
       <w:keepNext/>
       <w:keepLines/>
@@ -3884,13 +4535,14 @@
       <w:sz w:val="24"/>
     </w:rPr>
   </w:style>
-  <w:style w:type="paragraph" w:styleId="Heading8">
+  <w:style w:type="paragraph" w:styleId="9">
     <w:name w:val="heading 8"/>
-    <w:basedOn w:val="Normal"/>
-    <w:next w:val="Normal"/>
+    <w:basedOn w:val="1"/>
+    <w:next w:val="1"/>
     <w:semiHidden/>
     <w:unhideWhenUsed/>
     <w:qFormat/>
+    <w:uiPriority w:val="0"/>
     <w:pPr>
       <w:keepNext/>
       <w:keepLines/>
@@ -3903,17 +4555,18 @@
       <w:outlineLvl w:val="7"/>
     </w:pPr>
     <w:rPr>
-      <w:rFonts w:ascii="Arial" w:eastAsia="黑体" w:hAnsi="Arial"/>
+      <w:rFonts w:ascii="Arial" w:hAnsi="Arial" w:eastAsia="黑体"/>
       <w:sz w:val="24"/>
     </w:rPr>
   </w:style>
-  <w:style w:type="paragraph" w:styleId="Heading9">
+  <w:style w:type="paragraph" w:styleId="10">
     <w:name w:val="heading 9"/>
-    <w:basedOn w:val="Normal"/>
-    <w:next w:val="Normal"/>
+    <w:basedOn w:val="1"/>
+    <w:next w:val="1"/>
     <w:semiHidden/>
     <w:unhideWhenUsed/>
     <w:qFormat/>
+    <w:uiPriority w:val="0"/>
     <w:pPr>
       <w:keepNext/>
       <w:keepLines/>
@@ -3926,19 +4579,21 @@
       <w:outlineLvl w:val="8"/>
     </w:pPr>
     <w:rPr>
-      <w:rFonts w:ascii="Arial" w:eastAsia="黑体" w:hAnsi="Arial"/>
+      <w:rFonts w:ascii="Arial" w:hAnsi="Arial" w:eastAsia="黑体"/>
       <w:sz w:val="21"/>
     </w:rPr>
   </w:style>
-  <w:style w:type="character" w:default="1" w:styleId="DefaultParagraphFont">
+  <w:style w:type="character" w:default="1" w:styleId="22">
     <w:name w:val="Default Paragraph Font"/>
     <w:semiHidden/>
     <w:qFormat/>
+    <w:uiPriority w:val="0"/>
   </w:style>
-  <w:style w:type="table" w:default="1" w:styleId="TableNormal">
+  <w:style w:type="table" w:default="1" w:styleId="20">
     <w:name w:val="Normal Table"/>
     <w:semiHidden/>
     <w:qFormat/>
+    <w:uiPriority w:val="0"/>
     <w:tblPr>
       <w:tblCellMar>
         <w:top w:w="0" w:type="dxa"/>
@@ -3948,39 +4603,43 @@
       </w:tblCellMar>
     </w:tblPr>
   </w:style>
-  <w:style w:type="paragraph" w:styleId="CommentText">
+  <w:style w:type="paragraph" w:styleId="11">
     <w:name w:val="annotation text"/>
-    <w:basedOn w:val="Normal"/>
+    <w:basedOn w:val="1"/>
     <w:qFormat/>
+    <w:uiPriority w:val="0"/>
     <w:pPr>
       <w:jc w:val="left"/>
     </w:pPr>
   </w:style>
-  <w:style w:type="paragraph" w:styleId="BodyText">
+  <w:style w:type="paragraph" w:styleId="12">
     <w:name w:val="Body Text"/>
-    <w:basedOn w:val="Normal"/>
+    <w:basedOn w:val="1"/>
     <w:semiHidden/>
     <w:qFormat/>
+    <w:uiPriority w:val="0"/>
     <w:rPr>
-      <w:rFonts w:ascii="Arial" w:eastAsia="Arial" w:hAnsi="Arial" w:cs="Arial"/>
+      <w:rFonts w:ascii="Arial" w:hAnsi="Arial" w:eastAsia="Arial" w:cs="Arial"/>
       <w:sz w:val="21"/>
       <w:szCs w:val="21"/>
       <w:lang w:val="en-US" w:eastAsia="en-US" w:bidi="ar-SA"/>
     </w:rPr>
   </w:style>
-  <w:style w:type="paragraph" w:styleId="TOC3">
+  <w:style w:type="paragraph" w:styleId="13">
     <w:name w:val="toc 3"/>
-    <w:basedOn w:val="Normal"/>
-    <w:next w:val="Normal"/>
+    <w:basedOn w:val="1"/>
+    <w:next w:val="1"/>
     <w:qFormat/>
+    <w:uiPriority w:val="0"/>
     <w:pPr>
       <w:ind w:left="840" w:leftChars="400"/>
     </w:pPr>
   </w:style>
-  <w:style w:type="paragraph" w:styleId="Footer">
+  <w:style w:type="paragraph" w:styleId="14">
     <w:name w:val="footer"/>
-    <w:basedOn w:val="Normal"/>
+    <w:basedOn w:val="1"/>
     <w:qFormat/>
+    <w:uiPriority w:val="0"/>
     <w:pPr>
       <w:tabs>
         <w:tab w:val="center" w:pos="4153"/>
@@ -3993,16 +4652,17 @@
       <w:sz w:val="18"/>
     </w:rPr>
   </w:style>
-  <w:style w:type="paragraph" w:styleId="Header">
+  <w:style w:type="paragraph" w:styleId="15">
     <w:name w:val="header"/>
-    <w:basedOn w:val="Normal"/>
+    <w:basedOn w:val="1"/>
     <w:qFormat/>
+    <w:uiPriority w:val="0"/>
     <w:pPr>
       <w:pBdr>
-        <w:top w:val="nil"/>
-        <w:left w:val="nil"/>
-        <w:bottom w:val="nil"/>
-        <w:right w:val="nil"/>
+        <w:top w:val="none" w:color="auto" w:sz="0" w:space="0"/>
+        <w:left w:val="none" w:color="auto" w:sz="0" w:space="0"/>
+        <w:bottom w:val="none" w:color="auto" w:sz="0" w:space="0"/>
+        <w:right w:val="none" w:color="auto" w:sz="0" w:space="0"/>
       </w:pBdr>
       <w:tabs>
         <w:tab w:val="center" w:pos="4153"/>
@@ -4017,37 +4677,41 @@
       <w:sz w:val="18"/>
     </w:rPr>
   </w:style>
-  <w:style w:type="paragraph" w:styleId="TOC1">
+  <w:style w:type="paragraph" w:styleId="16">
     <w:name w:val="toc 1"/>
-    <w:basedOn w:val="Normal"/>
-    <w:next w:val="Normal"/>
+    <w:basedOn w:val="1"/>
+    <w:next w:val="1"/>
     <w:qFormat/>
+    <w:uiPriority w:val="0"/>
     <w:rPr>
-      <w:rFonts w:ascii="Arial" w:eastAsia="Microsoft JhengHei" w:hAnsi="Arial"/>
+      <w:rFonts w:ascii="Arial" w:hAnsi="Arial" w:eastAsia="Microsoft JhengHei"/>
       <w:sz w:val="24"/>
     </w:rPr>
   </w:style>
-  <w:style w:type="paragraph" w:styleId="TOC2">
+  <w:style w:type="paragraph" w:styleId="17">
     <w:name w:val="toc 2"/>
-    <w:basedOn w:val="Normal"/>
-    <w:next w:val="Normal"/>
+    <w:basedOn w:val="1"/>
+    <w:next w:val="1"/>
     <w:qFormat/>
+    <w:uiPriority w:val="0"/>
     <w:pPr>
       <w:ind w:left="420" w:leftChars="200"/>
     </w:pPr>
   </w:style>
-  <w:style w:type="paragraph" w:styleId="NormalWeb">
+  <w:style w:type="paragraph" w:styleId="18">
     <w:name w:val="Normal (Web)"/>
-    <w:basedOn w:val="Normal"/>
+    <w:basedOn w:val="1"/>
     <w:qFormat/>
+    <w:uiPriority w:val="0"/>
     <w:rPr>
       <w:sz w:val="24"/>
     </w:rPr>
   </w:style>
-  <w:style w:type="paragraph" w:styleId="Title">
+  <w:style w:type="paragraph" w:styleId="19">
     <w:name w:val="Title"/>
-    <w:basedOn w:val="Normal"/>
+    <w:basedOn w:val="1"/>
     <w:qFormat/>
+    <w:uiPriority w:val="0"/>
     <w:pPr>
       <w:spacing w:before="240" w:beforeLines="0" w:beforeAutospacing="0" w:after="60" w:afterLines="0" w:afterAutospacing="0"/>
       <w:jc w:val="center"/>
@@ -4059,68 +4723,73 @@
       <w:sz w:val="32"/>
     </w:rPr>
   </w:style>
-  <w:style w:type="table" w:styleId="TableGrid">
+  <w:style w:type="table" w:styleId="21">
     <w:name w:val="Table Grid"/>
-    <w:basedOn w:val="TableNormal"/>
+    <w:basedOn w:val="20"/>
     <w:qFormat/>
+    <w:uiPriority w:val="0"/>
     <w:pPr>
       <w:widowControl w:val="0"/>
       <w:jc w:val="both"/>
     </w:pPr>
     <w:tblPr>
       <w:tblBorders>
-        <w:top w:val="single" w:sz="4" w:space="0" w:color="auto"/>
-        <w:left w:val="single" w:sz="4" w:space="0" w:color="auto"/>
-        <w:bottom w:val="single" w:sz="4" w:space="0" w:color="auto"/>
-        <w:right w:val="single" w:sz="4" w:space="0" w:color="auto"/>
-        <w:insideH w:val="single" w:sz="4" w:space="0" w:color="auto"/>
-        <w:insideV w:val="single" w:sz="4" w:space="0" w:color="auto"/>
+        <w:top w:val="single" w:color="auto" w:sz="4" w:space="0"/>
+        <w:left w:val="single" w:color="auto" w:sz="4" w:space="0"/>
+        <w:bottom w:val="single" w:color="auto" w:sz="4" w:space="0"/>
+        <w:right w:val="single" w:color="auto" w:sz="4" w:space="0"/>
+        <w:insideH w:val="single" w:color="auto" w:sz="4" w:space="0"/>
+        <w:insideV w:val="single" w:color="auto" w:sz="4" w:space="0"/>
       </w:tblBorders>
     </w:tblPr>
   </w:style>
-  <w:style w:type="character" w:styleId="Strong">
+  <w:style w:type="character" w:styleId="23">
     <w:name w:val="Strong"/>
-    <w:basedOn w:val="DefaultParagraphFont"/>
+    <w:basedOn w:val="22"/>
     <w:qFormat/>
+    <w:uiPriority w:val="0"/>
     <w:rPr>
       <w:b/>
     </w:rPr>
   </w:style>
-  <w:style w:type="paragraph" w:customStyle="1" w:styleId="a">
+  <w:style w:type="paragraph" w:customStyle="1" w:styleId="24">
     <w:name w:val="柴_公司名"/>
-    <w:basedOn w:val="Title"/>
+    <w:basedOn w:val="19"/>
     <w:qFormat/>
+    <w:uiPriority w:val="0"/>
     <w:pPr>
       <w:spacing w:after="600" w:afterLines="600"/>
     </w:pPr>
     <w:rPr>
-      <w:rFonts w:ascii="宋体" w:eastAsia="宋体" w:hAnsi="宋体" w:cs="宋体" w:hint="eastAsia"/>
+      <w:rFonts w:hint="eastAsia" w:ascii="宋体" w:hAnsi="宋体" w:eastAsia="宋体" w:cs="宋体"/>
       <w:bCs/>
       <w:spacing w:val="-6"/>
       <w:sz w:val="52"/>
       <w:szCs w:val="52"/>
     </w:rPr>
   </w:style>
-  <w:style w:type="paragraph" w:customStyle="1" w:styleId="a0">
+  <w:style w:type="paragraph" w:customStyle="1" w:styleId="25">
     <w:name w:val="柴_文档名"/>
-    <w:basedOn w:val="Title"/>
+    <w:basedOn w:val="19"/>
     <w:qFormat/>
+    <w:uiPriority w:val="0"/>
     <w:pPr>
       <w:spacing w:after="900" w:afterLines="900"/>
     </w:pPr>
     <w:rPr>
-      <w:rFonts w:ascii="黑体" w:eastAsia="黑体" w:hAnsi="黑体" w:cs="黑体"/>
+      <w:rFonts w:ascii="黑体" w:hAnsi="黑体" w:eastAsia="黑体" w:cs="黑体"/>
       <w:bCs/>
       <w:spacing w:val="-7"/>
       <w:sz w:val="52"/>
       <w:szCs w:val="52"/>
     </w:rPr>
   </w:style>
-  <w:style w:type="table" w:customStyle="1" w:styleId="TableNormal0">
+  <w:style w:type="table" w:customStyle="1" w:styleId="26">
     <w:name w:val="Table Normal_0"/>
     <w:semiHidden/>
     <w:unhideWhenUsed/>
     <w:qFormat/>
+    <w:uiPriority w:val="0"/>
     <w:tblPr>
       <w:tblCellMar>
         <w:top w:w="0" w:type="dxa"/>
@@ -4130,81 +4799,87 @@
       </w:tblCellMar>
     </w:tblPr>
   </w:style>
-  <w:style w:type="paragraph" w:customStyle="1" w:styleId="TableText">
+  <w:style w:type="paragraph" w:customStyle="1" w:styleId="27">
     <w:name w:val="Table Text"/>
-    <w:basedOn w:val="Normal"/>
+    <w:basedOn w:val="1"/>
     <w:semiHidden/>
     <w:qFormat/>
+    <w:uiPriority w:val="0"/>
     <w:rPr>
-      <w:rFonts w:ascii="宋体" w:eastAsia="宋体" w:hAnsi="宋体" w:cs="宋体"/>
+      <w:rFonts w:ascii="宋体" w:hAnsi="宋体" w:eastAsia="宋体" w:cs="宋体"/>
       <w:sz w:val="21"/>
       <w:szCs w:val="21"/>
       <w:lang w:val="en-US" w:eastAsia="en-US" w:bidi="ar-SA"/>
     </w:rPr>
   </w:style>
-  <w:style w:type="paragraph" w:customStyle="1" w:styleId="1">
+  <w:style w:type="paragraph" w:customStyle="1" w:styleId="28">
     <w:name w:val="柴_标题1"/>
-    <w:basedOn w:val="Heading1"/>
-    <w:next w:val="a1"/>
-    <w:link w:val="1Char"/>
+    <w:basedOn w:val="2"/>
+    <w:next w:val="29"/>
+    <w:link w:val="38"/>
     <w:qFormat/>
+    <w:uiPriority w:val="0"/>
     <w:pPr>
       <w:spacing w:before="100" w:after="90" w:line="360" w:lineRule="auto"/>
     </w:pPr>
     <w:rPr>
-      <w:rFonts w:ascii="Arial" w:eastAsia="宋体" w:hAnsi="Arial"/>
+      <w:rFonts w:ascii="Arial" w:hAnsi="Arial" w:eastAsia="宋体"/>
       <w:sz w:val="32"/>
     </w:rPr>
   </w:style>
-  <w:style w:type="paragraph" w:customStyle="1" w:styleId="a1">
+  <w:style w:type="paragraph" w:customStyle="1" w:styleId="29">
     <w:name w:val="柴_正文"/>
-    <w:basedOn w:val="BodyText"/>
-    <w:link w:val="Char"/>
+    <w:basedOn w:val="12"/>
+    <w:link w:val="42"/>
     <w:qFormat/>
+    <w:uiPriority w:val="0"/>
     <w:pPr>
       <w:spacing w:line="360" w:lineRule="auto"/>
       <w:ind w:firstLine="470" w:firstLineChars="200"/>
     </w:pPr>
     <w:rPr>
-      <w:rFonts w:ascii="Arial" w:eastAsia="宋体" w:hAnsi="Arial"/>
+      <w:rFonts w:ascii="Arial" w:hAnsi="Arial" w:eastAsia="宋体"/>
       <w:sz w:val="24"/>
       <w:lang w:eastAsia="zh-CN"/>
     </w:rPr>
   </w:style>
-  <w:style w:type="paragraph" w:customStyle="1" w:styleId="2">
+  <w:style w:type="paragraph" w:customStyle="1" w:styleId="30">
     <w:name w:val="柴_标题2"/>
-    <w:basedOn w:val="Heading2"/>
-    <w:next w:val="a1"/>
+    <w:basedOn w:val="3"/>
+    <w:next w:val="29"/>
     <w:qFormat/>
+    <w:uiPriority w:val="0"/>
     <w:pPr>
       <w:spacing w:line="360" w:lineRule="auto"/>
     </w:pPr>
     <w:rPr>
-      <w:rFonts w:ascii="Arial" w:eastAsia="宋体" w:hAnsi="Arial"/>
+      <w:rFonts w:ascii="Arial" w:hAnsi="Arial" w:eastAsia="宋体"/>
       <w:sz w:val="28"/>
     </w:rPr>
   </w:style>
-  <w:style w:type="paragraph" w:customStyle="1" w:styleId="3">
+  <w:style w:type="paragraph" w:customStyle="1" w:styleId="31">
     <w:name w:val="柴_标题3"/>
-    <w:basedOn w:val="Heading3"/>
-    <w:next w:val="a1"/>
+    <w:basedOn w:val="4"/>
+    <w:next w:val="29"/>
     <w:qFormat/>
+    <w:uiPriority w:val="0"/>
     <w:pPr>
       <w:spacing w:line="360" w:lineRule="auto"/>
       <w:ind w:left="0" w:firstLine="472" w:firstLineChars="200"/>
     </w:pPr>
     <w:rPr>
-      <w:rFonts w:ascii="宋体" w:eastAsia="宋体" w:hAnsi="宋体" w:cs="宋体"/>
+      <w:rFonts w:ascii="宋体" w:hAnsi="宋体" w:eastAsia="宋体" w:cs="宋体"/>
       <w:spacing w:val="-2"/>
       <w:sz w:val="24"/>
       <w:szCs w:val="24"/>
     </w:rPr>
   </w:style>
-  <w:style w:type="paragraph" w:customStyle="1" w:styleId="a2">
+  <w:style w:type="paragraph" w:customStyle="1" w:styleId="32">
     <w:name w:val="柴_目录"/>
-    <w:basedOn w:val="Normal"/>
-    <w:next w:val="BodyText"/>
+    <w:basedOn w:val="1"/>
+    <w:next w:val="12"/>
     <w:qFormat/>
+    <w:uiPriority w:val="0"/>
     <w:pPr>
       <w:tabs>
         <w:tab w:val="right" w:leader="dot" w:pos="8442"/>
@@ -4212,59 +4887,64 @@
       <w:ind w:left="0" w:leftChars="0"/>
     </w:pPr>
     <w:rPr>
-      <w:rFonts w:ascii="Arial" w:eastAsia="Microsoft JhengHei" w:hAnsi="Arial"/>
+      <w:rFonts w:ascii="Arial" w:hAnsi="Arial" w:eastAsia="Microsoft JhengHei"/>
       <w:sz w:val="24"/>
     </w:rPr>
   </w:style>
-  <w:style w:type="paragraph" w:customStyle="1" w:styleId="WPSOffice1">
+  <w:style w:type="paragraph" w:customStyle="1" w:styleId="33">
     <w:name w:val="WPSOffice手动目录 1"/>
     <w:qFormat/>
+    <w:uiPriority w:val="0"/>
     <w:pPr>
       <w:ind w:leftChars="0"/>
     </w:pPr>
     <w:rPr>
-      <w:rFonts w:ascii="Times New Roman" w:eastAsia="宋体" w:hAnsi="Times New Roman" w:cs="Times New Roman"/>
+      <w:rFonts w:ascii="Times New Roman" w:hAnsi="Times New Roman" w:eastAsia="宋体" w:cs="Times New Roman"/>
       <w:sz w:val="20"/>
       <w:szCs w:val="20"/>
     </w:rPr>
   </w:style>
-  <w:style w:type="paragraph" w:customStyle="1" w:styleId="WPSOffice2">
+  <w:style w:type="paragraph" w:customStyle="1" w:styleId="34">
     <w:name w:val="WPSOffice手动目录 2"/>
     <w:qFormat/>
+    <w:uiPriority w:val="0"/>
     <w:pPr>
       <w:ind w:leftChars="200"/>
     </w:pPr>
     <w:rPr>
-      <w:rFonts w:ascii="Times New Roman" w:eastAsia="宋体" w:hAnsi="Times New Roman" w:cs="Times New Roman"/>
+      <w:rFonts w:ascii="Times New Roman" w:hAnsi="Times New Roman" w:eastAsia="宋体" w:cs="Times New Roman"/>
       <w:sz w:val="20"/>
       <w:szCs w:val="20"/>
     </w:rPr>
   </w:style>
-  <w:style w:type="paragraph" w:customStyle="1" w:styleId="WPSOffice3">
+  <w:style w:type="paragraph" w:customStyle="1" w:styleId="35">
     <w:name w:val="WPSOffice手动目录 3"/>
     <w:qFormat/>
+    <w:uiPriority w:val="0"/>
     <w:pPr>
       <w:ind w:leftChars="400"/>
     </w:pPr>
     <w:rPr>
-      <w:rFonts w:ascii="Times New Roman" w:eastAsia="宋体" w:hAnsi="Times New Roman" w:cs="Times New Roman"/>
+      <w:rFonts w:ascii="Times New Roman" w:hAnsi="Times New Roman" w:eastAsia="宋体" w:cs="Times New Roman"/>
       <w:sz w:val="20"/>
       <w:szCs w:val="20"/>
     </w:rPr>
   </w:style>
-  <w:style w:type="paragraph" w:customStyle="1" w:styleId="Compact">
+  <w:style w:type="paragraph" w:customStyle="1" w:styleId="36">
     <w:name w:val="Compact"/>
-    <w:basedOn w:val="BodyText"/>
+    <w:basedOn w:val="12"/>
     <w:qFormat/>
+    <w:uiPriority w:val="0"/>
     <w:pPr>
       <w:spacing w:before="36" w:after="36"/>
     </w:pPr>
   </w:style>
-  <w:style w:type="table" w:customStyle="1" w:styleId="Table">
+  <w:style w:type="table" w:customStyle="1" w:styleId="37">
     <w:name w:val="Table"/>
     <w:semiHidden/>
     <w:unhideWhenUsed/>
     <w:qFormat/>
+    <w:uiPriority w:val="0"/>
     <w:tblPr>
       <w:tblCellMar>
         <w:top w:w="0" w:type="dxa"/>
@@ -4276,26 +4956,28 @@
     <w:tblStylePr w:type="firstRow">
       <w:tcPr>
         <w:tcBorders>
-          <w:bottom w:val="single" w:sz="0" w:space="0" w:color="auto"/>
+          <w:bottom w:val="single" w:color="auto" w:sz="0" w:space="0"/>
         </w:tcBorders>
         <w:vAlign w:val="bottom"/>
       </w:tcPr>
     </w:tblStylePr>
   </w:style>
-  <w:style w:type="character" w:customStyle="1" w:styleId="1Char">
+  <w:style w:type="character" w:customStyle="1" w:styleId="38">
     <w:name w:val="柴_标题1 Char"/>
-    <w:link w:val="1"/>
+    <w:link w:val="28"/>
     <w:qFormat/>
+    <w:uiPriority w:val="0"/>
     <w:rPr>
-      <w:rFonts w:ascii="Arial" w:eastAsia="宋体" w:hAnsi="Arial"/>
+      <w:rFonts w:ascii="Arial" w:hAnsi="Arial" w:eastAsia="宋体"/>
       <w:sz w:val="32"/>
     </w:rPr>
   </w:style>
-  <w:style w:type="table" w:customStyle="1" w:styleId="TableNormal1">
+  <w:style w:type="table" w:customStyle="1" w:styleId="39">
     <w:name w:val="Table Normal_1"/>
     <w:semiHidden/>
     <w:unhideWhenUsed/>
     <w:qFormat/>
+    <w:uiPriority w:val="0"/>
     <w:tblPr>
       <w:tblCellMar>
         <w:top w:w="0" w:type="dxa"/>
@@ -4305,10 +4987,11 @@
       </w:tblCellMar>
     </w:tblPr>
   </w:style>
-  <w:style w:type="paragraph" w:customStyle="1" w:styleId="a3">
+  <w:style w:type="paragraph" w:customStyle="1" w:styleId="40">
     <w:name w:val="柴_正文_无缩进"/>
-    <w:basedOn w:val="Normal"/>
+    <w:basedOn w:val="1"/>
     <w:qFormat/>
+    <w:uiPriority w:val="0"/>
     <w:pPr>
       <w:ind w:firstLine="0" w:firstLineChars="0"/>
     </w:pPr>
@@ -4318,29 +5001,31 @@
       <w:lang w:eastAsia="zh-CN"/>
     </w:rPr>
   </w:style>
-  <w:style w:type="paragraph" w:customStyle="1" w:styleId="4">
+  <w:style w:type="paragraph" w:customStyle="1" w:styleId="41">
     <w:name w:val="柴_标题4"/>
-    <w:basedOn w:val="Heading4"/>
-    <w:next w:val="Normal"/>
+    <w:basedOn w:val="5"/>
+    <w:next w:val="1"/>
     <w:qFormat/>
+    <w:uiPriority w:val="0"/>
     <w:pPr>
       <w:widowControl w:val="0"/>
       <w:spacing w:before="160" w:line="360" w:lineRule="auto"/>
-      <w:ind w:left="981" w:hanging="862" w:leftChars="300"/>
+      <w:ind w:left="981" w:leftChars="300" w:hanging="862"/>
     </w:pPr>
     <w:rPr>
-      <w:rFonts w:ascii="Calibri" w:eastAsia="宋体" w:hAnsi="Calibri" w:cs="宋体" w:hint="eastAsia"/>
+      <w:rFonts w:hint="eastAsia" w:ascii="Calibri" w:hAnsi="Calibri" w:eastAsia="宋体" w:cs="宋体"/>
       <w:sz w:val="24"/>
       <w:szCs w:val="24"/>
       <w:lang w:eastAsia="zh-CN" w:bidi="zh-CN"/>
     </w:rPr>
   </w:style>
-  <w:style w:type="character" w:customStyle="1" w:styleId="Char">
+  <w:style w:type="character" w:customStyle="1" w:styleId="42">
     <w:name w:val="柴_正文 Char"/>
-    <w:link w:val="a1"/>
+    <w:link w:val="29"/>
     <w:qFormat/>
+    <w:uiPriority w:val="0"/>
     <w:rPr>
-      <w:rFonts w:ascii="Arial" w:eastAsia="宋体" w:hAnsi="Arial"/>
+      <w:rFonts w:ascii="Arial" w:hAnsi="Arial" w:eastAsia="宋体"/>
       <w:sz w:val="24"/>
       <w:lang w:eastAsia="zh-CN"/>
     </w:rPr>
